--- a/zht/docx/119.content.docx
+++ b/zht/docx/119.content.docx
@@ -149,7 +149,7 @@
         <w:rPr>
           <w:lang w:val="zh_TW" w:bidi="zh_TW"/>
         </w:rPr>
-        <w:t>sai</w:t>
+        <w:t>rong</w:t>
       </w:r>
       <w:r>
         <w:rPr>
@@ -212,7 +212,7 @@
         <w:rPr>
           <w:lang w:val="zh_TW" w:bidi="zh_TW"/>
         </w:rPr>
-        <w:t>塞特</w:t>
+        <w:t>榮耀</w:t>
       </w:r>
       <w:r>
         <w:rPr>
@@ -231,79 +231,18 @@
         <w:rPr>
           <w:lang w:val="zh_TW" w:bidi="zh_TW"/>
         </w:rPr>
-        <w:t>亞當和夏娃的第三個兒子。他取代了被該隱殺害的亞伯（</w:t>
-      </w:r>
-      <w:hyperlink r:id="rId13">
-        <w:r>
-          <w:rPr>
-            <w:lang w:val="zh_TW" w:bidi="zh_TW"/>
-          </w:rPr>
-          <w:rPr>
-            <w:color w:val="0000EE"/>
-            <w:u w:val="single"/>
-          </w:rPr>
-          <w:t>創4:25</w:t>
-        </w:r>
-      </w:hyperlink>
-      <w:r>
-        <w:rPr>
-          <w:lang w:val="zh_TW" w:bidi="zh_TW"/>
-        </w:rPr>
-        <w:t>）。在</w:t>
-      </w:r>
-      <w:hyperlink r:id="rId14">
-        <w:r>
-          <w:rPr>
-            <w:lang w:val="zh_TW" w:bidi="zh_TW"/>
-          </w:rPr>
-          <w:rPr>
-            <w:color w:val="0000EE"/>
-            <w:u w:val="single"/>
-          </w:rPr>
-          <w:t>創世記五章3至8節</w:t>
-        </w:r>
-      </w:hyperlink>
-      <w:r>
-        <w:rPr>
-          <w:lang w:val="zh_TW" w:bidi="zh_TW"/>
-        </w:rPr>
-        <w:t>、</w:t>
-      </w:r>
-      <w:hyperlink r:id="rId15">
-        <w:r>
-          <w:rPr>
-            <w:lang w:val="zh_TW" w:bidi="zh_TW"/>
-          </w:rPr>
-          <w:rPr>
-            <w:color w:val="0000EE"/>
-            <w:u w:val="single"/>
-          </w:rPr>
-          <w:t>歷代志上一章1節</w:t>
-        </w:r>
-      </w:hyperlink>
-      <w:r>
-        <w:rPr>
-          <w:lang w:val="zh_TW" w:bidi="zh_TW"/>
-        </w:rPr>
-        <w:t>（有英文譯本拼寫為Sheth），以及</w:t>
-      </w:r>
-      <w:hyperlink r:id="rId16">
-        <w:r>
-          <w:rPr>
-            <w:lang w:val="zh_TW" w:bidi="zh_TW"/>
-          </w:rPr>
-          <w:rPr>
-            <w:color w:val="0000EE"/>
-            <w:u w:val="single"/>
-          </w:rPr>
-          <w:t>路加福音三章38節</w:t>
-        </w:r>
-      </w:hyperlink>
-      <w:r>
-        <w:rPr>
-          <w:lang w:val="zh_TW" w:bidi="zh_TW"/>
-        </w:rPr>
-        <w:t>的家譜中，塞特被記載為亞當的長子。耶穌正是藉著塞特的譜系而生。塞特是以挪士的父親，並活了912年。</w:t>
+        <w:t>神的獨特的榮光及其對人的影響。</w:t>
+      </w:r>
+    </w:p>
+    <w:p>
+      <w:pPr>
+        <w:pStyle w:val="Heading3"/>
+      </w:pPr>
+      <w:r>
+        <w:rPr>
+          <w:lang w:val="zh_TW" w:bidi="zh_TW"/>
+        </w:rPr>
+        <w:t>神的榮耀</w:t>
       </w:r>
     </w:p>
     <w:p>
@@ -315,16 +254,2046 @@
       </w:r>
       <w:r>
         <w:rPr>
+          <w:lang w:val="zh_TW" w:bidi="zh_TW"/>
+        </w:rPr>
+        <w:t>神的榮耀可以從兩個方面來描述：（1）作為一種普遍的屬性（attribute)；（2）作為指特定歷史中祂臨在的顯現。</w:t>
+      </w:r>
+    </w:p>
+    <w:p>
+      <w:pPr>
+        <w:pStyle w:val="Heading4"/>
+      </w:pPr>
+      <w:r>
+        <w:rPr>
+          <w:lang w:val="zh_TW" w:bidi="zh_TW"/>
+        </w:rPr>
+        <w:t>作為屬性</w:t>
+      </w:r>
+    </w:p>
+    <w:p>
+      <w:pPr/>
+      <w:r>
+        <w:rPr>
+          <w:lang w:val="zh_TW" w:bidi="zh_TW"/>
+        </w:rPr>
+      </w:r>
+      <w:r>
+        <w:rPr>
+          <w:lang w:val="zh_TW" w:bidi="zh_TW"/>
+        </w:rPr>
+        <w:t>神的榮耀主要指祂的威嚴之美和和榮光，也指祂品格的彰顯（</w:t>
+      </w:r>
+      <w:hyperlink r:id="rId13">
+        <w:r>
+          <w:rPr>
+            <w:lang w:val="zh_TW" w:bidi="zh_TW"/>
+          </w:rPr>
+          <w:rPr>
+            <w:color w:val="0000EE"/>
+            <w:u w:val="single"/>
+          </w:rPr>
+          <w:t>羅3:23</w:t>
+        </w:r>
+      </w:hyperlink>
+      <w:r>
+        <w:rPr>
+          <w:lang w:val="zh_TW" w:bidi="zh_TW"/>
+        </w:rPr>
+        <w:t>）。聖經記載讚美祂榮耀的名（</w:t>
+      </w:r>
+      <w:hyperlink r:id="rId14">
+        <w:r>
+          <w:rPr>
+            <w:lang w:val="zh_TW" w:bidi="zh_TW"/>
+          </w:rPr>
+          <w:rPr>
+            <w:color w:val="0000EE"/>
+            <w:u w:val="single"/>
+          </w:rPr>
+          <w:t>尼9:5</w:t>
+        </w:r>
+      </w:hyperlink>
+      <w:r>
+        <w:rPr>
+          <w:lang w:val="zh_TW" w:bidi="zh_TW"/>
+        </w:rPr>
+        <w:t>），稱祂為榮耀的父（</w:t>
+      </w:r>
+      <w:hyperlink r:id="rId15">
+        <w:r>
+          <w:rPr>
+            <w:lang w:val="zh_TW" w:bidi="zh_TW"/>
+          </w:rPr>
+          <w:rPr>
+            <w:color w:val="0000EE"/>
+            <w:u w:val="single"/>
+          </w:rPr>
+          <w:t>弗1:17</w:t>
+        </w:r>
+      </w:hyperlink>
+      <w:r>
+        <w:rPr>
+          <w:lang w:val="zh_TW" w:bidi="zh_TW"/>
+        </w:rPr>
+        <w:t>）和榮耀的王（</w:t>
+      </w:r>
+      <w:hyperlink r:id="rId16">
+        <w:r>
+          <w:rPr>
+            <w:lang w:val="zh_TW" w:bidi="zh_TW"/>
+          </w:rPr>
+          <w:rPr>
+            <w:color w:val="0000EE"/>
+            <w:u w:val="single"/>
+          </w:rPr>
+          <w:t>詩24篇</w:t>
+        </w:r>
+      </w:hyperlink>
+      <w:r>
+        <w:rPr>
+          <w:lang w:val="zh_TW" w:bidi="zh_TW"/>
+        </w:rPr>
+        <w:t>）；祂被高舉在諸天之上，祂的榮耀遍滿全地（</w:t>
+      </w:r>
+      <w:hyperlink r:id="rId17">
+        <w:r>
+          <w:rPr>
+            <w:lang w:val="zh_TW" w:bidi="zh_TW"/>
+          </w:rPr>
+          <w:rPr>
+            <w:color w:val="0000EE"/>
+            <w:u w:val="single"/>
+          </w:rPr>
+          <w:t>詩57:5、11，</w:t>
+        </w:r>
+      </w:hyperlink>
+      <w:hyperlink r:id="rId18">
+        <w:r>
+          <w:rPr>
+            <w:lang w:val="zh_TW" w:bidi="zh_TW"/>
+          </w:rPr>
+          <w:rPr>
+            <w:color w:val="0000EE"/>
+            <w:u w:val="single"/>
+          </w:rPr>
+          <w:t>108:5，</w:t>
+        </w:r>
+      </w:hyperlink>
+      <w:hyperlink r:id="rId19">
+        <w:r>
+          <w:rPr>
+            <w:lang w:val="zh_TW" w:bidi="zh_TW"/>
+          </w:rPr>
+          <w:rPr>
+            <w:color w:val="0000EE"/>
+            <w:u w:val="single"/>
+          </w:rPr>
+          <w:t>113:4</w:t>
+        </w:r>
+      </w:hyperlink>
+      <w:r>
+        <w:rPr>
+          <w:lang w:val="zh_TW" w:bidi="zh_TW"/>
+        </w:rPr>
+        <w:t>）。祂是榮耀的神，曾向舊約的族長顯現（</w:t>
+      </w:r>
+      <w:hyperlink r:id="rId20">
+        <w:r>
+          <w:rPr>
+            <w:lang w:val="zh_TW" w:bidi="zh_TW"/>
+          </w:rPr>
+          <w:rPr>
+            <w:color w:val="0000EE"/>
+            <w:u w:val="single"/>
+          </w:rPr>
+          <w:t>徒7:2</w:t>
+        </w:r>
+      </w:hyperlink>
+      <w:r>
+        <w:rPr>
+          <w:lang w:val="zh_TW" w:bidi="zh_TW"/>
+        </w:rPr>
+        <w:t>）。祂嫉妒地維護祂的榮耀，不容讓歸予他人（</w:t>
+      </w:r>
+      <w:hyperlink r:id="rId21">
+        <w:r>
+          <w:rPr>
+            <w:lang w:val="zh_TW" w:bidi="zh_TW"/>
+          </w:rPr>
+          <w:rPr>
+            <w:color w:val="0000EE"/>
+            <w:u w:val="single"/>
+          </w:rPr>
+          <w:t>賽42:8</w:t>
+        </w:r>
+      </w:hyperlink>
+      <w:r>
+        <w:rPr>
+          <w:lang w:val="zh_TW" w:bidi="zh_TW"/>
+        </w:rPr>
+        <w:t>）；祂的作為旨在榮耀祂自己（</w:t>
+      </w:r>
+      <w:hyperlink r:id="rId22">
+        <w:r>
+          <w:rPr>
+            <w:lang w:val="zh_TW" w:bidi="zh_TW"/>
+          </w:rPr>
+          <w:rPr>
+            <w:color w:val="0000EE"/>
+            <w:u w:val="single"/>
+          </w:rPr>
+          <w:t>詩79:9</w:t>
+        </w:r>
+      </w:hyperlink>
+      <w:r>
+        <w:rPr>
+          <w:lang w:val="zh_TW" w:bidi="zh_TW"/>
+        </w:rPr>
+        <w:t>；</w:t>
+      </w:r>
+      <w:hyperlink r:id="rId23">
+        <w:r>
+          <w:rPr>
+            <w:lang w:val="zh_TW" w:bidi="zh_TW"/>
+          </w:rPr>
+          <w:rPr>
+            <w:color w:val="0000EE"/>
+            <w:u w:val="single"/>
+          </w:rPr>
+          <w:t>賽48:11</w:t>
+        </w:r>
+      </w:hyperlink>
+      <w:r>
+        <w:rPr>
+          <w:lang w:val="zh_TW" w:bidi="zh_TW"/>
+        </w:rPr>
+        <w:t>）。</w:t>
+      </w:r>
+    </w:p>
+    <w:p>
+      <w:pPr/>
+      <w:r>
+        <w:rPr>
+          <w:lang w:val="zh_TW" w:bidi="zh_TW"/>
+        </w:rPr>
+      </w:r>
+      <w:r>
+        <w:rPr>
+          <w:lang w:val="zh_TW" w:bidi="zh_TW"/>
+        </w:rPr>
+        <w:t>神的榮耀由受造之物所宣揚（</w:t>
+      </w:r>
+      <w:hyperlink r:id="rId24">
+        <w:r>
+          <w:rPr>
+            <w:lang w:val="zh_TW" w:bidi="zh_TW"/>
+          </w:rPr>
+          <w:rPr>
+            <w:color w:val="0000EE"/>
+            <w:u w:val="single"/>
+          </w:rPr>
+          <w:t>詩19:1，</w:t>
+        </w:r>
+      </w:hyperlink>
+      <w:hyperlink r:id="rId25">
+        <w:r>
+          <w:rPr>
+            <w:lang w:val="zh_TW" w:bidi="zh_TW"/>
+          </w:rPr>
+          <w:rPr>
+            <w:color w:val="0000EE"/>
+            <w:u w:val="single"/>
+          </w:rPr>
+          <w:t>97:6</w:t>
+        </w:r>
+      </w:hyperlink>
+      <w:r>
+        <w:rPr>
+          <w:lang w:val="zh_TW" w:bidi="zh_TW"/>
+        </w:rPr>
+        <w:t>；</w:t>
+      </w:r>
+      <w:hyperlink r:id="rId26">
+        <w:r>
+          <w:rPr>
+            <w:lang w:val="zh_TW" w:bidi="zh_TW"/>
+          </w:rPr>
+          <w:rPr>
+            <w:color w:val="0000EE"/>
+            <w:u w:val="single"/>
+          </w:rPr>
+          <w:t>羅1:20</w:t>
+        </w:r>
+      </w:hyperlink>
+      <w:r>
+        <w:rPr>
+          <w:lang w:val="zh_TW" w:bidi="zh_TW"/>
+        </w:rPr>
+        <w:t>），也藉著祂拯救和解救的偉大行動彰顯（</w:t>
+      </w:r>
+      <w:hyperlink r:id="rId27">
+        <w:r>
+          <w:rPr>
+            <w:lang w:val="zh_TW" w:bidi="zh_TW"/>
+          </w:rPr>
+          <w:rPr>
+            <w:color w:val="0000EE"/>
+            <w:u w:val="single"/>
+          </w:rPr>
+          <w:t>代上16:24</w:t>
+        </w:r>
+      </w:hyperlink>
+      <w:r>
+        <w:rPr>
+          <w:lang w:val="zh_TW" w:bidi="zh_TW"/>
+        </w:rPr>
+        <w:t>；</w:t>
+      </w:r>
+      <w:hyperlink r:id="rId28">
+        <w:r>
+          <w:rPr>
+            <w:lang w:val="zh_TW" w:bidi="zh_TW"/>
+          </w:rPr>
+          <w:rPr>
+            <w:color w:val="0000EE"/>
+            <w:u w:val="single"/>
+          </w:rPr>
+          <w:t>詩72:18–19，</w:t>
+        </w:r>
+      </w:hyperlink>
+      <w:hyperlink r:id="rId29">
+        <w:r>
+          <w:rPr>
+            <w:lang w:val="zh_TW" w:bidi="zh_TW"/>
+          </w:rPr>
+          <w:rPr>
+            <w:color w:val="0000EE"/>
+            <w:u w:val="single"/>
+          </w:rPr>
+          <w:t>96:3，</w:t>
+        </w:r>
+      </w:hyperlink>
+      <w:hyperlink r:id="rId30">
+        <w:r>
+          <w:rPr>
+            <w:lang w:val="zh_TW" w:bidi="zh_TW"/>
+          </w:rPr>
+          <w:rPr>
+            <w:color w:val="0000EE"/>
+            <w:u w:val="single"/>
+          </w:rPr>
+          <w:t>145:10–12</w:t>
+        </w:r>
+      </w:hyperlink>
+      <w:r>
+        <w:rPr>
+          <w:lang w:val="zh_TW" w:bidi="zh_TW"/>
+        </w:rPr>
+        <w:t>；</w:t>
+      </w:r>
+      <w:hyperlink r:id="rId31">
+        <w:r>
+          <w:rPr>
+            <w:lang w:val="zh_TW" w:bidi="zh_TW"/>
+          </w:rPr>
+          <w:rPr>
+            <w:color w:val="0000EE"/>
+            <w:u w:val="single"/>
+          </w:rPr>
+          <w:t>約11:4、40</w:t>
+        </w:r>
+      </w:hyperlink>
+      <w:r>
+        <w:rPr>
+          <w:lang w:val="zh_TW" w:bidi="zh_TW"/>
+        </w:rPr>
+        <w:t>）。祂的榮耀是人讚美祂的主題（</w:t>
+      </w:r>
+      <w:hyperlink r:id="rId32">
+        <w:r>
+          <w:rPr>
+            <w:lang w:val="zh_TW" w:bidi="zh_TW"/>
+          </w:rPr>
+          <w:rPr>
+            <w:color w:val="0000EE"/>
+            <w:u w:val="single"/>
+          </w:rPr>
+          <w:t>代上16:24–29</w:t>
+        </w:r>
+      </w:hyperlink>
+      <w:r>
+        <w:rPr>
+          <w:lang w:val="zh_TW" w:bidi="zh_TW"/>
+        </w:rPr>
+        <w:t>；</w:t>
+      </w:r>
+      <w:hyperlink r:id="rId33">
+        <w:r>
+          <w:rPr>
+            <w:lang w:val="zh_TW" w:bidi="zh_TW"/>
+          </w:rPr>
+          <w:rPr>
+            <w:color w:val="0000EE"/>
+            <w:u w:val="single"/>
+          </w:rPr>
+          <w:t>詩29:1–2、9，</w:t>
+        </w:r>
+      </w:hyperlink>
+      <w:hyperlink r:id="rId34">
+        <w:r>
+          <w:rPr>
+            <w:lang w:val="zh_TW" w:bidi="zh_TW"/>
+          </w:rPr>
+          <w:rPr>
+            <w:color w:val="0000EE"/>
+            <w:u w:val="single"/>
+          </w:rPr>
+          <w:t>66:1–2，</w:t>
+        </w:r>
+      </w:hyperlink>
+      <w:hyperlink r:id="rId35">
+        <w:r>
+          <w:rPr>
+            <w:lang w:val="zh_TW" w:bidi="zh_TW"/>
+          </w:rPr>
+          <w:rPr>
+            <w:color w:val="0000EE"/>
+            <w:u w:val="single"/>
+          </w:rPr>
+          <w:t>96:7–8，</w:t>
+        </w:r>
+      </w:hyperlink>
+      <w:hyperlink r:id="rId36">
+        <w:r>
+          <w:rPr>
+            <w:lang w:val="zh_TW" w:bidi="zh_TW"/>
+          </w:rPr>
+          <w:rPr>
+            <w:color w:val="0000EE"/>
+            <w:u w:val="single"/>
+          </w:rPr>
+          <w:t>115:1</w:t>
+        </w:r>
+      </w:hyperlink>
+      <w:r>
+        <w:rPr>
+          <w:lang w:val="zh_TW" w:bidi="zh_TW"/>
+        </w:rPr>
+        <w:t>；</w:t>
+      </w:r>
+      <w:hyperlink r:id="rId37">
+        <w:r>
+          <w:rPr>
+            <w:lang w:val="zh_TW" w:bidi="zh_TW"/>
+          </w:rPr>
+          <w:rPr>
+            <w:color w:val="0000EE"/>
+            <w:u w:val="single"/>
+          </w:rPr>
+          <w:t>賽42:12</w:t>
+        </w:r>
+      </w:hyperlink>
+      <w:r>
+        <w:rPr>
+          <w:lang w:val="zh_TW" w:bidi="zh_TW"/>
+        </w:rPr>
+        <w:t>；</w:t>
+      </w:r>
+      <w:hyperlink r:id="rId38">
+        <w:r>
+          <w:rPr>
+            <w:lang w:val="zh_TW" w:bidi="zh_TW"/>
+          </w:rPr>
+          <w:rPr>
+            <w:color w:val="0000EE"/>
+            <w:u w:val="single"/>
+          </w:rPr>
+          <w:t>羅4:20</w:t>
+        </w:r>
+      </w:hyperlink>
+      <w:r>
+        <w:rPr>
+          <w:lang w:val="zh_TW" w:bidi="zh_TW"/>
+        </w:rPr>
+        <w:t>；</w:t>
+      </w:r>
+      <w:hyperlink r:id="rId39">
+        <w:r>
+          <w:rPr>
+            <w:lang w:val="zh_TW" w:bidi="zh_TW"/>
+          </w:rPr>
+          <w:rPr>
+            <w:color w:val="0000EE"/>
+            <w:u w:val="single"/>
+          </w:rPr>
+          <w:t>腓2:9–11</w:t>
+        </w:r>
+      </w:hyperlink>
+      <w:r>
+        <w:rPr>
+          <w:lang w:val="zh_TW" w:bidi="zh_TW"/>
+        </w:rPr>
+        <w:t>）。</w:t>
+      </w:r>
+    </w:p>
+    <w:p>
+      <w:pPr>
+        <w:pStyle w:val="Heading4"/>
+      </w:pPr>
+      <w:r>
+        <w:rPr>
+          <w:lang w:val="zh_TW" w:bidi="zh_TW"/>
+        </w:rPr>
+        <w:t>作為祂的臨在</w:t>
+      </w:r>
+    </w:p>
+    <w:p>
+      <w:pPr/>
+      <w:r>
+        <w:rPr>
+          <w:lang w:val="zh_TW" w:bidi="zh_TW"/>
+        </w:rPr>
+      </w:r>
+      <w:r>
+        <w:rPr>
+          <w:lang w:val="zh_TW" w:bidi="zh_TW"/>
+        </w:rPr>
+        <w:t>提到主的榮耀時，通常是指祂臨在的特定歷史顯現；這些場合通常與光和火的意象密切相關。最典型的例子是猶太拉比文獻中所稱的「舍吉拿榮耀（Shekinah Glory）」，意為「居住的榮耀」，主要指舊約中神在雲柱和火柱中的臨在。</w:t>
+      </w:r>
+    </w:p>
+    <w:p>
+      <w:pPr/>
+      <w:r>
+        <w:rPr>
+          <w:lang w:val="zh_TW" w:bidi="zh_TW"/>
+        </w:rPr>
+      </w:r>
+      <w:r>
+        <w:rPr>
+          <w:lang w:val="zh_TW" w:bidi="zh_TW"/>
+        </w:rPr>
+        <w:t>首次明確提到榮耀的雲彩的經文出現在</w:t>
+      </w:r>
+      <w:hyperlink r:id="rId40">
+        <w:r>
+          <w:rPr>
+            <w:lang w:val="zh_TW" w:bidi="zh_TW"/>
+          </w:rPr>
+          <w:rPr>
+            <w:color w:val="0000EE"/>
+            <w:u w:val="single"/>
+          </w:rPr>
+          <w:t>出埃及記十三章21至22節</w:t>
+        </w:r>
+      </w:hyperlink>
+      <w:r>
+        <w:rPr>
+          <w:lang w:val="zh_TW" w:bidi="zh_TW"/>
+        </w:rPr>
+        <w:t>。在出埃及事件中，神的榮耀顯現在雲柱和火柱中，引領百姓穿越海洋和曠野（</w:t>
+      </w:r>
+      <w:hyperlink r:id="rId41">
+        <w:r>
+          <w:rPr>
+            <w:lang w:val="zh_TW" w:bidi="zh_TW"/>
+          </w:rPr>
+          <w:rPr>
+            <w:color w:val="0000EE"/>
+            <w:u w:val="single"/>
+          </w:rPr>
+          <w:t>尼9:11–12、19</w:t>
+        </w:r>
+      </w:hyperlink>
+      <w:r>
+        <w:rPr>
+          <w:lang w:val="zh_TW" w:bidi="zh_TW"/>
+        </w:rPr>
+        <w:t>）。在西奈山，當以色列人安營在山下時，神的榮耀伴隨雲和火降臨，向摩西說話，並讓百姓看見（</w:t>
+      </w:r>
+      <w:hyperlink r:id="rId42">
+        <w:r>
+          <w:rPr>
+            <w:lang w:val="zh_TW" w:bidi="zh_TW"/>
+          </w:rPr>
+          <w:rPr>
+            <w:color w:val="0000EE"/>
+            <w:u w:val="single"/>
+          </w:rPr>
+          <w:t>出19:9、16–18，</w:t>
+        </w:r>
+      </w:hyperlink>
+      <w:hyperlink r:id="rId43">
+        <w:r>
+          <w:rPr>
+            <w:lang w:val="zh_TW" w:bidi="zh_TW"/>
+          </w:rPr>
+          <w:rPr>
+            <w:color w:val="0000EE"/>
+            <w:u w:val="single"/>
+          </w:rPr>
+          <w:t>24:15–18</w:t>
+        </w:r>
+      </w:hyperlink>
+      <w:r>
+        <w:rPr>
+          <w:lang w:val="zh_TW" w:bidi="zh_TW"/>
+        </w:rPr>
+        <w:t>；</w:t>
+      </w:r>
+      <w:hyperlink r:id="rId44">
+        <w:r>
+          <w:rPr>
+            <w:lang w:val="zh_TW" w:bidi="zh_TW"/>
+          </w:rPr>
+          <w:rPr>
+            <w:color w:val="0000EE"/>
+            <w:u w:val="single"/>
+          </w:rPr>
+          <w:t>申5:5、22–24</w:t>
+        </w:r>
+      </w:hyperlink>
+      <w:r>
+        <w:rPr>
+          <w:lang w:val="zh_TW" w:bidi="zh_TW"/>
+        </w:rPr>
+        <w:t>）。當摩西得以一睹未被雲火遮蔽的榮耀時，他的臉發光，百姓對此感到懼怕，他需要用帕子蒙上臉（</w:t>
+      </w:r>
+      <w:hyperlink r:id="rId45">
+        <w:r>
+          <w:rPr>
+            <w:lang w:val="zh_TW" w:bidi="zh_TW"/>
+          </w:rPr>
+          <w:rPr>
+            <w:color w:val="0000EE"/>
+            <w:u w:val="single"/>
+          </w:rPr>
+          <w:t>出33:18–23，</w:t>
+        </w:r>
+      </w:hyperlink>
+      <w:hyperlink r:id="rId46">
+        <w:r>
+          <w:rPr>
+            <w:lang w:val="zh_TW" w:bidi="zh_TW"/>
+          </w:rPr>
+          <w:rPr>
+            <w:color w:val="0000EE"/>
+            <w:u w:val="single"/>
+          </w:rPr>
+          <w:t>34:29–35</w:t>
+        </w:r>
+      </w:hyperlink>
+      <w:r>
+        <w:rPr>
+          <w:lang w:val="zh_TW" w:bidi="zh_TW"/>
+        </w:rPr>
+        <w:t>；</w:t>
+      </w:r>
+      <w:hyperlink r:id="rId47">
+        <w:r>
+          <w:rPr>
+            <w:lang w:val="zh_TW" w:bidi="zh_TW"/>
+          </w:rPr>
+          <w:rPr>
+            <w:color w:val="0000EE"/>
+            <w:u w:val="single"/>
+          </w:rPr>
+          <w:t>林後3:7–18</w:t>
+        </w:r>
+      </w:hyperlink>
+      <w:r>
+        <w:rPr>
+          <w:lang w:val="zh_TW" w:bidi="zh_TW"/>
+        </w:rPr>
+        <w:t>）。</w:t>
+      </w:r>
+    </w:p>
+    <w:p>
+      <w:pPr/>
+      <w:r>
+        <w:rPr>
+          <w:lang w:val="zh_TW" w:bidi="zh_TW"/>
+        </w:rPr>
+      </w:r>
+      <w:r>
+        <w:rPr>
+          <w:lang w:val="zh_TW" w:bidi="zh_TW"/>
+        </w:rPr>
+        <w:t>以色列圍繞著西奈山上的神的榮耀紮營的畫面，描繪神住在祂百姓中間的情景。當會幕完成後，百姓開始旅程時，神同在的榮耀雲彩始終停留在他們上方（</w:t>
+      </w:r>
+      <w:hyperlink r:id="rId48">
+        <w:r>
+          <w:rPr>
+            <w:lang w:val="zh_TW" w:bidi="zh_TW"/>
+          </w:rPr>
+          <w:rPr>
+            <w:color w:val="0000EE"/>
+            <w:u w:val="single"/>
+          </w:rPr>
+          <w:t>出40:34–38</w:t>
+        </w:r>
+      </w:hyperlink>
+      <w:r>
+        <w:rPr>
+          <w:lang w:val="zh_TW" w:bidi="zh_TW"/>
+        </w:rPr>
+        <w:t>；</w:t>
+      </w:r>
+      <w:hyperlink r:id="rId49">
+        <w:r>
+          <w:rPr>
+            <w:lang w:val="zh_TW" w:bidi="zh_TW"/>
+          </w:rPr>
+          <w:rPr>
+            <w:color w:val="0000EE"/>
+            <w:u w:val="single"/>
+          </w:rPr>
+          <w:t>民10:11–12</w:t>
+        </w:r>
+      </w:hyperlink>
+      <w:r>
+        <w:rPr>
+          <w:lang w:val="zh_TW" w:bidi="zh_TW"/>
+        </w:rPr>
+        <w:t>）。當他們安營時，各支派圍繞會幕紮營（</w:t>
+      </w:r>
+      <w:hyperlink r:id="rId50">
+        <w:r>
+          <w:rPr>
+            <w:lang w:val="zh_TW" w:bidi="zh_TW"/>
+          </w:rPr>
+          <w:rPr>
+            <w:color w:val="0000EE"/>
+            <w:u w:val="single"/>
+          </w:rPr>
+          <w:t>民1:50–2:2</w:t>
+        </w:r>
+      </w:hyperlink>
+      <w:r>
+        <w:rPr>
+          <w:lang w:val="zh_TW" w:bidi="zh_TW"/>
+        </w:rPr>
+        <w:t>），雲彩提醒他們，神與他們同在。後來，同樣的榮耀充滿了所羅門所建的新聖殿（</w:t>
+      </w:r>
+      <w:hyperlink r:id="rId51">
+        <w:r>
+          <w:rPr>
+            <w:lang w:val="zh_TW" w:bidi="zh_TW"/>
+          </w:rPr>
+          <w:rPr>
+            <w:color w:val="0000EE"/>
+            <w:u w:val="single"/>
+          </w:rPr>
+          <w:t>代下5:13–6:1，</w:t>
+        </w:r>
+      </w:hyperlink>
+      <w:hyperlink r:id="rId52">
+        <w:r>
+          <w:rPr>
+            <w:lang w:val="zh_TW" w:bidi="zh_TW"/>
+          </w:rPr>
+          <w:rPr>
+            <w:color w:val="0000EE"/>
+            <w:u w:val="single"/>
+          </w:rPr>
+          <w:t>7:1–3</w:t>
+        </w:r>
+      </w:hyperlink>
+      <w:r>
+        <w:rPr>
+          <w:lang w:val="zh_TW" w:bidi="zh_TW"/>
+        </w:rPr>
+        <w:t>）。詩篇作者讚頌耶路撒冷和聖殿為神榮耀的居所（</w:t>
+      </w:r>
+      <w:hyperlink r:id="rId53">
+        <w:r>
+          <w:rPr>
+            <w:lang w:val="zh_TW" w:bidi="zh_TW"/>
+          </w:rPr>
+          <w:rPr>
+            <w:color w:val="0000EE"/>
+            <w:u w:val="single"/>
+          </w:rPr>
+          <w:t>詩26:8，</w:t>
+        </w:r>
+      </w:hyperlink>
+      <w:hyperlink r:id="rId54">
+        <w:r>
+          <w:rPr>
+            <w:lang w:val="zh_TW" w:bidi="zh_TW"/>
+          </w:rPr>
+          <w:rPr>
+            <w:color w:val="0000EE"/>
+            <w:u w:val="single"/>
+          </w:rPr>
+          <w:t>63:2，</w:t>
+        </w:r>
+      </w:hyperlink>
+      <w:hyperlink r:id="rId55">
+        <w:r>
+          <w:rPr>
+            <w:lang w:val="zh_TW" w:bidi="zh_TW"/>
+          </w:rPr>
+          <w:rPr>
+            <w:color w:val="0000EE"/>
+            <w:u w:val="single"/>
+          </w:rPr>
+          <w:t>85:9</w:t>
+        </w:r>
+      </w:hyperlink>
+      <w:r>
+        <w:rPr>
+          <w:lang w:val="zh_TW" w:bidi="zh_TW"/>
+        </w:rPr>
+        <w:t>）；神住在祂百姓中間。</w:t>
+      </w:r>
+    </w:p>
+    <w:p>
+      <w:pPr/>
+      <w:r>
+        <w:rPr>
+          <w:lang w:val="zh_TW" w:bidi="zh_TW"/>
+        </w:rPr>
+      </w:r>
+      <w:r>
+        <w:rPr>
+          <w:lang w:val="zh_TW" w:bidi="zh_TW"/>
+        </w:rPr>
+        <w:t>然而，在以色列歷史的後期，他們否認神榮耀的同在（</w:t>
+      </w:r>
+      <w:hyperlink r:id="rId56">
+        <w:r>
+          <w:rPr>
+            <w:lang w:val="zh_TW" w:bidi="zh_TW"/>
+          </w:rPr>
+          <w:rPr>
+            <w:color w:val="0000EE"/>
+            <w:u w:val="single"/>
+          </w:rPr>
+          <w:t>賽3:8</w:t>
+        </w:r>
+      </w:hyperlink>
+      <w:r>
+        <w:rPr>
+          <w:lang w:val="zh_TW" w:bidi="zh_TW"/>
+        </w:rPr>
+        <w:t>），並以人手製造的偶像取代耶和華的榮耀（</w:t>
+      </w:r>
+      <w:hyperlink r:id="rId57">
+        <w:r>
+          <w:rPr>
+            <w:lang w:val="zh_TW" w:bidi="zh_TW"/>
+          </w:rPr>
+          <w:rPr>
+            <w:color w:val="0000EE"/>
+            <w:u w:val="single"/>
+          </w:rPr>
+          <w:t>詩106:20</w:t>
+        </w:r>
+      </w:hyperlink>
+      <w:r>
+        <w:rPr>
+          <w:lang w:val="zh_TW" w:bidi="zh_TW"/>
+        </w:rPr>
+        <w:t>；</w:t>
+      </w:r>
+      <w:hyperlink r:id="rId58">
+        <w:r>
+          <w:rPr>
+            <w:lang w:val="zh_TW" w:bidi="zh_TW"/>
+          </w:rPr>
+          <w:rPr>
+            <w:color w:val="0000EE"/>
+            <w:u w:val="single"/>
+          </w:rPr>
+          <w:t>耶2:10–11</w:t>
+        </w:r>
+      </w:hyperlink>
+      <w:r>
+        <w:rPr>
+          <w:lang w:val="zh_TW" w:bidi="zh_TW"/>
+        </w:rPr>
+        <w:t>；參</w:t>
+      </w:r>
+      <w:hyperlink r:id="rId59">
+        <w:r>
+          <w:rPr>
+            <w:lang w:val="zh_TW" w:bidi="zh_TW"/>
+          </w:rPr>
+          <w:rPr>
+            <w:color w:val="0000EE"/>
+            <w:u w:val="single"/>
+          </w:rPr>
+          <w:t>羅1:23</w:t>
+        </w:r>
+      </w:hyperlink>
+      <w:r>
+        <w:rPr>
+          <w:lang w:val="zh_TW" w:bidi="zh_TW"/>
+        </w:rPr>
+        <w:t>）。因他們的悖逆，審判臨到耶路撒冷，執行違背約而帶來的懲罰。神不再作悖逆祂的百姓的神（</w:t>
+      </w:r>
+      <w:hyperlink r:id="rId60">
+        <w:r>
+          <w:rPr>
+            <w:lang w:val="zh_TW" w:bidi="zh_TW"/>
+          </w:rPr>
+          <w:rPr>
+            <w:color w:val="0000EE"/>
+            <w:u w:val="single"/>
+          </w:rPr>
+          <w:t>何1:9</w:t>
+        </w:r>
+      </w:hyperlink>
+      <w:r>
+        <w:rPr>
+          <w:lang w:val="zh_TW" w:bidi="zh_TW"/>
+        </w:rPr>
+        <w:t>）。神榮耀的雲彩離開了聖殿（</w:t>
+      </w:r>
+      <w:hyperlink r:id="rId61">
+        <w:r>
+          <w:rPr>
+            <w:lang w:val="zh_TW" w:bidi="zh_TW"/>
+          </w:rPr>
+          <w:rPr>
+            <w:color w:val="0000EE"/>
+            <w:u w:val="single"/>
+          </w:rPr>
+          <w:t>結10:4、18–19，</w:t>
+        </w:r>
+      </w:hyperlink>
+      <w:hyperlink r:id="rId62">
+        <w:r>
+          <w:rPr>
+            <w:lang w:val="zh_TW" w:bidi="zh_TW"/>
+          </w:rPr>
+          <w:rPr>
+            <w:color w:val="0000EE"/>
+            <w:u w:val="single"/>
+          </w:rPr>
+          <w:t>11:22</w:t>
+        </w:r>
+      </w:hyperlink>
+      <w:r>
+        <w:rPr>
+          <w:lang w:val="zh_TW" w:bidi="zh_TW"/>
+        </w:rPr>
+        <w:t>），然後以色列人被擄（</w:t>
+      </w:r>
+      <w:hyperlink r:id="rId63">
+        <w:r>
+          <w:rPr>
+            <w:lang w:val="zh_TW" w:bidi="zh_TW"/>
+          </w:rPr>
+          <w:rPr>
+            <w:color w:val="0000EE"/>
+            <w:u w:val="single"/>
+          </w:rPr>
+          <w:t>12:1–15</w:t>
+        </w:r>
+      </w:hyperlink>
+      <w:r>
+        <w:rPr>
+          <w:lang w:val="zh_TW" w:bidi="zh_TW"/>
+        </w:rPr>
+        <w:t>）。</w:t>
+      </w:r>
+    </w:p>
+    <w:p>
+      <w:pPr/>
+      <w:r>
+        <w:rPr>
+          <w:lang w:val="zh_TW" w:bidi="zh_TW"/>
+        </w:rPr>
+      </w:r>
+      <w:r>
+        <w:rPr>
+          <w:lang w:val="zh_TW" w:bidi="zh_TW"/>
+        </w:rPr>
+        <w:t>然而，神決定在這審判中留下餘民，以重建城和聖殿。以西結在異象中看見耶和華的榮耀回到聖殿中（</w:t>
+      </w:r>
+      <w:hyperlink r:id="rId64">
+        <w:r>
+          <w:rPr>
+            <w:lang w:val="zh_TW" w:bidi="zh_TW"/>
+          </w:rPr>
+          <w:rPr>
+            <w:color w:val="0000EE"/>
+            <w:u w:val="single"/>
+          </w:rPr>
+          <w:t>結43:2–9</w:t>
+        </w:r>
+      </w:hyperlink>
+      <w:r>
+        <w:rPr>
+          <w:lang w:val="zh_TW" w:bidi="zh_TW"/>
+        </w:rPr>
+        <w:t>），這是一個榮耀回到純潔百姓並永遠與他們同住的時刻。當被擄結束、第二聖殿建造時，哈該和撒迦利亞以神榮耀將如同初建的聖殿般充滿新聖殿的應許，鼓勵百姓繼續建造，並使榮耀「住在你們中間」（</w:t>
+      </w:r>
+      <w:hyperlink r:id="rId65">
+        <w:r>
+          <w:rPr>
+            <w:lang w:val="zh_TW" w:bidi="zh_TW"/>
+          </w:rPr>
+          <w:rPr>
+            <w:color w:val="0000EE"/>
+            <w:u w:val="single"/>
+          </w:rPr>
+          <w:t>該2:3–9</w:t>
+        </w:r>
+      </w:hyperlink>
+      <w:r>
+        <w:rPr>
+          <w:lang w:val="zh_TW" w:bidi="zh_TW"/>
+        </w:rPr>
+        <w:t>；</w:t>
+      </w:r>
+      <w:hyperlink r:id="rId66">
+        <w:r>
+          <w:rPr>
+            <w:lang w:val="zh_TW" w:bidi="zh_TW"/>
+          </w:rPr>
+          <w:rPr>
+            <w:color w:val="0000EE"/>
+            <w:u w:val="single"/>
+          </w:rPr>
+          <w:t>亞2:5、10–11</w:t>
+        </w:r>
+      </w:hyperlink>
+      <w:r>
+        <w:rPr>
+          <w:lang w:val="zh_TW" w:bidi="zh_TW"/>
+        </w:rPr>
+        <w:t>）。</w:t>
+      </w:r>
+    </w:p>
+    <w:p>
+      <w:pPr>
+        <w:pStyle w:val="Heading3"/>
+      </w:pPr>
+      <w:r>
+        <w:rPr>
+          <w:lang w:val="zh_TW" w:bidi="zh_TW"/>
+        </w:rPr>
+        <w:t>耶穌基督顯出神的榮耀</w:t>
+      </w:r>
+    </w:p>
+    <w:p>
+      <w:pPr/>
+      <w:r>
+        <w:rPr>
+          <w:lang w:val="zh_TW" w:bidi="zh_TW"/>
+        </w:rPr>
+      </w:r>
+      <w:r>
+        <w:rPr>
+          <w:lang w:val="zh_TW" w:bidi="zh_TW"/>
+        </w:rPr>
+        <w:t>我們並未被告知舍吉拿榮耀是否回到第二聖殿，但聖經確告訴我們，神的榮耀藉著耶穌基督再次顯現在地上。</w:t>
+      </w:r>
+      <w:hyperlink r:id="rId67">
+        <w:r>
+          <w:rPr>
+            <w:lang w:val="zh_TW" w:bidi="zh_TW"/>
+          </w:rPr>
+          <w:rPr>
+            <w:color w:val="0000EE"/>
+            <w:u w:val="single"/>
+          </w:rPr>
+          <w:t>約翰福音一章14節</w:t>
+        </w:r>
+      </w:hyperlink>
+      <w:r>
+        <w:rPr>
+          <w:lang w:val="zh_TW" w:bidi="zh_TW"/>
+        </w:rPr>
+        <w:t>說：「道成了肉身，</w:t>
+      </w:r>
+      <w:r>
+        <w:rPr>
           <w:i/>
           <w:lang w:val="zh_TW" w:bidi="zh_TW"/>
         </w:rPr>
+        <w:t>住</w:t>
+      </w:r>
+      <w:r>
+        <w:rPr>
+          <w:lang w:val="zh_TW" w:bidi="zh_TW"/>
+        </w:rPr>
+        <w:t>在我們中間，充充滿滿地有恩典有真理。我們也見過他的</w:t>
+      </w:r>
+      <w:r>
+        <w:rPr>
+          <w:i/>
+          <w:lang w:val="zh_TW" w:bidi="zh_TW"/>
+        </w:rPr>
+        <w:t>榮光</w:t>
+      </w:r>
+      <w:r>
+        <w:rPr>
+          <w:lang w:val="zh_TW" w:bidi="zh_TW"/>
+        </w:rPr>
+        <w:t>，正是父獨生子的</w:t>
+      </w:r>
+      <w:r>
+        <w:rPr>
+          <w:i/>
+          <w:lang w:val="zh_TW" w:bidi="zh_TW"/>
+        </w:rPr>
+        <w:t>榮光</w:t>
+      </w:r>
+      <w:r>
+        <w:rPr>
+          <w:lang w:val="zh_TW" w:bidi="zh_TW"/>
+        </w:rPr>
+        <w:t>」。耶穌成為神永住榮耀的新會幕。神在耶穌裡住在人間。由於基督是（且仍是）神的真實形像，看到祂臉上的光就等於認識神的榮耀（</w:t>
+      </w:r>
+      <w:hyperlink r:id="rId68">
+        <w:r>
+          <w:rPr>
+            <w:lang w:val="zh_TW" w:bidi="zh_TW"/>
+          </w:rPr>
+          <w:rPr>
+            <w:color w:val="0000EE"/>
+            <w:u w:val="single"/>
+          </w:rPr>
+          <w:t>林後4:4–6</w:t>
+        </w:r>
+      </w:hyperlink>
+      <w:r>
+        <w:rPr>
+          <w:lang w:val="zh_TW" w:bidi="zh_TW"/>
+        </w:rPr>
+        <w:t>）。看到耶穌就是看到「外邦人的光， 又是你民以色列的榮耀」（</w:t>
+      </w:r>
+      <w:hyperlink r:id="rId69">
+        <w:r>
+          <w:rPr>
+            <w:lang w:val="zh_TW" w:bidi="zh_TW"/>
+          </w:rPr>
+          <w:rPr>
+            <w:color w:val="0000EE"/>
+            <w:u w:val="single"/>
+          </w:rPr>
+          <w:t>路2:30–32</w:t>
+        </w:r>
+      </w:hyperlink>
+      <w:r>
+        <w:rPr>
+          <w:lang w:val="zh_TW" w:bidi="zh_TW"/>
+        </w:rPr>
+        <w:t>）。那些見證耶穌登山變像的門徒（</w:t>
+      </w:r>
+      <w:hyperlink r:id="rId70">
+        <w:r>
+          <w:rPr>
+            <w:lang w:val="zh_TW" w:bidi="zh_TW"/>
+          </w:rPr>
+          <w:rPr>
+            <w:color w:val="0000EE"/>
+            <w:u w:val="single"/>
+          </w:rPr>
+          <w:t>太17:1–8</w:t>
+        </w:r>
+      </w:hyperlink>
+      <w:r>
+        <w:rPr>
+          <w:lang w:val="zh_TW" w:bidi="zh_TW"/>
+        </w:rPr>
+        <w:t>）以奇妙的方式看到祂的榮耀（</w:t>
+      </w:r>
+      <w:hyperlink r:id="rId71">
+        <w:r>
+          <w:rPr>
+            <w:lang w:val="zh_TW" w:bidi="zh_TW"/>
+          </w:rPr>
+          <w:rPr>
+            <w:color w:val="0000EE"/>
+            <w:u w:val="single"/>
+          </w:rPr>
+          <w:t>彼後1:16–17</w:t>
+        </w:r>
+      </w:hyperlink>
+      <w:r>
+        <w:rPr>
+          <w:lang w:val="zh_TW" w:bidi="zh_TW"/>
+        </w:rPr>
+        <w:t>），因為那是從祂人的身體中迸發出的榮耀。這榮耀的顯現預示了基督在復活與升天中所經歷的榮耀（見</w:t>
+      </w:r>
+      <w:hyperlink r:id="rId72">
+        <w:r>
+          <w:rPr>
+            <w:lang w:val="zh_TW" w:bidi="zh_TW"/>
+          </w:rPr>
+          <w:rPr>
+            <w:color w:val="0000EE"/>
+            <w:u w:val="single"/>
+          </w:rPr>
+          <w:t>約17:5</w:t>
+        </w:r>
+      </w:hyperlink>
+      <w:r>
+        <w:rPr>
+          <w:lang w:val="zh_TW" w:bidi="zh_TW"/>
+        </w:rPr>
+        <w:t>；</w:t>
+      </w:r>
+      <w:hyperlink r:id="rId73">
+        <w:r>
+          <w:rPr>
+            <w:lang w:val="zh_TW" w:bidi="zh_TW"/>
+          </w:rPr>
+          <w:rPr>
+            <w:color w:val="0000EE"/>
+            <w:u w:val="single"/>
+          </w:rPr>
+          <w:t>腓2:5–11</w:t>
+        </w:r>
+      </w:hyperlink>
+      <w:r>
+        <w:rPr>
+          <w:lang w:val="zh_TW" w:bidi="zh_TW"/>
+        </w:rPr>
+        <w:t>）。</w:t>
+      </w:r>
+    </w:p>
+    <w:p>
+      <w:pPr/>
+      <w:r>
+        <w:rPr>
+          <w:lang w:val="zh_TW" w:bidi="zh_TW"/>
+        </w:rPr>
+      </w:r>
+      <w:r>
+        <w:rPr>
+          <w:lang w:val="zh_TW" w:bidi="zh_TW"/>
+        </w:rPr>
+        <w:t>因為耶穌謙卑自己，順服至死，神就將祂升為至高（</w:t>
+      </w:r>
+      <w:hyperlink r:id="rId74">
+        <w:r>
+          <w:rPr>
+            <w:lang w:val="zh_TW" w:bidi="zh_TW"/>
+          </w:rPr>
+          <w:rPr>
+            <w:color w:val="0000EE"/>
+            <w:u w:val="single"/>
+          </w:rPr>
+          <w:t>腓2:8–9</w:t>
+        </w:r>
+      </w:hyperlink>
+      <w:r>
+        <w:rPr>
+          <w:lang w:val="zh_TW" w:bidi="zh_TW"/>
+        </w:rPr>
+        <w:t>）。祂在十字架上受死之後，進入了祂的榮耀（</w:t>
+      </w:r>
+      <w:hyperlink r:id="rId75">
+        <w:r>
+          <w:rPr>
+            <w:lang w:val="zh_TW" w:bidi="zh_TW"/>
+          </w:rPr>
+          <w:rPr>
+            <w:color w:val="0000EE"/>
+            <w:u w:val="single"/>
+          </w:rPr>
+          <w:t>路24:26</w:t>
+        </w:r>
+      </w:hyperlink>
+      <w:r>
+        <w:rPr>
+          <w:lang w:val="zh_TW" w:bidi="zh_TW"/>
+        </w:rPr>
+        <w:t>），擁有一個全新的榮耀身體（</w:t>
+      </w:r>
+      <w:hyperlink r:id="rId76">
+        <w:r>
+          <w:rPr>
+            <w:lang w:val="zh_TW" w:bidi="zh_TW"/>
+          </w:rPr>
+          <w:rPr>
+            <w:color w:val="0000EE"/>
+            <w:u w:val="single"/>
+          </w:rPr>
+          <w:t>林前15:39–43</w:t>
+        </w:r>
+      </w:hyperlink>
+      <w:r>
+        <w:rPr>
+          <w:lang w:val="zh_TW" w:bidi="zh_TW"/>
+        </w:rPr>
+        <w:t>；</w:t>
+      </w:r>
+      <w:hyperlink r:id="rId77">
+        <w:r>
+          <w:rPr>
+            <w:lang w:val="zh_TW" w:bidi="zh_TW"/>
+          </w:rPr>
+          <w:rPr>
+            <w:color w:val="0000EE"/>
+            <w:u w:val="single"/>
+          </w:rPr>
+          <w:t>腓3:21</w:t>
+        </w:r>
+      </w:hyperlink>
+      <w:r>
+        <w:rPr>
+          <w:lang w:val="zh_TW" w:bidi="zh_TW"/>
+        </w:rPr>
+        <w:t>）。榮耀的基督向祂的僕人顯現。司提反看見了祂的榮耀（</w:t>
+      </w:r>
+      <w:hyperlink r:id="rId78">
+        <w:r>
+          <w:rPr>
+            <w:lang w:val="zh_TW" w:bidi="zh_TW"/>
+          </w:rPr>
+          <w:rPr>
+            <w:color w:val="0000EE"/>
+            <w:u w:val="single"/>
+          </w:rPr>
+          <w:t>徒7:55</w:t>
+        </w:r>
+      </w:hyperlink>
+      <w:r>
+        <w:rPr>
+          <w:lang w:val="zh_TW" w:bidi="zh_TW"/>
+        </w:rPr>
+        <w:t>），掃羅因祂的光輝而失明（</w:t>
+      </w:r>
+      <w:hyperlink r:id="rId79">
+        <w:r>
+          <w:rPr>
+            <w:lang w:val="zh_TW" w:bidi="zh_TW"/>
+          </w:rPr>
+          <w:rPr>
+            <w:color w:val="0000EE"/>
+            <w:u w:val="single"/>
+          </w:rPr>
+          <w:t>9:3</w:t>
+        </w:r>
+      </w:hyperlink>
+      <w:r>
+        <w:rPr>
+          <w:lang w:val="zh_TW" w:bidi="zh_TW"/>
+        </w:rPr>
+        <w:t>）。同一位基督被預言將以榮耀再來。祂將坐在寶座上施行審判（</w:t>
+      </w:r>
+      <w:hyperlink r:id="rId80">
+        <w:r>
+          <w:rPr>
+            <w:lang w:val="zh_TW" w:bidi="zh_TW"/>
+          </w:rPr>
+          <w:rPr>
+            <w:color w:val="0000EE"/>
+            <w:u w:val="single"/>
+          </w:rPr>
+          <w:t>太25:31</w:t>
+        </w:r>
+      </w:hyperlink>
+      <w:r>
+        <w:rPr>
+          <w:lang w:val="zh_TW" w:bidi="zh_TW"/>
+        </w:rPr>
+        <w:t>）；惡人將受到懲罰（</w:t>
+      </w:r>
+      <w:hyperlink r:id="rId81">
+        <w:r>
+          <w:rPr>
+            <w:lang w:val="zh_TW" w:bidi="zh_TW"/>
+          </w:rPr>
+          <w:rPr>
+            <w:color w:val="0000EE"/>
+            <w:u w:val="single"/>
+          </w:rPr>
+          <w:t>16:27，</w:t>
+        </w:r>
+      </w:hyperlink>
+      <w:hyperlink r:id="rId82">
+        <w:r>
+          <w:rPr>
+            <w:lang w:val="zh_TW" w:bidi="zh_TW"/>
+          </w:rPr>
+          <w:rPr>
+            <w:color w:val="0000EE"/>
+            <w:u w:val="single"/>
+          </w:rPr>
+          <w:t>24:30</w:t>
+        </w:r>
+      </w:hyperlink>
+      <w:r>
+        <w:rPr>
+          <w:lang w:val="zh_TW" w:bidi="zh_TW"/>
+        </w:rPr>
+        <w:t>；</w:t>
+      </w:r>
+      <w:hyperlink r:id="rId83">
+        <w:r>
+          <w:rPr>
+            <w:lang w:val="zh_TW" w:bidi="zh_TW"/>
+          </w:rPr>
+          <w:rPr>
+            <w:color w:val="0000EE"/>
+            <w:u w:val="single"/>
+          </w:rPr>
+          <w:t>可13:26</w:t>
+        </w:r>
+      </w:hyperlink>
+      <w:r>
+        <w:rPr>
+          <w:lang w:val="zh_TW" w:bidi="zh_TW"/>
+        </w:rPr>
+        <w:t>；</w:t>
+      </w:r>
+      <w:hyperlink r:id="rId84">
+        <w:r>
+          <w:rPr>
+            <w:lang w:val="zh_TW" w:bidi="zh_TW"/>
+          </w:rPr>
+          <w:rPr>
+            <w:color w:val="0000EE"/>
+            <w:u w:val="single"/>
+          </w:rPr>
+          <w:t>路21:27</w:t>
+        </w:r>
+      </w:hyperlink>
+      <w:r>
+        <w:rPr>
+          <w:lang w:val="zh_TW" w:bidi="zh_TW"/>
+        </w:rPr>
+        <w:t>；</w:t>
+      </w:r>
+      <w:hyperlink r:id="rId85">
+        <w:r>
+          <w:rPr>
+            <w:lang w:val="zh_TW" w:bidi="zh_TW"/>
+          </w:rPr>
+          <w:rPr>
+            <w:color w:val="0000EE"/>
+            <w:u w:val="single"/>
+          </w:rPr>
+          <w:t>帖後2:9–10</w:t>
+        </w:r>
+      </w:hyperlink>
+      <w:r>
+        <w:rPr>
+          <w:lang w:val="zh_TW" w:bidi="zh_TW"/>
+        </w:rPr>
+        <w:t>）。那些在人前承認祂的人，不必懼怕祂榮耀的顯現（</w:t>
+      </w:r>
+      <w:hyperlink r:id="rId86">
+        <w:r>
+          <w:rPr>
+            <w:lang w:val="zh_TW" w:bidi="zh_TW"/>
+          </w:rPr>
+          <w:rPr>
+            <w:color w:val="0000EE"/>
+            <w:u w:val="single"/>
+          </w:rPr>
+          <w:t>可8:38</w:t>
+        </w:r>
+      </w:hyperlink>
+      <w:r>
+        <w:rPr>
+          <w:lang w:val="zh_TW" w:bidi="zh_TW"/>
+        </w:rPr>
+        <w:t>）。</w:t>
+      </w:r>
+    </w:p>
+    <w:p>
+      <w:pPr/>
+      <w:r>
+        <w:rPr>
+          <w:lang w:val="zh_TW" w:bidi="zh_TW"/>
+        </w:rPr>
+      </w:r>
+      <w:r>
+        <w:rPr>
+          <w:lang w:val="zh_TW" w:bidi="zh_TW"/>
+        </w:rPr>
+        <w:t>到了成全的時候，全地將被祂的榮耀充滿（</w:t>
+      </w:r>
+      <w:hyperlink r:id="rId87">
+        <w:r>
+          <w:rPr>
+            <w:lang w:val="zh_TW" w:bidi="zh_TW"/>
+          </w:rPr>
+          <w:rPr>
+            <w:color w:val="0000EE"/>
+            <w:u w:val="single"/>
+          </w:rPr>
+          <w:t>詩72:19</w:t>
+        </w:r>
+      </w:hyperlink>
+      <w:r>
+        <w:rPr>
+          <w:lang w:val="zh_TW" w:bidi="zh_TW"/>
+        </w:rPr>
+        <w:t>；</w:t>
+      </w:r>
+      <w:hyperlink r:id="rId88">
+        <w:r>
+          <w:rPr>
+            <w:lang w:val="zh_TW" w:bidi="zh_TW"/>
+          </w:rPr>
+          <w:rPr>
+            <w:color w:val="0000EE"/>
+            <w:u w:val="single"/>
+          </w:rPr>
+          <w:t>賽6:3</w:t>
+        </w:r>
+      </w:hyperlink>
+      <w:r>
+        <w:rPr>
+          <w:lang w:val="zh_TW" w:bidi="zh_TW"/>
+        </w:rPr>
+        <w:t>；</w:t>
+      </w:r>
+      <w:hyperlink r:id="rId89">
+        <w:r>
+          <w:rPr>
+            <w:lang w:val="zh_TW" w:bidi="zh_TW"/>
+          </w:rPr>
+          <w:rPr>
+            <w:color w:val="0000EE"/>
+            <w:u w:val="single"/>
+          </w:rPr>
+          <w:t>哈2:14</w:t>
+        </w:r>
+      </w:hyperlink>
+      <w:r>
+        <w:rPr>
+          <w:lang w:val="zh_TW" w:bidi="zh_TW"/>
+        </w:rPr>
+        <w:t>）。屆時，不再有榮耀的雲彩停留在聖殿上標誌聖所，因為將有新天新地（</w:t>
+      </w:r>
+      <w:hyperlink r:id="rId90">
+        <w:r>
+          <w:rPr>
+            <w:lang w:val="zh_TW" w:bidi="zh_TW"/>
+          </w:rPr>
+          <w:rPr>
+            <w:color w:val="0000EE"/>
+            <w:u w:val="single"/>
+          </w:rPr>
+          <w:t>啟21:1</w:t>
+        </w:r>
+      </w:hyperlink>
+      <w:r>
+        <w:rPr>
+          <w:lang w:val="zh_TW" w:bidi="zh_TW"/>
+        </w:rPr>
+        <w:t>）。聖城將發出神榮耀的光輝（</w:t>
+      </w:r>
+      <w:hyperlink r:id="rId91">
+        <w:r>
+          <w:rPr>
+            <w:lang w:val="zh_TW" w:bidi="zh_TW"/>
+          </w:rPr>
+          <w:rPr>
+            <w:color w:val="0000EE"/>
+            <w:u w:val="single"/>
+          </w:rPr>
+          <w:t>10–11</w:t>
+        </w:r>
+      </w:hyperlink>
+      <w:r>
+        <w:rPr>
+          <w:lang w:val="zh_TW" w:bidi="zh_TW"/>
+        </w:rPr>
+        <w:t>節）。</w:t>
+      </w:r>
+    </w:p>
+    <w:p>
+      <w:pPr>
+        <w:pStyle w:val="Heading3"/>
+      </w:pPr>
+      <w:r>
+        <w:rPr>
+          <w:lang w:val="zh_TW" w:bidi="zh_TW"/>
+        </w:rPr>
+        <w:t>榮耀與神的百姓</w:t>
+      </w:r>
+    </w:p>
+    <w:p>
+      <w:pPr/>
+      <w:r>
+        <w:rPr>
+          <w:lang w:val="zh_TW" w:bidi="zh_TW"/>
+        </w:rPr>
+      </w:r>
+      <w:r>
+        <w:rPr>
+          <w:lang w:val="zh_TW" w:bidi="zh_TW"/>
+        </w:rPr>
+        <w:t>神的百姓已經經歷了神同在的榮耀。舊約中的榮耀的雲彩就是</w:t>
+      </w:r>
+      <w:r>
+        <w:rPr>
+          <w:i/>
+          <w:lang w:val="zh_TW" w:bidi="zh_TW"/>
+        </w:rPr>
+        <w:t>他們</w:t>
+      </w:r>
+      <w:r>
+        <w:rPr>
+          <w:lang w:val="zh_TW" w:bidi="zh_TW"/>
+        </w:rPr>
+        <w:t>的榮耀（</w:t>
+      </w:r>
+      <w:hyperlink r:id="rId57">
+        <w:r>
+          <w:rPr>
+            <w:lang w:val="zh_TW" w:bidi="zh_TW"/>
+          </w:rPr>
+          <w:rPr>
+            <w:color w:val="0000EE"/>
+            <w:u w:val="single"/>
+          </w:rPr>
+          <w:t>詩106:20</w:t>
+        </w:r>
+      </w:hyperlink>
+      <w:r>
+        <w:rPr>
+          <w:lang w:val="zh_TW" w:bidi="zh_TW"/>
+        </w:rPr>
+        <w:t>；</w:t>
+      </w:r>
+      <w:hyperlink r:id="rId92">
+        <w:r>
+          <w:rPr>
+            <w:lang w:val="zh_TW" w:bidi="zh_TW"/>
+          </w:rPr>
+          <w:rPr>
+            <w:color w:val="0000EE"/>
+            <w:u w:val="single"/>
+          </w:rPr>
+          <w:t>耶2:11</w:t>
+        </w:r>
+      </w:hyperlink>
+      <w:r>
+        <w:rPr>
+          <w:lang w:val="zh_TW" w:bidi="zh_TW"/>
+        </w:rPr>
+        <w:t>）。基督作為神榮耀的化身來到祂的百姓中間，當基督升天後，祂將聖靈賜給信徒（</w:t>
+      </w:r>
+      <w:hyperlink r:id="rId93">
+        <w:r>
+          <w:rPr>
+            <w:lang w:val="zh_TW" w:bidi="zh_TW"/>
+          </w:rPr>
+          <w:rPr>
+            <w:color w:val="0000EE"/>
+            <w:u w:val="single"/>
+          </w:rPr>
+          <w:t>約16:7–14</w:t>
+        </w:r>
+      </w:hyperlink>
+      <w:r>
+        <w:rPr>
+          <w:lang w:val="zh_TW" w:bidi="zh_TW"/>
+        </w:rPr>
+        <w:t>），使神可以住在祂的百姓中間。為基督名受苦的人，榮耀的靈住在他們身上（</w:t>
+      </w:r>
+      <w:hyperlink r:id="rId94">
+        <w:r>
+          <w:rPr>
+            <w:lang w:val="zh_TW" w:bidi="zh_TW"/>
+          </w:rPr>
+          <w:rPr>
+            <w:color w:val="0000EE"/>
+            <w:u w:val="single"/>
+          </w:rPr>
+          <w:t>彼前4:14</w:t>
+        </w:r>
+      </w:hyperlink>
+      <w:r>
+        <w:rPr>
+          <w:lang w:val="zh_TW" w:bidi="zh_TW"/>
+        </w:rPr>
+        <w:t>）；這靈是聖徒榮耀基業的保證（</w:t>
+      </w:r>
+      <w:hyperlink r:id="rId95">
+        <w:r>
+          <w:rPr>
+            <w:lang w:val="zh_TW" w:bidi="zh_TW"/>
+          </w:rPr>
+          <w:rPr>
+            <w:color w:val="0000EE"/>
+            <w:u w:val="single"/>
+          </w:rPr>
+          <w:t>羅8:16–17</w:t>
+        </w:r>
+      </w:hyperlink>
+      <w:r>
+        <w:rPr>
+          <w:lang w:val="zh_TW" w:bidi="zh_TW"/>
+        </w:rPr>
+        <w:t>）。</w:t>
+      </w:r>
+    </w:p>
+    <w:p>
+      <w:pPr/>
+      <w:r>
+        <w:rPr>
+          <w:lang w:val="zh_TW" w:bidi="zh_TW"/>
+        </w:rPr>
+      </w:r>
+      <w:r>
+        <w:rPr>
+          <w:lang w:val="zh_TW" w:bidi="zh_TW"/>
+        </w:rPr>
+        <w:t>神賜給祂百姓「榮耀的盼望」（</w:t>
+      </w:r>
+      <w:hyperlink r:id="rId96">
+        <w:r>
+          <w:rPr>
+            <w:lang w:val="zh_TW" w:bidi="zh_TW"/>
+          </w:rPr>
+          <w:rPr>
+            <w:color w:val="0000EE"/>
+            <w:u w:val="single"/>
+          </w:rPr>
+          <w:t>羅5:2</w:t>
+        </w:r>
+      </w:hyperlink>
+      <w:r>
+        <w:rPr>
+          <w:lang w:val="zh_TW" w:bidi="zh_TW"/>
+        </w:rPr>
+        <w:t>；</w:t>
+      </w:r>
+      <w:hyperlink r:id="rId77">
+        <w:r>
+          <w:rPr>
+            <w:lang w:val="zh_TW" w:bidi="zh_TW"/>
+          </w:rPr>
+          <w:rPr>
+            <w:color w:val="0000EE"/>
+            <w:u w:val="single"/>
+          </w:rPr>
+          <w:t>腓3:21</w:t>
+        </w:r>
+      </w:hyperlink>
+      <w:r>
+        <w:rPr>
+          <w:lang w:val="zh_TW" w:bidi="zh_TW"/>
+        </w:rPr>
+        <w:t>；</w:t>
+      </w:r>
+      <w:hyperlink r:id="rId97">
+        <w:r>
+          <w:rPr>
+            <w:lang w:val="zh_TW" w:bidi="zh_TW"/>
+          </w:rPr>
+          <w:rPr>
+            <w:color w:val="0000EE"/>
+            <w:u w:val="single"/>
+          </w:rPr>
+          <w:t>西1:27</w:t>
+        </w:r>
+      </w:hyperlink>
+      <w:r>
+        <w:rPr>
+          <w:lang w:val="zh_TW" w:bidi="zh_TW"/>
+        </w:rPr>
+        <w:t>；</w:t>
+      </w:r>
+      <w:hyperlink r:id="rId98">
+        <w:r>
+          <w:rPr>
+            <w:lang w:val="zh_TW" w:bidi="zh_TW"/>
+          </w:rPr>
+          <w:rPr>
+            <w:color w:val="0000EE"/>
+            <w:u w:val="single"/>
+          </w:rPr>
+          <w:t>猶24–25</w:t>
+        </w:r>
+      </w:hyperlink>
+      <w:r>
+        <w:rPr>
+          <w:lang w:val="zh_TW" w:bidi="zh_TW"/>
+        </w:rPr>
+        <w:t>）。那些祂所揀選的人，祂也必使他們得榮耀（</w:t>
+      </w:r>
+      <w:hyperlink r:id="rId99">
+        <w:r>
+          <w:rPr>
+            <w:lang w:val="zh_TW" w:bidi="zh_TW"/>
+          </w:rPr>
+          <w:rPr>
+            <w:color w:val="0000EE"/>
+            <w:u w:val="single"/>
+          </w:rPr>
+          <w:t>羅8:30，</w:t>
+        </w:r>
+      </w:hyperlink>
+      <w:hyperlink r:id="rId100">
+        <w:r>
+          <w:rPr>
+            <w:lang w:val="zh_TW" w:bidi="zh_TW"/>
+          </w:rPr>
+          <w:rPr>
+            <w:color w:val="0000EE"/>
+            <w:u w:val="single"/>
+          </w:rPr>
+          <w:t>9:23</w:t>
+        </w:r>
+      </w:hyperlink>
+      <w:r>
+        <w:rPr>
+          <w:lang w:val="zh_TW" w:bidi="zh_TW"/>
+        </w:rPr>
+        <w:t>）；他們將在基督裡分享祂的榮耀（</w:t>
+      </w:r>
+      <w:hyperlink r:id="rId101">
+        <w:r>
+          <w:rPr>
+            <w:lang w:val="zh_TW" w:bidi="zh_TW"/>
+          </w:rPr>
+          <w:rPr>
+            <w:color w:val="0000EE"/>
+            <w:u w:val="single"/>
+          </w:rPr>
+          <w:t>西3:4</w:t>
+        </w:r>
+      </w:hyperlink>
+      <w:r>
+        <w:rPr>
+          <w:lang w:val="zh_TW" w:bidi="zh_TW"/>
+        </w:rPr>
+        <w:t>；</w:t>
+      </w:r>
+      <w:hyperlink r:id="rId102">
+        <w:r>
+          <w:rPr>
+            <w:lang w:val="zh_TW" w:bidi="zh_TW"/>
+          </w:rPr>
+          <w:rPr>
+            <w:color w:val="0000EE"/>
+            <w:u w:val="single"/>
+          </w:rPr>
+          <w:t>帖後2:14</w:t>
+        </w:r>
+      </w:hyperlink>
+      <w:r>
+        <w:rPr>
+          <w:lang w:val="zh_TW" w:bidi="zh_TW"/>
+        </w:rPr>
+        <w:t>；</w:t>
+      </w:r>
+      <w:hyperlink r:id="rId103">
+        <w:r>
+          <w:rPr>
+            <w:lang w:val="zh_TW" w:bidi="zh_TW"/>
+          </w:rPr>
+          <w:rPr>
+            <w:color w:val="0000EE"/>
+            <w:u w:val="single"/>
+          </w:rPr>
+          <w:t>提後2:10</w:t>
+        </w:r>
+      </w:hyperlink>
+      <w:r>
+        <w:rPr>
+          <w:lang w:val="zh_TW" w:bidi="zh_TW"/>
+        </w:rPr>
+        <w:t>）。今世的苦楚與將來要顯於我們的榮耀無法相比（</w:t>
+      </w:r>
+      <w:hyperlink r:id="rId104">
+        <w:r>
+          <w:rPr>
+            <w:lang w:val="zh_TW" w:bidi="zh_TW"/>
+          </w:rPr>
+          <w:rPr>
+            <w:color w:val="0000EE"/>
+            <w:u w:val="single"/>
+          </w:rPr>
+          <w:t>羅8:18</w:t>
+        </w:r>
+      </w:hyperlink>
+      <w:r>
+        <w:rPr>
+          <w:lang w:val="zh_TW" w:bidi="zh_TW"/>
+        </w:rPr>
+        <w:t>；</w:t>
+      </w:r>
+      <w:hyperlink r:id="rId105">
+        <w:r>
+          <w:rPr>
+            <w:lang w:val="zh_TW" w:bidi="zh_TW"/>
+          </w:rPr>
+          <w:rPr>
+            <w:color w:val="0000EE"/>
+            <w:u w:val="single"/>
+          </w:rPr>
+          <w:t>林後4:17</w:t>
+        </w:r>
+      </w:hyperlink>
+      <w:r>
+        <w:rPr>
+          <w:lang w:val="zh_TW" w:bidi="zh_TW"/>
+        </w:rPr>
+        <w:t>）。整個受造界渴望看見神兒女自由的榮耀（</w:t>
+      </w:r>
+      <w:hyperlink r:id="rId106">
+        <w:r>
+          <w:rPr>
+            <w:lang w:val="zh_TW" w:bidi="zh_TW"/>
+          </w:rPr>
+          <w:rPr>
+            <w:color w:val="0000EE"/>
+            <w:u w:val="single"/>
+          </w:rPr>
+          <w:t>羅8:21</w:t>
+        </w:r>
+      </w:hyperlink>
+      <w:r>
+        <w:rPr>
+          <w:lang w:val="zh_TW" w:bidi="zh_TW"/>
+        </w:rPr>
+        <w:t>）。這樣的榮耀盼望如此確定，以致彼得甚至可以在今世就說自己同享基督的榮耀（</w:t>
+      </w:r>
+      <w:hyperlink r:id="rId107">
+        <w:r>
+          <w:rPr>
+            <w:lang w:val="zh_TW" w:bidi="zh_TW"/>
+          </w:rPr>
+          <w:rPr>
+            <w:color w:val="0000EE"/>
+            <w:u w:val="single"/>
+          </w:rPr>
+          <w:t>彼前5:1</w:t>
+        </w:r>
+      </w:hyperlink>
+      <w:r>
+        <w:rPr>
+          <w:lang w:val="zh_TW" w:bidi="zh_TW"/>
+        </w:rPr>
+        <w:t>），同時也仰望那永恆的榮耀（見</w:t>
+      </w:r>
+      <w:hyperlink r:id="rId108">
+        <w:r>
+          <w:rPr>
+            <w:lang w:val="zh_TW" w:bidi="zh_TW"/>
+          </w:rPr>
+          <w:rPr>
+            <w:color w:val="0000EE"/>
+            <w:u w:val="single"/>
+          </w:rPr>
+          <w:t>10</w:t>
+        </w:r>
+      </w:hyperlink>
+      <w:r>
+        <w:rPr>
+          <w:lang w:val="zh_TW" w:bidi="zh_TW"/>
+        </w:rPr>
+        <w:t>節）。作為基督榮耀的分享者，教會被召去榮耀神。因著他們內心的盼望，他們潔淨自己（</w:t>
+      </w:r>
+      <w:hyperlink r:id="rId109">
+        <w:r>
+          <w:rPr>
+            <w:lang w:val="zh_TW" w:bidi="zh_TW"/>
+          </w:rPr>
+          <w:rPr>
+            <w:color w:val="0000EE"/>
+            <w:u w:val="single"/>
+          </w:rPr>
+          <w:t>約一3:3</w:t>
+        </w:r>
+      </w:hyperlink>
+      <w:r>
+        <w:rPr>
+          <w:lang w:val="zh_TW" w:bidi="zh_TW"/>
+        </w:rPr>
+        <w:t>）。</w:t>
+      </w:r>
+    </w:p>
+    <w:p>
+      <w:pPr/>
+      <w:r>
+        <w:rPr>
+          <w:lang w:val="zh_TW" w:bidi="zh_TW"/>
+        </w:rPr>
+      </w:r>
+      <w:r>
+        <w:rPr>
+          <w:i/>
+          <w:lang w:val="zh_TW" w:bidi="zh_TW"/>
+        </w:rPr>
         <w:t>另見</w:t>
       </w:r>
       <w:r>
         <w:rPr>
           <w:lang w:val="zh_TW" w:bidi="zh_TW"/>
         </w:rPr>
-        <w:t>耶穌基督的家譜</w:t>
+        <w:t xml:space="preserve"> </w:t>
+      </w:r>
+      <w:r>
+        <w:rPr>
+          <w:lang w:val="zh_TW" w:bidi="zh_TW"/>
+        </w:rPr>
+        <w:t>誇耀</w:t>
+      </w:r>
+      <w:r>
+        <w:rPr>
+          <w:lang w:val="zh_TW" w:bidi="zh_TW"/>
+        </w:rPr>
+        <w:t>；</w:t>
+      </w:r>
+      <w:r>
+        <w:rPr>
+          <w:lang w:val="zh_TW" w:bidi="zh_TW"/>
+        </w:rPr>
+        <w:t>神的存在與屬性</w:t>
+      </w:r>
+      <w:r>
+        <w:rPr>
+          <w:lang w:val="zh_TW" w:bidi="zh_TW"/>
+        </w:rPr>
+        <w:t>；</w:t>
+      </w:r>
+      <w:r>
+        <w:rPr>
+          <w:lang w:val="zh_TW" w:bidi="zh_TW"/>
+        </w:rPr>
+        <w:t>火柱與雲柱</w:t>
+      </w:r>
+      <w:r>
+        <w:rPr>
+          <w:lang w:val="zh_TW" w:bidi="zh_TW"/>
+        </w:rPr>
+        <w:t>；</w:t>
+      </w:r>
+      <w:r>
+        <w:rPr>
+          <w:lang w:val="zh_TW" w:bidi="zh_TW"/>
+        </w:rPr>
+        <w:t>舍吉拿</w:t>
+      </w:r>
+      <w:r>
+        <w:rPr>
+          <w:lang w:val="zh_TW" w:bidi="zh_TW"/>
+        </w:rPr>
+        <w:t>；</w:t>
+      </w:r>
+      <w:r>
+        <w:rPr>
+          <w:lang w:val="zh_TW" w:bidi="zh_TW"/>
+        </w:rPr>
+        <w:t>神顯現</w:t>
+      </w:r>
+      <w:r>
+        <w:rPr>
+          <w:lang w:val="zh_TW" w:bidi="zh_TW"/>
+        </w:rPr>
+        <w:t>；</w:t>
+      </w:r>
+      <w:r>
+        <w:rPr>
+          <w:lang w:val="zh_TW" w:bidi="zh_TW"/>
+        </w:rPr>
+        <w:t>財富</w:t>
       </w:r>
       <w:r>
         <w:rPr>

--- a/zht/docx/119.content.docx
+++ b/zht/docx/119.content.docx
@@ -149,7 +149,7 @@
         <w:rPr>
           <w:lang w:val="zh_TW" w:bidi="zh_TW"/>
         </w:rPr>
-        <w:t>rong</w:t>
+        <w:t>pu</w:t>
       </w:r>
       <w:r>
         <w:rPr>
@@ -212,7 +212,7 @@
         <w:rPr>
           <w:lang w:val="zh_TW" w:bidi="zh_TW"/>
         </w:rPr>
-        <w:t>榮耀</w:t>
+        <w:t>葡萄樹與葡萄園</w:t>
       </w:r>
       <w:r>
         <w:rPr>
@@ -231,18 +231,7 @@
         <w:rPr>
           <w:lang w:val="zh_TW" w:bidi="zh_TW"/>
         </w:rPr>
-        <w:t>神的獨特的榮光及其對人的影響。</w:t>
-      </w:r>
-    </w:p>
-    <w:p>
-      <w:pPr>
-        <w:pStyle w:val="Heading3"/>
-      </w:pPr>
-      <w:r>
-        <w:rPr>
-          <w:lang w:val="zh_TW" w:bidi="zh_TW"/>
-        </w:rPr>
-        <w:t>神的榮耀</w:t>
+        <w:t>葡萄藤或葡萄樹可產出葡萄、葡萄乾和葡萄酒。葡萄園是種植葡萄樹的園子。</w:t>
       </w:r>
     </w:p>
     <w:p>
@@ -256,18 +245,72 @@
         <w:rPr>
           <w:lang w:val="zh_TW" w:bidi="zh_TW"/>
         </w:rPr>
-        <w:t>神的榮耀可以從兩個方面來描述：（1）作為一種普遍的屬性（attribute)；（2）作為指特定歷史中祂臨在的顯現。</w:t>
+        <w:t>聖經提到的葡萄樹，既有字面上的意義，也有比喻的意義。葡萄樹可能起源於亞拉臘地區（</w:t>
+      </w:r>
+      <w:hyperlink r:id="rId13">
+        <w:r>
+          <w:rPr>
+            <w:lang w:val="zh_TW" w:bidi="zh_TW"/>
+          </w:rPr>
+          <w:rPr>
+            <w:color w:val="0000EE"/>
+            <w:u w:val="single"/>
+          </w:rPr>
+          <w:t>創9:20</w:t>
+        </w:r>
+      </w:hyperlink>
+      <w:r>
+        <w:rPr>
+          <w:lang w:val="zh_TW" w:bidi="zh_TW"/>
+        </w:rPr>
+        <w:t>）。古埃及人也有種植葡萄樹，墓葬壁畫亦有描繪酒的製作過程。迦南人曾以酒迎接亞伯拉罕（</w:t>
+      </w:r>
+      <w:hyperlink r:id="rId14">
+        <w:r>
+          <w:rPr>
+            <w:lang w:val="zh_TW" w:bidi="zh_TW"/>
+          </w:rPr>
+          <w:rPr>
+            <w:color w:val="0000EE"/>
+            <w:u w:val="single"/>
+          </w:rPr>
+          <w:t>創14:18</w:t>
+        </w:r>
+      </w:hyperlink>
+      <w:r>
+        <w:rPr>
+          <w:lang w:val="zh_TW" w:bidi="zh_TW"/>
+        </w:rPr>
+        <w:t>）。摩西曾描述應許之地的葡萄園（</w:t>
+      </w:r>
+      <w:hyperlink r:id="rId15">
+        <w:r>
+          <w:rPr>
+            <w:lang w:val="zh_TW" w:bidi="zh_TW"/>
+          </w:rPr>
+          <w:rPr>
+            <w:color w:val="0000EE"/>
+            <w:u w:val="single"/>
+          </w:rPr>
+          <w:t>申6:11</w:t>
+        </w:r>
+      </w:hyperlink>
+      <w:r>
+        <w:rPr>
+          <w:lang w:val="zh_TW" w:bidi="zh_TW"/>
+        </w:rPr>
+        <w:t>）。</w:t>
       </w:r>
     </w:p>
     <w:p>
       <w:pPr>
-        <w:pStyle w:val="Heading4"/>
-      </w:pPr>
-      <w:r>
-        <w:rPr>
-          <w:lang w:val="zh_TW" w:bidi="zh_TW"/>
-        </w:rPr>
-        <w:t>作為屬性</w:t>
+        <w:pStyle w:val="Heading3"/>
+      </w:pPr>
+      <w:r>
+        <w:rPr>
+          <w:lang w:val="zh_TW" w:bidi="zh_TW"/>
+        </w:rPr>
+        <w:t>為什麼葡萄藤在聖經時代如此重要？</w:t>
       </w:r>
     </w:p>
     <w:p>
@@ -281,61 +324,7 @@
         <w:rPr>
           <w:lang w:val="zh_TW" w:bidi="zh_TW"/>
         </w:rPr>
-        <w:t>神的榮耀主要指祂的威嚴之美和和榮光，也指祂品格的彰顯（</w:t>
-      </w:r>
-      <w:hyperlink r:id="rId13">
-        <w:r>
-          <w:rPr>
-            <w:lang w:val="zh_TW" w:bidi="zh_TW"/>
-          </w:rPr>
-          <w:rPr>
-            <w:color w:val="0000EE"/>
-            <w:u w:val="single"/>
-          </w:rPr>
-          <w:t>羅3:23</w:t>
-        </w:r>
-      </w:hyperlink>
-      <w:r>
-        <w:rPr>
-          <w:lang w:val="zh_TW" w:bidi="zh_TW"/>
-        </w:rPr>
-        <w:t>）。聖經記載讚美祂榮耀的名（</w:t>
-      </w:r>
-      <w:hyperlink r:id="rId14">
-        <w:r>
-          <w:rPr>
-            <w:lang w:val="zh_TW" w:bidi="zh_TW"/>
-          </w:rPr>
-          <w:rPr>
-            <w:color w:val="0000EE"/>
-            <w:u w:val="single"/>
-          </w:rPr>
-          <w:t>尼9:5</w:t>
-        </w:r>
-      </w:hyperlink>
-      <w:r>
-        <w:rPr>
-          <w:lang w:val="zh_TW" w:bidi="zh_TW"/>
-        </w:rPr>
-        <w:t>），稱祂為榮耀的父（</w:t>
-      </w:r>
-      <w:hyperlink r:id="rId15">
-        <w:r>
-          <w:rPr>
-            <w:lang w:val="zh_TW" w:bidi="zh_TW"/>
-          </w:rPr>
-          <w:rPr>
-            <w:color w:val="0000EE"/>
-            <w:u w:val="single"/>
-          </w:rPr>
-          <w:t>弗1:17</w:t>
-        </w:r>
-      </w:hyperlink>
-      <w:r>
-        <w:rPr>
-          <w:lang w:val="zh_TW" w:bidi="zh_TW"/>
-        </w:rPr>
-        <w:t>）和榮耀的王（</w:t>
+        <w:t>優質的葡萄來自山谷和平原，為希伯來人提供水果和酒，豐富他們清淡的飲食（</w:t>
       </w:r>
       <w:hyperlink r:id="rId16">
         <w:r>
@@ -346,14 +335,14 @@
             <w:color w:val="0000EE"/>
             <w:u w:val="single"/>
           </w:rPr>
-          <w:t>詩24篇</w:t>
-        </w:r>
-      </w:hyperlink>
-      <w:r>
-        <w:rPr>
-          <w:lang w:val="zh_TW" w:bidi="zh_TW"/>
-        </w:rPr>
-        <w:t>）；祂被高舉在諸天之上，祂的榮耀遍滿全地（</w:t>
+          <w:t>民13:20、24</w:t>
+        </w:r>
+      </w:hyperlink>
+      <w:r>
+        <w:rPr>
+          <w:lang w:val="zh_TW" w:bidi="zh_TW"/>
+        </w:rPr>
+        <w:t>；</w:t>
       </w:r>
       <w:hyperlink r:id="rId17">
         <w:r>
@@ -364,9 +353,15 @@
             <w:color w:val="0000EE"/>
             <w:u w:val="single"/>
           </w:rPr>
-          <w:t>詩57:5、11，</w:t>
-        </w:r>
-      </w:hyperlink>
+          <w:t>士14:5</w:t>
+        </w:r>
+      </w:hyperlink>
+      <w:r>
+        <w:rPr>
+          <w:lang w:val="zh_TW" w:bidi="zh_TW"/>
+        </w:rPr>
+        <w:t>，</w:t>
+      </w:r>
       <w:hyperlink r:id="rId18">
         <w:r>
           <w:rPr>
@@ -376,9 +371,15 @@
             <w:color w:val="0000EE"/>
             <w:u w:val="single"/>
           </w:rPr>
-          <w:t>108:5，</w:t>
-        </w:r>
-      </w:hyperlink>
+          <w:t>15:5</w:t>
+        </w:r>
+      </w:hyperlink>
+      <w:r>
+        <w:rPr>
+          <w:lang w:val="zh_TW" w:bidi="zh_TW"/>
+        </w:rPr>
+        <w:t>）。酒是他們文化的重要一環，買賣相當流行，而在以色列最後幾位國王執政期間，酒的貿易非常活躍（參</w:t>
+      </w:r>
       <w:hyperlink r:id="rId19">
         <w:r>
           <w:rPr>
@@ -388,14 +389,14 @@
             <w:color w:val="0000EE"/>
             <w:u w:val="single"/>
           </w:rPr>
-          <w:t>113:4</w:t>
-        </w:r>
-      </w:hyperlink>
-      <w:r>
-        <w:rPr>
-          <w:lang w:val="zh_TW" w:bidi="zh_TW"/>
-        </w:rPr>
-        <w:t>）。祂是榮耀的神，曾向舊約的族長顯現（</w:t>
+          <w:t>結27:18</w:t>
+        </w:r>
+      </w:hyperlink>
+      <w:r>
+        <w:rPr>
+          <w:lang w:val="zh_TW" w:bidi="zh_TW"/>
+        </w:rPr>
+        <w:t>）。到希臘人和羅馬人統治時，這種貿易仍然流行。對於希伯來人來說，理想生活的景象是安靜地待在一處，耕種自己的土地，坐在自己的葡萄樹下（</w:t>
       </w:r>
       <w:hyperlink r:id="rId20">
         <w:r>
@@ -406,61 +407,7 @@
             <w:color w:val="0000EE"/>
             <w:u w:val="single"/>
           </w:rPr>
-          <w:t>徒7:2</w:t>
-        </w:r>
-      </w:hyperlink>
-      <w:r>
-        <w:rPr>
-          <w:lang w:val="zh_TW" w:bidi="zh_TW"/>
-        </w:rPr>
-        <w:t>）。祂嫉妒地維護祂的榮耀，不容讓歸予他人（</w:t>
-      </w:r>
-      <w:hyperlink r:id="rId21">
-        <w:r>
-          <w:rPr>
-            <w:lang w:val="zh_TW" w:bidi="zh_TW"/>
-          </w:rPr>
-          <w:rPr>
-            <w:color w:val="0000EE"/>
-            <w:u w:val="single"/>
-          </w:rPr>
-          <w:t>賽42:8</w:t>
-        </w:r>
-      </w:hyperlink>
-      <w:r>
-        <w:rPr>
-          <w:lang w:val="zh_TW" w:bidi="zh_TW"/>
-        </w:rPr>
-        <w:t>）；祂的作為旨在榮耀祂自己（</w:t>
-      </w:r>
-      <w:hyperlink r:id="rId22">
-        <w:r>
-          <w:rPr>
-            <w:lang w:val="zh_TW" w:bidi="zh_TW"/>
-          </w:rPr>
-          <w:rPr>
-            <w:color w:val="0000EE"/>
-            <w:u w:val="single"/>
-          </w:rPr>
-          <w:t>詩79:9</w:t>
-        </w:r>
-      </w:hyperlink>
-      <w:r>
-        <w:rPr>
-          <w:lang w:val="zh_TW" w:bidi="zh_TW"/>
-        </w:rPr>
-        <w:t>；</w:t>
-      </w:r>
-      <w:hyperlink r:id="rId23">
-        <w:r>
-          <w:rPr>
-            <w:lang w:val="zh_TW" w:bidi="zh_TW"/>
-          </w:rPr>
-          <w:rPr>
-            <w:color w:val="0000EE"/>
-            <w:u w:val="single"/>
-          </w:rPr>
-          <w:t>賽48:11</w:t>
+          <w:t>王上4:25</w:t>
         </w:r>
       </w:hyperlink>
       <w:r>
@@ -468,6 +415,17 @@
           <w:lang w:val="zh_TW" w:bidi="zh_TW"/>
         </w:rPr>
         <w:t>）。</w:t>
+      </w:r>
+    </w:p>
+    <w:p>
+      <w:pPr>
+        <w:pStyle w:val="Heading3"/>
+      </w:pPr>
+      <w:r>
+        <w:rPr>
+          <w:lang w:val="zh_TW" w:bidi="zh_TW"/>
+        </w:rPr>
+        <w:t>葡萄的種植與收成</w:t>
       </w:r>
     </w:p>
     <w:p>
@@ -481,7 +439,61 @@
         <w:rPr>
           <w:lang w:val="zh_TW" w:bidi="zh_TW"/>
         </w:rPr>
-        <w:t>神的榮耀由受造之物所宣揚（</w:t>
+        <w:t>典型的葡萄園周圍有保護園子的籬笆或圍欄。在收成的季節，守衛會待在瞭望塔看守，防止小偷偷竊農作物（</w:t>
+      </w:r>
+      <w:hyperlink r:id="rId21">
+        <w:r>
+          <w:rPr>
+            <w:lang w:val="zh_TW" w:bidi="zh_TW"/>
+          </w:rPr>
+          <w:rPr>
+            <w:color w:val="0000EE"/>
+            <w:u w:val="single"/>
+          </w:rPr>
+          <w:t>伯24:18</w:t>
+        </w:r>
+      </w:hyperlink>
+      <w:r>
+        <w:rPr>
+          <w:lang w:val="zh_TW" w:bidi="zh_TW"/>
+        </w:rPr>
+        <w:t>；</w:t>
+      </w:r>
+      <w:hyperlink r:id="rId22">
+        <w:r>
+          <w:rPr>
+            <w:lang w:val="zh_TW" w:bidi="zh_TW"/>
+          </w:rPr>
+          <w:rPr>
+            <w:color w:val="0000EE"/>
+            <w:u w:val="single"/>
+          </w:rPr>
+          <w:t>賽1:8</w:t>
+        </w:r>
+      </w:hyperlink>
+      <w:r>
+        <w:rPr>
+          <w:lang w:val="zh_TW" w:bidi="zh_TW"/>
+        </w:rPr>
+        <w:t>；</w:t>
+      </w:r>
+      <w:hyperlink r:id="rId23">
+        <w:r>
+          <w:rPr>
+            <w:lang w:val="zh_TW" w:bidi="zh_TW"/>
+          </w:rPr>
+          <w:rPr>
+            <w:color w:val="0000EE"/>
+            <w:u w:val="single"/>
+          </w:rPr>
+          <w:t>可12:1</w:t>
+        </w:r>
+      </w:hyperlink>
+      <w:r>
+        <w:rPr>
+          <w:lang w:val="zh_TW" w:bidi="zh_TW"/>
+        </w:rPr>
+        <w:t>）。葡萄藤則一行行種植在封閉的區域裡，隨著植物生長，葡萄藤沿著支架，以將結果的枝條從地面上抬起來（</w:t>
       </w:r>
       <w:hyperlink r:id="rId24">
         <w:r>
@@ -492,9 +504,15 @@
             <w:color w:val="0000EE"/>
             <w:u w:val="single"/>
           </w:rPr>
-          <w:t>詩19:1，</w:t>
-        </w:r>
-      </w:hyperlink>
+          <w:t>結17:6</w:t>
+        </w:r>
+      </w:hyperlink>
+      <w:r>
+        <w:rPr>
+          <w:lang w:val="zh_TW" w:bidi="zh_TW"/>
+        </w:rPr>
+        <w:t>）。葡萄園工人修剪並照料葡萄藤（</w:t>
+      </w:r>
       <w:hyperlink r:id="rId25">
         <w:r>
           <w:rPr>
@@ -504,7 +522,7 @@
             <w:color w:val="0000EE"/>
             <w:u w:val="single"/>
           </w:rPr>
-          <w:t>97:6</w:t>
+          <w:t>利25:3</w:t>
         </w:r>
       </w:hyperlink>
       <w:r>
@@ -522,14 +540,14 @@
             <w:color w:val="0000EE"/>
             <w:u w:val="single"/>
           </w:rPr>
-          <w:t>羅1:20</w:t>
-        </w:r>
-      </w:hyperlink>
-      <w:r>
-        <w:rPr>
-          <w:lang w:val="zh_TW" w:bidi="zh_TW"/>
-        </w:rPr>
-        <w:t>），也藉著祂拯救和解救的偉大行動彰顯（</w:t>
+          <w:t>賽61:5</w:t>
+        </w:r>
+      </w:hyperlink>
+      <w:r>
+        <w:rPr>
+          <w:lang w:val="zh_TW" w:bidi="zh_TW"/>
+        </w:rPr>
+        <w:t>；</w:t>
       </w:r>
       <w:hyperlink r:id="rId27">
         <w:r>
@@ -540,7 +558,7 @@
             <w:color w:val="0000EE"/>
             <w:u w:val="single"/>
           </w:rPr>
-          <w:t>代上16:24</w:t>
+          <w:t>珥3:10</w:t>
         </w:r>
       </w:hyperlink>
       <w:r>
@@ -558,9 +576,15 @@
             <w:color w:val="0000EE"/>
             <w:u w:val="single"/>
           </w:rPr>
-          <w:t>詩72:18–19，</w:t>
-        </w:r>
-      </w:hyperlink>
+          <w:t>約15:2</w:t>
+        </w:r>
+      </w:hyperlink>
+      <w:r>
+        <w:rPr>
+          <w:lang w:val="zh_TW" w:bidi="zh_TW"/>
+        </w:rPr>
+        <w:t>），又採摘成熟的果實並送往榨酒池（</w:t>
+      </w:r>
       <w:hyperlink r:id="rId29">
         <w:r>
           <w:rPr>
@@ -570,9 +594,15 @@
             <w:color w:val="0000EE"/>
             <w:u w:val="single"/>
           </w:rPr>
-          <w:t>96:3，</w:t>
-        </w:r>
-      </w:hyperlink>
+          <w:t>何9:2</w:t>
+        </w:r>
+      </w:hyperlink>
+      <w:r>
+        <w:rPr>
+          <w:lang w:val="zh_TW" w:bidi="zh_TW"/>
+        </w:rPr>
+        <w:t>）。踹葡萄是一個慶祝的場合（</w:t>
+      </w:r>
       <w:hyperlink r:id="rId30">
         <w:r>
           <w:rPr>
@@ -582,7 +612,7 @@
             <w:color w:val="0000EE"/>
             <w:u w:val="single"/>
           </w:rPr>
-          <w:t>145:10–12</w:t>
+          <w:t>賽16:10</w:t>
         </w:r>
       </w:hyperlink>
       <w:r>
@@ -600,14 +630,14 @@
             <w:color w:val="0000EE"/>
             <w:u w:val="single"/>
           </w:rPr>
-          <w:t>約11:4、40</w:t>
-        </w:r>
-      </w:hyperlink>
-      <w:r>
-        <w:rPr>
-          <w:lang w:val="zh_TW" w:bidi="zh_TW"/>
-        </w:rPr>
-        <w:t>）。祂的榮耀是人讚美祂的主題（</w:t>
+          <w:t>耶25:30</w:t>
+        </w:r>
+      </w:hyperlink>
+      <w:r>
+        <w:rPr>
+          <w:lang w:val="zh_TW" w:bidi="zh_TW"/>
+        </w:rPr>
+        <w:t>）。發酵的汁液會收集在新的羊皮袋和大型陶罐中（</w:t>
       </w:r>
       <w:hyperlink r:id="rId32">
         <w:r>
@@ -618,115 +648,7 @@
             <w:color w:val="0000EE"/>
             <w:u w:val="single"/>
           </w:rPr>
-          <w:t>代上16:24–29</w:t>
-        </w:r>
-      </w:hyperlink>
-      <w:r>
-        <w:rPr>
-          <w:lang w:val="zh_TW" w:bidi="zh_TW"/>
-        </w:rPr>
-        <w:t>；</w:t>
-      </w:r>
-      <w:hyperlink r:id="rId33">
-        <w:r>
-          <w:rPr>
-            <w:lang w:val="zh_TW" w:bidi="zh_TW"/>
-          </w:rPr>
-          <w:rPr>
-            <w:color w:val="0000EE"/>
-            <w:u w:val="single"/>
-          </w:rPr>
-          <w:t>詩29:1–2、9，</w:t>
-        </w:r>
-      </w:hyperlink>
-      <w:hyperlink r:id="rId34">
-        <w:r>
-          <w:rPr>
-            <w:lang w:val="zh_TW" w:bidi="zh_TW"/>
-          </w:rPr>
-          <w:rPr>
-            <w:color w:val="0000EE"/>
-            <w:u w:val="single"/>
-          </w:rPr>
-          <w:t>66:1–2，</w:t>
-        </w:r>
-      </w:hyperlink>
-      <w:hyperlink r:id="rId35">
-        <w:r>
-          <w:rPr>
-            <w:lang w:val="zh_TW" w:bidi="zh_TW"/>
-          </w:rPr>
-          <w:rPr>
-            <w:color w:val="0000EE"/>
-            <w:u w:val="single"/>
-          </w:rPr>
-          <w:t>96:7–8，</w:t>
-        </w:r>
-      </w:hyperlink>
-      <w:hyperlink r:id="rId36">
-        <w:r>
-          <w:rPr>
-            <w:lang w:val="zh_TW" w:bidi="zh_TW"/>
-          </w:rPr>
-          <w:rPr>
-            <w:color w:val="0000EE"/>
-            <w:u w:val="single"/>
-          </w:rPr>
-          <w:t>115:1</w:t>
-        </w:r>
-      </w:hyperlink>
-      <w:r>
-        <w:rPr>
-          <w:lang w:val="zh_TW" w:bidi="zh_TW"/>
-        </w:rPr>
-        <w:t>；</w:t>
-      </w:r>
-      <w:hyperlink r:id="rId37">
-        <w:r>
-          <w:rPr>
-            <w:lang w:val="zh_TW" w:bidi="zh_TW"/>
-          </w:rPr>
-          <w:rPr>
-            <w:color w:val="0000EE"/>
-            <w:u w:val="single"/>
-          </w:rPr>
-          <w:t>賽42:12</w:t>
-        </w:r>
-      </w:hyperlink>
-      <w:r>
-        <w:rPr>
-          <w:lang w:val="zh_TW" w:bidi="zh_TW"/>
-        </w:rPr>
-        <w:t>；</w:t>
-      </w:r>
-      <w:hyperlink r:id="rId38">
-        <w:r>
-          <w:rPr>
-            <w:lang w:val="zh_TW" w:bidi="zh_TW"/>
-          </w:rPr>
-          <w:rPr>
-            <w:color w:val="0000EE"/>
-            <w:u w:val="single"/>
-          </w:rPr>
-          <w:t>羅4:20</w:t>
-        </w:r>
-      </w:hyperlink>
-      <w:r>
-        <w:rPr>
-          <w:lang w:val="zh_TW" w:bidi="zh_TW"/>
-        </w:rPr>
-        <w:t>；</w:t>
-      </w:r>
-      <w:hyperlink r:id="rId39">
-        <w:r>
-          <w:rPr>
-            <w:lang w:val="zh_TW" w:bidi="zh_TW"/>
-          </w:rPr>
-          <w:rPr>
-            <w:color w:val="0000EE"/>
-            <w:u w:val="single"/>
-          </w:rPr>
-          <w:t>腓2:9–11</w:t>
+          <w:t>太9:17</w:t>
         </w:r>
       </w:hyperlink>
       <w:r>
@@ -738,13 +660,13 @@
     </w:p>
     <w:p>
       <w:pPr>
-        <w:pStyle w:val="Heading4"/>
-      </w:pPr>
-      <w:r>
-        <w:rPr>
-          <w:lang w:val="zh_TW" w:bidi="zh_TW"/>
-        </w:rPr>
-        <w:t>作為祂的臨在</w:t>
+        <w:pStyle w:val="Heading3"/>
+      </w:pPr>
+      <w:r>
+        <w:rPr>
+          <w:lang w:val="zh_TW" w:bidi="zh_TW"/>
+        </w:rPr>
+        <w:t>葡萄園在日常生活中的角色</w:t>
       </w:r>
     </w:p>
     <w:p>
@@ -758,7 +680,72 @@
         <w:rPr>
           <w:lang w:val="zh_TW" w:bidi="zh_TW"/>
         </w:rPr>
-        <w:t>提到主的榮耀時，通常是指祂臨在的特定歷史顯現；這些場合通常與光和火的意象密切相關。最典型的例子是猶太拉比文獻中所稱的「舍吉拿榮耀（Shekinah Glory）」，意為「居住的榮耀」，主要指舊約中神在雲柱和火柱中的臨在。</w:t>
+        <w:t>收成葡萄的工人可以免除兵役，這點顯示葡萄對以色列經濟的重要性。稅務和債務通常以酒而非金錢支付。法律規定，窮人可以在葡萄園中，拾取遺留園中沒有被收成的葡萄，就像在麥田中拾取遺留的穀物一樣（</w:t>
+      </w:r>
+      <w:hyperlink r:id="rId33">
+        <w:r>
+          <w:rPr>
+            <w:lang w:val="zh_TW" w:bidi="zh_TW"/>
+          </w:rPr>
+          <w:rPr>
+            <w:color w:val="0000EE"/>
+            <w:u w:val="single"/>
+          </w:rPr>
+          <w:t>利19:9–10</w:t>
+        </w:r>
+      </w:hyperlink>
+      <w:r>
+        <w:rPr>
+          <w:lang w:val="zh_TW" w:bidi="zh_TW"/>
+        </w:rPr>
+        <w:t>）。不結果的葡萄藤被用來製作木炭（</w:t>
+      </w:r>
+      <w:hyperlink r:id="rId34">
+        <w:r>
+          <w:rPr>
+            <w:lang w:val="zh_TW" w:bidi="zh_TW"/>
+          </w:rPr>
+          <w:rPr>
+            <w:color w:val="0000EE"/>
+            <w:u w:val="single"/>
+          </w:rPr>
+          <w:t>結15:4</w:t>
+        </w:r>
+      </w:hyperlink>
+      <w:r>
+        <w:rPr>
+          <w:lang w:val="zh_TW" w:bidi="zh_TW"/>
+        </w:rPr>
+        <w:t>；</w:t>
+      </w:r>
+      <w:hyperlink r:id="rId35">
+        <w:r>
+          <w:rPr>
+            <w:lang w:val="zh_TW" w:bidi="zh_TW"/>
+          </w:rPr>
+          <w:rPr>
+            <w:color w:val="0000EE"/>
+            <w:u w:val="single"/>
+          </w:rPr>
+          <w:t>約15:6</w:t>
+        </w:r>
+      </w:hyperlink>
+      <w:r>
+        <w:rPr>
+          <w:lang w:val="zh_TW" w:bidi="zh_TW"/>
+        </w:rPr>
+        <w:t>）。</w:t>
+      </w:r>
+    </w:p>
+    <w:p>
+      <w:pPr>
+        <w:pStyle w:val="Heading3"/>
+      </w:pPr>
+      <w:r>
+        <w:rPr>
+          <w:lang w:val="zh_TW" w:bidi="zh_TW"/>
+        </w:rPr>
+        <w:t>耶穌關於葡萄樹與酒的教導</w:t>
       </w:r>
     </w:p>
     <w:p>
@@ -772,7 +759,79 @@
         <w:rPr>
           <w:lang w:val="zh_TW" w:bidi="zh_TW"/>
         </w:rPr>
-        <w:t>首次明確提到榮耀的雲彩的經文出現在</w:t>
+        <w:t>耶穌經常使用葡萄園作為所講比喻的背景（</w:t>
+      </w:r>
+      <w:hyperlink r:id="rId36">
+        <w:r>
+          <w:rPr>
+            <w:lang w:val="zh_TW" w:bidi="zh_TW"/>
+          </w:rPr>
+          <w:rPr>
+            <w:color w:val="0000EE"/>
+            <w:u w:val="single"/>
+          </w:rPr>
+          <w:t>太20:1–16</w:t>
+        </w:r>
+      </w:hyperlink>
+      <w:r>
+        <w:rPr>
+          <w:lang w:val="zh_TW" w:bidi="zh_TW"/>
+        </w:rPr>
+        <w:t>，</w:t>
+      </w:r>
+      <w:hyperlink r:id="rId37">
+        <w:r>
+          <w:rPr>
+            <w:lang w:val="zh_TW" w:bidi="zh_TW"/>
+          </w:rPr>
+          <w:rPr>
+            <w:color w:val="0000EE"/>
+            <w:u w:val="single"/>
+          </w:rPr>
+          <w:t>21:28–43</w:t>
+        </w:r>
+      </w:hyperlink>
+      <w:r>
+        <w:rPr>
+          <w:lang w:val="zh_TW" w:bidi="zh_TW"/>
+        </w:rPr>
+        <w:t>；</w:t>
+      </w:r>
+      <w:hyperlink r:id="rId38">
+        <w:r>
+          <w:rPr>
+            <w:lang w:val="zh_TW" w:bidi="zh_TW"/>
+          </w:rPr>
+          <w:rPr>
+            <w:color w:val="0000EE"/>
+            <w:u w:val="single"/>
+          </w:rPr>
+          <w:t>可12:1–11</w:t>
+        </w:r>
+      </w:hyperlink>
+      <w:r>
+        <w:rPr>
+          <w:lang w:val="zh_TW" w:bidi="zh_TW"/>
+        </w:rPr>
+        <w:t>；</w:t>
+      </w:r>
+      <w:hyperlink r:id="rId39">
+        <w:r>
+          <w:rPr>
+            <w:lang w:val="zh_TW" w:bidi="zh_TW"/>
+          </w:rPr>
+          <w:rPr>
+            <w:color w:val="0000EE"/>
+            <w:u w:val="single"/>
+          </w:rPr>
+          <w:t>路13:6–9</w:t>
+        </w:r>
+      </w:hyperlink>
+      <w:r>
+        <w:rPr>
+          <w:lang w:val="zh_TW" w:bidi="zh_TW"/>
+        </w:rPr>
+        <w:t>，</w:t>
       </w:r>
       <w:hyperlink r:id="rId40">
         <w:r>
@@ -783,14 +842,32 @@
             <w:color w:val="0000EE"/>
             <w:u w:val="single"/>
           </w:rPr>
-          <w:t>出埃及記十三章21至22節</w:t>
-        </w:r>
-      </w:hyperlink>
-      <w:r>
-        <w:rPr>
-          <w:lang w:val="zh_TW" w:bidi="zh_TW"/>
-        </w:rPr>
-        <w:t>。在出埃及事件中，神的榮耀顯現在雲柱和火柱中，引領百姓穿越海洋和曠野（</w:t>
+          <w:t>20:9–18</w:t>
+        </w:r>
+      </w:hyperlink>
+      <w:r>
+        <w:rPr>
+          <w:lang w:val="zh_TW" w:bidi="zh_TW"/>
+        </w:rPr>
+        <w:t>）。當時的人普遍都知道和理解釀酒的方法。耶穌將新酒放入舊皮袋的故事，對新約聖經的聽眾來說，很容易明白（</w:t>
+      </w:r>
+      <w:hyperlink r:id="rId32">
+        <w:r>
+          <w:rPr>
+            <w:lang w:val="zh_TW" w:bidi="zh_TW"/>
+          </w:rPr>
+          <w:rPr>
+            <w:color w:val="0000EE"/>
+            <w:u w:val="single"/>
+          </w:rPr>
+          <w:t>太9:17</w:t>
+        </w:r>
+      </w:hyperlink>
+      <w:r>
+        <w:rPr>
+          <w:lang w:val="zh_TW" w:bidi="zh_TW"/>
+        </w:rPr>
+        <w:t>）。在象徵意義上，基督將自己描述為真正的葡萄樹，祂的血成為象徵聖餐的聖禮之酒（</w:t>
       </w:r>
       <w:hyperlink r:id="rId41">
         <w:r>
@@ -801,103 +878,7 @@
             <w:color w:val="0000EE"/>
             <w:u w:val="single"/>
           </w:rPr>
-          <w:t>尼9:11–12、19</w:t>
-        </w:r>
-      </w:hyperlink>
-      <w:r>
-        <w:rPr>
-          <w:lang w:val="zh_TW" w:bidi="zh_TW"/>
-        </w:rPr>
-        <w:t>）。在西奈山，當以色列人安營在山下時，神的榮耀伴隨雲和火降臨，向摩西說話，並讓百姓看見（</w:t>
-      </w:r>
-      <w:hyperlink r:id="rId42">
-        <w:r>
-          <w:rPr>
-            <w:lang w:val="zh_TW" w:bidi="zh_TW"/>
-          </w:rPr>
-          <w:rPr>
-            <w:color w:val="0000EE"/>
-            <w:u w:val="single"/>
-          </w:rPr>
-          <w:t>出19:9、16–18，</w:t>
-        </w:r>
-      </w:hyperlink>
-      <w:hyperlink r:id="rId43">
-        <w:r>
-          <w:rPr>
-            <w:lang w:val="zh_TW" w:bidi="zh_TW"/>
-          </w:rPr>
-          <w:rPr>
-            <w:color w:val="0000EE"/>
-            <w:u w:val="single"/>
-          </w:rPr>
-          <w:t>24:15–18</w:t>
-        </w:r>
-      </w:hyperlink>
-      <w:r>
-        <w:rPr>
-          <w:lang w:val="zh_TW" w:bidi="zh_TW"/>
-        </w:rPr>
-        <w:t>；</w:t>
-      </w:r>
-      <w:hyperlink r:id="rId44">
-        <w:r>
-          <w:rPr>
-            <w:lang w:val="zh_TW" w:bidi="zh_TW"/>
-          </w:rPr>
-          <w:rPr>
-            <w:color w:val="0000EE"/>
-            <w:u w:val="single"/>
-          </w:rPr>
-          <w:t>申5:5、22–24</w:t>
-        </w:r>
-      </w:hyperlink>
-      <w:r>
-        <w:rPr>
-          <w:lang w:val="zh_TW" w:bidi="zh_TW"/>
-        </w:rPr>
-        <w:t>）。當摩西得以一睹未被雲火遮蔽的榮耀時，他的臉發光，百姓對此感到懼怕，他需要用帕子蒙上臉（</w:t>
-      </w:r>
-      <w:hyperlink r:id="rId45">
-        <w:r>
-          <w:rPr>
-            <w:lang w:val="zh_TW" w:bidi="zh_TW"/>
-          </w:rPr>
-          <w:rPr>
-            <w:color w:val="0000EE"/>
-            <w:u w:val="single"/>
-          </w:rPr>
-          <w:t>出33:18–23，</w:t>
-        </w:r>
-      </w:hyperlink>
-      <w:hyperlink r:id="rId46">
-        <w:r>
-          <w:rPr>
-            <w:lang w:val="zh_TW" w:bidi="zh_TW"/>
-          </w:rPr>
-          <w:rPr>
-            <w:color w:val="0000EE"/>
-            <w:u w:val="single"/>
-          </w:rPr>
-          <w:t>34:29–35</w:t>
-        </w:r>
-      </w:hyperlink>
-      <w:r>
-        <w:rPr>
-          <w:lang w:val="zh_TW" w:bidi="zh_TW"/>
-        </w:rPr>
-        <w:t>；</w:t>
-      </w:r>
-      <w:hyperlink r:id="rId47">
-        <w:r>
-          <w:rPr>
-            <w:lang w:val="zh_TW" w:bidi="zh_TW"/>
-          </w:rPr>
-          <w:rPr>
-            <w:color w:val="0000EE"/>
-            <w:u w:val="single"/>
-          </w:rPr>
-          <w:t>林後3:7–18</w:t>
+          <w:t>約15:1–11</w:t>
         </w:r>
       </w:hyperlink>
       <w:r>
@@ -916,135 +897,50 @@
       </w:r>
       <w:r>
         <w:rPr>
-          <w:lang w:val="zh_TW" w:bidi="zh_TW"/>
-        </w:rPr>
-        <w:t>以色列圍繞著西奈山上的神的榮耀紮營的畫面，描繪神住在祂百姓中間的情景。當會幕完成後，百姓開始旅程時，神同在的榮耀雲彩始終停留在他們上方（</w:t>
-      </w:r>
-      <w:hyperlink r:id="rId48">
-        <w:r>
-          <w:rPr>
-            <w:lang w:val="zh_TW" w:bidi="zh_TW"/>
-          </w:rPr>
-          <w:rPr>
-            <w:color w:val="0000EE"/>
-            <w:u w:val="single"/>
-          </w:rPr>
-          <w:t>出40:34–38</w:t>
-        </w:r>
-      </w:hyperlink>
-      <w:r>
-        <w:rPr>
-          <w:lang w:val="zh_TW" w:bidi="zh_TW"/>
-        </w:rPr>
-        <w:t>；</w:t>
-      </w:r>
-      <w:hyperlink r:id="rId49">
-        <w:r>
-          <w:rPr>
-            <w:lang w:val="zh_TW" w:bidi="zh_TW"/>
-          </w:rPr>
-          <w:rPr>
-            <w:color w:val="0000EE"/>
-            <w:u w:val="single"/>
-          </w:rPr>
-          <w:t>民10:11–12</w:t>
-        </w:r>
-      </w:hyperlink>
-      <w:r>
-        <w:rPr>
-          <w:lang w:val="zh_TW" w:bidi="zh_TW"/>
-        </w:rPr>
-        <w:t>）。當他們安營時，各支派圍繞會幕紮營（</w:t>
-      </w:r>
-      <w:hyperlink r:id="rId50">
-        <w:r>
-          <w:rPr>
-            <w:lang w:val="zh_TW" w:bidi="zh_TW"/>
-          </w:rPr>
-          <w:rPr>
-            <w:color w:val="0000EE"/>
-            <w:u w:val="single"/>
-          </w:rPr>
-          <w:t>民1:50–2:2</w:t>
-        </w:r>
-      </w:hyperlink>
-      <w:r>
-        <w:rPr>
-          <w:lang w:val="zh_TW" w:bidi="zh_TW"/>
-        </w:rPr>
-        <w:t>），雲彩提醒他們，神與他們同在。後來，同樣的榮耀充滿了所羅門所建的新聖殿（</w:t>
-      </w:r>
-      <w:hyperlink r:id="rId51">
-        <w:r>
-          <w:rPr>
-            <w:lang w:val="zh_TW" w:bidi="zh_TW"/>
-          </w:rPr>
-          <w:rPr>
-            <w:color w:val="0000EE"/>
-            <w:u w:val="single"/>
-          </w:rPr>
-          <w:t>代下5:13–6:1，</w:t>
-        </w:r>
-      </w:hyperlink>
-      <w:hyperlink r:id="rId52">
-        <w:r>
-          <w:rPr>
-            <w:lang w:val="zh_TW" w:bidi="zh_TW"/>
-          </w:rPr>
-          <w:rPr>
-            <w:color w:val="0000EE"/>
-            <w:u w:val="single"/>
-          </w:rPr>
-          <w:t>7:1–3</w:t>
-        </w:r>
-      </w:hyperlink>
-      <w:r>
-        <w:rPr>
-          <w:lang w:val="zh_TW" w:bidi="zh_TW"/>
-        </w:rPr>
-        <w:t>）。詩篇作者讚頌耶路撒冷和聖殿為神榮耀的居所（</w:t>
-      </w:r>
-      <w:hyperlink r:id="rId53">
-        <w:r>
-          <w:rPr>
-            <w:lang w:val="zh_TW" w:bidi="zh_TW"/>
-          </w:rPr>
-          <w:rPr>
-            <w:color w:val="0000EE"/>
-            <w:u w:val="single"/>
-          </w:rPr>
-          <w:t>詩26:8，</w:t>
-        </w:r>
-      </w:hyperlink>
-      <w:hyperlink r:id="rId54">
-        <w:r>
-          <w:rPr>
-            <w:lang w:val="zh_TW" w:bidi="zh_TW"/>
-          </w:rPr>
-          <w:rPr>
-            <w:color w:val="0000EE"/>
-            <w:u w:val="single"/>
-          </w:rPr>
-          <w:t>63:2，</w:t>
-        </w:r>
-      </w:hyperlink>
-      <w:hyperlink r:id="rId55">
-        <w:r>
-          <w:rPr>
-            <w:lang w:val="zh_TW" w:bidi="zh_TW"/>
-          </w:rPr>
-          <w:rPr>
-            <w:color w:val="0000EE"/>
-            <w:u w:val="single"/>
-          </w:rPr>
-          <w:t>85:9</w:t>
-        </w:r>
-      </w:hyperlink>
-      <w:r>
-        <w:rPr>
-          <w:lang w:val="zh_TW" w:bidi="zh_TW"/>
-        </w:rPr>
-        <w:t>）；神住在祂百姓中間。</w:t>
+          <w:i/>
+          <w:lang w:val="zh_TW" w:bidi="zh_TW"/>
+        </w:rPr>
+        <w:t>另見</w:t>
+      </w:r>
+      <w:r>
+        <w:rPr>
+          <w:lang w:val="zh_TW" w:bidi="zh_TW"/>
+        </w:rPr>
+        <w:t xml:space="preserve"> </w:t>
+      </w:r>
+      <w:r>
+        <w:rPr>
+          <w:lang w:val="zh_TW" w:bidi="zh_TW"/>
+        </w:rPr>
+        <w:t>農業</w:t>
+      </w:r>
+      <w:r>
+        <w:rPr>
+          <w:lang w:val="zh_TW" w:bidi="zh_TW"/>
+        </w:rPr>
+        <w:t>、</w:t>
+      </w:r>
+      <w:r>
+        <w:rPr>
+          <w:lang w:val="zh_TW" w:bidi="zh_TW"/>
+        </w:rPr>
+        <w:t>植物（藤本植物）</w:t>
+      </w:r>
+      <w:r>
+        <w:rPr>
+          <w:lang w:val="zh_TW" w:bidi="zh_TW"/>
+        </w:rPr>
+        <w:t>。</w:t>
+      </w:r>
+      <w:r>
+        <w:rPr>
+          <w:lang w:val="zh_TW" w:bidi="zh_TW"/>
+        </w:rPr>
+      </w:r>
+      <w:r>
+        <w:rPr>
+          <w:lang w:val="zh_TW" w:bidi="zh_TW"/>
+        </w:rPr>
       </w:r>
     </w:p>
     <w:p>
@@ -1054,40 +950,54 @@
           <w:lang w:val="zh_TW" w:bidi="zh_TW"/>
         </w:rPr>
       </w:r>
-      <w:r>
-        <w:rPr>
-          <w:lang w:val="zh_TW" w:bidi="zh_TW"/>
-        </w:rPr>
-        <w:t>然而，在以色列歷史的後期，他們否認神榮耀的同在（</w:t>
-      </w:r>
-      <w:hyperlink r:id="rId56">
-        <w:r>
-          <w:rPr>
-            <w:lang w:val="zh_TW" w:bidi="zh_TW"/>
-          </w:rPr>
-          <w:rPr>
-            <w:color w:val="0000EE"/>
-            <w:u w:val="single"/>
-          </w:rPr>
-          <w:t>賽3:8</w:t>
-        </w:r>
-      </w:hyperlink>
-      <w:r>
-        <w:rPr>
-          <w:lang w:val="zh_TW" w:bidi="zh_TW"/>
-        </w:rPr>
-        <w:t>），並以人手製造的偶像取代耶和華的榮耀（</w:t>
-      </w:r>
-      <w:hyperlink r:id="rId57">
-        <w:r>
-          <w:rPr>
-            <w:lang w:val="zh_TW" w:bidi="zh_TW"/>
-          </w:rPr>
-          <w:rPr>
-            <w:color w:val="0000EE"/>
-            <w:u w:val="single"/>
-          </w:rPr>
-          <w:t>詩106:20</w:t>
+    </w:p>
+    <w:p>
+      <w:pPr>
+        <w:pStyle w:val="Heading2"/>
+      </w:pPr>
+      <w:r>
+        <w:rPr>
+          <w:lang w:val="zh_TW" w:bidi="zh_TW"/>
+        </w:rPr>
+        <w:t>蒲式耳</w:t>
+      </w:r>
+      <w:r>
+        <w:rPr>
+          <w:lang w:val="zh_TW" w:bidi="zh_TW"/>
+        </w:rPr>
+      </w:r>
+    </w:p>
+    <w:p>
+      <w:pPr>
+        <w:pStyle w:val="ListNumber"/>
+        <w:numPr>
+          <w:ilvl w:val="0"/>
+          <w:numId w:val="14"/>
+        </w:numPr>
+        <w:spacing w:line="240" w:lineRule="auto"/>
+        <w:ind w:left="720"/>
+      </w:pPr>
+      <w:r>
+        <w:rPr>
+          <w:lang w:val="zh_TW" w:bidi="zh_TW"/>
+        </w:rPr>
+      </w:r>
+      <w:r>
+        <w:rPr>
+          <w:lang w:val="zh_TW" w:bidi="zh_TW"/>
+        </w:rPr>
+        <w:t>一個小容器（「籃子」），可以用來罩住燈（</w:t>
+      </w:r>
+      <w:hyperlink r:id="rId42">
+        <w:r>
+          <w:rPr>
+            <w:lang w:val="zh_TW" w:bidi="zh_TW"/>
+          </w:rPr>
+          <w:rPr>
+            <w:color w:val="0000EE"/>
+            <w:u w:val="single"/>
+          </w:rPr>
+          <w:t>太5:15</w:t>
         </w:r>
       </w:hyperlink>
       <w:r>
@@ -1096,100 +1006,34 @@
         </w:rPr>
         <w:t>；</w:t>
       </w:r>
-      <w:hyperlink r:id="rId58">
-        <w:r>
-          <w:rPr>
-            <w:lang w:val="zh_TW" w:bidi="zh_TW"/>
-          </w:rPr>
-          <w:rPr>
-            <w:color w:val="0000EE"/>
-            <w:u w:val="single"/>
-          </w:rPr>
-          <w:t>耶2:10–11</w:t>
-        </w:r>
-      </w:hyperlink>
-      <w:r>
-        <w:rPr>
-          <w:lang w:val="zh_TW" w:bidi="zh_TW"/>
-        </w:rPr>
-        <w:t>；參</w:t>
-      </w:r>
-      <w:hyperlink r:id="rId59">
-        <w:r>
-          <w:rPr>
-            <w:lang w:val="zh_TW" w:bidi="zh_TW"/>
-          </w:rPr>
-          <w:rPr>
-            <w:color w:val="0000EE"/>
-            <w:u w:val="single"/>
-          </w:rPr>
-          <w:t>羅1:23</w:t>
-        </w:r>
-      </w:hyperlink>
-      <w:r>
-        <w:rPr>
-          <w:lang w:val="zh_TW" w:bidi="zh_TW"/>
-        </w:rPr>
-        <w:t>）。因他們的悖逆，審判臨到耶路撒冷，執行違背約而帶來的懲罰。神不再作悖逆祂的百姓的神（</w:t>
-      </w:r>
-      <w:hyperlink r:id="rId60">
-        <w:r>
-          <w:rPr>
-            <w:lang w:val="zh_TW" w:bidi="zh_TW"/>
-          </w:rPr>
-          <w:rPr>
-            <w:color w:val="0000EE"/>
-            <w:u w:val="single"/>
-          </w:rPr>
-          <w:t>何1:9</w:t>
-        </w:r>
-      </w:hyperlink>
-      <w:r>
-        <w:rPr>
-          <w:lang w:val="zh_TW" w:bidi="zh_TW"/>
-        </w:rPr>
-        <w:t>）。神榮耀的雲彩離開了聖殿（</w:t>
-      </w:r>
-      <w:hyperlink r:id="rId61">
-        <w:r>
-          <w:rPr>
-            <w:lang w:val="zh_TW" w:bidi="zh_TW"/>
-          </w:rPr>
-          <w:rPr>
-            <w:color w:val="0000EE"/>
-            <w:u w:val="single"/>
-          </w:rPr>
-          <w:t>結10:4、18–19，</w:t>
-        </w:r>
-      </w:hyperlink>
-      <w:hyperlink r:id="rId62">
-        <w:r>
-          <w:rPr>
-            <w:lang w:val="zh_TW" w:bidi="zh_TW"/>
-          </w:rPr>
-          <w:rPr>
-            <w:color w:val="0000EE"/>
-            <w:u w:val="single"/>
-          </w:rPr>
-          <w:t>11:22</w:t>
-        </w:r>
-      </w:hyperlink>
-      <w:r>
-        <w:rPr>
-          <w:lang w:val="zh_TW" w:bidi="zh_TW"/>
-        </w:rPr>
-        <w:t>），然後以色列人被擄（</w:t>
-      </w:r>
-      <w:hyperlink r:id="rId63">
-        <w:r>
-          <w:rPr>
-            <w:lang w:val="zh_TW" w:bidi="zh_TW"/>
-          </w:rPr>
-          <w:rPr>
-            <w:color w:val="0000EE"/>
-            <w:u w:val="single"/>
-          </w:rPr>
-          <w:t>12:1–15</w:t>
+      <w:hyperlink r:id="rId43">
+        <w:r>
+          <w:rPr>
+            <w:lang w:val="zh_TW" w:bidi="zh_TW"/>
+          </w:rPr>
+          <w:rPr>
+            <w:color w:val="0000EE"/>
+            <w:u w:val="single"/>
+          </w:rPr>
+          <w:t>可4:21</w:t>
+        </w:r>
+      </w:hyperlink>
+      <w:r>
+        <w:rPr>
+          <w:lang w:val="zh_TW" w:bidi="zh_TW"/>
+        </w:rPr>
+        <w:t>；</w:t>
+      </w:r>
+      <w:hyperlink r:id="rId44">
+        <w:r>
+          <w:rPr>
+            <w:lang w:val="zh_TW" w:bidi="zh_TW"/>
+          </w:rPr>
+          <w:rPr>
+            <w:color w:val="0000EE"/>
+            <w:u w:val="single"/>
+          </w:rPr>
+          <w:t>路11:33</w:t>
         </w:r>
       </w:hyperlink>
       <w:r>
@@ -1197,6 +1041,59 @@
           <w:lang w:val="zh_TW" w:bidi="zh_TW"/>
         </w:rPr>
         <w:t>）。</w:t>
+      </w:r>
+      <w:r>
+        <w:rPr>
+          <w:i/>
+          <w:lang w:val="zh_TW" w:bidi="zh_TW"/>
+        </w:rPr>
+        <w:t>見</w:t>
+      </w:r>
+      <w:r>
+        <w:rPr>
+          <w:lang w:val="zh_TW" w:bidi="zh_TW"/>
+        </w:rPr>
+        <w:t xml:space="preserve"> </w:t>
+      </w:r>
+      <w:r>
+        <w:rPr>
+          <w:lang w:val="zh_TW" w:bidi="zh_TW"/>
+        </w:rPr>
+        <w:t>度量衡</w:t>
+      </w:r>
+      <w:r>
+        <w:rPr>
+          <w:lang w:val="zh_TW" w:bidi="zh_TW"/>
+        </w:rPr>
+        <w:t>。</w:t>
+      </w:r>
+    </w:p>
+    <w:p>
+      <w:pPr>
+        <w:pStyle w:val="ListNumber"/>
+        <w:spacing w:line="240" w:lineRule="auto"/>
+        <w:ind w:left="720"/>
+      </w:pPr>
+      <w:r>
+        <w:rPr>
+          <w:lang w:val="zh_TW" w:bidi="zh_TW"/>
+        </w:rPr>
+      </w:r>
+      <w:r>
+        <w:rPr>
+          <w:lang w:val="zh_TW" w:bidi="zh_TW"/>
+        </w:rPr>
+        <w:t>一種測量單位，約等於19夸脫或18公升。在希伯來文中，這稱為「伊法」。</w:t>
+      </w:r>
+      <w:r>
+        <w:rPr>
+          <w:lang w:val="zh_TW" w:bidi="zh_TW"/>
+        </w:rPr>
+      </w:r>
+      <w:r>
+        <w:rPr>
+          <w:lang w:val="zh_TW" w:bidi="zh_TW"/>
+        </w:rPr>
       </w:r>
     </w:p>
     <w:p>
@@ -1206,76 +1103,21 @@
           <w:lang w:val="zh_TW" w:bidi="zh_TW"/>
         </w:rPr>
       </w:r>
-      <w:r>
-        <w:rPr>
-          <w:lang w:val="zh_TW" w:bidi="zh_TW"/>
-        </w:rPr>
-        <w:t>然而，神決定在這審判中留下餘民，以重建城和聖殿。以西結在異象中看見耶和華的榮耀回到聖殿中（</w:t>
-      </w:r>
-      <w:hyperlink r:id="rId64">
-        <w:r>
-          <w:rPr>
-            <w:lang w:val="zh_TW" w:bidi="zh_TW"/>
-          </w:rPr>
-          <w:rPr>
-            <w:color w:val="0000EE"/>
-            <w:u w:val="single"/>
-          </w:rPr>
-          <w:t>結43:2–9</w:t>
-        </w:r>
-      </w:hyperlink>
-      <w:r>
-        <w:rPr>
-          <w:lang w:val="zh_TW" w:bidi="zh_TW"/>
-        </w:rPr>
-        <w:t>），這是一個榮耀回到純潔百姓並永遠與他們同住的時刻。當被擄結束、第二聖殿建造時，哈該和撒迦利亞以神榮耀將如同初建的聖殿般充滿新聖殿的應許，鼓勵百姓繼續建造，並使榮耀「住在你們中間」（</w:t>
-      </w:r>
-      <w:hyperlink r:id="rId65">
-        <w:r>
-          <w:rPr>
-            <w:lang w:val="zh_TW" w:bidi="zh_TW"/>
-          </w:rPr>
-          <w:rPr>
-            <w:color w:val="0000EE"/>
-            <w:u w:val="single"/>
-          </w:rPr>
-          <w:t>該2:3–9</w:t>
-        </w:r>
-      </w:hyperlink>
-      <w:r>
-        <w:rPr>
-          <w:lang w:val="zh_TW" w:bidi="zh_TW"/>
-        </w:rPr>
-        <w:t>；</w:t>
-      </w:r>
-      <w:hyperlink r:id="rId66">
-        <w:r>
-          <w:rPr>
-            <w:lang w:val="zh_TW" w:bidi="zh_TW"/>
-          </w:rPr>
-          <w:rPr>
-            <w:color w:val="0000EE"/>
-            <w:u w:val="single"/>
-          </w:rPr>
-          <w:t>亞2:5、10–11</w:t>
-        </w:r>
-      </w:hyperlink>
-      <w:r>
-        <w:rPr>
-          <w:lang w:val="zh_TW" w:bidi="zh_TW"/>
-        </w:rPr>
-        <w:t>）。</w:t>
-      </w:r>
     </w:p>
     <w:p>
       <w:pPr>
-        <w:pStyle w:val="Heading3"/>
-      </w:pPr>
-      <w:r>
-        <w:rPr>
-          <w:lang w:val="zh_TW" w:bidi="zh_TW"/>
-        </w:rPr>
-        <w:t>耶穌基督顯出神的榮耀</w:t>
+        <w:pStyle w:val="Heading2"/>
+      </w:pPr>
+      <w:r>
+        <w:rPr>
+          <w:lang w:val="zh_TW" w:bidi="zh_TW"/>
+        </w:rPr>
+        <w:t>僕人</w:t>
+      </w:r>
+      <w:r>
+        <w:rPr>
+          <w:lang w:val="zh_TW" w:bidi="zh_TW"/>
+        </w:rPr>
       </w:r>
     </w:p>
     <w:p>
@@ -1289,172 +1131,7 @@
         <w:rPr>
           <w:lang w:val="zh_TW" w:bidi="zh_TW"/>
         </w:rPr>
-        <w:t>我們並未被告知舍吉拿榮耀是否回到第二聖殿，但聖經確告訴我們，神的榮耀藉著耶穌基督再次顯現在地上。</w:t>
-      </w:r>
-      <w:hyperlink r:id="rId67">
-        <w:r>
-          <w:rPr>
-            <w:lang w:val="zh_TW" w:bidi="zh_TW"/>
-          </w:rPr>
-          <w:rPr>
-            <w:color w:val="0000EE"/>
-            <w:u w:val="single"/>
-          </w:rPr>
-          <w:t>約翰福音一章14節</w:t>
-        </w:r>
-      </w:hyperlink>
-      <w:r>
-        <w:rPr>
-          <w:lang w:val="zh_TW" w:bidi="zh_TW"/>
-        </w:rPr>
-        <w:t>說：「道成了肉身，</w:t>
-      </w:r>
-      <w:r>
-        <w:rPr>
-          <w:i/>
-          <w:lang w:val="zh_TW" w:bidi="zh_TW"/>
-        </w:rPr>
-        <w:t>住</w:t>
-      </w:r>
-      <w:r>
-        <w:rPr>
-          <w:lang w:val="zh_TW" w:bidi="zh_TW"/>
-        </w:rPr>
-        <w:t>在我們中間，充充滿滿地有恩典有真理。我們也見過他的</w:t>
-      </w:r>
-      <w:r>
-        <w:rPr>
-          <w:i/>
-          <w:lang w:val="zh_TW" w:bidi="zh_TW"/>
-        </w:rPr>
-        <w:t>榮光</w:t>
-      </w:r>
-      <w:r>
-        <w:rPr>
-          <w:lang w:val="zh_TW" w:bidi="zh_TW"/>
-        </w:rPr>
-        <w:t>，正是父獨生子的</w:t>
-      </w:r>
-      <w:r>
-        <w:rPr>
-          <w:i/>
-          <w:lang w:val="zh_TW" w:bidi="zh_TW"/>
-        </w:rPr>
-        <w:t>榮光</w:t>
-      </w:r>
-      <w:r>
-        <w:rPr>
-          <w:lang w:val="zh_TW" w:bidi="zh_TW"/>
-        </w:rPr>
-        <w:t>」。耶穌成為神永住榮耀的新會幕。神在耶穌裡住在人間。由於基督是（且仍是）神的真實形像，看到祂臉上的光就等於認識神的榮耀（</w:t>
-      </w:r>
-      <w:hyperlink r:id="rId68">
-        <w:r>
-          <w:rPr>
-            <w:lang w:val="zh_TW" w:bidi="zh_TW"/>
-          </w:rPr>
-          <w:rPr>
-            <w:color w:val="0000EE"/>
-            <w:u w:val="single"/>
-          </w:rPr>
-          <w:t>林後4:4–6</w:t>
-        </w:r>
-      </w:hyperlink>
-      <w:r>
-        <w:rPr>
-          <w:lang w:val="zh_TW" w:bidi="zh_TW"/>
-        </w:rPr>
-        <w:t>）。看到耶穌就是看到「外邦人的光， 又是你民以色列的榮耀」（</w:t>
-      </w:r>
-      <w:hyperlink r:id="rId69">
-        <w:r>
-          <w:rPr>
-            <w:lang w:val="zh_TW" w:bidi="zh_TW"/>
-          </w:rPr>
-          <w:rPr>
-            <w:color w:val="0000EE"/>
-            <w:u w:val="single"/>
-          </w:rPr>
-          <w:t>路2:30–32</w:t>
-        </w:r>
-      </w:hyperlink>
-      <w:r>
-        <w:rPr>
-          <w:lang w:val="zh_TW" w:bidi="zh_TW"/>
-        </w:rPr>
-        <w:t>）。那些見證耶穌登山變像的門徒（</w:t>
-      </w:r>
-      <w:hyperlink r:id="rId70">
-        <w:r>
-          <w:rPr>
-            <w:lang w:val="zh_TW" w:bidi="zh_TW"/>
-          </w:rPr>
-          <w:rPr>
-            <w:color w:val="0000EE"/>
-            <w:u w:val="single"/>
-          </w:rPr>
-          <w:t>太17:1–8</w:t>
-        </w:r>
-      </w:hyperlink>
-      <w:r>
-        <w:rPr>
-          <w:lang w:val="zh_TW" w:bidi="zh_TW"/>
-        </w:rPr>
-        <w:t>）以奇妙的方式看到祂的榮耀（</w:t>
-      </w:r>
-      <w:hyperlink r:id="rId71">
-        <w:r>
-          <w:rPr>
-            <w:lang w:val="zh_TW" w:bidi="zh_TW"/>
-          </w:rPr>
-          <w:rPr>
-            <w:color w:val="0000EE"/>
-            <w:u w:val="single"/>
-          </w:rPr>
-          <w:t>彼後1:16–17</w:t>
-        </w:r>
-      </w:hyperlink>
-      <w:r>
-        <w:rPr>
-          <w:lang w:val="zh_TW" w:bidi="zh_TW"/>
-        </w:rPr>
-        <w:t>），因為那是從祂人的身體中迸發出的榮耀。這榮耀的顯現預示了基督在復活與升天中所經歷的榮耀（見</w:t>
-      </w:r>
-      <w:hyperlink r:id="rId72">
-        <w:r>
-          <w:rPr>
-            <w:lang w:val="zh_TW" w:bidi="zh_TW"/>
-          </w:rPr>
-          <w:rPr>
-            <w:color w:val="0000EE"/>
-            <w:u w:val="single"/>
-          </w:rPr>
-          <w:t>約17:5</w:t>
-        </w:r>
-      </w:hyperlink>
-      <w:r>
-        <w:rPr>
-          <w:lang w:val="zh_TW" w:bidi="zh_TW"/>
-        </w:rPr>
-        <w:t>；</w:t>
-      </w:r>
-      <w:hyperlink r:id="rId73">
-        <w:r>
-          <w:rPr>
-            <w:lang w:val="zh_TW" w:bidi="zh_TW"/>
-          </w:rPr>
-          <w:rPr>
-            <w:color w:val="0000EE"/>
-            <w:u w:val="single"/>
-          </w:rPr>
-          <w:t>腓2:5–11</w:t>
-        </w:r>
-      </w:hyperlink>
-      <w:r>
-        <w:rPr>
-          <w:lang w:val="zh_TW" w:bidi="zh_TW"/>
-        </w:rPr>
-        <w:t>）。</w:t>
+        <w:t>一個有義務服事主人的人，而主人會提供一定程度的保護。有些僕人（servant）是法律上的奴隸（slave），另一些則是自願的僕人。很難明確區分「僕人（servant）」、「奴隸（slave）」、「男奴（bondman）」和「女奴（bondwoman）」。希伯來文和希臘文中有多個詞被翻譯為「僕人」，但在較新的譯本中，有時會使用其它詞語。</w:t>
       </w:r>
     </w:p>
     <w:p>
@@ -1468,54 +1145,18 @@
         <w:rPr>
           <w:lang w:val="zh_TW" w:bidi="zh_TW"/>
         </w:rPr>
-        <w:t>因為耶穌謙卑自己，順服至死，神就將祂升為至高（</w:t>
-      </w:r>
-      <w:hyperlink r:id="rId74">
-        <w:r>
-          <w:rPr>
-            <w:lang w:val="zh_TW" w:bidi="zh_TW"/>
-          </w:rPr>
-          <w:rPr>
-            <w:color w:val="0000EE"/>
-            <w:u w:val="single"/>
-          </w:rPr>
-          <w:t>腓2:8–9</w:t>
-        </w:r>
-      </w:hyperlink>
-      <w:r>
-        <w:rPr>
-          <w:lang w:val="zh_TW" w:bidi="zh_TW"/>
-        </w:rPr>
-        <w:t>）。祂在十字架上受死之後，進入了祂的榮耀（</w:t>
-      </w:r>
-      <w:hyperlink r:id="rId75">
-        <w:r>
-          <w:rPr>
-            <w:lang w:val="zh_TW" w:bidi="zh_TW"/>
-          </w:rPr>
-          <w:rPr>
-            <w:color w:val="0000EE"/>
-            <w:u w:val="single"/>
-          </w:rPr>
-          <w:t>路24:26</w:t>
-        </w:r>
-      </w:hyperlink>
-      <w:r>
-        <w:rPr>
-          <w:lang w:val="zh_TW" w:bidi="zh_TW"/>
-        </w:rPr>
-        <w:t>），擁有一個全新的榮耀身體（</w:t>
-      </w:r>
-      <w:hyperlink r:id="rId76">
-        <w:r>
-          <w:rPr>
-            <w:lang w:val="zh_TW" w:bidi="zh_TW"/>
-          </w:rPr>
-          <w:rPr>
-            <w:color w:val="0000EE"/>
-            <w:u w:val="single"/>
-          </w:rPr>
-          <w:t>林前15:39–43</w:t>
+        <w:t>在希伯來文中，表示「少年（lad）」、「少年人（youth）」或「童子（boy）」的詞語常常也指僕人（</w:t>
+      </w:r>
+      <w:hyperlink r:id="rId45">
+        <w:r>
+          <w:rPr>
+            <w:lang w:val="zh_TW" w:bidi="zh_TW"/>
+          </w:rPr>
+          <w:rPr>
+            <w:color w:val="0000EE"/>
+            <w:u w:val="single"/>
+          </w:rPr>
+          <w:t>出33:11</w:t>
         </w:r>
       </w:hyperlink>
       <w:r>
@@ -1524,100 +1165,16 @@
         </w:rPr>
         <w:t>；</w:t>
       </w:r>
-      <w:hyperlink r:id="rId77">
-        <w:r>
-          <w:rPr>
-            <w:lang w:val="zh_TW" w:bidi="zh_TW"/>
-          </w:rPr>
-          <w:rPr>
-            <w:color w:val="0000EE"/>
-            <w:u w:val="single"/>
-          </w:rPr>
-          <w:t>腓3:21</w:t>
-        </w:r>
-      </w:hyperlink>
-      <w:r>
-        <w:rPr>
-          <w:lang w:val="zh_TW" w:bidi="zh_TW"/>
-        </w:rPr>
-        <w:t>）。榮耀的基督向祂的僕人顯現。司提反看見了祂的榮耀（</w:t>
-      </w:r>
-      <w:hyperlink r:id="rId78">
-        <w:r>
-          <w:rPr>
-            <w:lang w:val="zh_TW" w:bidi="zh_TW"/>
-          </w:rPr>
-          <w:rPr>
-            <w:color w:val="0000EE"/>
-            <w:u w:val="single"/>
-          </w:rPr>
-          <w:t>徒7:55</w:t>
-        </w:r>
-      </w:hyperlink>
-      <w:r>
-        <w:rPr>
-          <w:lang w:val="zh_TW" w:bidi="zh_TW"/>
-        </w:rPr>
-        <w:t>），掃羅因祂的光輝而失明（</w:t>
-      </w:r>
-      <w:hyperlink r:id="rId79">
-        <w:r>
-          <w:rPr>
-            <w:lang w:val="zh_TW" w:bidi="zh_TW"/>
-          </w:rPr>
-          <w:rPr>
-            <w:color w:val="0000EE"/>
-            <w:u w:val="single"/>
-          </w:rPr>
-          <w:t>9:3</w:t>
-        </w:r>
-      </w:hyperlink>
-      <w:r>
-        <w:rPr>
-          <w:lang w:val="zh_TW" w:bidi="zh_TW"/>
-        </w:rPr>
-        <w:t>）。同一位基督被預言將以榮耀再來。祂將坐在寶座上施行審判（</w:t>
-      </w:r>
-      <w:hyperlink r:id="rId80">
-        <w:r>
-          <w:rPr>
-            <w:lang w:val="zh_TW" w:bidi="zh_TW"/>
-          </w:rPr>
-          <w:rPr>
-            <w:color w:val="0000EE"/>
-            <w:u w:val="single"/>
-          </w:rPr>
-          <w:t>太25:31</w:t>
-        </w:r>
-      </w:hyperlink>
-      <w:r>
-        <w:rPr>
-          <w:lang w:val="zh_TW" w:bidi="zh_TW"/>
-        </w:rPr>
-        <w:t>）；惡人將受到懲罰（</w:t>
-      </w:r>
-      <w:hyperlink r:id="rId81">
-        <w:r>
-          <w:rPr>
-            <w:lang w:val="zh_TW" w:bidi="zh_TW"/>
-          </w:rPr>
-          <w:rPr>
-            <w:color w:val="0000EE"/>
-            <w:u w:val="single"/>
-          </w:rPr>
-          <w:t>16:27，</w:t>
-        </w:r>
-      </w:hyperlink>
-      <w:hyperlink r:id="rId82">
-        <w:r>
-          <w:rPr>
-            <w:lang w:val="zh_TW" w:bidi="zh_TW"/>
-          </w:rPr>
-          <w:rPr>
-            <w:color w:val="0000EE"/>
-            <w:u w:val="single"/>
-          </w:rPr>
-          <w:t>24:30</w:t>
+      <w:hyperlink r:id="rId46">
+        <w:r>
+          <w:rPr>
+            <w:lang w:val="zh_TW" w:bidi="zh_TW"/>
+          </w:rPr>
+          <w:rPr>
+            <w:color w:val="0000EE"/>
+            <w:u w:val="single"/>
+          </w:rPr>
+          <w:t>民22:22</w:t>
         </w:r>
       </w:hyperlink>
       <w:r>
@@ -1626,16 +1183,34 @@
         </w:rPr>
         <w:t>；</w:t>
       </w:r>
-      <w:hyperlink r:id="rId83">
-        <w:r>
-          <w:rPr>
-            <w:lang w:val="zh_TW" w:bidi="zh_TW"/>
-          </w:rPr>
-          <w:rPr>
-            <w:color w:val="0000EE"/>
-            <w:u w:val="single"/>
-          </w:rPr>
-          <w:t>可13:26</w:t>
+      <w:hyperlink r:id="rId47">
+        <w:r>
+          <w:rPr>
+            <w:lang w:val="zh_TW" w:bidi="zh_TW"/>
+          </w:rPr>
+          <w:rPr>
+            <w:color w:val="0000EE"/>
+            <w:u w:val="single"/>
+          </w:rPr>
+          <w:t>王下4:12</w:t>
+        </w:r>
+      </w:hyperlink>
+      <w:r>
+        <w:rPr>
+          <w:lang w:val="zh_TW" w:bidi="zh_TW"/>
+        </w:rPr>
+        <w:t>）。表示「生來自由的僕人（free-born servant）」的詞語通常用來指稱耶和華的僕人，如利未人（</w:t>
+      </w:r>
+      <w:hyperlink r:id="rId48">
+        <w:r>
+          <w:rPr>
+            <w:lang w:val="zh_TW" w:bidi="zh_TW"/>
+          </w:rPr>
+          <w:rPr>
+            <w:color w:val="0000EE"/>
+            <w:u w:val="single"/>
+          </w:rPr>
+          <w:t>拉8:17</w:t>
         </w:r>
       </w:hyperlink>
       <w:r>
@@ -1644,16 +1219,16 @@
         </w:rPr>
         <w:t>；</w:t>
       </w:r>
-      <w:hyperlink r:id="rId84">
-        <w:r>
-          <w:rPr>
-            <w:lang w:val="zh_TW" w:bidi="zh_TW"/>
-          </w:rPr>
-          <w:rPr>
-            <w:color w:val="0000EE"/>
-            <w:u w:val="single"/>
-          </w:rPr>
-          <w:t>路21:27</w:t>
+      <w:hyperlink r:id="rId49">
+        <w:r>
+          <w:rPr>
+            <w:lang w:val="zh_TW" w:bidi="zh_TW"/>
+          </w:rPr>
+          <w:rPr>
+            <w:color w:val="0000EE"/>
+            <w:u w:val="single"/>
+          </w:rPr>
+          <w:t>賽61:6</w:t>
         </w:r>
       </w:hyperlink>
       <w:r>
@@ -1662,34 +1237,196 @@
         </w:rPr>
         <w:t>；</w:t>
       </w:r>
-      <w:hyperlink r:id="rId85">
-        <w:r>
-          <w:rPr>
-            <w:lang w:val="zh_TW" w:bidi="zh_TW"/>
-          </w:rPr>
-          <w:rPr>
-            <w:color w:val="0000EE"/>
-            <w:u w:val="single"/>
-          </w:rPr>
-          <w:t>帖後2:9–10</w:t>
-        </w:r>
-      </w:hyperlink>
-      <w:r>
-        <w:rPr>
-          <w:lang w:val="zh_TW" w:bidi="zh_TW"/>
-        </w:rPr>
-        <w:t>）。那些在人前承認祂的人，不必懼怕祂榮耀的顯現（</w:t>
-      </w:r>
-      <w:hyperlink r:id="rId86">
-        <w:r>
-          <w:rPr>
-            <w:lang w:val="zh_TW" w:bidi="zh_TW"/>
-          </w:rPr>
-          <w:rPr>
-            <w:color w:val="0000EE"/>
-            <w:u w:val="single"/>
-          </w:rPr>
-          <w:t>可8:38</w:t>
+      <w:hyperlink r:id="rId50">
+        <w:r>
+          <w:rPr>
+            <w:lang w:val="zh_TW" w:bidi="zh_TW"/>
+          </w:rPr>
+          <w:rPr>
+            <w:color w:val="0000EE"/>
+            <w:u w:val="single"/>
+          </w:rPr>
+          <w:t>拉44:11</w:t>
+        </w:r>
+      </w:hyperlink>
+      <w:r>
+        <w:rPr>
+          <w:lang w:val="zh_TW" w:bidi="zh_TW"/>
+        </w:rPr>
+        <w:t>）或祭司（</w:t>
+      </w:r>
+      <w:hyperlink r:id="rId51">
+        <w:r>
+          <w:rPr>
+            <w:lang w:val="zh_TW" w:bidi="zh_TW"/>
+          </w:rPr>
+          <w:rPr>
+            <w:color w:val="0000EE"/>
+            <w:u w:val="single"/>
+          </w:rPr>
+          <w:t>出28:35</w:t>
+        </w:r>
+      </w:hyperlink>
+      <w:r>
+        <w:rPr>
+          <w:lang w:val="zh_TW" w:bidi="zh_TW"/>
+        </w:rPr>
+        <w:t>；</w:t>
+      </w:r>
+      <w:hyperlink r:id="rId52">
+        <w:r>
+          <w:rPr>
+            <w:lang w:val="zh_TW" w:bidi="zh_TW"/>
+          </w:rPr>
+          <w:rPr>
+            <w:color w:val="0000EE"/>
+            <w:u w:val="single"/>
+          </w:rPr>
+          <w:t>珥1:9</w:t>
+        </w:r>
+      </w:hyperlink>
+      <w:r>
+        <w:rPr>
+          <w:lang w:val="zh_TW" w:bidi="zh_TW"/>
+        </w:rPr>
+        <w:t>，</w:t>
+      </w:r>
+      <w:hyperlink r:id="rId53">
+        <w:r>
+          <w:rPr>
+            <w:lang w:val="zh_TW" w:bidi="zh_TW"/>
+          </w:rPr>
+          <w:rPr>
+            <w:color w:val="0000EE"/>
+            <w:u w:val="single"/>
+          </w:rPr>
+          <w:t>2:17</w:t>
+        </w:r>
+      </w:hyperlink>
+      <w:r>
+        <w:rPr>
+          <w:lang w:val="zh_TW" w:bidi="zh_TW"/>
+        </w:rPr>
+        <w:t>）。有時王的臣子被稱為臣僕（</w:t>
+      </w:r>
+      <w:hyperlink r:id="rId54">
+        <w:r>
+          <w:rPr>
+            <w:lang w:val="zh_TW" w:bidi="zh_TW"/>
+          </w:rPr>
+          <w:rPr>
+            <w:color w:val="0000EE"/>
+            <w:u w:val="single"/>
+          </w:rPr>
+          <w:t>代上27:1</w:t>
+        </w:r>
+      </w:hyperlink>
+      <w:r>
+        <w:rPr>
+          <w:lang w:val="zh_TW" w:bidi="zh_TW"/>
+        </w:rPr>
+        <w:t>；</w:t>
+      </w:r>
+      <w:hyperlink r:id="rId55">
+        <w:r>
+          <w:rPr>
+            <w:lang w:val="zh_TW" w:bidi="zh_TW"/>
+          </w:rPr>
+          <w:rPr>
+            <w:color w:val="0000EE"/>
+            <w:u w:val="single"/>
+          </w:rPr>
+          <w:t>箴29:12</w:t>
+        </w:r>
+      </w:hyperlink>
+      <w:r>
+        <w:rPr>
+          <w:lang w:val="zh_TW" w:bidi="zh_TW"/>
+        </w:rPr>
+        <w:t>），在耶和華面前侍奉的天使也被稱為僕役（</w:t>
+      </w:r>
+      <w:hyperlink r:id="rId56">
+        <w:r>
+          <w:rPr>
+            <w:lang w:val="zh_TW" w:bidi="zh_TW"/>
+          </w:rPr>
+          <w:rPr>
+            <w:color w:val="0000EE"/>
+            <w:u w:val="single"/>
+          </w:rPr>
+          <w:t>詩103:21</w:t>
+        </w:r>
+      </w:hyperlink>
+      <w:r>
+        <w:rPr>
+          <w:lang w:val="zh_TW" w:bidi="zh_TW"/>
+        </w:rPr>
+        <w:t>，</w:t>
+      </w:r>
+      <w:hyperlink r:id="rId57">
+        <w:r>
+          <w:rPr>
+            <w:lang w:val="zh_TW" w:bidi="zh_TW"/>
+          </w:rPr>
+          <w:rPr>
+            <w:color w:val="0000EE"/>
+            <w:u w:val="single"/>
+          </w:rPr>
+          <w:t>104:4</w:t>
+        </w:r>
+      </w:hyperlink>
+      <w:r>
+        <w:rPr>
+          <w:lang w:val="zh_TW" w:bidi="zh_TW"/>
+        </w:rPr>
+        <w:t>）。雇傭的僕人或雇工也被視為自由人（</w:t>
+      </w:r>
+      <w:hyperlink r:id="rId58">
+        <w:r>
+          <w:rPr>
+            <w:lang w:val="zh_TW" w:bidi="zh_TW"/>
+          </w:rPr>
+          <w:rPr>
+            <w:color w:val="0000EE"/>
+            <w:u w:val="single"/>
+          </w:rPr>
+          <w:t>出12:45</w:t>
+        </w:r>
+      </w:hyperlink>
+      <w:r>
+        <w:rPr>
+          <w:lang w:val="zh_TW" w:bidi="zh_TW"/>
+        </w:rPr>
+        <w:t>；</w:t>
+      </w:r>
+      <w:hyperlink r:id="rId59">
+        <w:r>
+          <w:rPr>
+            <w:lang w:val="zh_TW" w:bidi="zh_TW"/>
+          </w:rPr>
+          <w:rPr>
+            <w:color w:val="0000EE"/>
+            <w:u w:val="single"/>
+          </w:rPr>
+          <w:t>伯7:1</w:t>
+        </w:r>
+      </w:hyperlink>
+      <w:r>
+        <w:rPr>
+          <w:lang w:val="zh_TW" w:bidi="zh_TW"/>
+        </w:rPr>
+        <w:t>；</w:t>
+      </w:r>
+      <w:hyperlink r:id="rId60">
+        <w:r>
+          <w:rPr>
+            <w:lang w:val="zh_TW" w:bidi="zh_TW"/>
+          </w:rPr>
+          <w:rPr>
+            <w:color w:val="0000EE"/>
+            <w:u w:val="single"/>
+          </w:rPr>
+          <w:t>瑪3:5</w:t>
         </w:r>
       </w:hyperlink>
       <w:r>
@@ -1710,18 +1447,36 @@
         <w:rPr>
           <w:lang w:val="zh_TW" w:bidi="zh_TW"/>
         </w:rPr>
-        <w:t>到了成全的時候，全地將被祂的榮耀充滿（</w:t>
-      </w:r>
-      <w:hyperlink r:id="rId87">
-        <w:r>
-          <w:rPr>
-            <w:lang w:val="zh_TW" w:bidi="zh_TW"/>
-          </w:rPr>
-          <w:rPr>
-            <w:color w:val="0000EE"/>
-            <w:u w:val="single"/>
-          </w:rPr>
-          <w:t>詩72:19</w:t>
+        <w:t>最常見的希伯來詞語在舊約中出現近800次，代表被束縛的奴隸（</w:t>
+      </w:r>
+      <w:hyperlink r:id="rId61">
+        <w:r>
+          <w:rPr>
+            <w:lang w:val="zh_TW" w:bidi="zh_TW"/>
+          </w:rPr>
+          <w:rPr>
+            <w:color w:val="0000EE"/>
+            <w:u w:val="single"/>
+          </w:rPr>
+          <w:t>創9:25</w:t>
+        </w:r>
+      </w:hyperlink>
+      <w:r>
+        <w:rPr>
+          <w:lang w:val="zh_TW" w:bidi="zh_TW"/>
+        </w:rPr>
+        <w:t>，</w:t>
+      </w:r>
+      <w:hyperlink r:id="rId62">
+        <w:r>
+          <w:rPr>
+            <w:lang w:val="zh_TW" w:bidi="zh_TW"/>
+          </w:rPr>
+          <w:rPr>
+            <w:color w:val="0000EE"/>
+            <w:u w:val="single"/>
+          </w:rPr>
+          <w:t>12:16</w:t>
         </w:r>
       </w:hyperlink>
       <w:r>
@@ -1730,16 +1485,16 @@
         </w:rPr>
         <w:t>；</w:t>
       </w:r>
-      <w:hyperlink r:id="rId88">
-        <w:r>
-          <w:rPr>
-            <w:lang w:val="zh_TW" w:bidi="zh_TW"/>
-          </w:rPr>
-          <w:rPr>
-            <w:color w:val="0000EE"/>
-            <w:u w:val="single"/>
-          </w:rPr>
-          <w:t>賽6:3</w:t>
+      <w:hyperlink r:id="rId63">
+        <w:r>
+          <w:rPr>
+            <w:lang w:val="zh_TW" w:bidi="zh_TW"/>
+          </w:rPr>
+          <w:rPr>
+            <w:color w:val="0000EE"/>
+            <w:u w:val="single"/>
+          </w:rPr>
+          <w:t>出20:17</w:t>
         </w:r>
       </w:hyperlink>
       <w:r>
@@ -1748,70 +1503,311 @@
         </w:rPr>
         <w:t>；</w:t>
       </w:r>
-      <w:hyperlink r:id="rId89">
-        <w:r>
-          <w:rPr>
-            <w:lang w:val="zh_TW" w:bidi="zh_TW"/>
-          </w:rPr>
-          <w:rPr>
-            <w:color w:val="0000EE"/>
-            <w:u w:val="single"/>
-          </w:rPr>
-          <w:t>哈2:14</w:t>
-        </w:r>
-      </w:hyperlink>
-      <w:r>
-        <w:rPr>
-          <w:lang w:val="zh_TW" w:bidi="zh_TW"/>
-        </w:rPr>
-        <w:t>）。屆時，不再有榮耀的雲彩停留在聖殿上標誌聖所，因為將有新天新地（</w:t>
-      </w:r>
-      <w:hyperlink r:id="rId90">
-        <w:r>
-          <w:rPr>
-            <w:lang w:val="zh_TW" w:bidi="zh_TW"/>
-          </w:rPr>
-          <w:rPr>
-            <w:color w:val="0000EE"/>
-            <w:u w:val="single"/>
-          </w:rPr>
-          <w:t>啟21:1</w:t>
-        </w:r>
-      </w:hyperlink>
-      <w:r>
-        <w:rPr>
-          <w:lang w:val="zh_TW" w:bidi="zh_TW"/>
-        </w:rPr>
-        <w:t>）。聖城將發出神榮耀的光輝（</w:t>
-      </w:r>
-      <w:hyperlink r:id="rId91">
-        <w:r>
-          <w:rPr>
-            <w:lang w:val="zh_TW" w:bidi="zh_TW"/>
-          </w:rPr>
-          <w:rPr>
-            <w:color w:val="0000EE"/>
-            <w:u w:val="single"/>
-          </w:rPr>
-          <w:t>10–11</w:t>
-        </w:r>
-      </w:hyperlink>
-      <w:r>
-        <w:rPr>
-          <w:lang w:val="zh_TW" w:bidi="zh_TW"/>
-        </w:rPr>
-        <w:t>節）。</w:t>
-      </w:r>
-    </w:p>
-    <w:p>
-      <w:pPr>
-        <w:pStyle w:val="Heading3"/>
-      </w:pPr>
-      <w:r>
-        <w:rPr>
-          <w:lang w:val="zh_TW" w:bidi="zh_TW"/>
-        </w:rPr>
-        <w:t>榮耀與神的百姓</w:t>
+      <w:hyperlink r:id="rId64">
+        <w:r>
+          <w:rPr>
+            <w:lang w:val="zh_TW" w:bidi="zh_TW"/>
+          </w:rPr>
+          <w:rPr>
+            <w:color w:val="0000EE"/>
+            <w:u w:val="single"/>
+          </w:rPr>
+          <w:t>申5:15</w:t>
+        </w:r>
+      </w:hyperlink>
+      <w:r>
+        <w:rPr>
+          <w:lang w:val="zh_TW" w:bidi="zh_TW"/>
+        </w:rPr>
+        <w:t>，</w:t>
+      </w:r>
+      <w:hyperlink r:id="rId65">
+        <w:r>
+          <w:rPr>
+            <w:lang w:val="zh_TW" w:bidi="zh_TW"/>
+          </w:rPr>
+          <w:rPr>
+            <w:color w:val="0000EE"/>
+            <w:u w:val="single"/>
+          </w:rPr>
+          <w:t>15:17</w:t>
+        </w:r>
+      </w:hyperlink>
+      <w:r>
+        <w:rPr>
+          <w:lang w:val="zh_TW" w:bidi="zh_TW"/>
+        </w:rPr>
+        <w:t>）。然而，同一個詞也被用來指有貴族地位的人，如君王的臣僕或謀士（</w:t>
+      </w:r>
+      <w:hyperlink r:id="rId66">
+        <w:r>
+          <w:rPr>
+            <w:lang w:val="zh_TW" w:bidi="zh_TW"/>
+          </w:rPr>
+          <w:rPr>
+            <w:color w:val="0000EE"/>
+            <w:u w:val="single"/>
+          </w:rPr>
+          <w:t>王下22:12</w:t>
+        </w:r>
+      </w:hyperlink>
+      <w:r>
+        <w:rPr>
+          <w:lang w:val="zh_TW" w:bidi="zh_TW"/>
+        </w:rPr>
+        <w:t>；</w:t>
+      </w:r>
+      <w:hyperlink r:id="rId67">
+        <w:r>
+          <w:rPr>
+            <w:lang w:val="zh_TW" w:bidi="zh_TW"/>
+          </w:rPr>
+          <w:rPr>
+            <w:color w:val="0000EE"/>
+            <w:u w:val="single"/>
+          </w:rPr>
+          <w:t>代下34:20</w:t>
+        </w:r>
+      </w:hyperlink>
+      <w:r>
+        <w:rPr>
+          <w:lang w:val="zh_TW" w:bidi="zh_TW"/>
+        </w:rPr>
+        <w:t>；</w:t>
+      </w:r>
+      <w:hyperlink r:id="rId68">
+        <w:r>
+          <w:rPr>
+            <w:lang w:val="zh_TW" w:bidi="zh_TW"/>
+          </w:rPr>
+          <w:rPr>
+            <w:color w:val="0000EE"/>
+            <w:u w:val="single"/>
+          </w:rPr>
+          <w:t>尼2:10</w:t>
+        </w:r>
+      </w:hyperlink>
+      <w:r>
+        <w:rPr>
+          <w:lang w:val="zh_TW" w:bidi="zh_TW"/>
+        </w:rPr>
+        <w:t>）或神的僕人（</w:t>
+      </w:r>
+      <w:hyperlink r:id="rId69">
+        <w:r>
+          <w:rPr>
+            <w:lang w:val="zh_TW" w:bidi="zh_TW"/>
+          </w:rPr>
+          <w:rPr>
+            <w:color w:val="0000EE"/>
+            <w:u w:val="single"/>
+          </w:rPr>
+          <w:t>創24:14</w:t>
+        </w:r>
+      </w:hyperlink>
+      <w:r>
+        <w:rPr>
+          <w:lang w:val="zh_TW" w:bidi="zh_TW"/>
+        </w:rPr>
+        <w:t>；</w:t>
+      </w:r>
+      <w:hyperlink r:id="rId70">
+        <w:r>
+          <w:rPr>
+            <w:lang w:val="zh_TW" w:bidi="zh_TW"/>
+          </w:rPr>
+          <w:rPr>
+            <w:color w:val="0000EE"/>
+            <w:u w:val="single"/>
+          </w:rPr>
+          <w:t>民12:7</w:t>
+        </w:r>
+      </w:hyperlink>
+      <w:r>
+        <w:rPr>
+          <w:lang w:val="zh_TW" w:bidi="zh_TW"/>
+        </w:rPr>
+        <w:t>；</w:t>
+      </w:r>
+      <w:hyperlink r:id="rId71">
+        <w:r>
+          <w:rPr>
+            <w:lang w:val="zh_TW" w:bidi="zh_TW"/>
+          </w:rPr>
+          <w:rPr>
+            <w:color w:val="0000EE"/>
+            <w:u w:val="single"/>
+          </w:rPr>
+          <w:t>書1:7</w:t>
+        </w:r>
+      </w:hyperlink>
+      <w:r>
+        <w:rPr>
+          <w:lang w:val="zh_TW" w:bidi="zh_TW"/>
+        </w:rPr>
+        <w:t>；</w:t>
+      </w:r>
+      <w:hyperlink r:id="rId72">
+        <w:r>
+          <w:rPr>
+            <w:lang w:val="zh_TW" w:bidi="zh_TW"/>
+          </w:rPr>
+          <w:rPr>
+            <w:color w:val="0000EE"/>
+            <w:u w:val="single"/>
+          </w:rPr>
+          <w:t>王下21:8</w:t>
+        </w:r>
+      </w:hyperlink>
+      <w:r>
+        <w:rPr>
+          <w:lang w:val="zh_TW" w:bidi="zh_TW"/>
+        </w:rPr>
+        <w:t>），例如「我的僕人摩西」（或大衛、以賽亞、以色列、約伯等）。其中一個最崇高的表達是「耶和華的僕人」（</w:t>
+      </w:r>
+      <w:hyperlink r:id="rId73">
+        <w:r>
+          <w:rPr>
+            <w:lang w:val="zh_TW" w:bidi="zh_TW"/>
+          </w:rPr>
+          <w:rPr>
+            <w:color w:val="0000EE"/>
+            <w:u w:val="single"/>
+          </w:rPr>
+          <w:t>申34:5</w:t>
+        </w:r>
+      </w:hyperlink>
+      <w:r>
+        <w:rPr>
+          <w:lang w:val="zh_TW" w:bidi="zh_TW"/>
+        </w:rPr>
+        <w:t>；</w:t>
+      </w:r>
+      <w:hyperlink r:id="rId74">
+        <w:r>
+          <w:rPr>
+            <w:lang w:val="zh_TW" w:bidi="zh_TW"/>
+          </w:rPr>
+          <w:rPr>
+            <w:color w:val="0000EE"/>
+            <w:u w:val="single"/>
+          </w:rPr>
+          <w:t>書1:13</w:t>
+        </w:r>
+      </w:hyperlink>
+      <w:r>
+        <w:rPr>
+          <w:lang w:val="zh_TW" w:bidi="zh_TW"/>
+        </w:rPr>
+        <w:t>，</w:t>
+      </w:r>
+      <w:hyperlink r:id="rId75">
+        <w:r>
+          <w:rPr>
+            <w:lang w:val="zh_TW" w:bidi="zh_TW"/>
+          </w:rPr>
+          <w:rPr>
+            <w:color w:val="0000EE"/>
+            <w:u w:val="single"/>
+          </w:rPr>
+          <w:t>8:31–33</w:t>
+        </w:r>
+      </w:hyperlink>
+      <w:r>
+        <w:rPr>
+          <w:lang w:val="zh_TW" w:bidi="zh_TW"/>
+        </w:rPr>
+        <w:t>；</w:t>
+      </w:r>
+      <w:hyperlink r:id="rId76">
+        <w:r>
+          <w:rPr>
+            <w:lang w:val="zh_TW" w:bidi="zh_TW"/>
+          </w:rPr>
+          <w:rPr>
+            <w:color w:val="0000EE"/>
+            <w:u w:val="single"/>
+          </w:rPr>
+          <w:t>賽49:1</w:t>
+        </w:r>
+      </w:hyperlink>
+      <w:r>
+        <w:rPr>
+          <w:lang w:val="zh_TW" w:bidi="zh_TW"/>
+        </w:rPr>
+        <w:t>–</w:t>
+      </w:r>
+      <w:hyperlink r:id="rId76">
+        <w:r>
+          <w:rPr>
+            <w:lang w:val="zh_TW" w:bidi="zh_TW"/>
+          </w:rPr>
+          <w:rPr>
+            <w:color w:val="0000EE"/>
+            <w:u w:val="single"/>
+          </w:rPr>
+          <w:t>6</w:t>
+        </w:r>
+      </w:hyperlink>
+      <w:r>
+        <w:rPr>
+          <w:lang w:val="zh_TW" w:bidi="zh_TW"/>
+        </w:rPr>
+        <w:t>，</w:t>
+      </w:r>
+      <w:hyperlink r:id="rId77">
+        <w:r>
+          <w:rPr>
+            <w:lang w:val="zh_TW" w:bidi="zh_TW"/>
+          </w:rPr>
+          <w:rPr>
+            <w:color w:val="0000EE"/>
+            <w:u w:val="single"/>
+          </w:rPr>
+          <w:t>50:4</w:t>
+        </w:r>
+      </w:hyperlink>
+      <w:r>
+        <w:rPr>
+          <w:lang w:val="zh_TW" w:bidi="zh_TW"/>
+        </w:rPr>
+        <w:t>–</w:t>
+      </w:r>
+      <w:hyperlink r:id="rId77">
+        <w:r>
+          <w:rPr>
+            <w:lang w:val="zh_TW" w:bidi="zh_TW"/>
+          </w:rPr>
+          <w:rPr>
+            <w:color w:val="0000EE"/>
+            <w:u w:val="single"/>
+          </w:rPr>
+          <w:t>9</w:t>
+        </w:r>
+      </w:hyperlink>
+      <w:r>
+        <w:rPr>
+          <w:lang w:val="zh_TW" w:bidi="zh_TW"/>
+        </w:rPr>
+        <w:t>，</w:t>
+      </w:r>
+      <w:hyperlink r:id="rId78">
+        <w:r>
+          <w:rPr>
+            <w:lang w:val="zh_TW" w:bidi="zh_TW"/>
+          </w:rPr>
+          <w:rPr>
+            <w:color w:val="0000EE"/>
+            <w:u w:val="single"/>
+          </w:rPr>
+          <w:t>52:13–53:12</w:t>
+        </w:r>
+      </w:hyperlink>
+      <w:r>
+        <w:rPr>
+          <w:lang w:val="zh_TW" w:bidi="zh_TW"/>
+        </w:rPr>
+        <w:t>）。俄巴底亞這個專有名詞的意思是「耶和華的僕人」。</w:t>
       </w:r>
     </w:p>
     <w:p>
@@ -1825,31 +1821,18 @@
         <w:rPr>
           <w:lang w:val="zh_TW" w:bidi="zh_TW"/>
         </w:rPr>
-        <w:t>神的百姓已經經歷了神同在的榮耀。舊約中的榮耀的雲彩就是</w:t>
-      </w:r>
-      <w:r>
-        <w:rPr>
-          <w:i/>
-          <w:lang w:val="zh_TW" w:bidi="zh_TW"/>
-        </w:rPr>
-        <w:t>他們</w:t>
-      </w:r>
-      <w:r>
-        <w:rPr>
-          <w:lang w:val="zh_TW" w:bidi="zh_TW"/>
-        </w:rPr>
-        <w:t>的榮耀（</w:t>
-      </w:r>
-      <w:hyperlink r:id="rId57">
-        <w:r>
-          <w:rPr>
-            <w:lang w:val="zh_TW" w:bidi="zh_TW"/>
-          </w:rPr>
-          <w:rPr>
-            <w:color w:val="0000EE"/>
-            <w:u w:val="single"/>
-          </w:rPr>
-          <w:t>詩106:20</w:t>
+        <w:t>新約中，「僕人」有多種定義，包括雇工或傭工（</w:t>
+      </w:r>
+      <w:hyperlink r:id="rId79">
+        <w:r>
+          <w:rPr>
+            <w:lang w:val="zh_TW" w:bidi="zh_TW"/>
+          </w:rPr>
+          <w:rPr>
+            <w:color w:val="0000EE"/>
+            <w:u w:val="single"/>
+          </w:rPr>
+          <w:t>可1:20</w:t>
         </w:r>
       </w:hyperlink>
       <w:r>
@@ -1858,6 +1841,342 @@
         </w:rPr>
         <w:t>；</w:t>
       </w:r>
+      <w:hyperlink r:id="rId80">
+        <w:r>
+          <w:rPr>
+            <w:lang w:val="zh_TW" w:bidi="zh_TW"/>
+          </w:rPr>
+          <w:rPr>
+            <w:color w:val="0000EE"/>
+            <w:u w:val="single"/>
+          </w:rPr>
+          <w:t>路15:17</w:t>
+        </w:r>
+      </w:hyperlink>
+      <w:r>
+        <w:rPr>
+          <w:lang w:val="zh_TW" w:bidi="zh_TW"/>
+        </w:rPr>
+        <w:t>–</w:t>
+      </w:r>
+      <w:hyperlink r:id="rId80">
+        <w:r>
+          <w:rPr>
+            <w:lang w:val="zh_TW" w:bidi="zh_TW"/>
+          </w:rPr>
+          <w:rPr>
+            <w:color w:val="0000EE"/>
+            <w:u w:val="single"/>
+          </w:rPr>
+          <w:t>19</w:t>
+        </w:r>
+      </w:hyperlink>
+      <w:r>
+        <w:rPr>
+          <w:lang w:val="zh_TW" w:bidi="zh_TW"/>
+        </w:rPr>
+        <w:t>；</w:t>
+      </w:r>
+      <w:hyperlink r:id="rId81">
+        <w:r>
+          <w:rPr>
+            <w:lang w:val="zh_TW" w:bidi="zh_TW"/>
+          </w:rPr>
+          <w:rPr>
+            <w:color w:val="0000EE"/>
+            <w:u w:val="single"/>
+          </w:rPr>
+          <w:t>約10:12</w:t>
+        </w:r>
+      </w:hyperlink>
+      <w:r>
+        <w:rPr>
+          <w:lang w:val="zh_TW" w:bidi="zh_TW"/>
+        </w:rPr>
+        <w:t>–</w:t>
+      </w:r>
+      <w:hyperlink r:id="rId81">
+        <w:r>
+          <w:rPr>
+            <w:lang w:val="zh_TW" w:bidi="zh_TW"/>
+          </w:rPr>
+          <w:rPr>
+            <w:color w:val="0000EE"/>
+            <w:u w:val="single"/>
+          </w:rPr>
+          <w:t>14</w:t>
+        </w:r>
+      </w:hyperlink>
+      <w:r>
+        <w:rPr>
+          <w:lang w:val="zh_TW" w:bidi="zh_TW"/>
+        </w:rPr>
+        <w:t>），更廣泛地指奴隸（</w:t>
+      </w:r>
+      <w:hyperlink r:id="rId82">
+        <w:r>
+          <w:rPr>
+            <w:lang w:val="zh_TW" w:bidi="zh_TW"/>
+          </w:rPr>
+          <w:rPr>
+            <w:color w:val="0000EE"/>
+            <w:u w:val="single"/>
+          </w:rPr>
+          <w:t>太8:9</w:t>
+        </w:r>
+      </w:hyperlink>
+      <w:r>
+        <w:rPr>
+          <w:lang w:val="zh_TW" w:bidi="zh_TW"/>
+        </w:rPr>
+        <w:t>，</w:t>
+      </w:r>
+      <w:hyperlink r:id="rId83">
+        <w:r>
+          <w:rPr>
+            <w:lang w:val="zh_TW" w:bidi="zh_TW"/>
+          </w:rPr>
+          <w:rPr>
+            <w:color w:val="0000EE"/>
+            <w:u w:val="single"/>
+          </w:rPr>
+          <w:t>10:24</w:t>
+        </w:r>
+      </w:hyperlink>
+      <w:r>
+        <w:rPr>
+          <w:lang w:val="zh_TW" w:bidi="zh_TW"/>
+        </w:rPr>
+        <w:t>–</w:t>
+      </w:r>
+      <w:hyperlink r:id="rId83">
+        <w:r>
+          <w:rPr>
+            <w:lang w:val="zh_TW" w:bidi="zh_TW"/>
+          </w:rPr>
+          <w:rPr>
+            <w:color w:val="0000EE"/>
+            <w:u w:val="single"/>
+          </w:rPr>
+          <w:t>25</w:t>
+        </w:r>
+      </w:hyperlink>
+      <w:r>
+        <w:rPr>
+          <w:lang w:val="zh_TW" w:bidi="zh_TW"/>
+        </w:rPr>
+        <w:t>，</w:t>
+      </w:r>
+      <w:hyperlink r:id="rId84">
+        <w:r>
+          <w:rPr>
+            <w:lang w:val="zh_TW" w:bidi="zh_TW"/>
+          </w:rPr>
+          <w:rPr>
+            <w:color w:val="0000EE"/>
+            <w:u w:val="single"/>
+          </w:rPr>
+          <w:t>13:27</w:t>
+        </w:r>
+      </w:hyperlink>
+      <w:r>
+        <w:rPr>
+          <w:lang w:val="zh_TW" w:bidi="zh_TW"/>
+        </w:rPr>
+        <w:t>–</w:t>
+      </w:r>
+      <w:hyperlink r:id="rId84">
+        <w:r>
+          <w:rPr>
+            <w:lang w:val="zh_TW" w:bidi="zh_TW"/>
+          </w:rPr>
+          <w:rPr>
+            <w:color w:val="0000EE"/>
+            <w:u w:val="single"/>
+          </w:rPr>
+          <w:t>28</w:t>
+        </w:r>
+      </w:hyperlink>
+      <w:r>
+        <w:rPr>
+          <w:lang w:val="zh_TW" w:bidi="zh_TW"/>
+        </w:rPr>
+        <w:t>；</w:t>
+      </w:r>
+      <w:hyperlink r:id="rId85">
+        <w:r>
+          <w:rPr>
+            <w:lang w:val="zh_TW" w:bidi="zh_TW"/>
+          </w:rPr>
+          <w:rPr>
+            <w:color w:val="0000EE"/>
+            <w:u w:val="single"/>
+          </w:rPr>
+          <w:t>可10:44</w:t>
+        </w:r>
+      </w:hyperlink>
+      <w:r>
+        <w:rPr>
+          <w:lang w:val="zh_TW" w:bidi="zh_TW"/>
+        </w:rPr>
+        <w:t>，</w:t>
+      </w:r>
+      <w:hyperlink r:id="rId86">
+        <w:r>
+          <w:rPr>
+            <w:lang w:val="zh_TW" w:bidi="zh_TW"/>
+          </w:rPr>
+          <w:rPr>
+            <w:color w:val="0000EE"/>
+            <w:u w:val="single"/>
+          </w:rPr>
+          <w:t>12:2</w:t>
+        </w:r>
+      </w:hyperlink>
+      <w:r>
+        <w:rPr>
+          <w:lang w:val="zh_TW" w:bidi="zh_TW"/>
+        </w:rPr>
+        <w:t>–</w:t>
+      </w:r>
+      <w:hyperlink r:id="rId86">
+        <w:r>
+          <w:rPr>
+            <w:lang w:val="zh_TW" w:bidi="zh_TW"/>
+          </w:rPr>
+          <w:rPr>
+            <w:color w:val="0000EE"/>
+            <w:u w:val="single"/>
+          </w:rPr>
+          <w:t>4</w:t>
+        </w:r>
+      </w:hyperlink>
+      <w:r>
+        <w:rPr>
+          <w:lang w:val="zh_TW" w:bidi="zh_TW"/>
+        </w:rPr>
+        <w:t>；</w:t>
+      </w:r>
+      <w:hyperlink r:id="rId87">
+        <w:r>
+          <w:rPr>
+            <w:lang w:val="zh_TW" w:bidi="zh_TW"/>
+          </w:rPr>
+          <w:rPr>
+            <w:color w:val="0000EE"/>
+            <w:u w:val="single"/>
+          </w:rPr>
+          <w:t>路7:2</w:t>
+        </w:r>
+      </w:hyperlink>
+      <w:r>
+        <w:rPr>
+          <w:lang w:val="zh_TW" w:bidi="zh_TW"/>
+        </w:rPr>
+        <w:t>–</w:t>
+      </w:r>
+      <w:hyperlink r:id="rId87">
+        <w:r>
+          <w:rPr>
+            <w:lang w:val="zh_TW" w:bidi="zh_TW"/>
+          </w:rPr>
+          <w:rPr>
+            <w:color w:val="0000EE"/>
+            <w:u w:val="single"/>
+          </w:rPr>
+          <w:t>3，8</w:t>
+        </w:r>
+      </w:hyperlink>
+      <w:r>
+        <w:rPr>
+          <w:lang w:val="zh_TW" w:bidi="zh_TW"/>
+        </w:rPr>
+        <w:t>–</w:t>
+      </w:r>
+      <w:hyperlink r:id="rId87">
+        <w:r>
+          <w:rPr>
+            <w:lang w:val="zh_TW" w:bidi="zh_TW"/>
+          </w:rPr>
+          <w:rPr>
+            <w:color w:val="0000EE"/>
+            <w:u w:val="single"/>
+          </w:rPr>
+          <w:t>10</w:t>
+        </w:r>
+      </w:hyperlink>
+      <w:r>
+        <w:rPr>
+          <w:lang w:val="zh_TW" w:bidi="zh_TW"/>
+        </w:rPr>
+        <w:t>；</w:t>
+      </w:r>
+      <w:hyperlink r:id="rId88">
+        <w:r>
+          <w:rPr>
+            <w:lang w:val="zh_TW" w:bidi="zh_TW"/>
+          </w:rPr>
+          <w:rPr>
+            <w:color w:val="0000EE"/>
+            <w:u w:val="single"/>
+          </w:rPr>
+          <w:t>約4:51</w:t>
+        </w:r>
+      </w:hyperlink>
+      <w:r>
+        <w:rPr>
+          <w:lang w:val="zh_TW" w:bidi="zh_TW"/>
+        </w:rPr>
+        <w:t>，</w:t>
+      </w:r>
+      <w:hyperlink r:id="rId89">
+        <w:r>
+          <w:rPr>
+            <w:lang w:val="zh_TW" w:bidi="zh_TW"/>
+          </w:rPr>
+          <w:rPr>
+            <w:color w:val="0000EE"/>
+            <w:u w:val="single"/>
+          </w:rPr>
+          <w:t>8:34，</w:t>
+        </w:r>
+      </w:hyperlink>
+      <w:hyperlink r:id="rId90">
+        <w:r>
+          <w:rPr>
+            <w:lang w:val="zh_TW" w:bidi="zh_TW"/>
+          </w:rPr>
+          <w:rPr>
+            <w:color w:val="0000EE"/>
+            <w:u w:val="single"/>
+          </w:rPr>
+          <w:t>13:16</w:t>
+        </w:r>
+      </w:hyperlink>
+      <w:r>
+        <w:rPr>
+          <w:lang w:val="zh_TW" w:bidi="zh_TW"/>
+        </w:rPr>
+        <w:t>；</w:t>
+      </w:r>
+      <w:hyperlink r:id="rId91">
+        <w:r>
+          <w:rPr>
+            <w:lang w:val="zh_TW" w:bidi="zh_TW"/>
+          </w:rPr>
+          <w:rPr>
+            <w:color w:val="0000EE"/>
+            <w:u w:val="single"/>
+          </w:rPr>
+          <w:t>弗6:5</w:t>
+        </w:r>
+      </w:hyperlink>
+      <w:r>
+        <w:rPr>
+          <w:lang w:val="zh_TW" w:bidi="zh_TW"/>
+        </w:rPr>
+        <w:t>；</w:t>
+      </w:r>
       <w:hyperlink r:id="rId92">
         <w:r>
           <w:rPr>
@@ -1867,14 +2186,14 @@
             <w:color w:val="0000EE"/>
             <w:u w:val="single"/>
           </w:rPr>
-          <w:t>耶2:11</w:t>
-        </w:r>
-      </w:hyperlink>
-      <w:r>
-        <w:rPr>
-          <w:lang w:val="zh_TW" w:bidi="zh_TW"/>
-        </w:rPr>
-        <w:t>）。基督作為神榮耀的化身來到祂的百姓中間，當基督升天後，祂將聖靈賜給信徒（</w:t>
+          <w:t>西1:7</w:t>
+        </w:r>
+      </w:hyperlink>
+      <w:r>
+        <w:rPr>
+          <w:lang w:val="zh_TW" w:bidi="zh_TW"/>
+        </w:rPr>
+        <w:t>），也包括家僕（</w:t>
       </w:r>
       <w:hyperlink r:id="rId93">
         <w:r>
@@ -1885,43 +2204,7 @@
             <w:color w:val="0000EE"/>
             <w:u w:val="single"/>
           </w:rPr>
-          <w:t>約16:7–14</w:t>
-        </w:r>
-      </w:hyperlink>
-      <w:r>
-        <w:rPr>
-          <w:lang w:val="zh_TW" w:bidi="zh_TW"/>
-        </w:rPr>
-        <w:t>），使神可以住在祂的百姓中間。為基督名受苦的人，榮耀的靈住在他們身上（</w:t>
-      </w:r>
-      <w:hyperlink r:id="rId94">
-        <w:r>
-          <w:rPr>
-            <w:lang w:val="zh_TW" w:bidi="zh_TW"/>
-          </w:rPr>
-          <w:rPr>
-            <w:color w:val="0000EE"/>
-            <w:u w:val="single"/>
-          </w:rPr>
-          <w:t>彼前4:14</w:t>
-        </w:r>
-      </w:hyperlink>
-      <w:r>
-        <w:rPr>
-          <w:lang w:val="zh_TW" w:bidi="zh_TW"/>
-        </w:rPr>
-        <w:t>）；這靈是聖徒榮耀基業的保證（</w:t>
-      </w:r>
-      <w:hyperlink r:id="rId95">
-        <w:r>
-          <w:rPr>
-            <w:lang w:val="zh_TW" w:bidi="zh_TW"/>
-          </w:rPr>
-          <w:rPr>
-            <w:color w:val="0000EE"/>
-            <w:u w:val="single"/>
-          </w:rPr>
-          <w:t>羅8:16–17</w:t>
+          <w:t>路16:13</w:t>
         </w:r>
       </w:hyperlink>
       <w:r>
@@ -1940,284 +2223,6 @@
       </w:r>
       <w:r>
         <w:rPr>
-          <w:lang w:val="zh_TW" w:bidi="zh_TW"/>
-        </w:rPr>
-        <w:t>神賜給祂百姓「榮耀的盼望」（</w:t>
-      </w:r>
-      <w:hyperlink r:id="rId96">
-        <w:r>
-          <w:rPr>
-            <w:lang w:val="zh_TW" w:bidi="zh_TW"/>
-          </w:rPr>
-          <w:rPr>
-            <w:color w:val="0000EE"/>
-            <w:u w:val="single"/>
-          </w:rPr>
-          <w:t>羅5:2</w:t>
-        </w:r>
-      </w:hyperlink>
-      <w:r>
-        <w:rPr>
-          <w:lang w:val="zh_TW" w:bidi="zh_TW"/>
-        </w:rPr>
-        <w:t>；</w:t>
-      </w:r>
-      <w:hyperlink r:id="rId77">
-        <w:r>
-          <w:rPr>
-            <w:lang w:val="zh_TW" w:bidi="zh_TW"/>
-          </w:rPr>
-          <w:rPr>
-            <w:color w:val="0000EE"/>
-            <w:u w:val="single"/>
-          </w:rPr>
-          <w:t>腓3:21</w:t>
-        </w:r>
-      </w:hyperlink>
-      <w:r>
-        <w:rPr>
-          <w:lang w:val="zh_TW" w:bidi="zh_TW"/>
-        </w:rPr>
-        <w:t>；</w:t>
-      </w:r>
-      <w:hyperlink r:id="rId97">
-        <w:r>
-          <w:rPr>
-            <w:lang w:val="zh_TW" w:bidi="zh_TW"/>
-          </w:rPr>
-          <w:rPr>
-            <w:color w:val="0000EE"/>
-            <w:u w:val="single"/>
-          </w:rPr>
-          <w:t>西1:27</w:t>
-        </w:r>
-      </w:hyperlink>
-      <w:r>
-        <w:rPr>
-          <w:lang w:val="zh_TW" w:bidi="zh_TW"/>
-        </w:rPr>
-        <w:t>；</w:t>
-      </w:r>
-      <w:hyperlink r:id="rId98">
-        <w:r>
-          <w:rPr>
-            <w:lang w:val="zh_TW" w:bidi="zh_TW"/>
-          </w:rPr>
-          <w:rPr>
-            <w:color w:val="0000EE"/>
-            <w:u w:val="single"/>
-          </w:rPr>
-          <w:t>猶24–25</w:t>
-        </w:r>
-      </w:hyperlink>
-      <w:r>
-        <w:rPr>
-          <w:lang w:val="zh_TW" w:bidi="zh_TW"/>
-        </w:rPr>
-        <w:t>）。那些祂所揀選的人，祂也必使他們得榮耀（</w:t>
-      </w:r>
-      <w:hyperlink r:id="rId99">
-        <w:r>
-          <w:rPr>
-            <w:lang w:val="zh_TW" w:bidi="zh_TW"/>
-          </w:rPr>
-          <w:rPr>
-            <w:color w:val="0000EE"/>
-            <w:u w:val="single"/>
-          </w:rPr>
-          <w:t>羅8:30，</w:t>
-        </w:r>
-      </w:hyperlink>
-      <w:hyperlink r:id="rId100">
-        <w:r>
-          <w:rPr>
-            <w:lang w:val="zh_TW" w:bidi="zh_TW"/>
-          </w:rPr>
-          <w:rPr>
-            <w:color w:val="0000EE"/>
-            <w:u w:val="single"/>
-          </w:rPr>
-          <w:t>9:23</w:t>
-        </w:r>
-      </w:hyperlink>
-      <w:r>
-        <w:rPr>
-          <w:lang w:val="zh_TW" w:bidi="zh_TW"/>
-        </w:rPr>
-        <w:t>）；他們將在基督裡分享祂的榮耀（</w:t>
-      </w:r>
-      <w:hyperlink r:id="rId101">
-        <w:r>
-          <w:rPr>
-            <w:lang w:val="zh_TW" w:bidi="zh_TW"/>
-          </w:rPr>
-          <w:rPr>
-            <w:color w:val="0000EE"/>
-            <w:u w:val="single"/>
-          </w:rPr>
-          <w:t>西3:4</w:t>
-        </w:r>
-      </w:hyperlink>
-      <w:r>
-        <w:rPr>
-          <w:lang w:val="zh_TW" w:bidi="zh_TW"/>
-        </w:rPr>
-        <w:t>；</w:t>
-      </w:r>
-      <w:hyperlink r:id="rId102">
-        <w:r>
-          <w:rPr>
-            <w:lang w:val="zh_TW" w:bidi="zh_TW"/>
-          </w:rPr>
-          <w:rPr>
-            <w:color w:val="0000EE"/>
-            <w:u w:val="single"/>
-          </w:rPr>
-          <w:t>帖後2:14</w:t>
-        </w:r>
-      </w:hyperlink>
-      <w:r>
-        <w:rPr>
-          <w:lang w:val="zh_TW" w:bidi="zh_TW"/>
-        </w:rPr>
-        <w:t>；</w:t>
-      </w:r>
-      <w:hyperlink r:id="rId103">
-        <w:r>
-          <w:rPr>
-            <w:lang w:val="zh_TW" w:bidi="zh_TW"/>
-          </w:rPr>
-          <w:rPr>
-            <w:color w:val="0000EE"/>
-            <w:u w:val="single"/>
-          </w:rPr>
-          <w:t>提後2:10</w:t>
-        </w:r>
-      </w:hyperlink>
-      <w:r>
-        <w:rPr>
-          <w:lang w:val="zh_TW" w:bidi="zh_TW"/>
-        </w:rPr>
-        <w:t>）。今世的苦楚與將來要顯於我們的榮耀無法相比（</w:t>
-      </w:r>
-      <w:hyperlink r:id="rId104">
-        <w:r>
-          <w:rPr>
-            <w:lang w:val="zh_TW" w:bidi="zh_TW"/>
-          </w:rPr>
-          <w:rPr>
-            <w:color w:val="0000EE"/>
-            <w:u w:val="single"/>
-          </w:rPr>
-          <w:t>羅8:18</w:t>
-        </w:r>
-      </w:hyperlink>
-      <w:r>
-        <w:rPr>
-          <w:lang w:val="zh_TW" w:bidi="zh_TW"/>
-        </w:rPr>
-        <w:t>；</w:t>
-      </w:r>
-      <w:hyperlink r:id="rId105">
-        <w:r>
-          <w:rPr>
-            <w:lang w:val="zh_TW" w:bidi="zh_TW"/>
-          </w:rPr>
-          <w:rPr>
-            <w:color w:val="0000EE"/>
-            <w:u w:val="single"/>
-          </w:rPr>
-          <w:t>林後4:17</w:t>
-        </w:r>
-      </w:hyperlink>
-      <w:r>
-        <w:rPr>
-          <w:lang w:val="zh_TW" w:bidi="zh_TW"/>
-        </w:rPr>
-        <w:t>）。整個受造界渴望看見神兒女自由的榮耀（</w:t>
-      </w:r>
-      <w:hyperlink r:id="rId106">
-        <w:r>
-          <w:rPr>
-            <w:lang w:val="zh_TW" w:bidi="zh_TW"/>
-          </w:rPr>
-          <w:rPr>
-            <w:color w:val="0000EE"/>
-            <w:u w:val="single"/>
-          </w:rPr>
-          <w:t>羅8:21</w:t>
-        </w:r>
-      </w:hyperlink>
-      <w:r>
-        <w:rPr>
-          <w:lang w:val="zh_TW" w:bidi="zh_TW"/>
-        </w:rPr>
-        <w:t>）。這樣的榮耀盼望如此確定，以致彼得甚至可以在今世就說自己同享基督的榮耀（</w:t>
-      </w:r>
-      <w:hyperlink r:id="rId107">
-        <w:r>
-          <w:rPr>
-            <w:lang w:val="zh_TW" w:bidi="zh_TW"/>
-          </w:rPr>
-          <w:rPr>
-            <w:color w:val="0000EE"/>
-            <w:u w:val="single"/>
-          </w:rPr>
-          <w:t>彼前5:1</w:t>
-        </w:r>
-      </w:hyperlink>
-      <w:r>
-        <w:rPr>
-          <w:lang w:val="zh_TW" w:bidi="zh_TW"/>
-        </w:rPr>
-        <w:t>），同時也仰望那永恆的榮耀（見</w:t>
-      </w:r>
-      <w:hyperlink r:id="rId108">
-        <w:r>
-          <w:rPr>
-            <w:lang w:val="zh_TW" w:bidi="zh_TW"/>
-          </w:rPr>
-          <w:rPr>
-            <w:color w:val="0000EE"/>
-            <w:u w:val="single"/>
-          </w:rPr>
-          <w:t>10</w:t>
-        </w:r>
-      </w:hyperlink>
-      <w:r>
-        <w:rPr>
-          <w:lang w:val="zh_TW" w:bidi="zh_TW"/>
-        </w:rPr>
-        <w:t>節）。作為基督榮耀的分享者，教會被召去榮耀神。因著他們內心的盼望，他們潔淨自己（</w:t>
-      </w:r>
-      <w:hyperlink r:id="rId109">
-        <w:r>
-          <w:rPr>
-            <w:lang w:val="zh_TW" w:bidi="zh_TW"/>
-          </w:rPr>
-          <w:rPr>
-            <w:color w:val="0000EE"/>
-            <w:u w:val="single"/>
-          </w:rPr>
-          <w:t>約一3:3</w:t>
-        </w:r>
-      </w:hyperlink>
-      <w:r>
-        <w:rPr>
-          <w:lang w:val="zh_TW" w:bidi="zh_TW"/>
-        </w:rPr>
-        <w:t>）。</w:t>
-      </w:r>
-    </w:p>
-    <w:p>
-      <w:pPr/>
-      <w:r>
-        <w:rPr>
-          <w:lang w:val="zh_TW" w:bidi="zh_TW"/>
-        </w:rPr>
-      </w:r>
-      <w:r>
-        <w:rPr>
           <w:i/>
           <w:lang w:val="zh_TW" w:bidi="zh_TW"/>
         </w:rPr>
@@ -2227,73 +2232,7 @@
         <w:rPr>
           <w:lang w:val="zh_TW" w:bidi="zh_TW"/>
         </w:rPr>
-        <w:t xml:space="preserve"> </w:t>
-      </w:r>
-      <w:r>
-        <w:rPr>
-          <w:lang w:val="zh_TW" w:bidi="zh_TW"/>
-        </w:rPr>
-        <w:t>誇耀</w:t>
-      </w:r>
-      <w:r>
-        <w:rPr>
-          <w:lang w:val="zh_TW" w:bidi="zh_TW"/>
-        </w:rPr>
-        <w:t>；</w:t>
-      </w:r>
-      <w:r>
-        <w:rPr>
-          <w:lang w:val="zh_TW" w:bidi="zh_TW"/>
-        </w:rPr>
-        <w:t>神的存在與屬性</w:t>
-      </w:r>
-      <w:r>
-        <w:rPr>
-          <w:lang w:val="zh_TW" w:bidi="zh_TW"/>
-        </w:rPr>
-        <w:t>；</w:t>
-      </w:r>
-      <w:r>
-        <w:rPr>
-          <w:lang w:val="zh_TW" w:bidi="zh_TW"/>
-        </w:rPr>
-        <w:t>火柱與雲柱</w:t>
-      </w:r>
-      <w:r>
-        <w:rPr>
-          <w:lang w:val="zh_TW" w:bidi="zh_TW"/>
-        </w:rPr>
-        <w:t>；</w:t>
-      </w:r>
-      <w:r>
-        <w:rPr>
-          <w:lang w:val="zh_TW" w:bidi="zh_TW"/>
-        </w:rPr>
-        <w:t>舍吉拿</w:t>
-      </w:r>
-      <w:r>
-        <w:rPr>
-          <w:lang w:val="zh_TW" w:bidi="zh_TW"/>
-        </w:rPr>
-        <w:t>；</w:t>
-      </w:r>
-      <w:r>
-        <w:rPr>
-          <w:lang w:val="zh_TW" w:bidi="zh_TW"/>
-        </w:rPr>
-        <w:t>神顯現</w:t>
-      </w:r>
-      <w:r>
-        <w:rPr>
-          <w:lang w:val="zh_TW" w:bidi="zh_TW"/>
-        </w:rPr>
-        <w:t>；</w:t>
-      </w:r>
-      <w:r>
-        <w:rPr>
-          <w:lang w:val="zh_TW" w:bidi="zh_TW"/>
-        </w:rPr>
-        <w:t>財富</w:t>
+        <w:t>奴隸，為奴</w:t>
       </w:r>
       <w:r>
         <w:rPr>
@@ -4201,6 +4140,12 @@
   </w:num>
   <w:num w:numId="13" w16cid:durableId="592781308">
     <w:abstractNumId w:val="11"/>
+  </w:num>
+  <w:num w:numId="14">
+    <w:abstractNumId w:val="3"/>
+    <w:lvlOverride w:ilvl="0">
+      <w:startOverride w:val="1"/>
+    </w:lvlOverride>
   </w:num>
   <w:numIdMacAtCleanup w:val="10"/>
 </w:numbering>

--- a/zht/docx/119.content.docx
+++ b/zht/docx/119.content.docx
@@ -19,7 +19,7 @@
         <w:rPr>
           <w:lang w:val="zh_TW" w:bidi="zh_TW"/>
         </w:rPr>
-        <w:t>Resource: Tyndale Open Bible Dictionary</w:t>
+        <w:t>Resource: Aquifer Open Bible Dictionary</w:t>
       </w:r>
       <w:r>
         <w:rPr>
@@ -112,7 +112,7 @@
         <w:rPr>
           <w:lang w:val="zh_TW" w:bidi="zh_TW"/>
         </w:rPr>
-        <w:t>Tyndale Open Bible Dictionary</w:t>
+        <w:t>Aquifer Open Bible Dictionary</w:t>
       </w:r>
     </w:p>
     <w:p>
@@ -2233,6 +2233,105 @@
           <w:lang w:val="zh_TW" w:bidi="zh_TW"/>
         </w:rPr>
         <w:t>奴隸，為奴</w:t>
+      </w:r>
+      <w:r>
+        <w:rPr>
+          <w:lang w:val="zh_TW" w:bidi="zh_TW"/>
+        </w:rPr>
+        <w:t>。</w:t>
+      </w:r>
+      <w:r>
+        <w:rPr>
+          <w:lang w:val="zh_TW" w:bidi="zh_TW"/>
+        </w:rPr>
+      </w:r>
+      <w:r>
+        <w:rPr>
+          <w:lang w:val="zh_TW" w:bidi="zh_TW"/>
+        </w:rPr>
+      </w:r>
+    </w:p>
+    <w:p>
+      <w:pPr/>
+      <w:r>
+        <w:rPr>
+          <w:lang w:val="zh_TW" w:bidi="zh_TW"/>
+        </w:rPr>
+      </w:r>
+    </w:p>
+    <w:p>
+      <w:pPr>
+        <w:pStyle w:val="Heading2"/>
+      </w:pPr>
+      <w:r>
+        <w:rPr>
+          <w:lang w:val="zh_TW" w:bidi="zh_TW"/>
+        </w:rPr>
+        <w:t>普瓦（Phuvah）</w:t>
+      </w:r>
+      <w:r>
+        <w:rPr>
+          <w:lang w:val="zh_TW" w:bidi="zh_TW"/>
+        </w:rPr>
+      </w:r>
+    </w:p>
+    <w:p>
+      <w:pPr/>
+      <w:r>
+        <w:rPr>
+          <w:lang w:val="zh_TW" w:bidi="zh_TW"/>
+        </w:rPr>
+      </w:r>
+      <w:r>
+        <w:rPr>
+          <w:lang w:val="zh_TW" w:bidi="zh_TW"/>
+        </w:rPr>
+        <w:t>某英文譯本將普瓦（Puvah）拼寫成Phuvah。普瓦是族長以薩迦的一個兒子（</w:t>
+      </w:r>
+      <w:hyperlink r:id="rId94">
+        <w:r>
+          <w:rPr>
+            <w:lang w:val="zh_TW" w:bidi="zh_TW"/>
+          </w:rPr>
+          <w:rPr>
+            <w:color w:val="0000EE"/>
+            <w:u w:val="single"/>
+          </w:rPr>
+          <w:t>創46:13</w:t>
+        </w:r>
+      </w:hyperlink>
+      <w:r>
+        <w:rPr>
+          <w:lang w:val="zh_TW" w:bidi="zh_TW"/>
+        </w:rPr>
+        <w:t>）。</w:t>
+      </w:r>
+    </w:p>
+    <w:p>
+      <w:pPr/>
+      <w:r>
+        <w:rPr>
+          <w:lang w:val="zh_TW" w:bidi="zh_TW"/>
+        </w:rPr>
+      </w:r>
+      <w:r>
+        <w:rPr>
+          <w:i/>
+          <w:lang w:val="zh_TW" w:bidi="zh_TW"/>
+        </w:rPr>
+        <w:t>見</w:t>
+      </w:r>
+      <w:r>
+        <w:rPr>
+          <w:lang w:val="zh_TW" w:bidi="zh_TW"/>
+        </w:rPr>
+        <w:t xml:space="preserve"> </w:t>
+      </w:r>
+      <w:r>
+        <w:rPr>
+          <w:lang w:val="zh_TW" w:bidi="zh_TW"/>
+        </w:rPr>
+        <w:t>普瓦</w:t>
       </w:r>
       <w:r>
         <w:rPr>

--- a/zht/docx/119.content.docx
+++ b/zht/docx/119.content.docx
@@ -149,7 +149,7 @@
         <w:rPr>
           <w:lang w:val="zh_TW" w:bidi="zh_TW"/>
         </w:rPr>
-        <w:t>pu</w:t>
+        <w:t>peng</w:t>
       </w:r>
       <w:r>
         <w:rPr>
@@ -212,7 +212,7 @@
         <w:rPr>
           <w:lang w:val="zh_TW" w:bidi="zh_TW"/>
         </w:rPr>
-        <w:t>葡萄樹與葡萄園</w:t>
+        <w:t>棚</w:t>
       </w:r>
       <w:r>
         <w:rPr>
@@ -231,7 +231,43 @@
         <w:rPr>
           <w:lang w:val="zh_TW" w:bidi="zh_TW"/>
         </w:rPr>
-        <w:t>葡萄藤或葡萄樹可產出葡萄、葡萄乾和葡萄酒。葡萄園是種植葡萄樹的園子。</w:t>
+        <w:t>棚是一種用樹枝和木棍搭成的小型臨時住處或遮蔽物。當沒有永久建築可供使用時，人們就會搭棚。棚白天可以遮蔭，夜間可以抵擋露水和風（</w:t>
+      </w:r>
+      <w:hyperlink r:id="rId13">
+        <w:r>
+          <w:rPr>
+            <w:lang w:val="zh_TW" w:bidi="zh_TW"/>
+          </w:rPr>
+          <w:rPr>
+            <w:color w:val="0000EE"/>
+            <w:u w:val="single"/>
+          </w:rPr>
+          <w:t>創33:17</w:t>
+        </w:r>
+      </w:hyperlink>
+      <w:r>
+        <w:rPr>
+          <w:lang w:val="zh_TW" w:bidi="zh_TW"/>
+        </w:rPr>
+        <w:t>；</w:t>
+      </w:r>
+      <w:hyperlink r:id="rId14">
+        <w:r>
+          <w:rPr>
+            <w:lang w:val="zh_TW" w:bidi="zh_TW"/>
+          </w:rPr>
+          <w:rPr>
+            <w:color w:val="0000EE"/>
+            <w:u w:val="single"/>
+          </w:rPr>
+          <w:t>拿4:5</w:t>
+        </w:r>
+      </w:hyperlink>
+      <w:r>
+        <w:rPr>
+          <w:lang w:val="zh_TW" w:bidi="zh_TW"/>
+        </w:rPr>
+        <w:t>）。</w:t>
       </w:r>
     </w:p>
     <w:p>
@@ -245,43 +281,7 @@
         <w:rPr>
           <w:lang w:val="zh_TW" w:bidi="zh_TW"/>
         </w:rPr>
-        <w:t>聖經提到的葡萄樹，既有字面上的意義，也有比喻的意義。葡萄樹可能起源於亞拉臘地區（</w:t>
-      </w:r>
-      <w:hyperlink r:id="rId13">
-        <w:r>
-          <w:rPr>
-            <w:lang w:val="zh_TW" w:bidi="zh_TW"/>
-          </w:rPr>
-          <w:rPr>
-            <w:color w:val="0000EE"/>
-            <w:u w:val="single"/>
-          </w:rPr>
-          <w:t>創9:20</w:t>
-        </w:r>
-      </w:hyperlink>
-      <w:r>
-        <w:rPr>
-          <w:lang w:val="zh_TW" w:bidi="zh_TW"/>
-        </w:rPr>
-        <w:t>）。古埃及人也有種植葡萄樹，墓葬壁畫亦有描繪酒的製作過程。迦南人曾以酒迎接亞伯拉罕（</w:t>
-      </w:r>
-      <w:hyperlink r:id="rId14">
-        <w:r>
-          <w:rPr>
-            <w:lang w:val="zh_TW" w:bidi="zh_TW"/>
-          </w:rPr>
-          <w:rPr>
-            <w:color w:val="0000EE"/>
-            <w:u w:val="single"/>
-          </w:rPr>
-          <w:t>創14:18</w:t>
-        </w:r>
-      </w:hyperlink>
-      <w:r>
-        <w:rPr>
-          <w:lang w:val="zh_TW" w:bidi="zh_TW"/>
-        </w:rPr>
-        <w:t>）。摩西曾描述應許之地的葡萄園（</w:t>
+        <w:t>這個詞也用於比喻，指脆弱而容易毀壞的事物。例如，這個詞在</w:t>
       </w:r>
       <w:hyperlink r:id="rId15">
         <w:r>
@@ -292,39 +292,14 @@
             <w:color w:val="0000EE"/>
             <w:u w:val="single"/>
           </w:rPr>
-          <w:t>申6:11</w:t>
+          <w:t>約伯記二十七章18節</w:t>
         </w:r>
       </w:hyperlink>
       <w:r>
         <w:rPr>
           <w:lang w:val="zh_TW" w:bidi="zh_TW"/>
         </w:rPr>
-        <w:t>）。</w:t>
-      </w:r>
-    </w:p>
-    <w:p>
-      <w:pPr>
-        <w:pStyle w:val="Heading3"/>
-      </w:pPr>
-      <w:r>
-        <w:rPr>
-          <w:lang w:val="zh_TW" w:bidi="zh_TW"/>
-        </w:rPr>
-        <w:t>為什麼葡萄藤在聖經時代如此重要？</w:t>
-      </w:r>
-    </w:p>
-    <w:p>
-      <w:pPr/>
-      <w:r>
-        <w:rPr>
-          <w:lang w:val="zh_TW" w:bidi="zh_TW"/>
-        </w:rPr>
-      </w:r>
-      <w:r>
-        <w:rPr>
-          <w:lang w:val="zh_TW" w:bidi="zh_TW"/>
-        </w:rPr>
-        <w:t>優質的葡萄來自山谷和平原，為希伯來人提供水果和酒，豐富他們清淡的飲食（</w:t>
+        <w:t>中翻譯為「棚」，在</w:t>
       </w:r>
       <w:hyperlink r:id="rId16">
         <w:r>
@@ -335,557 +310,14 @@
             <w:color w:val="0000EE"/>
             <w:u w:val="single"/>
           </w:rPr>
-          <w:t>民13:20、24</w:t>
+          <w:t>以賽亞書一章8節</w:t>
         </w:r>
       </w:hyperlink>
       <w:r>
         <w:rPr>
           <w:lang w:val="zh_TW" w:bidi="zh_TW"/>
         </w:rPr>
-        <w:t>；</w:t>
-      </w:r>
-      <w:hyperlink r:id="rId17">
-        <w:r>
-          <w:rPr>
-            <w:lang w:val="zh_TW" w:bidi="zh_TW"/>
-          </w:rPr>
-          <w:rPr>
-            <w:color w:val="0000EE"/>
-            <w:u w:val="single"/>
-          </w:rPr>
-          <w:t>士14:5</w:t>
-        </w:r>
-      </w:hyperlink>
-      <w:r>
-        <w:rPr>
-          <w:lang w:val="zh_TW" w:bidi="zh_TW"/>
-        </w:rPr>
-        <w:t>，</w:t>
-      </w:r>
-      <w:hyperlink r:id="rId18">
-        <w:r>
-          <w:rPr>
-            <w:lang w:val="zh_TW" w:bidi="zh_TW"/>
-          </w:rPr>
-          <w:rPr>
-            <w:color w:val="0000EE"/>
-            <w:u w:val="single"/>
-          </w:rPr>
-          <w:t>15:5</w:t>
-        </w:r>
-      </w:hyperlink>
-      <w:r>
-        <w:rPr>
-          <w:lang w:val="zh_TW" w:bidi="zh_TW"/>
-        </w:rPr>
-        <w:t>）。酒是他們文化的重要一環，買賣相當流行，而在以色列最後幾位國王執政期間，酒的貿易非常活躍（參</w:t>
-      </w:r>
-      <w:hyperlink r:id="rId19">
-        <w:r>
-          <w:rPr>
-            <w:lang w:val="zh_TW" w:bidi="zh_TW"/>
-          </w:rPr>
-          <w:rPr>
-            <w:color w:val="0000EE"/>
-            <w:u w:val="single"/>
-          </w:rPr>
-          <w:t>結27:18</w:t>
-        </w:r>
-      </w:hyperlink>
-      <w:r>
-        <w:rPr>
-          <w:lang w:val="zh_TW" w:bidi="zh_TW"/>
-        </w:rPr>
-        <w:t>）。到希臘人和羅馬人統治時，這種貿易仍然流行。對於希伯來人來說，理想生活的景象是安靜地待在一處，耕種自己的土地，坐在自己的葡萄樹下（</w:t>
-      </w:r>
-      <w:hyperlink r:id="rId20">
-        <w:r>
-          <w:rPr>
-            <w:lang w:val="zh_TW" w:bidi="zh_TW"/>
-          </w:rPr>
-          <w:rPr>
-            <w:color w:val="0000EE"/>
-            <w:u w:val="single"/>
-          </w:rPr>
-          <w:t>王上4:25</w:t>
-        </w:r>
-      </w:hyperlink>
-      <w:r>
-        <w:rPr>
-          <w:lang w:val="zh_TW" w:bidi="zh_TW"/>
-        </w:rPr>
-        <w:t>）。</w:t>
-      </w:r>
-    </w:p>
-    <w:p>
-      <w:pPr>
-        <w:pStyle w:val="Heading3"/>
-      </w:pPr>
-      <w:r>
-        <w:rPr>
-          <w:lang w:val="zh_TW" w:bidi="zh_TW"/>
-        </w:rPr>
-        <w:t>葡萄的種植與收成</w:t>
-      </w:r>
-    </w:p>
-    <w:p>
-      <w:pPr/>
-      <w:r>
-        <w:rPr>
-          <w:lang w:val="zh_TW" w:bidi="zh_TW"/>
-        </w:rPr>
-      </w:r>
-      <w:r>
-        <w:rPr>
-          <w:lang w:val="zh_TW" w:bidi="zh_TW"/>
-        </w:rPr>
-        <w:t>典型的葡萄園周圍有保護園子的籬笆或圍欄。在收成的季節，守衛會待在瞭望塔看守，防止小偷偷竊農作物（</w:t>
-      </w:r>
-      <w:hyperlink r:id="rId21">
-        <w:r>
-          <w:rPr>
-            <w:lang w:val="zh_TW" w:bidi="zh_TW"/>
-          </w:rPr>
-          <w:rPr>
-            <w:color w:val="0000EE"/>
-            <w:u w:val="single"/>
-          </w:rPr>
-          <w:t>伯24:18</w:t>
-        </w:r>
-      </w:hyperlink>
-      <w:r>
-        <w:rPr>
-          <w:lang w:val="zh_TW" w:bidi="zh_TW"/>
-        </w:rPr>
-        <w:t>；</w:t>
-      </w:r>
-      <w:hyperlink r:id="rId22">
-        <w:r>
-          <w:rPr>
-            <w:lang w:val="zh_TW" w:bidi="zh_TW"/>
-          </w:rPr>
-          <w:rPr>
-            <w:color w:val="0000EE"/>
-            <w:u w:val="single"/>
-          </w:rPr>
-          <w:t>賽1:8</w:t>
-        </w:r>
-      </w:hyperlink>
-      <w:r>
-        <w:rPr>
-          <w:lang w:val="zh_TW" w:bidi="zh_TW"/>
-        </w:rPr>
-        <w:t>；</w:t>
-      </w:r>
-      <w:hyperlink r:id="rId23">
-        <w:r>
-          <w:rPr>
-            <w:lang w:val="zh_TW" w:bidi="zh_TW"/>
-          </w:rPr>
-          <w:rPr>
-            <w:color w:val="0000EE"/>
-            <w:u w:val="single"/>
-          </w:rPr>
-          <w:t>可12:1</w:t>
-        </w:r>
-      </w:hyperlink>
-      <w:r>
-        <w:rPr>
-          <w:lang w:val="zh_TW" w:bidi="zh_TW"/>
-        </w:rPr>
-        <w:t>）。葡萄藤則一行行種植在封閉的區域裡，隨著植物生長，葡萄藤沿著支架，以將結果的枝條從地面上抬起來（</w:t>
-      </w:r>
-      <w:hyperlink r:id="rId24">
-        <w:r>
-          <w:rPr>
-            <w:lang w:val="zh_TW" w:bidi="zh_TW"/>
-          </w:rPr>
-          <w:rPr>
-            <w:color w:val="0000EE"/>
-            <w:u w:val="single"/>
-          </w:rPr>
-          <w:t>結17:6</w:t>
-        </w:r>
-      </w:hyperlink>
-      <w:r>
-        <w:rPr>
-          <w:lang w:val="zh_TW" w:bidi="zh_TW"/>
-        </w:rPr>
-        <w:t>）。葡萄園工人修剪並照料葡萄藤（</w:t>
-      </w:r>
-      <w:hyperlink r:id="rId25">
-        <w:r>
-          <w:rPr>
-            <w:lang w:val="zh_TW" w:bidi="zh_TW"/>
-          </w:rPr>
-          <w:rPr>
-            <w:color w:val="0000EE"/>
-            <w:u w:val="single"/>
-          </w:rPr>
-          <w:t>利25:3</w:t>
-        </w:r>
-      </w:hyperlink>
-      <w:r>
-        <w:rPr>
-          <w:lang w:val="zh_TW" w:bidi="zh_TW"/>
-        </w:rPr>
-        <w:t>；</w:t>
-      </w:r>
-      <w:hyperlink r:id="rId26">
-        <w:r>
-          <w:rPr>
-            <w:lang w:val="zh_TW" w:bidi="zh_TW"/>
-          </w:rPr>
-          <w:rPr>
-            <w:color w:val="0000EE"/>
-            <w:u w:val="single"/>
-          </w:rPr>
-          <w:t>賽61:5</w:t>
-        </w:r>
-      </w:hyperlink>
-      <w:r>
-        <w:rPr>
-          <w:lang w:val="zh_TW" w:bidi="zh_TW"/>
-        </w:rPr>
-        <w:t>；</w:t>
-      </w:r>
-      <w:hyperlink r:id="rId27">
-        <w:r>
-          <w:rPr>
-            <w:lang w:val="zh_TW" w:bidi="zh_TW"/>
-          </w:rPr>
-          <w:rPr>
-            <w:color w:val="0000EE"/>
-            <w:u w:val="single"/>
-          </w:rPr>
-          <w:t>珥3:10</w:t>
-        </w:r>
-      </w:hyperlink>
-      <w:r>
-        <w:rPr>
-          <w:lang w:val="zh_TW" w:bidi="zh_TW"/>
-        </w:rPr>
-        <w:t>；</w:t>
-      </w:r>
-      <w:hyperlink r:id="rId28">
-        <w:r>
-          <w:rPr>
-            <w:lang w:val="zh_TW" w:bidi="zh_TW"/>
-          </w:rPr>
-          <w:rPr>
-            <w:color w:val="0000EE"/>
-            <w:u w:val="single"/>
-          </w:rPr>
-          <w:t>約15:2</w:t>
-        </w:r>
-      </w:hyperlink>
-      <w:r>
-        <w:rPr>
-          <w:lang w:val="zh_TW" w:bidi="zh_TW"/>
-        </w:rPr>
-        <w:t>），又採摘成熟的果實並送往榨酒池（</w:t>
-      </w:r>
-      <w:hyperlink r:id="rId29">
-        <w:r>
-          <w:rPr>
-            <w:lang w:val="zh_TW" w:bidi="zh_TW"/>
-          </w:rPr>
-          <w:rPr>
-            <w:color w:val="0000EE"/>
-            <w:u w:val="single"/>
-          </w:rPr>
-          <w:t>何9:2</w:t>
-        </w:r>
-      </w:hyperlink>
-      <w:r>
-        <w:rPr>
-          <w:lang w:val="zh_TW" w:bidi="zh_TW"/>
-        </w:rPr>
-        <w:t>）。踹葡萄是一個慶祝的場合（</w:t>
-      </w:r>
-      <w:hyperlink r:id="rId30">
-        <w:r>
-          <w:rPr>
-            <w:lang w:val="zh_TW" w:bidi="zh_TW"/>
-          </w:rPr>
-          <w:rPr>
-            <w:color w:val="0000EE"/>
-            <w:u w:val="single"/>
-          </w:rPr>
-          <w:t>賽16:10</w:t>
-        </w:r>
-      </w:hyperlink>
-      <w:r>
-        <w:rPr>
-          <w:lang w:val="zh_TW" w:bidi="zh_TW"/>
-        </w:rPr>
-        <w:t>；</w:t>
-      </w:r>
-      <w:hyperlink r:id="rId31">
-        <w:r>
-          <w:rPr>
-            <w:lang w:val="zh_TW" w:bidi="zh_TW"/>
-          </w:rPr>
-          <w:rPr>
-            <w:color w:val="0000EE"/>
-            <w:u w:val="single"/>
-          </w:rPr>
-          <w:t>耶25:30</w:t>
-        </w:r>
-      </w:hyperlink>
-      <w:r>
-        <w:rPr>
-          <w:lang w:val="zh_TW" w:bidi="zh_TW"/>
-        </w:rPr>
-        <w:t>）。發酵的汁液會收集在新的羊皮袋和大型陶罐中（</w:t>
-      </w:r>
-      <w:hyperlink r:id="rId32">
-        <w:r>
-          <w:rPr>
-            <w:lang w:val="zh_TW" w:bidi="zh_TW"/>
-          </w:rPr>
-          <w:rPr>
-            <w:color w:val="0000EE"/>
-            <w:u w:val="single"/>
-          </w:rPr>
-          <w:t>太9:17</w:t>
-        </w:r>
-      </w:hyperlink>
-      <w:r>
-        <w:rPr>
-          <w:lang w:val="zh_TW" w:bidi="zh_TW"/>
-        </w:rPr>
-        <w:t>）。</w:t>
-      </w:r>
-    </w:p>
-    <w:p>
-      <w:pPr>
-        <w:pStyle w:val="Heading3"/>
-      </w:pPr>
-      <w:r>
-        <w:rPr>
-          <w:lang w:val="zh_TW" w:bidi="zh_TW"/>
-        </w:rPr>
-        <w:t>葡萄園在日常生活中的角色</w:t>
-      </w:r>
-    </w:p>
-    <w:p>
-      <w:pPr/>
-      <w:r>
-        <w:rPr>
-          <w:lang w:val="zh_TW" w:bidi="zh_TW"/>
-        </w:rPr>
-      </w:r>
-      <w:r>
-        <w:rPr>
-          <w:lang w:val="zh_TW" w:bidi="zh_TW"/>
-        </w:rPr>
-        <w:t>收成葡萄的工人可以免除兵役，這點顯示葡萄對以色列經濟的重要性。稅務和債務通常以酒而非金錢支付。法律規定，窮人可以在葡萄園中，拾取遺留園中沒有被收成的葡萄，就像在麥田中拾取遺留的穀物一樣（</w:t>
-      </w:r>
-      <w:hyperlink r:id="rId33">
-        <w:r>
-          <w:rPr>
-            <w:lang w:val="zh_TW" w:bidi="zh_TW"/>
-          </w:rPr>
-          <w:rPr>
-            <w:color w:val="0000EE"/>
-            <w:u w:val="single"/>
-          </w:rPr>
-          <w:t>利19:9–10</w:t>
-        </w:r>
-      </w:hyperlink>
-      <w:r>
-        <w:rPr>
-          <w:lang w:val="zh_TW" w:bidi="zh_TW"/>
-        </w:rPr>
-        <w:t>）。不結果的葡萄藤被用來製作木炭（</w:t>
-      </w:r>
-      <w:hyperlink r:id="rId34">
-        <w:r>
-          <w:rPr>
-            <w:lang w:val="zh_TW" w:bidi="zh_TW"/>
-          </w:rPr>
-          <w:rPr>
-            <w:color w:val="0000EE"/>
-            <w:u w:val="single"/>
-          </w:rPr>
-          <w:t>結15:4</w:t>
-        </w:r>
-      </w:hyperlink>
-      <w:r>
-        <w:rPr>
-          <w:lang w:val="zh_TW" w:bidi="zh_TW"/>
-        </w:rPr>
-        <w:t>；</w:t>
-      </w:r>
-      <w:hyperlink r:id="rId35">
-        <w:r>
-          <w:rPr>
-            <w:lang w:val="zh_TW" w:bidi="zh_TW"/>
-          </w:rPr>
-          <w:rPr>
-            <w:color w:val="0000EE"/>
-            <w:u w:val="single"/>
-          </w:rPr>
-          <w:t>約15:6</w:t>
-        </w:r>
-      </w:hyperlink>
-      <w:r>
-        <w:rPr>
-          <w:lang w:val="zh_TW" w:bidi="zh_TW"/>
-        </w:rPr>
-        <w:t>）。</w:t>
-      </w:r>
-    </w:p>
-    <w:p>
-      <w:pPr>
-        <w:pStyle w:val="Heading3"/>
-      </w:pPr>
-      <w:r>
-        <w:rPr>
-          <w:lang w:val="zh_TW" w:bidi="zh_TW"/>
-        </w:rPr>
-        <w:t>耶穌關於葡萄樹與酒的教導</w:t>
-      </w:r>
-    </w:p>
-    <w:p>
-      <w:pPr/>
-      <w:r>
-        <w:rPr>
-          <w:lang w:val="zh_TW" w:bidi="zh_TW"/>
-        </w:rPr>
-      </w:r>
-      <w:r>
-        <w:rPr>
-          <w:lang w:val="zh_TW" w:bidi="zh_TW"/>
-        </w:rPr>
-        <w:t>耶穌經常使用葡萄園作為所講比喻的背景（</w:t>
-      </w:r>
-      <w:hyperlink r:id="rId36">
-        <w:r>
-          <w:rPr>
-            <w:lang w:val="zh_TW" w:bidi="zh_TW"/>
-          </w:rPr>
-          <w:rPr>
-            <w:color w:val="0000EE"/>
-            <w:u w:val="single"/>
-          </w:rPr>
-          <w:t>太20:1–16</w:t>
-        </w:r>
-      </w:hyperlink>
-      <w:r>
-        <w:rPr>
-          <w:lang w:val="zh_TW" w:bidi="zh_TW"/>
-        </w:rPr>
-        <w:t>，</w:t>
-      </w:r>
-      <w:hyperlink r:id="rId37">
-        <w:r>
-          <w:rPr>
-            <w:lang w:val="zh_TW" w:bidi="zh_TW"/>
-          </w:rPr>
-          <w:rPr>
-            <w:color w:val="0000EE"/>
-            <w:u w:val="single"/>
-          </w:rPr>
-          <w:t>21:28–43</w:t>
-        </w:r>
-      </w:hyperlink>
-      <w:r>
-        <w:rPr>
-          <w:lang w:val="zh_TW" w:bidi="zh_TW"/>
-        </w:rPr>
-        <w:t>；</w:t>
-      </w:r>
-      <w:hyperlink r:id="rId38">
-        <w:r>
-          <w:rPr>
-            <w:lang w:val="zh_TW" w:bidi="zh_TW"/>
-          </w:rPr>
-          <w:rPr>
-            <w:color w:val="0000EE"/>
-            <w:u w:val="single"/>
-          </w:rPr>
-          <w:t>可12:1–11</w:t>
-        </w:r>
-      </w:hyperlink>
-      <w:r>
-        <w:rPr>
-          <w:lang w:val="zh_TW" w:bidi="zh_TW"/>
-        </w:rPr>
-        <w:t>；</w:t>
-      </w:r>
-      <w:hyperlink r:id="rId39">
-        <w:r>
-          <w:rPr>
-            <w:lang w:val="zh_TW" w:bidi="zh_TW"/>
-          </w:rPr>
-          <w:rPr>
-            <w:color w:val="0000EE"/>
-            <w:u w:val="single"/>
-          </w:rPr>
-          <w:t>路13:6–9</w:t>
-        </w:r>
-      </w:hyperlink>
-      <w:r>
-        <w:rPr>
-          <w:lang w:val="zh_TW" w:bidi="zh_TW"/>
-        </w:rPr>
-        <w:t>，</w:t>
-      </w:r>
-      <w:hyperlink r:id="rId40">
-        <w:r>
-          <w:rPr>
-            <w:lang w:val="zh_TW" w:bidi="zh_TW"/>
-          </w:rPr>
-          <w:rPr>
-            <w:color w:val="0000EE"/>
-            <w:u w:val="single"/>
-          </w:rPr>
-          <w:t>20:9–18</w:t>
-        </w:r>
-      </w:hyperlink>
-      <w:r>
-        <w:rPr>
-          <w:lang w:val="zh_TW" w:bidi="zh_TW"/>
-        </w:rPr>
-        <w:t>）。當時的人普遍都知道和理解釀酒的方法。耶穌將新酒放入舊皮袋的故事，對新約聖經的聽眾來說，很容易明白（</w:t>
-      </w:r>
-      <w:hyperlink r:id="rId32">
-        <w:r>
-          <w:rPr>
-            <w:lang w:val="zh_TW" w:bidi="zh_TW"/>
-          </w:rPr>
-          <w:rPr>
-            <w:color w:val="0000EE"/>
-            <w:u w:val="single"/>
-          </w:rPr>
-          <w:t>太9:17</w:t>
-        </w:r>
-      </w:hyperlink>
-      <w:r>
-        <w:rPr>
-          <w:lang w:val="zh_TW" w:bidi="zh_TW"/>
-        </w:rPr>
-        <w:t>）。在象徵意義上，基督將自己描述為真正的葡萄樹，祂的血成為象徵聖餐的聖禮之酒（</w:t>
-      </w:r>
-      <w:hyperlink r:id="rId41">
-        <w:r>
-          <w:rPr>
-            <w:lang w:val="zh_TW" w:bidi="zh_TW"/>
-          </w:rPr>
-          <w:rPr>
-            <w:color w:val="0000EE"/>
-            <w:u w:val="single"/>
-          </w:rPr>
-          <w:t>約15:1–11</w:t>
-        </w:r>
-      </w:hyperlink>
-      <w:r>
-        <w:rPr>
-          <w:lang w:val="zh_TW" w:bidi="zh_TW"/>
-        </w:rPr>
-        <w:t>）。</w:t>
+        <w:t>中翻譯為「草棚」。</w:t>
       </w:r>
     </w:p>
     <w:p>
@@ -912,1426 +344,19 @@
         <w:rPr>
           <w:lang w:val="zh_TW" w:bidi="zh_TW"/>
         </w:rPr>
-        <w:t>農業</w:t>
+        <w:t>以色列的筵席和節期</w:t>
       </w:r>
-      <w:r>
-        <w:rPr>
-          <w:lang w:val="zh_TW" w:bidi="zh_TW"/>
-        </w:rPr>
-        <w:t>、</w:t>
-      </w:r>
-      <w:r>
-        <w:rPr>
-          <w:lang w:val="zh_TW" w:bidi="zh_TW"/>
-        </w:rPr>
-        <w:t>植物（藤本植物）</w:t>
-      </w:r>
-      <w:r>
-        <w:rPr>
-          <w:lang w:val="zh_TW" w:bidi="zh_TW"/>
-        </w:rPr>
-        <w:t>。</w:t>
-      </w:r>
-      <w:r>
-        <w:rPr>
-          <w:lang w:val="zh_TW" w:bidi="zh_TW"/>
-        </w:rPr>
-      </w:r>
-      <w:r>
-        <w:rPr>
-          <w:lang w:val="zh_TW" w:bidi="zh_TW"/>
-        </w:rPr>
-      </w:r>
-    </w:p>
-    <w:p>
-      <w:pPr/>
-      <w:r>
-        <w:rPr>
-          <w:lang w:val="zh_TW" w:bidi="zh_TW"/>
-        </w:rPr>
-      </w:r>
-    </w:p>
-    <w:p>
-      <w:pPr>
-        <w:pStyle w:val="Heading2"/>
-      </w:pPr>
-      <w:r>
-        <w:rPr>
-          <w:lang w:val="zh_TW" w:bidi="zh_TW"/>
-        </w:rPr>
-        <w:t>蒲式耳</w:t>
-      </w:r>
-      <w:r>
-        <w:rPr>
-          <w:lang w:val="zh_TW" w:bidi="zh_TW"/>
-        </w:rPr>
-      </w:r>
-    </w:p>
-    <w:p>
-      <w:pPr>
-        <w:pStyle w:val="ListNumber"/>
-        <w:numPr>
-          <w:ilvl w:val="0"/>
-          <w:numId w:val="14"/>
-        </w:numPr>
-        <w:spacing w:line="240" w:lineRule="auto"/>
-        <w:ind w:left="720"/>
-      </w:pPr>
-      <w:r>
-        <w:rPr>
-          <w:lang w:val="zh_TW" w:bidi="zh_TW"/>
-        </w:rPr>
-      </w:r>
-      <w:r>
-        <w:rPr>
-          <w:lang w:val="zh_TW" w:bidi="zh_TW"/>
-        </w:rPr>
-        <w:t>一個小容器（「籃子」），可以用來罩住燈（</w:t>
-      </w:r>
-      <w:hyperlink r:id="rId42">
-        <w:r>
-          <w:rPr>
-            <w:lang w:val="zh_TW" w:bidi="zh_TW"/>
-          </w:rPr>
-          <w:rPr>
-            <w:color w:val="0000EE"/>
-            <w:u w:val="single"/>
-          </w:rPr>
-          <w:t>太5:15</w:t>
-        </w:r>
-      </w:hyperlink>
       <w:r>
         <w:rPr>
           <w:lang w:val="zh_TW" w:bidi="zh_TW"/>
         </w:rPr>
         <w:t>；</w:t>
       </w:r>
-      <w:hyperlink r:id="rId43">
-        <w:r>
-          <w:rPr>
-            <w:lang w:val="zh_TW" w:bidi="zh_TW"/>
-          </w:rPr>
-          <w:rPr>
-            <w:color w:val="0000EE"/>
-            <w:u w:val="single"/>
-          </w:rPr>
-          <w:t>可4:21</w:t>
-        </w:r>
-      </w:hyperlink>
       <w:r>
         <w:rPr>
           <w:lang w:val="zh_TW" w:bidi="zh_TW"/>
         </w:rPr>
-        <w:t>；</w:t>
-      </w:r>
-      <w:hyperlink r:id="rId44">
-        <w:r>
-          <w:rPr>
-            <w:lang w:val="zh_TW" w:bidi="zh_TW"/>
-          </w:rPr>
-          <w:rPr>
-            <w:color w:val="0000EE"/>
-            <w:u w:val="single"/>
-          </w:rPr>
-          <w:t>路11:33</w:t>
-        </w:r>
-      </w:hyperlink>
-      <w:r>
-        <w:rPr>
-          <w:lang w:val="zh_TW" w:bidi="zh_TW"/>
-        </w:rPr>
-        <w:t>）。</w:t>
-      </w:r>
-      <w:r>
-        <w:rPr>
-          <w:i/>
-          <w:lang w:val="zh_TW" w:bidi="zh_TW"/>
-        </w:rPr>
-        <w:t>見</w:t>
-      </w:r>
-      <w:r>
-        <w:rPr>
-          <w:lang w:val="zh_TW" w:bidi="zh_TW"/>
-        </w:rPr>
-        <w:t xml:space="preserve"> </w:t>
-      </w:r>
-      <w:r>
-        <w:rPr>
-          <w:lang w:val="zh_TW" w:bidi="zh_TW"/>
-        </w:rPr>
-        <w:t>度量衡</w:t>
-      </w:r>
-      <w:r>
-        <w:rPr>
-          <w:lang w:val="zh_TW" w:bidi="zh_TW"/>
-        </w:rPr>
-        <w:t>。</w:t>
-      </w:r>
-    </w:p>
-    <w:p>
-      <w:pPr>
-        <w:pStyle w:val="ListNumber"/>
-        <w:spacing w:line="240" w:lineRule="auto"/>
-        <w:ind w:left="720"/>
-      </w:pPr>
-      <w:r>
-        <w:rPr>
-          <w:lang w:val="zh_TW" w:bidi="zh_TW"/>
-        </w:rPr>
-      </w:r>
-      <w:r>
-        <w:rPr>
-          <w:lang w:val="zh_TW" w:bidi="zh_TW"/>
-        </w:rPr>
-        <w:t>一種測量單位，約等於19夸脫或18公升。在希伯來文中，這稱為「伊法」。</w:t>
-      </w:r>
-      <w:r>
-        <w:rPr>
-          <w:lang w:val="zh_TW" w:bidi="zh_TW"/>
-        </w:rPr>
-      </w:r>
-      <w:r>
-        <w:rPr>
-          <w:lang w:val="zh_TW" w:bidi="zh_TW"/>
-        </w:rPr>
-      </w:r>
-    </w:p>
-    <w:p>
-      <w:pPr/>
-      <w:r>
-        <w:rPr>
-          <w:lang w:val="zh_TW" w:bidi="zh_TW"/>
-        </w:rPr>
-      </w:r>
-    </w:p>
-    <w:p>
-      <w:pPr>
-        <w:pStyle w:val="Heading2"/>
-      </w:pPr>
-      <w:r>
-        <w:rPr>
-          <w:lang w:val="zh_TW" w:bidi="zh_TW"/>
-        </w:rPr>
-        <w:t>僕人</w:t>
-      </w:r>
-      <w:r>
-        <w:rPr>
-          <w:lang w:val="zh_TW" w:bidi="zh_TW"/>
-        </w:rPr>
-      </w:r>
-    </w:p>
-    <w:p>
-      <w:pPr/>
-      <w:r>
-        <w:rPr>
-          <w:lang w:val="zh_TW" w:bidi="zh_TW"/>
-        </w:rPr>
-      </w:r>
-      <w:r>
-        <w:rPr>
-          <w:lang w:val="zh_TW" w:bidi="zh_TW"/>
-        </w:rPr>
-        <w:t>一個有義務服事主人的人，而主人會提供一定程度的保護。有些僕人（servant）是法律上的奴隸（slave），另一些則是自願的僕人。很難明確區分「僕人（servant）」、「奴隸（slave）」、「男奴（bondman）」和「女奴（bondwoman）」。希伯來文和希臘文中有多個詞被翻譯為「僕人」，但在較新的譯本中，有時會使用其它詞語。</w:t>
-      </w:r>
-    </w:p>
-    <w:p>
-      <w:pPr/>
-      <w:r>
-        <w:rPr>
-          <w:lang w:val="zh_TW" w:bidi="zh_TW"/>
-        </w:rPr>
-      </w:r>
-      <w:r>
-        <w:rPr>
-          <w:lang w:val="zh_TW" w:bidi="zh_TW"/>
-        </w:rPr>
-        <w:t>在希伯來文中，表示「少年（lad）」、「少年人（youth）」或「童子（boy）」的詞語常常也指僕人（</w:t>
-      </w:r>
-      <w:hyperlink r:id="rId45">
-        <w:r>
-          <w:rPr>
-            <w:lang w:val="zh_TW" w:bidi="zh_TW"/>
-          </w:rPr>
-          <w:rPr>
-            <w:color w:val="0000EE"/>
-            <w:u w:val="single"/>
-          </w:rPr>
-          <w:t>出33:11</w:t>
-        </w:r>
-      </w:hyperlink>
-      <w:r>
-        <w:rPr>
-          <w:lang w:val="zh_TW" w:bidi="zh_TW"/>
-        </w:rPr>
-        <w:t>；</w:t>
-      </w:r>
-      <w:hyperlink r:id="rId46">
-        <w:r>
-          <w:rPr>
-            <w:lang w:val="zh_TW" w:bidi="zh_TW"/>
-          </w:rPr>
-          <w:rPr>
-            <w:color w:val="0000EE"/>
-            <w:u w:val="single"/>
-          </w:rPr>
-          <w:t>民22:22</w:t>
-        </w:r>
-      </w:hyperlink>
-      <w:r>
-        <w:rPr>
-          <w:lang w:val="zh_TW" w:bidi="zh_TW"/>
-        </w:rPr>
-        <w:t>；</w:t>
-      </w:r>
-      <w:hyperlink r:id="rId47">
-        <w:r>
-          <w:rPr>
-            <w:lang w:val="zh_TW" w:bidi="zh_TW"/>
-          </w:rPr>
-          <w:rPr>
-            <w:color w:val="0000EE"/>
-            <w:u w:val="single"/>
-          </w:rPr>
-          <w:t>王下4:12</w:t>
-        </w:r>
-      </w:hyperlink>
-      <w:r>
-        <w:rPr>
-          <w:lang w:val="zh_TW" w:bidi="zh_TW"/>
-        </w:rPr>
-        <w:t>）。表示「生來自由的僕人（free-born servant）」的詞語通常用來指稱耶和華的僕人，如利未人（</w:t>
-      </w:r>
-      <w:hyperlink r:id="rId48">
-        <w:r>
-          <w:rPr>
-            <w:lang w:val="zh_TW" w:bidi="zh_TW"/>
-          </w:rPr>
-          <w:rPr>
-            <w:color w:val="0000EE"/>
-            <w:u w:val="single"/>
-          </w:rPr>
-          <w:t>拉8:17</w:t>
-        </w:r>
-      </w:hyperlink>
-      <w:r>
-        <w:rPr>
-          <w:lang w:val="zh_TW" w:bidi="zh_TW"/>
-        </w:rPr>
-        <w:t>；</w:t>
-      </w:r>
-      <w:hyperlink r:id="rId49">
-        <w:r>
-          <w:rPr>
-            <w:lang w:val="zh_TW" w:bidi="zh_TW"/>
-          </w:rPr>
-          <w:rPr>
-            <w:color w:val="0000EE"/>
-            <w:u w:val="single"/>
-          </w:rPr>
-          <w:t>賽61:6</w:t>
-        </w:r>
-      </w:hyperlink>
-      <w:r>
-        <w:rPr>
-          <w:lang w:val="zh_TW" w:bidi="zh_TW"/>
-        </w:rPr>
-        <w:t>；</w:t>
-      </w:r>
-      <w:hyperlink r:id="rId50">
-        <w:r>
-          <w:rPr>
-            <w:lang w:val="zh_TW" w:bidi="zh_TW"/>
-          </w:rPr>
-          <w:rPr>
-            <w:color w:val="0000EE"/>
-            <w:u w:val="single"/>
-          </w:rPr>
-          <w:t>拉44:11</w:t>
-        </w:r>
-      </w:hyperlink>
-      <w:r>
-        <w:rPr>
-          <w:lang w:val="zh_TW" w:bidi="zh_TW"/>
-        </w:rPr>
-        <w:t>）或祭司（</w:t>
-      </w:r>
-      <w:hyperlink r:id="rId51">
-        <w:r>
-          <w:rPr>
-            <w:lang w:val="zh_TW" w:bidi="zh_TW"/>
-          </w:rPr>
-          <w:rPr>
-            <w:color w:val="0000EE"/>
-            <w:u w:val="single"/>
-          </w:rPr>
-          <w:t>出28:35</w:t>
-        </w:r>
-      </w:hyperlink>
-      <w:r>
-        <w:rPr>
-          <w:lang w:val="zh_TW" w:bidi="zh_TW"/>
-        </w:rPr>
-        <w:t>；</w:t>
-      </w:r>
-      <w:hyperlink r:id="rId52">
-        <w:r>
-          <w:rPr>
-            <w:lang w:val="zh_TW" w:bidi="zh_TW"/>
-          </w:rPr>
-          <w:rPr>
-            <w:color w:val="0000EE"/>
-            <w:u w:val="single"/>
-          </w:rPr>
-          <w:t>珥1:9</w:t>
-        </w:r>
-      </w:hyperlink>
-      <w:r>
-        <w:rPr>
-          <w:lang w:val="zh_TW" w:bidi="zh_TW"/>
-        </w:rPr>
-        <w:t>，</w:t>
-      </w:r>
-      <w:hyperlink r:id="rId53">
-        <w:r>
-          <w:rPr>
-            <w:lang w:val="zh_TW" w:bidi="zh_TW"/>
-          </w:rPr>
-          <w:rPr>
-            <w:color w:val="0000EE"/>
-            <w:u w:val="single"/>
-          </w:rPr>
-          <w:t>2:17</w:t>
-        </w:r>
-      </w:hyperlink>
-      <w:r>
-        <w:rPr>
-          <w:lang w:val="zh_TW" w:bidi="zh_TW"/>
-        </w:rPr>
-        <w:t>）。有時王的臣子被稱為臣僕（</w:t>
-      </w:r>
-      <w:hyperlink r:id="rId54">
-        <w:r>
-          <w:rPr>
-            <w:lang w:val="zh_TW" w:bidi="zh_TW"/>
-          </w:rPr>
-          <w:rPr>
-            <w:color w:val="0000EE"/>
-            <w:u w:val="single"/>
-          </w:rPr>
-          <w:t>代上27:1</w:t>
-        </w:r>
-      </w:hyperlink>
-      <w:r>
-        <w:rPr>
-          <w:lang w:val="zh_TW" w:bidi="zh_TW"/>
-        </w:rPr>
-        <w:t>；</w:t>
-      </w:r>
-      <w:hyperlink r:id="rId55">
-        <w:r>
-          <w:rPr>
-            <w:lang w:val="zh_TW" w:bidi="zh_TW"/>
-          </w:rPr>
-          <w:rPr>
-            <w:color w:val="0000EE"/>
-            <w:u w:val="single"/>
-          </w:rPr>
-          <w:t>箴29:12</w:t>
-        </w:r>
-      </w:hyperlink>
-      <w:r>
-        <w:rPr>
-          <w:lang w:val="zh_TW" w:bidi="zh_TW"/>
-        </w:rPr>
-        <w:t>），在耶和華面前侍奉的天使也被稱為僕役（</w:t>
-      </w:r>
-      <w:hyperlink r:id="rId56">
-        <w:r>
-          <w:rPr>
-            <w:lang w:val="zh_TW" w:bidi="zh_TW"/>
-          </w:rPr>
-          <w:rPr>
-            <w:color w:val="0000EE"/>
-            <w:u w:val="single"/>
-          </w:rPr>
-          <w:t>詩103:21</w:t>
-        </w:r>
-      </w:hyperlink>
-      <w:r>
-        <w:rPr>
-          <w:lang w:val="zh_TW" w:bidi="zh_TW"/>
-        </w:rPr>
-        <w:t>，</w:t>
-      </w:r>
-      <w:hyperlink r:id="rId57">
-        <w:r>
-          <w:rPr>
-            <w:lang w:val="zh_TW" w:bidi="zh_TW"/>
-          </w:rPr>
-          <w:rPr>
-            <w:color w:val="0000EE"/>
-            <w:u w:val="single"/>
-          </w:rPr>
-          <w:t>104:4</w:t>
-        </w:r>
-      </w:hyperlink>
-      <w:r>
-        <w:rPr>
-          <w:lang w:val="zh_TW" w:bidi="zh_TW"/>
-        </w:rPr>
-        <w:t>）。雇傭的僕人或雇工也被視為自由人（</w:t>
-      </w:r>
-      <w:hyperlink r:id="rId58">
-        <w:r>
-          <w:rPr>
-            <w:lang w:val="zh_TW" w:bidi="zh_TW"/>
-          </w:rPr>
-          <w:rPr>
-            <w:color w:val="0000EE"/>
-            <w:u w:val="single"/>
-          </w:rPr>
-          <w:t>出12:45</w:t>
-        </w:r>
-      </w:hyperlink>
-      <w:r>
-        <w:rPr>
-          <w:lang w:val="zh_TW" w:bidi="zh_TW"/>
-        </w:rPr>
-        <w:t>；</w:t>
-      </w:r>
-      <w:hyperlink r:id="rId59">
-        <w:r>
-          <w:rPr>
-            <w:lang w:val="zh_TW" w:bidi="zh_TW"/>
-          </w:rPr>
-          <w:rPr>
-            <w:color w:val="0000EE"/>
-            <w:u w:val="single"/>
-          </w:rPr>
-          <w:t>伯7:1</w:t>
-        </w:r>
-      </w:hyperlink>
-      <w:r>
-        <w:rPr>
-          <w:lang w:val="zh_TW" w:bidi="zh_TW"/>
-        </w:rPr>
-        <w:t>；</w:t>
-      </w:r>
-      <w:hyperlink r:id="rId60">
-        <w:r>
-          <w:rPr>
-            <w:lang w:val="zh_TW" w:bidi="zh_TW"/>
-          </w:rPr>
-          <w:rPr>
-            <w:color w:val="0000EE"/>
-            <w:u w:val="single"/>
-          </w:rPr>
-          <w:t>瑪3:5</w:t>
-        </w:r>
-      </w:hyperlink>
-      <w:r>
-        <w:rPr>
-          <w:lang w:val="zh_TW" w:bidi="zh_TW"/>
-        </w:rPr>
-        <w:t>）。</w:t>
-      </w:r>
-    </w:p>
-    <w:p>
-      <w:pPr/>
-      <w:r>
-        <w:rPr>
-          <w:lang w:val="zh_TW" w:bidi="zh_TW"/>
-        </w:rPr>
-      </w:r>
-      <w:r>
-        <w:rPr>
-          <w:lang w:val="zh_TW" w:bidi="zh_TW"/>
-        </w:rPr>
-        <w:t>最常見的希伯來詞語在舊約中出現近800次，代表被束縛的奴隸（</w:t>
-      </w:r>
-      <w:hyperlink r:id="rId61">
-        <w:r>
-          <w:rPr>
-            <w:lang w:val="zh_TW" w:bidi="zh_TW"/>
-          </w:rPr>
-          <w:rPr>
-            <w:color w:val="0000EE"/>
-            <w:u w:val="single"/>
-          </w:rPr>
-          <w:t>創9:25</w:t>
-        </w:r>
-      </w:hyperlink>
-      <w:r>
-        <w:rPr>
-          <w:lang w:val="zh_TW" w:bidi="zh_TW"/>
-        </w:rPr>
-        <w:t>，</w:t>
-      </w:r>
-      <w:hyperlink r:id="rId62">
-        <w:r>
-          <w:rPr>
-            <w:lang w:val="zh_TW" w:bidi="zh_TW"/>
-          </w:rPr>
-          <w:rPr>
-            <w:color w:val="0000EE"/>
-            <w:u w:val="single"/>
-          </w:rPr>
-          <w:t>12:16</w:t>
-        </w:r>
-      </w:hyperlink>
-      <w:r>
-        <w:rPr>
-          <w:lang w:val="zh_TW" w:bidi="zh_TW"/>
-        </w:rPr>
-        <w:t>；</w:t>
-      </w:r>
-      <w:hyperlink r:id="rId63">
-        <w:r>
-          <w:rPr>
-            <w:lang w:val="zh_TW" w:bidi="zh_TW"/>
-          </w:rPr>
-          <w:rPr>
-            <w:color w:val="0000EE"/>
-            <w:u w:val="single"/>
-          </w:rPr>
-          <w:t>出20:17</w:t>
-        </w:r>
-      </w:hyperlink>
-      <w:r>
-        <w:rPr>
-          <w:lang w:val="zh_TW" w:bidi="zh_TW"/>
-        </w:rPr>
-        <w:t>；</w:t>
-      </w:r>
-      <w:hyperlink r:id="rId64">
-        <w:r>
-          <w:rPr>
-            <w:lang w:val="zh_TW" w:bidi="zh_TW"/>
-          </w:rPr>
-          <w:rPr>
-            <w:color w:val="0000EE"/>
-            <w:u w:val="single"/>
-          </w:rPr>
-          <w:t>申5:15</w:t>
-        </w:r>
-      </w:hyperlink>
-      <w:r>
-        <w:rPr>
-          <w:lang w:val="zh_TW" w:bidi="zh_TW"/>
-        </w:rPr>
-        <w:t>，</w:t>
-      </w:r>
-      <w:hyperlink r:id="rId65">
-        <w:r>
-          <w:rPr>
-            <w:lang w:val="zh_TW" w:bidi="zh_TW"/>
-          </w:rPr>
-          <w:rPr>
-            <w:color w:val="0000EE"/>
-            <w:u w:val="single"/>
-          </w:rPr>
-          <w:t>15:17</w:t>
-        </w:r>
-      </w:hyperlink>
-      <w:r>
-        <w:rPr>
-          <w:lang w:val="zh_TW" w:bidi="zh_TW"/>
-        </w:rPr>
-        <w:t>）。然而，同一個詞也被用來指有貴族地位的人，如君王的臣僕或謀士（</w:t>
-      </w:r>
-      <w:hyperlink r:id="rId66">
-        <w:r>
-          <w:rPr>
-            <w:lang w:val="zh_TW" w:bidi="zh_TW"/>
-          </w:rPr>
-          <w:rPr>
-            <w:color w:val="0000EE"/>
-            <w:u w:val="single"/>
-          </w:rPr>
-          <w:t>王下22:12</w:t>
-        </w:r>
-      </w:hyperlink>
-      <w:r>
-        <w:rPr>
-          <w:lang w:val="zh_TW" w:bidi="zh_TW"/>
-        </w:rPr>
-        <w:t>；</w:t>
-      </w:r>
-      <w:hyperlink r:id="rId67">
-        <w:r>
-          <w:rPr>
-            <w:lang w:val="zh_TW" w:bidi="zh_TW"/>
-          </w:rPr>
-          <w:rPr>
-            <w:color w:val="0000EE"/>
-            <w:u w:val="single"/>
-          </w:rPr>
-          <w:t>代下34:20</w:t>
-        </w:r>
-      </w:hyperlink>
-      <w:r>
-        <w:rPr>
-          <w:lang w:val="zh_TW" w:bidi="zh_TW"/>
-        </w:rPr>
-        <w:t>；</w:t>
-      </w:r>
-      <w:hyperlink r:id="rId68">
-        <w:r>
-          <w:rPr>
-            <w:lang w:val="zh_TW" w:bidi="zh_TW"/>
-          </w:rPr>
-          <w:rPr>
-            <w:color w:val="0000EE"/>
-            <w:u w:val="single"/>
-          </w:rPr>
-          <w:t>尼2:10</w:t>
-        </w:r>
-      </w:hyperlink>
-      <w:r>
-        <w:rPr>
-          <w:lang w:val="zh_TW" w:bidi="zh_TW"/>
-        </w:rPr>
-        <w:t>）或神的僕人（</w:t>
-      </w:r>
-      <w:hyperlink r:id="rId69">
-        <w:r>
-          <w:rPr>
-            <w:lang w:val="zh_TW" w:bidi="zh_TW"/>
-          </w:rPr>
-          <w:rPr>
-            <w:color w:val="0000EE"/>
-            <w:u w:val="single"/>
-          </w:rPr>
-          <w:t>創24:14</w:t>
-        </w:r>
-      </w:hyperlink>
-      <w:r>
-        <w:rPr>
-          <w:lang w:val="zh_TW" w:bidi="zh_TW"/>
-        </w:rPr>
-        <w:t>；</w:t>
-      </w:r>
-      <w:hyperlink r:id="rId70">
-        <w:r>
-          <w:rPr>
-            <w:lang w:val="zh_TW" w:bidi="zh_TW"/>
-          </w:rPr>
-          <w:rPr>
-            <w:color w:val="0000EE"/>
-            <w:u w:val="single"/>
-          </w:rPr>
-          <w:t>民12:7</w:t>
-        </w:r>
-      </w:hyperlink>
-      <w:r>
-        <w:rPr>
-          <w:lang w:val="zh_TW" w:bidi="zh_TW"/>
-        </w:rPr>
-        <w:t>；</w:t>
-      </w:r>
-      <w:hyperlink r:id="rId71">
-        <w:r>
-          <w:rPr>
-            <w:lang w:val="zh_TW" w:bidi="zh_TW"/>
-          </w:rPr>
-          <w:rPr>
-            <w:color w:val="0000EE"/>
-            <w:u w:val="single"/>
-          </w:rPr>
-          <w:t>書1:7</w:t>
-        </w:r>
-      </w:hyperlink>
-      <w:r>
-        <w:rPr>
-          <w:lang w:val="zh_TW" w:bidi="zh_TW"/>
-        </w:rPr>
-        <w:t>；</w:t>
-      </w:r>
-      <w:hyperlink r:id="rId72">
-        <w:r>
-          <w:rPr>
-            <w:lang w:val="zh_TW" w:bidi="zh_TW"/>
-          </w:rPr>
-          <w:rPr>
-            <w:color w:val="0000EE"/>
-            <w:u w:val="single"/>
-          </w:rPr>
-          <w:t>王下21:8</w:t>
-        </w:r>
-      </w:hyperlink>
-      <w:r>
-        <w:rPr>
-          <w:lang w:val="zh_TW" w:bidi="zh_TW"/>
-        </w:rPr>
-        <w:t>），例如「我的僕人摩西」（或大衛、以賽亞、以色列、約伯等）。其中一個最崇高的表達是「耶和華的僕人」（</w:t>
-      </w:r>
-      <w:hyperlink r:id="rId73">
-        <w:r>
-          <w:rPr>
-            <w:lang w:val="zh_TW" w:bidi="zh_TW"/>
-          </w:rPr>
-          <w:rPr>
-            <w:color w:val="0000EE"/>
-            <w:u w:val="single"/>
-          </w:rPr>
-          <w:t>申34:5</w:t>
-        </w:r>
-      </w:hyperlink>
-      <w:r>
-        <w:rPr>
-          <w:lang w:val="zh_TW" w:bidi="zh_TW"/>
-        </w:rPr>
-        <w:t>；</w:t>
-      </w:r>
-      <w:hyperlink r:id="rId74">
-        <w:r>
-          <w:rPr>
-            <w:lang w:val="zh_TW" w:bidi="zh_TW"/>
-          </w:rPr>
-          <w:rPr>
-            <w:color w:val="0000EE"/>
-            <w:u w:val="single"/>
-          </w:rPr>
-          <w:t>書1:13</w:t>
-        </w:r>
-      </w:hyperlink>
-      <w:r>
-        <w:rPr>
-          <w:lang w:val="zh_TW" w:bidi="zh_TW"/>
-        </w:rPr>
-        <w:t>，</w:t>
-      </w:r>
-      <w:hyperlink r:id="rId75">
-        <w:r>
-          <w:rPr>
-            <w:lang w:val="zh_TW" w:bidi="zh_TW"/>
-          </w:rPr>
-          <w:rPr>
-            <w:color w:val="0000EE"/>
-            <w:u w:val="single"/>
-          </w:rPr>
-          <w:t>8:31–33</w:t>
-        </w:r>
-      </w:hyperlink>
-      <w:r>
-        <w:rPr>
-          <w:lang w:val="zh_TW" w:bidi="zh_TW"/>
-        </w:rPr>
-        <w:t>；</w:t>
-      </w:r>
-      <w:hyperlink r:id="rId76">
-        <w:r>
-          <w:rPr>
-            <w:lang w:val="zh_TW" w:bidi="zh_TW"/>
-          </w:rPr>
-          <w:rPr>
-            <w:color w:val="0000EE"/>
-            <w:u w:val="single"/>
-          </w:rPr>
-          <w:t>賽49:1</w:t>
-        </w:r>
-      </w:hyperlink>
-      <w:r>
-        <w:rPr>
-          <w:lang w:val="zh_TW" w:bidi="zh_TW"/>
-        </w:rPr>
-        <w:t>–</w:t>
-      </w:r>
-      <w:hyperlink r:id="rId76">
-        <w:r>
-          <w:rPr>
-            <w:lang w:val="zh_TW" w:bidi="zh_TW"/>
-          </w:rPr>
-          <w:rPr>
-            <w:color w:val="0000EE"/>
-            <w:u w:val="single"/>
-          </w:rPr>
-          <w:t>6</w:t>
-        </w:r>
-      </w:hyperlink>
-      <w:r>
-        <w:rPr>
-          <w:lang w:val="zh_TW" w:bidi="zh_TW"/>
-        </w:rPr>
-        <w:t>，</w:t>
-      </w:r>
-      <w:hyperlink r:id="rId77">
-        <w:r>
-          <w:rPr>
-            <w:lang w:val="zh_TW" w:bidi="zh_TW"/>
-          </w:rPr>
-          <w:rPr>
-            <w:color w:val="0000EE"/>
-            <w:u w:val="single"/>
-          </w:rPr>
-          <w:t>50:4</w:t>
-        </w:r>
-      </w:hyperlink>
-      <w:r>
-        <w:rPr>
-          <w:lang w:val="zh_TW" w:bidi="zh_TW"/>
-        </w:rPr>
-        <w:t>–</w:t>
-      </w:r>
-      <w:hyperlink r:id="rId77">
-        <w:r>
-          <w:rPr>
-            <w:lang w:val="zh_TW" w:bidi="zh_TW"/>
-          </w:rPr>
-          <w:rPr>
-            <w:color w:val="0000EE"/>
-            <w:u w:val="single"/>
-          </w:rPr>
-          <w:t>9</w:t>
-        </w:r>
-      </w:hyperlink>
-      <w:r>
-        <w:rPr>
-          <w:lang w:val="zh_TW" w:bidi="zh_TW"/>
-        </w:rPr>
-        <w:t>，</w:t>
-      </w:r>
-      <w:hyperlink r:id="rId78">
-        <w:r>
-          <w:rPr>
-            <w:lang w:val="zh_TW" w:bidi="zh_TW"/>
-          </w:rPr>
-          <w:rPr>
-            <w:color w:val="0000EE"/>
-            <w:u w:val="single"/>
-          </w:rPr>
-          <w:t>52:13–53:12</w:t>
-        </w:r>
-      </w:hyperlink>
-      <w:r>
-        <w:rPr>
-          <w:lang w:val="zh_TW" w:bidi="zh_TW"/>
-        </w:rPr>
-        <w:t>）。俄巴底亞這個專有名詞的意思是「耶和華的僕人」。</w:t>
-      </w:r>
-    </w:p>
-    <w:p>
-      <w:pPr/>
-      <w:r>
-        <w:rPr>
-          <w:lang w:val="zh_TW" w:bidi="zh_TW"/>
-        </w:rPr>
-      </w:r>
-      <w:r>
-        <w:rPr>
-          <w:lang w:val="zh_TW" w:bidi="zh_TW"/>
-        </w:rPr>
-        <w:t>新約中，「僕人」有多種定義，包括雇工或傭工（</w:t>
-      </w:r>
-      <w:hyperlink r:id="rId79">
-        <w:r>
-          <w:rPr>
-            <w:lang w:val="zh_TW" w:bidi="zh_TW"/>
-          </w:rPr>
-          <w:rPr>
-            <w:color w:val="0000EE"/>
-            <w:u w:val="single"/>
-          </w:rPr>
-          <w:t>可1:20</w:t>
-        </w:r>
-      </w:hyperlink>
-      <w:r>
-        <w:rPr>
-          <w:lang w:val="zh_TW" w:bidi="zh_TW"/>
-        </w:rPr>
-        <w:t>；</w:t>
-      </w:r>
-      <w:hyperlink r:id="rId80">
-        <w:r>
-          <w:rPr>
-            <w:lang w:val="zh_TW" w:bidi="zh_TW"/>
-          </w:rPr>
-          <w:rPr>
-            <w:color w:val="0000EE"/>
-            <w:u w:val="single"/>
-          </w:rPr>
-          <w:t>路15:17</w:t>
-        </w:r>
-      </w:hyperlink>
-      <w:r>
-        <w:rPr>
-          <w:lang w:val="zh_TW" w:bidi="zh_TW"/>
-        </w:rPr>
-        <w:t>–</w:t>
-      </w:r>
-      <w:hyperlink r:id="rId80">
-        <w:r>
-          <w:rPr>
-            <w:lang w:val="zh_TW" w:bidi="zh_TW"/>
-          </w:rPr>
-          <w:rPr>
-            <w:color w:val="0000EE"/>
-            <w:u w:val="single"/>
-          </w:rPr>
-          <w:t>19</w:t>
-        </w:r>
-      </w:hyperlink>
-      <w:r>
-        <w:rPr>
-          <w:lang w:val="zh_TW" w:bidi="zh_TW"/>
-        </w:rPr>
-        <w:t>；</w:t>
-      </w:r>
-      <w:hyperlink r:id="rId81">
-        <w:r>
-          <w:rPr>
-            <w:lang w:val="zh_TW" w:bidi="zh_TW"/>
-          </w:rPr>
-          <w:rPr>
-            <w:color w:val="0000EE"/>
-            <w:u w:val="single"/>
-          </w:rPr>
-          <w:t>約10:12</w:t>
-        </w:r>
-      </w:hyperlink>
-      <w:r>
-        <w:rPr>
-          <w:lang w:val="zh_TW" w:bidi="zh_TW"/>
-        </w:rPr>
-        <w:t>–</w:t>
-      </w:r>
-      <w:hyperlink r:id="rId81">
-        <w:r>
-          <w:rPr>
-            <w:lang w:val="zh_TW" w:bidi="zh_TW"/>
-          </w:rPr>
-          <w:rPr>
-            <w:color w:val="0000EE"/>
-            <w:u w:val="single"/>
-          </w:rPr>
-          <w:t>14</w:t>
-        </w:r>
-      </w:hyperlink>
-      <w:r>
-        <w:rPr>
-          <w:lang w:val="zh_TW" w:bidi="zh_TW"/>
-        </w:rPr>
-        <w:t>），更廣泛地指奴隸（</w:t>
-      </w:r>
-      <w:hyperlink r:id="rId82">
-        <w:r>
-          <w:rPr>
-            <w:lang w:val="zh_TW" w:bidi="zh_TW"/>
-          </w:rPr>
-          <w:rPr>
-            <w:color w:val="0000EE"/>
-            <w:u w:val="single"/>
-          </w:rPr>
-          <w:t>太8:9</w:t>
-        </w:r>
-      </w:hyperlink>
-      <w:r>
-        <w:rPr>
-          <w:lang w:val="zh_TW" w:bidi="zh_TW"/>
-        </w:rPr>
-        <w:t>，</w:t>
-      </w:r>
-      <w:hyperlink r:id="rId83">
-        <w:r>
-          <w:rPr>
-            <w:lang w:val="zh_TW" w:bidi="zh_TW"/>
-          </w:rPr>
-          <w:rPr>
-            <w:color w:val="0000EE"/>
-            <w:u w:val="single"/>
-          </w:rPr>
-          <w:t>10:24</w:t>
-        </w:r>
-      </w:hyperlink>
-      <w:r>
-        <w:rPr>
-          <w:lang w:val="zh_TW" w:bidi="zh_TW"/>
-        </w:rPr>
-        <w:t>–</w:t>
-      </w:r>
-      <w:hyperlink r:id="rId83">
-        <w:r>
-          <w:rPr>
-            <w:lang w:val="zh_TW" w:bidi="zh_TW"/>
-          </w:rPr>
-          <w:rPr>
-            <w:color w:val="0000EE"/>
-            <w:u w:val="single"/>
-          </w:rPr>
-          <w:t>25</w:t>
-        </w:r>
-      </w:hyperlink>
-      <w:r>
-        <w:rPr>
-          <w:lang w:val="zh_TW" w:bidi="zh_TW"/>
-        </w:rPr>
-        <w:t>，</w:t>
-      </w:r>
-      <w:hyperlink r:id="rId84">
-        <w:r>
-          <w:rPr>
-            <w:lang w:val="zh_TW" w:bidi="zh_TW"/>
-          </w:rPr>
-          <w:rPr>
-            <w:color w:val="0000EE"/>
-            <w:u w:val="single"/>
-          </w:rPr>
-          <w:t>13:27</w:t>
-        </w:r>
-      </w:hyperlink>
-      <w:r>
-        <w:rPr>
-          <w:lang w:val="zh_TW" w:bidi="zh_TW"/>
-        </w:rPr>
-        <w:t>–</w:t>
-      </w:r>
-      <w:hyperlink r:id="rId84">
-        <w:r>
-          <w:rPr>
-            <w:lang w:val="zh_TW" w:bidi="zh_TW"/>
-          </w:rPr>
-          <w:rPr>
-            <w:color w:val="0000EE"/>
-            <w:u w:val="single"/>
-          </w:rPr>
-          <w:t>28</w:t>
-        </w:r>
-      </w:hyperlink>
-      <w:r>
-        <w:rPr>
-          <w:lang w:val="zh_TW" w:bidi="zh_TW"/>
-        </w:rPr>
-        <w:t>；</w:t>
-      </w:r>
-      <w:hyperlink r:id="rId85">
-        <w:r>
-          <w:rPr>
-            <w:lang w:val="zh_TW" w:bidi="zh_TW"/>
-          </w:rPr>
-          <w:rPr>
-            <w:color w:val="0000EE"/>
-            <w:u w:val="single"/>
-          </w:rPr>
-          <w:t>可10:44</w:t>
-        </w:r>
-      </w:hyperlink>
-      <w:r>
-        <w:rPr>
-          <w:lang w:val="zh_TW" w:bidi="zh_TW"/>
-        </w:rPr>
-        <w:t>，</w:t>
-      </w:r>
-      <w:hyperlink r:id="rId86">
-        <w:r>
-          <w:rPr>
-            <w:lang w:val="zh_TW" w:bidi="zh_TW"/>
-          </w:rPr>
-          <w:rPr>
-            <w:color w:val="0000EE"/>
-            <w:u w:val="single"/>
-          </w:rPr>
-          <w:t>12:2</w:t>
-        </w:r>
-      </w:hyperlink>
-      <w:r>
-        <w:rPr>
-          <w:lang w:val="zh_TW" w:bidi="zh_TW"/>
-        </w:rPr>
-        <w:t>–</w:t>
-      </w:r>
-      <w:hyperlink r:id="rId86">
-        <w:r>
-          <w:rPr>
-            <w:lang w:val="zh_TW" w:bidi="zh_TW"/>
-          </w:rPr>
-          <w:rPr>
-            <w:color w:val="0000EE"/>
-            <w:u w:val="single"/>
-          </w:rPr>
-          <w:t>4</w:t>
-        </w:r>
-      </w:hyperlink>
-      <w:r>
-        <w:rPr>
-          <w:lang w:val="zh_TW" w:bidi="zh_TW"/>
-        </w:rPr>
-        <w:t>；</w:t>
-      </w:r>
-      <w:hyperlink r:id="rId87">
-        <w:r>
-          <w:rPr>
-            <w:lang w:val="zh_TW" w:bidi="zh_TW"/>
-          </w:rPr>
-          <w:rPr>
-            <w:color w:val="0000EE"/>
-            <w:u w:val="single"/>
-          </w:rPr>
-          <w:t>路7:2</w:t>
-        </w:r>
-      </w:hyperlink>
-      <w:r>
-        <w:rPr>
-          <w:lang w:val="zh_TW" w:bidi="zh_TW"/>
-        </w:rPr>
-        <w:t>–</w:t>
-      </w:r>
-      <w:hyperlink r:id="rId87">
-        <w:r>
-          <w:rPr>
-            <w:lang w:val="zh_TW" w:bidi="zh_TW"/>
-          </w:rPr>
-          <w:rPr>
-            <w:color w:val="0000EE"/>
-            <w:u w:val="single"/>
-          </w:rPr>
-          <w:t>3，8</w:t>
-        </w:r>
-      </w:hyperlink>
-      <w:r>
-        <w:rPr>
-          <w:lang w:val="zh_TW" w:bidi="zh_TW"/>
-        </w:rPr>
-        <w:t>–</w:t>
-      </w:r>
-      <w:hyperlink r:id="rId87">
-        <w:r>
-          <w:rPr>
-            <w:lang w:val="zh_TW" w:bidi="zh_TW"/>
-          </w:rPr>
-          <w:rPr>
-            <w:color w:val="0000EE"/>
-            <w:u w:val="single"/>
-          </w:rPr>
-          <w:t>10</w:t>
-        </w:r>
-      </w:hyperlink>
-      <w:r>
-        <w:rPr>
-          <w:lang w:val="zh_TW" w:bidi="zh_TW"/>
-        </w:rPr>
-        <w:t>；</w:t>
-      </w:r>
-      <w:hyperlink r:id="rId88">
-        <w:r>
-          <w:rPr>
-            <w:lang w:val="zh_TW" w:bidi="zh_TW"/>
-          </w:rPr>
-          <w:rPr>
-            <w:color w:val="0000EE"/>
-            <w:u w:val="single"/>
-          </w:rPr>
-          <w:t>約4:51</w:t>
-        </w:r>
-      </w:hyperlink>
-      <w:r>
-        <w:rPr>
-          <w:lang w:val="zh_TW" w:bidi="zh_TW"/>
-        </w:rPr>
-        <w:t>，</w:t>
-      </w:r>
-      <w:hyperlink r:id="rId89">
-        <w:r>
-          <w:rPr>
-            <w:lang w:val="zh_TW" w:bidi="zh_TW"/>
-          </w:rPr>
-          <w:rPr>
-            <w:color w:val="0000EE"/>
-            <w:u w:val="single"/>
-          </w:rPr>
-          <w:t>8:34，</w:t>
-        </w:r>
-      </w:hyperlink>
-      <w:hyperlink r:id="rId90">
-        <w:r>
-          <w:rPr>
-            <w:lang w:val="zh_TW" w:bidi="zh_TW"/>
-          </w:rPr>
-          <w:rPr>
-            <w:color w:val="0000EE"/>
-            <w:u w:val="single"/>
-          </w:rPr>
-          <w:t>13:16</w:t>
-        </w:r>
-      </w:hyperlink>
-      <w:r>
-        <w:rPr>
-          <w:lang w:val="zh_TW" w:bidi="zh_TW"/>
-        </w:rPr>
-        <w:t>；</w:t>
-      </w:r>
-      <w:hyperlink r:id="rId91">
-        <w:r>
-          <w:rPr>
-            <w:lang w:val="zh_TW" w:bidi="zh_TW"/>
-          </w:rPr>
-          <w:rPr>
-            <w:color w:val="0000EE"/>
-            <w:u w:val="single"/>
-          </w:rPr>
-          <w:t>弗6:5</w:t>
-        </w:r>
-      </w:hyperlink>
-      <w:r>
-        <w:rPr>
-          <w:lang w:val="zh_TW" w:bidi="zh_TW"/>
-        </w:rPr>
-        <w:t>；</w:t>
-      </w:r>
-      <w:hyperlink r:id="rId92">
-        <w:r>
-          <w:rPr>
-            <w:lang w:val="zh_TW" w:bidi="zh_TW"/>
-          </w:rPr>
-          <w:rPr>
-            <w:color w:val="0000EE"/>
-            <w:u w:val="single"/>
-          </w:rPr>
-          <w:t>西1:7</w:t>
-        </w:r>
-      </w:hyperlink>
-      <w:r>
-        <w:rPr>
-          <w:lang w:val="zh_TW" w:bidi="zh_TW"/>
-        </w:rPr>
-        <w:t>），也包括家僕（</w:t>
-      </w:r>
-      <w:hyperlink r:id="rId93">
-        <w:r>
-          <w:rPr>
-            <w:lang w:val="zh_TW" w:bidi="zh_TW"/>
-          </w:rPr>
-          <w:rPr>
-            <w:color w:val="0000EE"/>
-            <w:u w:val="single"/>
-          </w:rPr>
-          <w:t>路16:13</w:t>
-        </w:r>
-      </w:hyperlink>
-      <w:r>
-        <w:rPr>
-          <w:lang w:val="zh_TW" w:bidi="zh_TW"/>
-        </w:rPr>
-        <w:t>）。</w:t>
-      </w:r>
-    </w:p>
-    <w:p>
-      <w:pPr/>
-      <w:r>
-        <w:rPr>
-          <w:lang w:val="zh_TW" w:bidi="zh_TW"/>
-        </w:rPr>
-      </w:r>
-      <w:r>
-        <w:rPr>
-          <w:i/>
-          <w:lang w:val="zh_TW" w:bidi="zh_TW"/>
-        </w:rPr>
-        <w:t>另見</w:t>
-      </w:r>
-      <w:r>
-        <w:rPr>
-          <w:lang w:val="zh_TW" w:bidi="zh_TW"/>
-        </w:rPr>
-        <w:t>奴隸，為奴</w:t>
-      </w:r>
-      <w:r>
-        <w:rPr>
-          <w:lang w:val="zh_TW" w:bidi="zh_TW"/>
-        </w:rPr>
-        <w:t>。</w:t>
-      </w:r>
-      <w:r>
-        <w:rPr>
-          <w:lang w:val="zh_TW" w:bidi="zh_TW"/>
-        </w:rPr>
-      </w:r>
-      <w:r>
-        <w:rPr>
-          <w:lang w:val="zh_TW" w:bidi="zh_TW"/>
-        </w:rPr>
-      </w:r>
-    </w:p>
-    <w:p>
-      <w:pPr/>
-      <w:r>
-        <w:rPr>
-          <w:lang w:val="zh_TW" w:bidi="zh_TW"/>
-        </w:rPr>
-      </w:r>
-    </w:p>
-    <w:p>
-      <w:pPr>
-        <w:pStyle w:val="Heading2"/>
-      </w:pPr>
-      <w:r>
-        <w:rPr>
-          <w:lang w:val="zh_TW" w:bidi="zh_TW"/>
-        </w:rPr>
-        <w:t>普瓦（Phuvah）</w:t>
-      </w:r>
-      <w:r>
-        <w:rPr>
-          <w:lang w:val="zh_TW" w:bidi="zh_TW"/>
-        </w:rPr>
-      </w:r>
-    </w:p>
-    <w:p>
-      <w:pPr/>
-      <w:r>
-        <w:rPr>
-          <w:lang w:val="zh_TW" w:bidi="zh_TW"/>
-        </w:rPr>
-      </w:r>
-      <w:r>
-        <w:rPr>
-          <w:lang w:val="zh_TW" w:bidi="zh_TW"/>
-        </w:rPr>
-        <w:t>某英文譯本將普瓦（Puvah）拼寫成Phuvah。普瓦是族長以薩迦的一個兒子（</w:t>
-      </w:r>
-      <w:hyperlink r:id="rId94">
-        <w:r>
-          <w:rPr>
-            <w:lang w:val="zh_TW" w:bidi="zh_TW"/>
-          </w:rPr>
-          <w:rPr>
-            <w:color w:val="0000EE"/>
-            <w:u w:val="single"/>
-          </w:rPr>
-          <w:t>創46:13</w:t>
-        </w:r>
-      </w:hyperlink>
-      <w:r>
-        <w:rPr>
-          <w:lang w:val="zh_TW" w:bidi="zh_TW"/>
-        </w:rPr>
-        <w:t>）。</w:t>
-      </w:r>
-    </w:p>
-    <w:p>
-      <w:pPr/>
-      <w:r>
-        <w:rPr>
-          <w:lang w:val="zh_TW" w:bidi="zh_TW"/>
-        </w:rPr>
-      </w:r>
-      <w:r>
-        <w:rPr>
-          <w:i/>
-          <w:lang w:val="zh_TW" w:bidi="zh_TW"/>
-        </w:rPr>
-        <w:t>見</w:t>
-      </w:r>
-      <w:r>
-        <w:rPr>
-          <w:lang w:val="zh_TW" w:bidi="zh_TW"/>
-        </w:rPr>
-        <w:t xml:space="preserve"> </w:t>
-      </w:r>
-      <w:r>
-        <w:rPr>
-          <w:lang w:val="zh_TW" w:bidi="zh_TW"/>
-        </w:rPr>
-        <w:t>普瓦</w:t>
+        <w:t>行宮</w:t>
       </w:r>
       <w:r>
         <w:rPr>
@@ -4239,12 +2264,6 @@
   </w:num>
   <w:num w:numId="13" w16cid:durableId="592781308">
     <w:abstractNumId w:val="11"/>
-  </w:num>
-  <w:num w:numId="14">
-    <w:abstractNumId w:val="3"/>
-    <w:lvlOverride w:ilvl="0">
-      <w:startOverride w:val="1"/>
-    </w:lvlOverride>
   </w:num>
   <w:numIdMacAtCleanup w:val="10"/>
 </w:numbering>

--- a/zht/docx/119.content.docx
+++ b/zht/docx/119.content.docx
@@ -149,7 +149,7 @@
         <w:rPr>
           <w:lang w:val="zh_TW" w:bidi="zh_TW"/>
         </w:rPr>
-        <w:t>peng</w:t>
+        <w:t>nv</w:t>
       </w:r>
       <w:r>
         <w:rPr>
@@ -212,7 +212,7 @@
         <w:rPr>
           <w:lang w:val="zh_TW" w:bidi="zh_TW"/>
         </w:rPr>
-        <w:t>棚</w:t>
+        <w:t>女人</w:t>
       </w:r>
       <w:r>
         <w:rPr>
@@ -231,7 +231,7 @@
         <w:rPr>
           <w:lang w:val="zh_TW" w:bidi="zh_TW"/>
         </w:rPr>
-        <w:t>棚是一種用樹枝和木棍搭成的小型臨時住處或遮蔽物。當沒有永久建築可供使用時，人們就會搭棚。棚白天可以遮蔭，夜間可以抵擋露水和風（</w:t>
+        <w:t>女人是成年的女性人類。神造女人為男人的伴侶（</w:t>
       </w:r>
       <w:hyperlink r:id="rId13">
         <w:r>
@@ -242,32 +242,25 @@
             <w:color w:val="0000EE"/>
             <w:u w:val="single"/>
           </w:rPr>
-          <w:t>創33:17</w:t>
+          <w:t>創2:18–22</w:t>
         </w:r>
       </w:hyperlink>
       <w:r>
         <w:rPr>
           <w:lang w:val="zh_TW" w:bidi="zh_TW"/>
         </w:rPr>
-        <w:t>；</w:t>
-      </w:r>
-      <w:hyperlink r:id="rId14">
-        <w:r>
-          <w:rPr>
-            <w:lang w:val="zh_TW" w:bidi="zh_TW"/>
-          </w:rPr>
-          <w:rPr>
-            <w:color w:val="0000EE"/>
-            <w:u w:val="single"/>
-          </w:rPr>
-          <w:t>拿4:5</w:t>
-        </w:r>
-      </w:hyperlink>
-      <w:r>
-        <w:rPr>
-          <w:lang w:val="zh_TW" w:bidi="zh_TW"/>
-        </w:rPr>
         <w:t>）。</w:t>
+      </w:r>
+    </w:p>
+    <w:p>
+      <w:pPr>
+        <w:pStyle w:val="Heading3"/>
+      </w:pPr>
+      <w:r>
+        <w:rPr>
+          <w:lang w:val="zh_TW" w:bidi="zh_TW"/>
+        </w:rPr>
+        <w:t>神造女人</w:t>
       </w:r>
     </w:p>
     <w:p>
@@ -281,9 +274,9 @@
         <w:rPr>
           <w:lang w:val="zh_TW" w:bidi="zh_TW"/>
         </w:rPr>
-        <w:t>這個詞也用於比喻，指脆弱而容易毀壞的事物。例如，這個詞在</w:t>
-      </w:r>
-      <w:hyperlink r:id="rId15">
+        <w:t>創世記有兩個記載，有關神如何造出第一個男人和女人。第一個記載在</w:t>
+      </w:r>
+      <w:hyperlink r:id="rId14">
         <w:r>
           <w:rPr>
             <w:lang w:val="zh_TW" w:bidi="zh_TW"/>
@@ -292,16 +285,16 @@
             <w:color w:val="0000EE"/>
             <w:u w:val="single"/>
           </w:rPr>
-          <w:t>約伯記二十七章18節</w:t>
+          <w:t>創世記一章26至28節</w:t>
         </w:r>
       </w:hyperlink>
       <w:r>
         <w:rPr>
           <w:lang w:val="zh_TW" w:bidi="zh_TW"/>
         </w:rPr>
-        <w:t>中翻譯為「棚」，在</w:t>
-      </w:r>
-      <w:hyperlink r:id="rId16">
+        <w:t>，這處經文說神按著自己的形像造人，造男造女。男人和女人同樣有神的形像，表示他們都在地上反映神的大能與尊榮。神吩咐他們要生養眾多，治理世界。</w:t>
+      </w:r>
+      <w:hyperlink r:id="rId14">
         <w:r>
           <w:rPr>
             <w:lang w:val="zh_TW" w:bidi="zh_TW"/>
@@ -310,14 +303,14 @@
             <w:color w:val="0000EE"/>
             <w:u w:val="single"/>
           </w:rPr>
-          <w:t>以賽亞書一章8節</w:t>
+          <w:t>創世記一章26至28節</w:t>
         </w:r>
       </w:hyperlink>
       <w:r>
         <w:rPr>
           <w:lang w:val="zh_TW" w:bidi="zh_TW"/>
         </w:rPr>
-        <w:t>中翻譯為「草棚」。</w:t>
+        <w:t>沒有表明女人比男人次要，或她必須順服男人的權柄。相反，這段經文顯示男女共同彰顯造物主的形像。</w:t>
       </w:r>
     </w:p>
     <w:p>
@@ -329,11 +322,999 @@
       </w:r>
       <w:r>
         <w:rPr>
+          <w:lang w:val="zh_TW" w:bidi="zh_TW"/>
+        </w:rPr>
+        <w:t>第二個有關神造女人的記載在</w:t>
+      </w:r>
+      <w:hyperlink r:id="rId15">
+        <w:r>
+          <w:rPr>
+            <w:lang w:val="zh_TW" w:bidi="zh_TW"/>
+          </w:rPr>
+          <w:rPr>
+            <w:color w:val="0000EE"/>
+            <w:u w:val="single"/>
+          </w:rPr>
+          <w:t>創世記二章20至25節</w:t>
+        </w:r>
+      </w:hyperlink>
+      <w:r>
+        <w:rPr>
+          <w:lang w:val="zh_TW" w:bidi="zh_TW"/>
+        </w:rPr>
+        <w:t>。在</w:t>
+      </w:r>
+      <w:hyperlink r:id="rId16">
+        <w:r>
+          <w:rPr>
+            <w:lang w:val="zh_TW" w:bidi="zh_TW"/>
+          </w:rPr>
+          <w:rPr>
+            <w:color w:val="0000EE"/>
+            <w:u w:val="single"/>
+          </w:rPr>
+          <w:t>創世記二章</w:t>
+        </w:r>
+      </w:hyperlink>
+      <w:r>
+        <w:rPr>
+          <w:lang w:val="zh_TW" w:bidi="zh_TW"/>
+        </w:rPr>
+        <w:t>中，神先造男人，後造女人。有些人認為這表明男人可能更重要。然而，在創世的敘事中，神常常分階段創造，從較簡單到更美好或更完整。</w:t>
+      </w:r>
+    </w:p>
+    <w:p>
+      <w:pPr/>
+      <w:r>
+        <w:rPr>
+          <w:lang w:val="zh_TW" w:bidi="zh_TW"/>
+        </w:rPr>
+      </w:r>
+      <w:r>
+        <w:rPr>
+          <w:lang w:val="zh_TW" w:bidi="zh_TW"/>
+        </w:rPr>
+        <w:t>由於神先造男人，男人就有權給女人起名（</w:t>
+      </w:r>
+      <w:hyperlink r:id="rId17">
+        <w:r>
+          <w:rPr>
+            <w:lang w:val="zh_TW" w:bidi="zh_TW"/>
+          </w:rPr>
+          <w:rPr>
+            <w:color w:val="0000EE"/>
+            <w:u w:val="single"/>
+          </w:rPr>
+          <w:t>創2:23</w:t>
+        </w:r>
+      </w:hyperlink>
+      <w:r>
+        <w:rPr>
+          <w:lang w:val="zh_TW" w:bidi="zh_TW"/>
+        </w:rPr>
+        <w:t>）。在閃族文化中，命名往往表達權柄或所有權。這可能意味著亞當給妻子起名是表達權柄的行為。然而，他給她的名字是「女人」，與「男人」這個詞緊密相關，表明男人肯定女人與他同等。因此，雖然在創造的次序上有先後，男人和女人仍然是夥伴。這種關係既有秩序，又有平等。</w:t>
+      </w:r>
+    </w:p>
+    <w:p>
+      <w:pPr/>
+      <w:r>
+        <w:rPr>
+          <w:lang w:val="zh_TW" w:bidi="zh_TW"/>
+        </w:rPr>
+      </w:r>
+      <w:hyperlink r:id="rId18">
+        <w:r>
+          <w:rPr>
+            <w:lang w:val="zh_TW" w:bidi="zh_TW"/>
+          </w:rPr>
+          <w:rPr>
+            <w:color w:val="0000EE"/>
+            <w:u w:val="single"/>
+          </w:rPr>
+          <w:t>創世記一</w:t>
+        </w:r>
+      </w:hyperlink>
+      <w:r>
+        <w:rPr>
+          <w:lang w:val="zh_TW" w:bidi="zh_TW"/>
+        </w:rPr>
+        <w:t>和</w:t>
+      </w:r>
+      <w:hyperlink r:id="rId16">
+        <w:r>
+          <w:rPr>
+            <w:lang w:val="zh_TW" w:bidi="zh_TW"/>
+          </w:rPr>
+          <w:rPr>
+            <w:color w:val="0000EE"/>
+            <w:u w:val="single"/>
+          </w:rPr>
+          <w:t>二章</w:t>
+        </w:r>
+      </w:hyperlink>
+      <w:r>
+        <w:rPr>
+          <w:lang w:val="zh_TW" w:bidi="zh_TW"/>
+        </w:rPr>
+        <w:t>描述男人和女人的平衡關係，他們是人類的第一對父母。神按著自己的形像造了他們兩人，他們是神計劃中的夥伴。然而，他們之間也有一對一的關係，其中一方帶領另一方。在罪進入世界之前（這事件通常稱為墮落），這種平等與帶領的平衡是和諧共存的。</w:t>
+      </w:r>
+    </w:p>
+    <w:p>
+      <w:pPr>
+        <w:pStyle w:val="Heading3"/>
+      </w:pPr>
+      <w:r>
+        <w:rPr>
+          <w:lang w:val="zh_TW" w:bidi="zh_TW"/>
+        </w:rPr>
+        <w:t>墮落後女人所經歷的改變</w:t>
+      </w:r>
+    </w:p>
+    <w:p>
+      <w:pPr/>
+      <w:r>
+        <w:rPr>
+          <w:lang w:val="zh_TW" w:bidi="zh_TW"/>
+        </w:rPr>
+      </w:r>
+      <w:hyperlink r:id="rId19">
+        <w:r>
+          <w:rPr>
+            <w:lang w:val="zh_TW" w:bidi="zh_TW"/>
+          </w:rPr>
+          <w:rPr>
+            <w:color w:val="0000EE"/>
+            <w:u w:val="single"/>
+          </w:rPr>
+          <w:t>創世記三章</w:t>
+        </w:r>
+      </w:hyperlink>
+      <w:r>
+        <w:rPr>
+          <w:lang w:val="zh_TW" w:bidi="zh_TW"/>
+        </w:rPr>
+        <w:t>記載罪進入世界的故事。因著罪，男人與女人之間原本良好的關係受到破壞。神對女人說，她在生產時必多受苦楚（</w:t>
+      </w:r>
+      <w:hyperlink r:id="rId20">
+        <w:r>
+          <w:rPr>
+            <w:lang w:val="zh_TW" w:bidi="zh_TW"/>
+          </w:rPr>
+          <w:rPr>
+            <w:color w:val="0000EE"/>
+            <w:u w:val="single"/>
+          </w:rPr>
+          <w:t>創3:16</w:t>
+        </w:r>
+      </w:hyperlink>
+      <w:r>
+        <w:rPr>
+          <w:lang w:val="zh_TW" w:bidi="zh_TW"/>
+        </w:rPr>
+        <w:t>）。祂也說，她與丈夫的關係從此會包含衝突。神說：「你必戀慕你丈夫；你丈夫必管轄你。」</w:t>
+      </w:r>
+    </w:p>
+    <w:p>
+      <w:pPr/>
+      <w:r>
+        <w:rPr>
+          <w:lang w:val="zh_TW" w:bidi="zh_TW"/>
+        </w:rPr>
+      </w:r>
+      <w:r>
+        <w:rPr>
+          <w:lang w:val="zh_TW" w:bidi="zh_TW"/>
+        </w:rPr>
+        <w:t>在</w:t>
+      </w:r>
+      <w:hyperlink r:id="rId19">
+        <w:r>
+          <w:rPr>
+            <w:lang w:val="zh_TW" w:bidi="zh_TW"/>
+          </w:rPr>
+          <w:rPr>
+            <w:color w:val="0000EE"/>
+            <w:u w:val="single"/>
+          </w:rPr>
+          <w:t>創世記三</w:t>
+        </w:r>
+      </w:hyperlink>
+      <w:r>
+        <w:rPr>
+          <w:lang w:val="zh_TW" w:bidi="zh_TW"/>
+        </w:rPr>
+        <w:t>和</w:t>
+      </w:r>
+      <w:hyperlink r:id="rId21">
+        <w:r>
+          <w:rPr>
+            <w:lang w:val="zh_TW" w:bidi="zh_TW"/>
+          </w:rPr>
+          <w:rPr>
+            <w:color w:val="0000EE"/>
+            <w:u w:val="single"/>
+          </w:rPr>
+          <w:t>四節</w:t>
+        </w:r>
+      </w:hyperlink>
+      <w:r>
+        <w:rPr>
+          <w:lang w:val="zh_TW" w:bidi="zh_TW"/>
+        </w:rPr>
+        <w:t>的經文中，希伯來文「戀慕（</w:t>
+      </w:r>
+      <w:r>
+        <w:rPr>
           <w:i/>
           <w:lang w:val="zh_TW" w:bidi="zh_TW"/>
         </w:rPr>
+        <w:t>teshuqah</w:t>
+      </w:r>
+      <w:r>
+        <w:rPr>
+          <w:lang w:val="zh_TW" w:bidi="zh_TW"/>
+        </w:rPr>
+        <w:t>）」一詞並不是指性的渴望，而是指想要掌控或支配（</w:t>
+      </w:r>
+      <w:r>
+        <w:rPr>
+          <w:i/>
+          <w:lang w:val="zh_TW" w:bidi="zh_TW"/>
+        </w:rPr>
+        <w:t>teshuqah</w:t>
+      </w:r>
+      <w:r>
+        <w:rPr>
+          <w:lang w:val="zh_TW" w:bidi="zh_TW"/>
+        </w:rPr>
+        <w:t>的性意義出現在</w:t>
+      </w:r>
+      <w:hyperlink r:id="rId22">
+        <w:r>
+          <w:rPr>
+            <w:lang w:val="zh_TW" w:bidi="zh_TW"/>
+          </w:rPr>
+          <w:rPr>
+            <w:color w:val="0000EE"/>
+            <w:u w:val="single"/>
+          </w:rPr>
+          <w:t>歌7:10</w:t>
+        </w:r>
+      </w:hyperlink>
+      <w:r>
+        <w:rPr>
+          <w:lang w:val="zh_TW" w:bidi="zh_TW"/>
+        </w:rPr>
+        <w:t>）。因著罪，女人可能想要掌控她的丈夫；同時，男人也可能以嚴苛的方式管轄她。這並不是神起初設計的關係，罪使兩個原本平等的夥伴互相爭鬥。</w:t>
+      </w:r>
+    </w:p>
+    <w:p>
+      <w:pPr/>
+      <w:r>
+        <w:rPr>
+          <w:lang w:val="zh_TW" w:bidi="zh_TW"/>
+        </w:rPr>
+      </w:r>
+      <w:r>
+        <w:rPr>
+          <w:lang w:val="zh_TW" w:bidi="zh_TW"/>
+        </w:rPr>
+        <w:t>使徒保羅在以弗所書中，對丈夫和妻子提出指引。他教導說，男人和女人都需要被神的靈改變。保羅說：「們作妻子的，當順服自己的丈夫，如同順服主」（</w:t>
+      </w:r>
+      <w:hyperlink r:id="rId23">
+        <w:r>
+          <w:rPr>
+            <w:lang w:val="zh_TW" w:bidi="zh_TW"/>
+          </w:rPr>
+          <w:rPr>
+            <w:color w:val="0000EE"/>
+            <w:u w:val="single"/>
+          </w:rPr>
+          <w:t>弗5:22</w:t>
+        </w:r>
+      </w:hyperlink>
+      <w:r>
+        <w:rPr>
+          <w:lang w:val="zh_TW" w:bidi="zh_TW"/>
+        </w:rPr>
+        <w:t>）。這意思是，妻子應當尊重丈夫，跟隨他的帶領，就像她跟隨耶穌一樣。保羅解釋說，丈夫蒙召作帶領，是要反映基督帶領教會的方式（</w:t>
+      </w:r>
+      <w:hyperlink r:id="rId24">
+        <w:r>
+          <w:rPr>
+            <w:lang w:val="zh_TW" w:bidi="zh_TW"/>
+          </w:rPr>
+          <w:rPr>
+            <w:color w:val="0000EE"/>
+            <w:u w:val="single"/>
+          </w:rPr>
+          <w:t>弗5:23</w:t>
+        </w:r>
+      </w:hyperlink>
+      <w:r>
+        <w:rPr>
+          <w:lang w:val="zh_TW" w:bidi="zh_TW"/>
+        </w:rPr>
+        <w:t>）。</w:t>
+      </w:r>
+    </w:p>
+    <w:p>
+      <w:pPr/>
+      <w:r>
+        <w:rPr>
+          <w:lang w:val="zh_TW" w:bidi="zh_TW"/>
+        </w:rPr>
+      </w:r>
+      <w:r>
+        <w:rPr>
+          <w:lang w:val="zh_TW" w:bidi="zh_TW"/>
+        </w:rPr>
+        <w:t>但保羅也鄭重地對丈夫說，他們必須愛妻子，「正如基督愛教會，為教會捨己」（</w:t>
+      </w:r>
+      <w:hyperlink r:id="rId25">
+        <w:r>
+          <w:rPr>
+            <w:lang w:val="zh_TW" w:bidi="zh_TW"/>
+          </w:rPr>
+          <w:rPr>
+            <w:color w:val="0000EE"/>
+            <w:u w:val="single"/>
+          </w:rPr>
+          <w:t>弗5:25</w:t>
+        </w:r>
+      </w:hyperlink>
+      <w:r>
+        <w:rPr>
+          <w:lang w:val="zh_TW" w:bidi="zh_TW"/>
+        </w:rPr>
+        <w:t>）。這樣的愛並不是嚴苛或控制的，而是充滿關懷、犧牲和溫柔。</w:t>
+      </w:r>
+    </w:p>
+    <w:p>
+      <w:pPr/>
+      <w:r>
+        <w:rPr>
+          <w:lang w:val="zh_TW" w:bidi="zh_TW"/>
+        </w:rPr>
+      </w:r>
+      <w:r>
+        <w:rPr>
+          <w:lang w:val="zh_TW" w:bidi="zh_TW"/>
+        </w:rPr>
+        <w:t>保羅在</w:t>
+      </w:r>
+      <w:hyperlink r:id="rId26">
+        <w:r>
+          <w:rPr>
+            <w:lang w:val="zh_TW" w:bidi="zh_TW"/>
+          </w:rPr>
+          <w:rPr>
+            <w:color w:val="0000EE"/>
+            <w:u w:val="single"/>
+          </w:rPr>
+          <w:t>以弗所書五章31節</w:t>
+        </w:r>
+      </w:hyperlink>
+      <w:r>
+        <w:rPr>
+          <w:lang w:val="zh_TW" w:bidi="zh_TW"/>
+        </w:rPr>
+        <w:t>引用</w:t>
+      </w:r>
+      <w:hyperlink r:id="rId27">
+        <w:r>
+          <w:rPr>
+            <w:lang w:val="zh_TW" w:bidi="zh_TW"/>
+          </w:rPr>
+          <w:rPr>
+            <w:color w:val="0000EE"/>
+            <w:u w:val="single"/>
+          </w:rPr>
+          <w:t>創世記二章24節</w:t>
+        </w:r>
+      </w:hyperlink>
+      <w:r>
+        <w:rPr>
+          <w:lang w:val="zh_TW" w:bidi="zh_TW"/>
+        </w:rPr>
+        <w:t>，提醒讀者婚姻本是為了帶來深切的合一。在基督裡，可以恢復這合一。丈夫和妻子在價值上仍是平等的，他們的角色雖然不同，但彼此的關係卻建立在愛、尊重與互相順服上</w:t>
+      </w:r>
+      <w:hyperlink r:id="rId28">
+        <w:r>
+          <w:rPr>
+            <w:lang w:val="zh_TW" w:bidi="zh_TW"/>
+          </w:rPr>
+          <w:rPr>
+            <w:color w:val="0000EE"/>
+            <w:u w:val="single"/>
+          </w:rPr>
+          <w:t>（弗5:21）</w:t>
+        </w:r>
+      </w:hyperlink>
+      <w:r>
+        <w:rPr>
+          <w:lang w:val="zh_TW" w:bidi="zh_TW"/>
+        </w:rPr>
+        <w:t>。當他們一同跟隨耶穌，就開始恢復伊甸園裡的和平與喜樂。</w:t>
+      </w:r>
+    </w:p>
+    <w:p>
+      <w:pPr>
+        <w:pStyle w:val="Heading3"/>
+      </w:pPr>
+      <w:r>
+        <w:rPr>
+          <w:lang w:val="zh_TW" w:bidi="zh_TW"/>
+        </w:rPr>
+        <w:t>聖經中女人與生命的關係</w:t>
+      </w:r>
+    </w:p>
+    <w:p>
+      <w:pPr/>
+      <w:r>
+        <w:rPr>
+          <w:lang w:val="zh_TW" w:bidi="zh_TW"/>
+        </w:rPr>
+      </w:r>
+      <w:r>
+        <w:rPr>
+          <w:lang w:val="zh_TW" w:bidi="zh_TW"/>
+        </w:rPr>
+        <w:t>女人與男人一樣，完全是人。她是照著神的形像被造，反映神的本性。她能思想、創造、愛人，也能在她的文化、社群與日常生活中以多種方式服事。</w:t>
+      </w:r>
+    </w:p>
+    <w:p>
+      <w:pPr/>
+      <w:r>
+        <w:rPr>
+          <w:lang w:val="zh_TW" w:bidi="zh_TW"/>
+        </w:rPr>
+      </w:r>
+      <w:r>
+        <w:rPr>
+          <w:lang w:val="zh_TW" w:bidi="zh_TW"/>
+        </w:rPr>
+        <w:t>聖經經常將女人與生育聯繫起來。許多聖經中的女人，在生養與撫育兒女中找到極大意義。但聖經同樣表明，女人的價值並不取決於是否生育，而是在生命的各個層面都有價值。無論她是否有孩子，她在家庭、社群、教會以及神面前，都有自己獨立的身分。</w:t>
+      </w:r>
+    </w:p>
+    <w:p>
+      <w:pPr/>
+      <w:r>
+        <w:rPr>
+          <w:lang w:val="zh_TW" w:bidi="zh_TW"/>
+        </w:rPr>
+      </w:r>
+      <w:r>
+        <w:rPr>
+          <w:lang w:val="zh_TW" w:bidi="zh_TW"/>
+        </w:rPr>
+        <w:t>聖經也顯示，生育並非女人單獨的責任。丈夫是她的夥伴，他參與生命的起始，在生產的時候與她同在，並在孩子成長的過程中一同承擔照顧的責任。</w:t>
+      </w:r>
+    </w:p>
+    <w:p>
+      <w:pPr/>
+      <w:r>
+        <w:rPr>
+          <w:lang w:val="zh_TW" w:bidi="zh_TW"/>
+        </w:rPr>
+      </w:r>
+      <w:r>
+        <w:rPr>
+          <w:lang w:val="zh_TW" w:bidi="zh_TW"/>
+        </w:rPr>
+        <w:t>聖經把女人與神特別的應許連結起來。在</w:t>
+      </w:r>
+      <w:hyperlink r:id="rId29">
+        <w:r>
+          <w:rPr>
+            <w:lang w:val="zh_TW" w:bidi="zh_TW"/>
+          </w:rPr>
+          <w:rPr>
+            <w:color w:val="0000EE"/>
+            <w:u w:val="single"/>
+          </w:rPr>
+          <w:t>創世記三章15節</w:t>
+        </w:r>
+      </w:hyperlink>
+      <w:r>
+        <w:rPr>
+          <w:lang w:val="zh_TW" w:bidi="zh_TW"/>
+        </w:rPr>
+        <w:t>中，當人第一次犯罪後，神賜下一個盼望的信息。祂說，有一天，女人的後裔要勝過那惡者，就是撒但。這個應許為生育帶來了新的意義，使它成為盼望與祝福的記號。</w:t>
+      </w:r>
+    </w:p>
+    <w:p>
+      <w:pPr/>
+      <w:r>
+        <w:rPr>
+          <w:lang w:val="zh_TW" w:bidi="zh_TW"/>
+        </w:rPr>
+      </w:r>
+      <w:r>
+        <w:rPr>
+          <w:lang w:val="zh_TW" w:bidi="zh_TW"/>
+        </w:rPr>
+        <w:t>這個應許最終指向耶穌的降生，祂由女人而生。神藉著祂把救恩帶到世界。此後每一個新生命的誕生，都可以看作是這故事的一部分，使人謹記神藉著人的家庭，帶來生命與醫治的應許。</w:t>
+      </w:r>
+    </w:p>
+    <w:p>
+      <w:pPr/>
+      <w:r>
+        <w:rPr>
+          <w:lang w:val="zh_TW" w:bidi="zh_TW"/>
+        </w:rPr>
+      </w:r>
+      <w:r>
+        <w:rPr>
+          <w:lang w:val="zh_TW" w:bidi="zh_TW"/>
+        </w:rPr>
+        <w:t>有些基督徒在</w:t>
+      </w:r>
+      <w:hyperlink r:id="rId30">
+        <w:r>
+          <w:rPr>
+            <w:lang w:val="zh_TW" w:bidi="zh_TW"/>
+          </w:rPr>
+          <w:rPr>
+            <w:color w:val="0000EE"/>
+            <w:u w:val="single"/>
+          </w:rPr>
+          <w:t>提摩太前書二章15節</w:t>
+        </w:r>
+      </w:hyperlink>
+      <w:r>
+        <w:rPr>
+          <w:lang w:val="zh_TW" w:bidi="zh_TW"/>
+        </w:rPr>
+        <w:t>看到這個觀念，經文說婦人必因生產得救。這並不是說生兒育女能帶來救恩，而可能是指神的應許，會藉基督降生這段漫長的故事得以應驗。</w:t>
+      </w:r>
+    </w:p>
+    <w:p>
+      <w:pPr/>
+      <w:r>
+        <w:rPr>
+          <w:lang w:val="zh_TW" w:bidi="zh_TW"/>
+        </w:rPr>
+      </w:r>
+      <w:r>
+        <w:rPr>
+          <w:lang w:val="zh_TW" w:bidi="zh_TW"/>
+        </w:rPr>
+        <w:t>在舊約聖經的世界裡，人常以為女人的價值主要在於生兒養女。但聖經指出，女人的真正價值並不單單取決於生產。正如男人一樣，女人最深的使命是藉著信心在神裡面找到。</w:t>
+      </w:r>
+    </w:p>
+    <w:p>
+      <w:pPr/>
+      <w:r>
+        <w:rPr>
+          <w:lang w:val="zh_TW" w:bidi="zh_TW"/>
+        </w:rPr>
+      </w:r>
+      <w:r>
+        <w:rPr>
+          <w:lang w:val="zh_TW" w:bidi="zh_TW"/>
+        </w:rPr>
+        <w:t>女人也許有許多孩子，並因撫養兒女而感到滿足。然而，照顧兒女並不等同於認識並尊榮神。她與神的關係才是最重要的。</w:t>
+      </w:r>
+    </w:p>
+    <w:p>
+      <w:pPr/>
+      <w:r>
+        <w:rPr>
+          <w:lang w:val="zh_TW" w:bidi="zh_TW"/>
+        </w:rPr>
+      </w:r>
+      <w:r>
+        <w:rPr>
+          <w:lang w:val="zh_TW" w:bidi="zh_TW"/>
+        </w:rPr>
+        <w:t>一個沒有孩子，甚至沒有丈夫的女人，仍然擁有完全的價值和身分。她是照著神的形像被造的，能以許多方式服事祂。她的生命有意義，是因為神，而不是因為她的家庭地位。</w:t>
+      </w:r>
+    </w:p>
+    <w:p>
+      <w:pPr/>
+      <w:r>
+        <w:rPr>
+          <w:lang w:val="zh_TW" w:bidi="zh_TW"/>
+        </w:rPr>
+      </w:r>
+      <w:r>
+        <w:rPr>
+          <w:lang w:val="zh_TW" w:bidi="zh_TW"/>
+        </w:rPr>
+        <w:t>神在女人生命中的恩賜，能引導她在群體中，找到表明自己對神忠誠的方法。例如，女人和男人一樣都有機會許拿細耳人願（</w:t>
+      </w:r>
+      <w:hyperlink r:id="rId31">
+        <w:r>
+          <w:rPr>
+            <w:lang w:val="zh_TW" w:bidi="zh_TW"/>
+          </w:rPr>
+          <w:rPr>
+            <w:color w:val="0000EE"/>
+            <w:u w:val="single"/>
+          </w:rPr>
+          <w:t>民6:2，</w:t>
+        </w:r>
+      </w:hyperlink>
+      <w:r>
+        <w:rPr>
+          <w:lang w:val="zh_TW" w:bidi="zh_TW"/>
+        </w:rPr>
         <w:t>另見</w:t>
       </w:r>
+      <w:hyperlink r:id="rId32">
+        <w:r>
+          <w:rPr>
+            <w:lang w:val="zh_TW" w:bidi="zh_TW"/>
+          </w:rPr>
+          <w:rPr>
+            <w:color w:val="0000EE"/>
+            <w:u w:val="single"/>
+          </w:rPr>
+          <w:t>30</w:t>
+        </w:r>
+      </w:hyperlink>
+      <w:r>
+        <w:rPr>
+          <w:lang w:val="zh_TW" w:bidi="zh_TW"/>
+        </w:rPr>
+        <w:t>章）。</w:t>
+      </w:r>
+    </w:p>
+    <w:p>
+      <w:pPr/>
+      <w:r>
+        <w:rPr>
+          <w:lang w:val="zh_TW" w:bidi="zh_TW"/>
+        </w:rPr>
+      </w:r>
+      <w:r>
+        <w:rPr>
+          <w:lang w:val="zh_TW" w:bidi="zh_TW"/>
+        </w:rPr>
+        <w:t>聖經記載了許多在公開場合事奉神的女人。摩西和亞倫的姊姊米利暗是女先知，也是音樂家和百姓的領袖（</w:t>
+      </w:r>
+      <w:hyperlink r:id="rId33">
+        <w:r>
+          <w:rPr>
+            <w:lang w:val="zh_TW" w:bidi="zh_TW"/>
+          </w:rPr>
+          <w:rPr>
+            <w:color w:val="0000EE"/>
+            <w:u w:val="single"/>
+          </w:rPr>
+          <w:t>出15:20–21</w:t>
+        </w:r>
+      </w:hyperlink>
+      <w:r>
+        <w:rPr>
+          <w:lang w:val="zh_TW" w:bidi="zh_TW"/>
+        </w:rPr>
+        <w:t>；</w:t>
+      </w:r>
+      <w:hyperlink r:id="rId34">
+        <w:r>
+          <w:rPr>
+            <w:lang w:val="zh_TW" w:bidi="zh_TW"/>
+          </w:rPr>
+          <w:rPr>
+            <w:color w:val="0000EE"/>
+            <w:u w:val="single"/>
+          </w:rPr>
+          <w:t>民12章</w:t>
+        </w:r>
+      </w:hyperlink>
+      <w:r>
+        <w:rPr>
+          <w:lang w:val="zh_TW" w:bidi="zh_TW"/>
+        </w:rPr>
+        <w:t>）。在米利暗去世後多年，神仍提醒以色列人，祂曾把她賜給他們作領袖（</w:t>
+      </w:r>
+      <w:hyperlink r:id="rId35">
+        <w:r>
+          <w:rPr>
+            <w:lang w:val="zh_TW" w:bidi="zh_TW"/>
+          </w:rPr>
+          <w:rPr>
+            <w:color w:val="0000EE"/>
+            <w:u w:val="single"/>
+          </w:rPr>
+          <w:t>彌6:4</w:t>
+        </w:r>
+      </w:hyperlink>
+      <w:r>
+        <w:rPr>
+          <w:lang w:val="zh_TW" w:bidi="zh_TW"/>
+        </w:rPr>
+        <w:t>）。</w:t>
+      </w:r>
+    </w:p>
+    <w:p>
+      <w:pPr/>
+      <w:r>
+        <w:rPr>
+          <w:lang w:val="zh_TW" w:bidi="zh_TW"/>
+        </w:rPr>
+      </w:r>
+      <w:r>
+        <w:rPr>
+          <w:lang w:val="zh_TW" w:bidi="zh_TW"/>
+        </w:rPr>
+        <w:t>還有其他女人也過著忠心又勇敢的生活。底波拉是女先知，也是唯一被稱為以色列士師的女人（</w:t>
+      </w:r>
+      <w:hyperlink r:id="rId36">
+        <w:r>
+          <w:rPr>
+            <w:lang w:val="zh_TW" w:bidi="zh_TW"/>
+          </w:rPr>
+          <w:rPr>
+            <w:color w:val="0000EE"/>
+            <w:u w:val="single"/>
+          </w:rPr>
+          <w:t>士4–5章</w:t>
+        </w:r>
+      </w:hyperlink>
+      <w:r>
+        <w:rPr>
+          <w:lang w:val="zh_TW" w:bidi="zh_TW"/>
+        </w:rPr>
+        <w:t>）。以斯帖是一位希伯來女人，她成了波斯的王后，勇敢朝見亞哈隨魯王，使她的百姓得以脫離死亡。戶勒大是另一位女先知，當約西亞王開始帶領百姓歸向神時，戶勒大向王傳講神的信息（</w:t>
+      </w:r>
+      <w:hyperlink r:id="rId37">
+        <w:r>
+          <w:rPr>
+            <w:lang w:val="zh_TW" w:bidi="zh_TW"/>
+          </w:rPr>
+          <w:rPr>
+            <w:color w:val="0000EE"/>
+            <w:u w:val="single"/>
+          </w:rPr>
+          <w:t>代下34:22–28</w:t>
+        </w:r>
+      </w:hyperlink>
+      <w:r>
+        <w:rPr>
+          <w:lang w:val="zh_TW" w:bidi="zh_TW"/>
+        </w:rPr>
+        <w:t>）。這正是耶利米和西番雅的時代，雖然當時已有男先知，但神在那個時刻卻要藉著戶勒大說話。</w:t>
+      </w:r>
+    </w:p>
+    <w:p>
+      <w:pPr/>
+      <w:r>
+        <w:rPr>
+          <w:lang w:val="zh_TW" w:bidi="zh_TW"/>
+        </w:rPr>
+      </w:r>
+      <w:r>
+        <w:rPr>
+          <w:lang w:val="zh_TW" w:bidi="zh_TW"/>
+        </w:rPr>
+        <w:t>新約聖經也記載多位在公開事奉神的女人：</w:t>
+      </w:r>
+    </w:p>
+    <w:p>
+      <w:pPr>
+        <w:pStyle w:val="ListBullet"/>
+        <w:spacing w:line="240" w:lineRule="auto"/>
+        <w:ind w:left="720"/>
+      </w:pPr>
+      <w:r>
+        <w:rPr>
+          <w:lang w:val="zh_TW" w:bidi="zh_TW"/>
+        </w:rPr>
+      </w:r>
+      <w:r>
+        <w:rPr>
+          <w:lang w:val="zh_TW" w:bidi="zh_TW"/>
+        </w:rPr>
+        <w:t>腓利的女兒（她們是女先知）</w:t>
+      </w:r>
+    </w:p>
+    <w:p>
+      <w:pPr>
+        <w:pStyle w:val="ListBullet"/>
+        <w:spacing w:line="240" w:lineRule="auto"/>
+        <w:ind w:left="720"/>
+      </w:pPr>
+      <w:r>
+        <w:rPr>
+          <w:lang w:val="zh_TW" w:bidi="zh_TW"/>
+        </w:rPr>
+      </w:r>
+      <w:r>
+        <w:rPr>
+          <w:lang w:val="zh_TW" w:bidi="zh_TW"/>
+        </w:rPr>
+        <w:t>非比</w:t>
+      </w:r>
+    </w:p>
+    <w:p>
+      <w:pPr>
+        <w:pStyle w:val="ListBullet"/>
+        <w:spacing w:line="240" w:lineRule="auto"/>
+        <w:ind w:left="720"/>
+      </w:pPr>
+      <w:r>
+        <w:rPr>
+          <w:lang w:val="zh_TW" w:bidi="zh_TW"/>
+        </w:rPr>
+      </w:r>
+      <w:r>
+        <w:rPr>
+          <w:lang w:val="zh_TW" w:bidi="zh_TW"/>
+        </w:rPr>
+        <w:t>百基拉</w:t>
+      </w:r>
+    </w:p>
+    <w:p>
+      <w:pPr>
+        <w:pStyle w:val="ListBullet"/>
+        <w:spacing w:line="240" w:lineRule="auto"/>
+        <w:ind w:left="720"/>
+      </w:pPr>
+      <w:r>
+        <w:rPr>
+          <w:lang w:val="zh_TW" w:bidi="zh_TW"/>
+        </w:rPr>
+      </w:r>
+      <w:r>
+        <w:rPr>
+          <w:lang w:val="zh_TW" w:bidi="zh_TW"/>
+        </w:rPr>
+        <w:t>猶尼亞</w:t>
+      </w:r>
+    </w:p>
+    <w:p>
+      <w:pPr>
+        <w:pStyle w:val="ListBullet"/>
+        <w:spacing w:line="240" w:lineRule="auto"/>
+        <w:ind w:left="720"/>
+      </w:pPr>
+      <w:r>
+        <w:rPr>
+          <w:lang w:val="zh_TW" w:bidi="zh_TW"/>
+        </w:rPr>
+      </w:r>
+      <w:r>
+        <w:rPr>
+          <w:lang w:val="zh_TW" w:bidi="zh_TW"/>
+        </w:rPr>
+        <w:t>土非拿</w:t>
+      </w:r>
+    </w:p>
+    <w:p>
+      <w:pPr>
+        <w:pStyle w:val="ListBullet"/>
+        <w:spacing w:line="240" w:lineRule="auto"/>
+        <w:ind w:left="720"/>
+      </w:pPr>
+      <w:r>
+        <w:rPr>
+          <w:lang w:val="zh_TW" w:bidi="zh_TW"/>
+        </w:rPr>
+      </w:r>
+      <w:r>
+        <w:rPr>
+          <w:lang w:val="zh_TW" w:bidi="zh_TW"/>
+        </w:rPr>
+        <w:t>土富撒</w:t>
+      </w:r>
+    </w:p>
+    <w:p>
+      <w:pPr>
+        <w:pStyle w:val="ListBullet"/>
+        <w:spacing w:line="240" w:lineRule="auto"/>
+        <w:ind w:left="720"/>
+      </w:pPr>
+      <w:r>
+        <w:rPr>
+          <w:lang w:val="zh_TW" w:bidi="zh_TW"/>
+        </w:rPr>
+      </w:r>
+      <w:r>
+        <w:rPr>
+          <w:lang w:val="zh_TW" w:bidi="zh_TW"/>
+        </w:rPr>
+        <w:t>彼息</w:t>
+      </w:r>
+    </w:p>
+    <w:p>
+      <w:pPr>
+        <w:pStyle w:val="ListBullet"/>
+        <w:spacing w:line="240" w:lineRule="auto"/>
+        <w:ind w:left="720"/>
+      </w:pPr>
+      <w:r>
+        <w:rPr>
+          <w:lang w:val="zh_TW" w:bidi="zh_TW"/>
+        </w:rPr>
+      </w:r>
+      <w:r>
+        <w:rPr>
+          <w:lang w:val="zh_TW" w:bidi="zh_TW"/>
+        </w:rPr>
+        <w:t>友阿蝶</w:t>
+      </w:r>
+    </w:p>
+    <w:p>
+      <w:pPr>
+        <w:pStyle w:val="ListBullet"/>
+        <w:spacing w:line="240" w:lineRule="auto"/>
+        <w:ind w:left="720"/>
+      </w:pPr>
+      <w:r>
+        <w:rPr>
+          <w:lang w:val="zh_TW" w:bidi="zh_TW"/>
+        </w:rPr>
+      </w:r>
+      <w:r>
+        <w:rPr>
+          <w:lang w:val="zh_TW" w:bidi="zh_TW"/>
+        </w:rPr>
+        <w:t>循都基</w:t>
+      </w:r>
+    </w:p>
+    <w:p>
+      <w:pPr/>
+      <w:r>
+        <w:rPr>
+          <w:lang w:val="zh_TW" w:bidi="zh_TW"/>
+        </w:rPr>
+      </w:r>
+      <w:r>
+        <w:rPr>
+          <w:lang w:val="zh_TW" w:bidi="zh_TW"/>
+        </w:rPr>
+        <w:t>這些女人顯出先知約珥的預言，約珥曾說，有一天神的靈要澆灌在男女身上，他們都要說出神的話（</w:t>
+      </w:r>
+      <w:hyperlink r:id="rId38">
+        <w:r>
+          <w:rPr>
+            <w:lang w:val="zh_TW" w:bidi="zh_TW"/>
+          </w:rPr>
+          <w:rPr>
+            <w:color w:val="0000EE"/>
+            <w:u w:val="single"/>
+          </w:rPr>
+          <w:t>珥2:28–29</w:t>
+        </w:r>
+      </w:hyperlink>
+      <w:r>
+        <w:rPr>
+          <w:lang w:val="zh_TW" w:bidi="zh_TW"/>
+        </w:rPr>
+        <w:t>）。還有一些女人，如撒拉、路得和哈拿，她們在住處和家庭裡憑著信心事奉神。她們信靠神，並順服祂而生活。</w:t>
+      </w:r>
+    </w:p>
+    <w:p>
+      <w:pPr/>
+      <w:r>
+        <w:rPr>
+          <w:lang w:val="zh_TW" w:bidi="zh_TW"/>
+        </w:rPr>
+      </w:r>
+      <w:r>
+        <w:rPr>
+          <w:lang w:val="zh_TW" w:bidi="zh_TW"/>
+        </w:rPr>
+        <w:t>聖經中最受尊榮的女人，是耶穌的母親馬利亞。她信靠神，並生下救主。神讓夏娃的應許在馬利亞身上應驗；藉著她，那位戰勝人類仇敵的救主降生了。</w:t>
+      </w:r>
+    </w:p>
+    <w:p>
+      <w:pPr/>
+      <w:r>
+        <w:rPr>
+          <w:lang w:val="zh_TW" w:bidi="zh_TW"/>
+        </w:rPr>
+      </w:r>
+      <w:r>
+        <w:rPr>
+          <w:i/>
+          <w:lang w:val="zh_TW" w:bidi="zh_TW"/>
+        </w:rPr>
+        <w:t>另見</w:t>
+      </w:r>
       <w:r>
         <w:rPr>
           <w:lang w:val="zh_TW" w:bidi="zh_TW"/>
@@ -344,19 +1325,13 @@
         <w:rPr>
           <w:lang w:val="zh_TW" w:bidi="zh_TW"/>
         </w:rPr>
-        <w:t>以色列的筵席和節期</w:t>
-      </w:r>
-      <w:r>
-        <w:rPr>
-          <w:lang w:val="zh_TW" w:bidi="zh_TW"/>
-        </w:rPr>
-        <w:t>；</w:t>
-      </w:r>
-      <w:r>
-        <w:rPr>
-          <w:lang w:val="zh_TW" w:bidi="zh_TW"/>
-        </w:rPr>
-        <w:t>行宮</w:t>
+        <w:t>夏娃；</w:t>
+      </w:r>
+      <w:r>
+        <w:rPr>
+          <w:lang w:val="zh_TW" w:bidi="zh_TW"/>
+        </w:rPr>
+        <w:t>人</w:t>
       </w:r>
       <w:r>
         <w:rPr>

--- a/zht/docx/119.content.docx
+++ b/zht/docx/119.content.docx
@@ -149,7 +149,7 @@
         <w:rPr>
           <w:lang w:val="zh_TW" w:bidi="zh_TW"/>
         </w:rPr>
-        <w:t>nv</w:t>
+        <w:t>nong</w:t>
       </w:r>
       <w:r>
         <w:rPr>
@@ -212,7 +212,7 @@
         <w:rPr>
           <w:lang w:val="zh_TW" w:bidi="zh_TW"/>
         </w:rPr>
-        <w:t>女人</w:t>
+        <w:t>農業</w:t>
       </w:r>
       <w:r>
         <w:rPr>
@@ -231,25 +231,7 @@
         <w:rPr>
           <w:lang w:val="zh_TW" w:bidi="zh_TW"/>
         </w:rPr>
-        <w:t>女人是成年的女性人類。神造女人為男人的伴侶（</w:t>
-      </w:r>
-      <w:hyperlink r:id="rId13">
-        <w:r>
-          <w:rPr>
-            <w:lang w:val="zh_TW" w:bidi="zh_TW"/>
-          </w:rPr>
-          <w:rPr>
-            <w:color w:val="0000EE"/>
-            <w:u w:val="single"/>
-          </w:rPr>
-          <w:t>創2:18–22</w:t>
-        </w:r>
-      </w:hyperlink>
-      <w:r>
-        <w:rPr>
-          <w:lang w:val="zh_TW" w:bidi="zh_TW"/>
-        </w:rPr>
-        <w:t>）。</w:t>
+        <w:t>在聖經時代，巴勒斯坦的農業主要分為三大類，今日亦大致相同。每一類農業的重要性，會因為社會的發展程度與當時的技術而有所不同。</w:t>
       </w:r>
     </w:p>
     <w:p>
@@ -260,7 +242,113 @@
         <w:rPr>
           <w:lang w:val="zh_TW" w:bidi="zh_TW"/>
         </w:rPr>
-        <w:t>神造女人</w:t>
+        <w:t>概述</w:t>
+      </w:r>
+    </w:p>
+    <w:p>
+      <w:pPr>
+        <w:pStyle w:val="ListBullet"/>
+        <w:spacing w:line="240" w:lineRule="auto"/>
+        <w:ind w:left="720"/>
+      </w:pPr>
+      <w:r>
+        <w:rPr>
+          <w:lang w:val="zh_TW" w:bidi="zh_TW"/>
+        </w:rPr>
+      </w:r>
+      <w:r>
+        <w:rPr>
+          <w:u w:val="single"/>
+          <w:lang w:val="zh_TW" w:bidi="zh_TW"/>
+        </w:rPr>
+        <w:t>畜牧</w:t>
+      </w:r>
+    </w:p>
+    <w:p>
+      <w:pPr>
+        <w:pStyle w:val="ListBullet"/>
+        <w:spacing w:line="240" w:lineRule="auto"/>
+        <w:ind w:left="720"/>
+      </w:pPr>
+      <w:r>
+        <w:rPr>
+          <w:lang w:val="zh_TW" w:bidi="zh_TW"/>
+        </w:rPr>
+      </w:r>
+      <w:r>
+        <w:rPr>
+          <w:u w:val="single"/>
+          <w:lang w:val="zh_TW" w:bidi="zh_TW"/>
+        </w:rPr>
+        <w:t>田間種植</w:t>
+      </w:r>
+    </w:p>
+    <w:p>
+      <w:pPr>
+        <w:pStyle w:val="ListBullet"/>
+        <w:spacing w:line="240" w:lineRule="auto"/>
+        <w:ind w:left="720"/>
+      </w:pPr>
+      <w:r>
+        <w:rPr>
+          <w:lang w:val="zh_TW" w:bidi="zh_TW"/>
+        </w:rPr>
+      </w:r>
+      <w:r>
+        <w:rPr>
+          <w:u w:val="single"/>
+          <w:lang w:val="zh_TW" w:bidi="zh_TW"/>
+        </w:rPr>
+        <w:t>果樹栽種</w:t>
+      </w:r>
+    </w:p>
+    <w:p>
+      <w:pPr>
+        <w:pStyle w:val="ListBullet"/>
+        <w:spacing w:line="240" w:lineRule="auto"/>
+        <w:ind w:left="720"/>
+      </w:pPr>
+      <w:r>
+        <w:rPr>
+          <w:lang w:val="zh_TW" w:bidi="zh_TW"/>
+        </w:rPr>
+      </w:r>
+      <w:r>
+        <w:rPr>
+          <w:u w:val="single"/>
+          <w:lang w:val="zh_TW" w:bidi="zh_TW"/>
+        </w:rPr>
+        <w:t>耕作</w:t>
+      </w:r>
+    </w:p>
+    <w:p>
+      <w:pPr>
+        <w:pStyle w:val="ListBullet"/>
+        <w:spacing w:line="240" w:lineRule="auto"/>
+        <w:ind w:left="720"/>
+      </w:pPr>
+      <w:r>
+        <w:rPr>
+          <w:lang w:val="zh_TW" w:bidi="zh_TW"/>
+        </w:rPr>
+      </w:r>
+      <w:r>
+        <w:rPr>
+          <w:u w:val="single"/>
+          <w:lang w:val="zh_TW" w:bidi="zh_TW"/>
+        </w:rPr>
+        <w:t>收割</w:t>
+      </w:r>
+    </w:p>
+    <w:p>
+      <w:pPr>
+        <w:pStyle w:val="Heading3"/>
+      </w:pPr>
+      <w:r>
+        <w:rPr>
+          <w:lang w:val="zh_TW" w:bidi="zh_TW"/>
+        </w:rPr>
+        <w:t>畜牧</w:t>
       </w:r>
     </w:p>
     <w:p>
@@ -274,7 +362,25 @@
         <w:rPr>
           <w:lang w:val="zh_TW" w:bidi="zh_TW"/>
         </w:rPr>
-        <w:t>創世記有兩個記載，有關神如何造出第一個男人和女人。第一個記載在</w:t>
+        <w:t>聖經最早提到的工作之一就是畜牧。亞伯（</w:t>
+      </w:r>
+      <w:hyperlink r:id="rId13">
+        <w:r>
+          <w:rPr>
+            <w:lang w:val="zh_TW" w:bidi="zh_TW"/>
+          </w:rPr>
+          <w:rPr>
+            <w:color w:val="0000EE"/>
+            <w:u w:val="single"/>
+          </w:rPr>
+          <w:t>創4:2</w:t>
+        </w:r>
+      </w:hyperlink>
+      <w:r>
+        <w:rPr>
+          <w:lang w:val="zh_TW" w:bidi="zh_TW"/>
+        </w:rPr>
+        <w:t>）和雅八（</w:t>
       </w:r>
       <w:hyperlink r:id="rId14">
         <w:r>
@@ -285,32 +391,14 @@
             <w:color w:val="0000EE"/>
             <w:u w:val="single"/>
           </w:rPr>
-          <w:t>創世記一章26至28節</w:t>
+          <w:t>創4:20</w:t>
         </w:r>
       </w:hyperlink>
       <w:r>
         <w:rPr>
           <w:lang w:val="zh_TW" w:bidi="zh_TW"/>
         </w:rPr>
-        <w:t>，這處經文說神按著自己的形像造人，造男造女。男人和女人同樣有神的形像，表示他們都在地上反映神的大能與尊榮。神吩咐他們要生養眾多，治理世界。</w:t>
-      </w:r>
-      <w:hyperlink r:id="rId14">
-        <w:r>
-          <w:rPr>
-            <w:lang w:val="zh_TW" w:bidi="zh_TW"/>
-          </w:rPr>
-          <w:rPr>
-            <w:color w:val="0000EE"/>
-            <w:u w:val="single"/>
-          </w:rPr>
-          <w:t>創世記一章26至28節</w:t>
-        </w:r>
-      </w:hyperlink>
-      <w:r>
-        <w:rPr>
-          <w:lang w:val="zh_TW" w:bidi="zh_TW"/>
-        </w:rPr>
-        <w:t>沒有表明女人比男人次要，或她必須順服男人的權柄。相反，這段經文顯示男女共同彰顯造物主的形像。</w:t>
+        <w:t>）都牧養羊群或牲畜。這類工作適合半遊牧的生活方式（即經常從一個地方遷移到另一個地方）；只靠基本的技術與器具，他們便能有足夠的食物與衣物。</w:t>
       </w:r>
     </w:p>
     <w:p>
@@ -324,7 +412,7 @@
         <w:rPr>
           <w:lang w:val="zh_TW" w:bidi="zh_TW"/>
         </w:rPr>
-        <w:t>第二個有關神造女人的記載在</w:t>
+        <w:t>亞伯拉罕、以撒與雅各主要從事畜牧，讓他們的羊群與牛群在公有土地上吃草，他們通常不耕地。雅各與他的兒子們去到埃及時，仍以牧羊為生（</w:t>
       </w:r>
       <w:hyperlink r:id="rId15">
         <w:r>
@@ -335,14 +423,14 @@
             <w:color w:val="0000EE"/>
             <w:u w:val="single"/>
           </w:rPr>
-          <w:t>創世記二章20至25節</w:t>
+          <w:t>創47:3</w:t>
         </w:r>
       </w:hyperlink>
       <w:r>
         <w:rPr>
           <w:lang w:val="zh_TW" w:bidi="zh_TW"/>
         </w:rPr>
-        <w:t>。在</w:t>
+        <w:t>）。後來，呂便支派、迦得支派與瑪拿西半支派在約旦河東，仍然維持這種生活方式（</w:t>
       </w:r>
       <w:hyperlink r:id="rId16">
         <w:r>
@@ -353,14 +441,43 @@
             <w:color w:val="0000EE"/>
             <w:u w:val="single"/>
           </w:rPr>
-          <w:t>創世記二章</w:t>
+          <w:t>民32:1</w:t>
         </w:r>
       </w:hyperlink>
       <w:r>
         <w:rPr>
           <w:lang w:val="zh_TW" w:bidi="zh_TW"/>
         </w:rPr>
-        <w:t>中，神先造男人，後造女人。有些人認為這表明男人可能更重要。然而，在創世的敘事中，神常常分階段創造，從較簡單到更美好或更完整。</w:t>
+        <w:t>），而住在巴勒斯坦西部山地的某些支派亦同樣維持這種生活方式（</w:t>
+      </w:r>
+      <w:hyperlink r:id="rId17">
+        <w:r>
+          <w:rPr>
+            <w:lang w:val="zh_TW" w:bidi="zh_TW"/>
+          </w:rPr>
+          <w:rPr>
+            <w:color w:val="0000EE"/>
+            <w:u w:val="single"/>
+          </w:rPr>
+          <w:t>撒上25:2</w:t>
+        </w:r>
+      </w:hyperlink>
+      <w:r>
+        <w:rPr>
+          <w:lang w:val="zh_TW" w:bidi="zh_TW"/>
+        </w:rPr>
+        <w:t>）。即使以色列人之後定居下來，畜牧仍然是他們生活的一部分，因為牲畜可以在不太肥沃的土地上吃草，也因為他們持守傳統做法，包括在聖殿獻上牲畜作為祭物。</w:t>
+      </w:r>
+    </w:p>
+    <w:p>
+      <w:pPr>
+        <w:pStyle w:val="Heading3"/>
+      </w:pPr>
+      <w:r>
+        <w:rPr>
+          <w:lang w:val="zh_TW" w:bidi="zh_TW"/>
+        </w:rPr>
+        <w:t>田間種植</w:t>
       </w:r>
     </w:p>
     <w:p>
@@ -374,9 +491,9 @@
         <w:rPr>
           <w:lang w:val="zh_TW" w:bidi="zh_TW"/>
         </w:rPr>
-        <w:t>由於神先造男人，男人就有權給女人起名（</w:t>
-      </w:r>
-      <w:hyperlink r:id="rId17">
+        <w:t>大多數專家認為，以色列人在進入應許之地並與迦南人接觸後，從迦南人那裡學會耕種。雖然在此之前已知有人種植五穀，例如該隱是農夫或「種地的」（</w:t>
+      </w:r>
+      <w:hyperlink r:id="rId13">
         <w:r>
           <w:rPr>
             <w:lang w:val="zh_TW" w:bidi="zh_TW"/>
@@ -385,14 +502,68 @@
             <w:color w:val="0000EE"/>
             <w:u w:val="single"/>
           </w:rPr>
-          <w:t>創2:23</w:t>
+          <w:t>創4:2</w:t>
         </w:r>
       </w:hyperlink>
       <w:r>
         <w:rPr>
           <w:lang w:val="zh_TW" w:bidi="zh_TW"/>
         </w:rPr>
-        <w:t>）。在閃族文化中，命名往往表達權柄或所有權。這可能意味著亞當給妻子起名是表達權柄的行為。然而，他給她的名字是「女人」，與「男人」這個詞緊密相關，表明男人肯定女人與他同等。因此，雖然在創造的次序上有先後，男人和女人仍然是夥伴。這種關係既有秩序，又有平等。</w:t>
+        <w:t>），但並不清楚他所種的具體是甚麼。考古學家在近東地區，發現大約公元前6800年已有五穀農耕的證據。以撒在基拉耳撒種五穀（</w:t>
+      </w:r>
+      <w:hyperlink r:id="rId18">
+        <w:r>
+          <w:rPr>
+            <w:lang w:val="zh_TW" w:bidi="zh_TW"/>
+          </w:rPr>
+          <w:rPr>
+            <w:color w:val="0000EE"/>
+            <w:u w:val="single"/>
+          </w:rPr>
+          <w:t>創26:12</w:t>
+        </w:r>
+      </w:hyperlink>
+      <w:r>
+        <w:rPr>
+          <w:lang w:val="zh_TW" w:bidi="zh_TW"/>
+        </w:rPr>
+        <w:t>），而約瑟夢見禾捆（</w:t>
+      </w:r>
+      <w:hyperlink r:id="rId19">
+        <w:r>
+          <w:rPr>
+            <w:lang w:val="zh_TW" w:bidi="zh_TW"/>
+          </w:rPr>
+          <w:rPr>
+            <w:color w:val="0000EE"/>
+            <w:u w:val="single"/>
+          </w:rPr>
+          <w:t>創37:6</w:t>
+        </w:r>
+      </w:hyperlink>
+      <w:r>
+        <w:rPr>
+          <w:lang w:val="zh_TW" w:bidi="zh_TW"/>
+        </w:rPr>
+        <w:t>–</w:t>
+      </w:r>
+      <w:hyperlink r:id="rId19">
+        <w:r>
+          <w:rPr>
+            <w:lang w:val="zh_TW" w:bidi="zh_TW"/>
+          </w:rPr>
+          <w:rPr>
+            <w:color w:val="0000EE"/>
+            <w:u w:val="single"/>
+          </w:rPr>
+          <w:t>7</w:t>
+        </w:r>
+      </w:hyperlink>
+      <w:r>
+        <w:rPr>
+          <w:lang w:val="zh_TW" w:bidi="zh_TW"/>
+        </w:rPr>
+        <w:t>）。約瑟很可能從埃及人那裡學到更多關於五穀種植的知識，因為埃及人在尼羅河肥沃的土地上種植五穀。</w:t>
       </w:r>
     </w:p>
     <w:p>
@@ -402,7 +573,13 @@
           <w:lang w:val="zh_TW" w:bidi="zh_TW"/>
         </w:rPr>
       </w:r>
-      <w:hyperlink r:id="rId18">
+      <w:r>
+        <w:rPr>
+          <w:lang w:val="zh_TW" w:bidi="zh_TW"/>
+        </w:rPr>
+        <w:t>然而，真正教導以色列人如何種植五穀的是迦南人。約書亞與迦勒在加低斯·巴尼亞向以色列人回報，說迦南地很豐饒（</w:t>
+      </w:r>
+      <w:hyperlink r:id="rId20">
         <w:r>
           <w:rPr>
             <w:lang w:val="zh_TW" w:bidi="zh_TW"/>
@@ -411,16 +588,16 @@
             <w:color w:val="0000EE"/>
             <w:u w:val="single"/>
           </w:rPr>
-          <w:t>創世記一</w:t>
+          <w:t>民13:26</w:t>
         </w:r>
       </w:hyperlink>
       <w:r>
         <w:rPr>
           <w:lang w:val="zh_TW" w:bidi="zh_TW"/>
         </w:rPr>
-        <w:t>和</w:t>
-      </w:r>
-      <w:hyperlink r:id="rId16">
+        <w:t>），被征服的迦南人很可能協助以色列人學習農耕技術。以色列人與迦南人密切來往，也可能導致他們不斷拜偶像（</w:t>
+      </w:r>
+      <w:hyperlink r:id="rId21">
         <w:r>
           <w:rPr>
             <w:lang w:val="zh_TW" w:bidi="zh_TW"/>
@@ -429,25 +606,32 @@
             <w:color w:val="0000EE"/>
             <w:u w:val="single"/>
           </w:rPr>
-          <w:t>二章</w:t>
+          <w:t>士9:27</w:t>
         </w:r>
       </w:hyperlink>
       <w:r>
         <w:rPr>
           <w:lang w:val="zh_TW" w:bidi="zh_TW"/>
         </w:rPr>
-        <w:t>描述男人和女人的平衡關係，他們是人類的第一對父母。神按著自己的形像造了他們兩人，他們是神計劃中的夥伴。然而，他們之間也有一對一的關係，其中一方帶領另一方。在罪進入世界之前（這事件通常稱為墮落），這種平等與帶領的平衡是和諧共存的。</w:t>
-      </w:r>
-    </w:p>
-    <w:p>
-      <w:pPr>
-        <w:pStyle w:val="Heading3"/>
-      </w:pPr>
-      <w:r>
-        <w:rPr>
-          <w:lang w:val="zh_TW" w:bidi="zh_TW"/>
-        </w:rPr>
-        <w:t>墮落後女人所經歷的改變</w:t>
+        <w:t>）。我們不清楚他們由遊牧生活變成定居生活的過程需時多久；有些支派一直保持遊牧，但到了列王時期，許多以色列人已經在耕作土地（</w:t>
+      </w:r>
+      <w:hyperlink r:id="rId22">
+        <w:r>
+          <w:rPr>
+            <w:lang w:val="zh_TW" w:bidi="zh_TW"/>
+          </w:rPr>
+          <w:rPr>
+            <w:color w:val="0000EE"/>
+            <w:u w:val="single"/>
+          </w:rPr>
+          <w:t>撒下14:30</w:t>
+        </w:r>
+      </w:hyperlink>
+      <w:r>
+        <w:rPr>
+          <w:lang w:val="zh_TW" w:bidi="zh_TW"/>
+        </w:rPr>
+        <w:t>）。</w:t>
       </w:r>
     </w:p>
     <w:p>
@@ -457,7 +641,13 @@
           <w:lang w:val="zh_TW" w:bidi="zh_TW"/>
         </w:rPr>
       </w:r>
-      <w:hyperlink r:id="rId19">
+      <w:r>
+        <w:rPr>
+          <w:lang w:val="zh_TW" w:bidi="zh_TW"/>
+        </w:rPr>
+        <w:t>小麥是最重要的農作物之一。所羅門將大量的小麥、大麥與油送給希蘭（</w:t>
+      </w:r>
+      <w:hyperlink r:id="rId23">
         <w:r>
           <w:rPr>
             <w:lang w:val="zh_TW" w:bidi="zh_TW"/>
@@ -466,16 +656,16 @@
             <w:color w:val="0000EE"/>
             <w:u w:val="single"/>
           </w:rPr>
-          <w:t>創世記三章</w:t>
+          <w:t>代下2:10</w:t>
         </w:r>
       </w:hyperlink>
       <w:r>
         <w:rPr>
           <w:lang w:val="zh_TW" w:bidi="zh_TW"/>
         </w:rPr>
-        <w:t>記載罪進入世界的故事。因著罪，男人與女人之間原本良好的關係受到破壞。神對女人說，她在生產時必多受苦楚（</w:t>
-      </w:r>
-      <w:hyperlink r:id="rId20">
+        <w:t>），小麥亦持續成為主要出口產品（</w:t>
+      </w:r>
+      <w:hyperlink r:id="rId24">
         <w:r>
           <w:rPr>
             <w:lang w:val="zh_TW" w:bidi="zh_TW"/>
@@ -484,14 +674,50 @@
             <w:color w:val="0000EE"/>
             <w:u w:val="single"/>
           </w:rPr>
-          <w:t>創3:16</w:t>
+          <w:t>結27:17</w:t>
         </w:r>
       </w:hyperlink>
       <w:r>
         <w:rPr>
           <w:lang w:val="zh_TW" w:bidi="zh_TW"/>
         </w:rPr>
-        <w:t>）。祂也說，她與丈夫的關係從此會包含衝突。神說：「你必戀慕你丈夫；你丈夫必管轄你。」</w:t>
+        <w:t>）。大麥是第二重要的作物，早期是餅的主要原料（</w:t>
+      </w:r>
+      <w:hyperlink r:id="rId25">
+        <w:r>
+          <w:rPr>
+            <w:lang w:val="zh_TW" w:bidi="zh_TW"/>
+          </w:rPr>
+          <w:rPr>
+            <w:color w:val="0000EE"/>
+            <w:u w:val="single"/>
+          </w:rPr>
+          <w:t>士7:13</w:t>
+        </w:r>
+      </w:hyperlink>
+      <w:r>
+        <w:rPr>
+          <w:lang w:val="zh_TW" w:bidi="zh_TW"/>
+        </w:rPr>
+        <w:t>），後來成為較貧窮者的重要食物（</w:t>
+      </w:r>
+      <w:hyperlink r:id="rId26">
+        <w:r>
+          <w:rPr>
+            <w:lang w:val="zh_TW" w:bidi="zh_TW"/>
+          </w:rPr>
+          <w:rPr>
+            <w:color w:val="0000EE"/>
+            <w:u w:val="single"/>
+          </w:rPr>
+          <w:t>約6:9、13</w:t>
+        </w:r>
+      </w:hyperlink>
+      <w:r>
+        <w:rPr>
+          <w:lang w:val="zh_TW" w:bidi="zh_TW"/>
+        </w:rPr>
+        <w:t>），大麥亦用來餵牲畜。</w:t>
       </w:r>
     </w:p>
     <w:p>
@@ -505,9 +731,9 @@
         <w:rPr>
           <w:lang w:val="zh_TW" w:bidi="zh_TW"/>
         </w:rPr>
-        <w:t>在</w:t>
-      </w:r>
-      <w:hyperlink r:id="rId19">
+        <w:t>其它田間作物包括豆子與紅豆（</w:t>
+      </w:r>
+      <w:hyperlink r:id="rId27">
         <w:r>
           <w:rPr>
             <w:lang w:val="zh_TW" w:bidi="zh_TW"/>
@@ -516,16 +742,16 @@
             <w:color w:val="0000EE"/>
             <w:u w:val="single"/>
           </w:rPr>
-          <w:t>創世記三</w:t>
+          <w:t>撒下17:28</w:t>
         </w:r>
       </w:hyperlink>
       <w:r>
         <w:rPr>
           <w:lang w:val="zh_TW" w:bidi="zh_TW"/>
         </w:rPr>
-        <w:t>和</w:t>
-      </w:r>
-      <w:hyperlink r:id="rId21">
+        <w:t>），這些作物會磨成麵，有時用來做餅（</w:t>
+      </w:r>
+      <w:hyperlink r:id="rId28">
         <w:r>
           <w:rPr>
             <w:lang w:val="zh_TW" w:bidi="zh_TW"/>
@@ -534,42 +760,16 @@
             <w:color w:val="0000EE"/>
             <w:u w:val="single"/>
           </w:rPr>
-          <w:t>四節</w:t>
+          <w:t>結4:9</w:t>
         </w:r>
       </w:hyperlink>
       <w:r>
         <w:rPr>
           <w:lang w:val="zh_TW" w:bidi="zh_TW"/>
         </w:rPr>
-        <w:t>的經文中，希伯來文「戀慕（</w:t>
-      </w:r>
-      <w:r>
-        <w:rPr>
-          <w:i/>
-          <w:lang w:val="zh_TW" w:bidi="zh_TW"/>
-        </w:rPr>
-        <w:t>teshuqah</w:t>
-      </w:r>
-      <w:r>
-        <w:rPr>
-          <w:lang w:val="zh_TW" w:bidi="zh_TW"/>
-        </w:rPr>
-        <w:t>）」一詞並不是指性的渴望，而是指想要掌控或支配（</w:t>
-      </w:r>
-      <w:r>
-        <w:rPr>
-          <w:i/>
-          <w:lang w:val="zh_TW" w:bidi="zh_TW"/>
-        </w:rPr>
-        <w:t>teshuqah</w:t>
-      </w:r>
-      <w:r>
-        <w:rPr>
-          <w:lang w:val="zh_TW" w:bidi="zh_TW"/>
-        </w:rPr>
-        <w:t>的性意義出現在</w:t>
-      </w:r>
-      <w:hyperlink r:id="rId22">
+        <w:t>）。韭菜、蒜、蔥用作調味，而大茴香、芫荽、小茴香、薄荷、芸香與芥菜用作香料。麻十分重要（</w:t>
+      </w:r>
+      <w:hyperlink r:id="rId29">
         <w:r>
           <w:rPr>
             <w:lang w:val="zh_TW" w:bidi="zh_TW"/>
@@ -578,14 +778,43 @@
             <w:color w:val="0000EE"/>
             <w:u w:val="single"/>
           </w:rPr>
-          <w:t>歌7:10</w:t>
+          <w:t>書2:6</w:t>
         </w:r>
       </w:hyperlink>
       <w:r>
         <w:rPr>
           <w:lang w:val="zh_TW" w:bidi="zh_TW"/>
         </w:rPr>
-        <w:t>）。因著罪，女人可能想要掌控她的丈夫；同時，男人也可能以嚴苛的方式管轄她。這並不是神起初設計的關係，罪使兩個原本平等的夥伴互相爭鬥。</w:t>
+        <w:t>）。當時亦有種植少量棉花（</w:t>
+      </w:r>
+      <w:hyperlink r:id="rId30">
+        <w:r>
+          <w:rPr>
+            <w:lang w:val="zh_TW" w:bidi="zh_TW"/>
+          </w:rPr>
+          <w:rPr>
+            <w:color w:val="0000EE"/>
+            <w:u w:val="single"/>
+          </w:rPr>
+          <w:t>賽19:9</w:t>
+        </w:r>
+      </w:hyperlink>
+      <w:r>
+        <w:rPr>
+          <w:lang w:val="zh_TW" w:bidi="zh_TW"/>
+        </w:rPr>
+        <w:t>）。羊毛用來補充纖維的供應。到了羅馬時期，棉花的重要性已經超過麻。</w:t>
+      </w:r>
+    </w:p>
+    <w:p>
+      <w:pPr>
+        <w:pStyle w:val="Heading3"/>
+      </w:pPr>
+      <w:r>
+        <w:rPr>
+          <w:lang w:val="zh_TW" w:bidi="zh_TW"/>
+        </w:rPr>
+        <w:t>果樹栽種</w:t>
       </w:r>
     </w:p>
     <w:p>
@@ -599,43 +828,18 @@
         <w:rPr>
           <w:lang w:val="zh_TW" w:bidi="zh_TW"/>
         </w:rPr>
-        <w:t>使徒保羅在以弗所書中，對丈夫和妻子提出指引。他教導說，男人和女人都需要被神的靈改變。保羅說：「們作妻子的，當順服自己的丈夫，如同順服主」（</w:t>
-      </w:r>
-      <w:hyperlink r:id="rId23">
-        <w:r>
-          <w:rPr>
-            <w:lang w:val="zh_TW" w:bidi="zh_TW"/>
-          </w:rPr>
-          <w:rPr>
-            <w:color w:val="0000EE"/>
-            <w:u w:val="single"/>
-          </w:rPr>
-          <w:t>弗5:22</w:t>
-        </w:r>
-      </w:hyperlink>
-      <w:r>
-        <w:rPr>
-          <w:lang w:val="zh_TW" w:bidi="zh_TW"/>
-        </w:rPr>
-        <w:t>）。這意思是，妻子應當尊重丈夫，跟隨他的帶領，就像她跟隨耶穌一樣。保羅解釋說，丈夫蒙召作帶領，是要反映基督帶領教會的方式（</w:t>
-      </w:r>
-      <w:hyperlink r:id="rId24">
-        <w:r>
-          <w:rPr>
-            <w:lang w:val="zh_TW" w:bidi="zh_TW"/>
-          </w:rPr>
-          <w:rPr>
-            <w:color w:val="0000EE"/>
-            <w:u w:val="single"/>
-          </w:rPr>
-          <w:t>弗5:23</w:t>
-        </w:r>
-      </w:hyperlink>
-      <w:r>
-        <w:rPr>
-          <w:lang w:val="zh_TW" w:bidi="zh_TW"/>
-        </w:rPr>
-        <w:t>）。</w:t>
+        <w:t>以色列人定居之後，開始種植果園與葡萄園，而這些園子後來成為富足的象徵。葡萄園出產可喝的酒，橄欖園提供可用於烹調、化妝與醫用的油。他們亦種植無花果與石榴。相比早期的農耕方式，種植這些作物需要更多技巧與器具。</w:t>
+      </w:r>
+    </w:p>
+    <w:p>
+      <w:pPr>
+        <w:pStyle w:val="Heading3"/>
+      </w:pPr>
+      <w:r>
+        <w:rPr>
+          <w:lang w:val="zh_TW" w:bidi="zh_TW"/>
+        </w:rPr>
+        <w:t>耕作</w:t>
       </w:r>
     </w:p>
     <w:p>
@@ -649,9 +853,9 @@
         <w:rPr>
           <w:lang w:val="zh_TW" w:bidi="zh_TW"/>
         </w:rPr>
-        <w:t>但保羅也鄭重地對丈夫說，他們必須愛妻子，「正如基督愛教會，為教會捨己」（</w:t>
-      </w:r>
-      <w:hyperlink r:id="rId25">
+        <w:t>整個聖經時代，大部分務農工作都由農夫自己完成。他們在開始種植前，要先清理土地上的樹林（</w:t>
+      </w:r>
+      <w:hyperlink r:id="rId31">
         <w:r>
           <w:rPr>
             <w:lang w:val="zh_TW" w:bidi="zh_TW"/>
@@ -660,14 +864,32 @@
             <w:color w:val="0000EE"/>
             <w:u w:val="single"/>
           </w:rPr>
-          <w:t>弗5:25</w:t>
+          <w:t>書17:18</w:t>
         </w:r>
       </w:hyperlink>
       <w:r>
         <w:rPr>
           <w:lang w:val="zh_TW" w:bidi="zh_TW"/>
         </w:rPr>
-        <w:t>）。這樣的愛並不是嚴苛或控制的，而是充滿關懷、犧牲和溫柔。</w:t>
+        <w:t>）、石頭（</w:t>
+      </w:r>
+      <w:hyperlink r:id="rId32">
+        <w:r>
+          <w:rPr>
+            <w:lang w:val="zh_TW" w:bidi="zh_TW"/>
+          </w:rPr>
+          <w:rPr>
+            <w:color w:val="0000EE"/>
+            <w:u w:val="single"/>
+          </w:rPr>
+          <w:t>賽5:2</w:t>
+        </w:r>
+      </w:hyperlink>
+      <w:r>
+        <w:rPr>
+          <w:lang w:val="zh_TW" w:bidi="zh_TW"/>
+        </w:rPr>
+        <w:t>）、雜草和荊棘。有時他們會在山地築梯田，或採用灌溉。這些工序限制了農地規模，所以只有像約伯與波阿斯那樣富有的人才能擁有大片農地。</w:t>
       </w:r>
     </w:p>
     <w:p>
@@ -681,9 +903,9 @@
         <w:rPr>
           <w:lang w:val="zh_TW" w:bidi="zh_TW"/>
         </w:rPr>
-        <w:t>保羅在</w:t>
-      </w:r>
-      <w:hyperlink r:id="rId26">
+        <w:t>農夫為了耕地，會用牛或母牛拉動非常簡單的犁（</w:t>
+      </w:r>
+      <w:hyperlink r:id="rId33">
         <w:r>
           <w:rPr>
             <w:lang w:val="zh_TW" w:bidi="zh_TW"/>
@@ -692,16 +914,16 @@
             <w:color w:val="0000EE"/>
             <w:u w:val="single"/>
           </w:rPr>
-          <w:t>以弗所書五章31節</w:t>
+          <w:t>士14:18</w:t>
         </w:r>
       </w:hyperlink>
       <w:r>
         <w:rPr>
           <w:lang w:val="zh_TW" w:bidi="zh_TW"/>
         </w:rPr>
-        <w:t>引用</w:t>
-      </w:r>
-      <w:hyperlink r:id="rId27">
+        <w:t>；</w:t>
+      </w:r>
+      <w:hyperlink r:id="rId34">
         <w:r>
           <w:rPr>
             <w:lang w:val="zh_TW" w:bidi="zh_TW"/>
@@ -710,16 +932,16 @@
             <w:color w:val="0000EE"/>
             <w:u w:val="single"/>
           </w:rPr>
-          <w:t>創世記二章24節</w:t>
+          <w:t>摩6:12</w:t>
         </w:r>
       </w:hyperlink>
       <w:r>
         <w:rPr>
           <w:lang w:val="zh_TW" w:bidi="zh_TW"/>
         </w:rPr>
-        <w:t>，提醒讀者婚姻本是為了帶來深切的合一。在基督裡，可以恢復這合一。丈夫和妻子在價值上仍是平等的，他們的角色雖然不同，但彼此的關係卻建立在愛、尊重與互相順服上</w:t>
-      </w:r>
-      <w:hyperlink r:id="rId28">
+        <w:t>），有時亦會用驢（</w:t>
+      </w:r>
+      <w:hyperlink r:id="rId35">
         <w:r>
           <w:rPr>
             <w:lang w:val="zh_TW" w:bidi="zh_TW"/>
@@ -728,25 +950,14 @@
             <w:color w:val="0000EE"/>
             <w:u w:val="single"/>
           </w:rPr>
-          <w:t>（弗5:21）</w:t>
+          <w:t>申22:10</w:t>
         </w:r>
       </w:hyperlink>
       <w:r>
         <w:rPr>
           <w:lang w:val="zh_TW" w:bidi="zh_TW"/>
         </w:rPr>
-        <w:t>。當他們一同跟隨耶穌，就開始恢復伊甸園裡的和平與喜樂。</w:t>
-      </w:r>
-    </w:p>
-    <w:p>
-      <w:pPr>
-        <w:pStyle w:val="Heading3"/>
-      </w:pPr>
-      <w:r>
-        <w:rPr>
-          <w:lang w:val="zh_TW" w:bidi="zh_TW"/>
-        </w:rPr>
-        <w:t>聖經中女人與生命的關係</w:t>
+        <w:t>）。他們用鋤頭或趕杖打碎土塊，再拖著簡單的耙子使地面平滑，那耙子可能只是一棵荊棘或一塊拉地的木板。人會親手撒種，可以細心撒在犁出的溝裡，也可以把種子撒在地面，再用耙子或木板輕輕覆蓋著。雜草則用犁、耙或鋤頭來處理。</w:t>
       </w:r>
     </w:p>
     <w:p>
@@ -760,7 +971,25 @@
         <w:rPr>
           <w:lang w:val="zh_TW" w:bidi="zh_TW"/>
         </w:rPr>
-        <w:t>女人與男人一樣，完全是人。她是照著神的形像被造，反映神的本性。她能思想、創造、愛人，也能在她的文化、社群與日常生活中以多種方式服事。</w:t>
+        <w:t>聖經時代的農具幾乎沒有甚麼改變。犁是一件簡單的J形硬木工具，一端繫在牛身上，另一端由操作者扶著。這件基本工具只能翻鬆四至五英吋（10到13公分）的土壤。以色列人出埃及後，犁頭開始用鐵來製作（</w:t>
+      </w:r>
+      <w:hyperlink r:id="rId36">
+        <w:r>
+          <w:rPr>
+            <w:lang w:val="zh_TW" w:bidi="zh_TW"/>
+          </w:rPr>
+          <w:rPr>
+            <w:color w:val="0000EE"/>
+            <w:u w:val="single"/>
+          </w:rPr>
+          <w:t>撒上13:20</w:t>
+        </w:r>
+      </w:hyperlink>
+      <w:r>
+        <w:rPr>
+          <w:lang w:val="zh_TW" w:bidi="zh_TW"/>
+        </w:rPr>
+        <w:t>），主要是為了使犁頭更耐用。</w:t>
       </w:r>
     </w:p>
     <w:p>
@@ -774,7 +1003,36 @@
         <w:rPr>
           <w:lang w:val="zh_TW" w:bidi="zh_TW"/>
         </w:rPr>
-        <w:t>聖經經常將女人與生育聯繫起來。許多聖經中的女人，在生養與撫育兒女中找到極大意義。但聖經同樣表明，女人的價值並不取決於是否生育，而是在生命的各個層面都有價值。無論她是否有孩子，她在家庭、社群、教會以及神面前，都有自己獨立的身分。</w:t>
+        <w:t>巴勒斯坦的農地很少使用肥料。律法規定土地每逢第七年要休耕，好讓土壤的水分與養分得以恢復。由於糞便主要用作燃料，所以給田地施糞作為肥料的做法並不常見。然而，聖經提到有人在樹的周圍施糞（</w:t>
+      </w:r>
+      <w:hyperlink r:id="rId37">
+        <w:r>
+          <w:rPr>
+            <w:lang w:val="zh_TW" w:bidi="zh_TW"/>
+          </w:rPr>
+          <w:rPr>
+            <w:color w:val="0000EE"/>
+            <w:u w:val="single"/>
+          </w:rPr>
+          <w:t>路13:8</w:t>
+        </w:r>
+      </w:hyperlink>
+      <w:r>
+        <w:rPr>
+          <w:lang w:val="zh_TW" w:bidi="zh_TW"/>
+        </w:rPr>
+        <w:t>）。米示拿記載，人們會用木灰、樹葉、牲畜的血與油渣作為肥料。</w:t>
+      </w:r>
+    </w:p>
+    <w:p>
+      <w:pPr>
+        <w:pStyle w:val="Heading3"/>
+      </w:pPr>
+      <w:r>
+        <w:rPr>
+          <w:lang w:val="zh_TW" w:bidi="zh_TW"/>
+        </w:rPr>
+        <w:t>收割</w:t>
       </w:r>
     </w:p>
     <w:p>
@@ -788,7 +1046,25 @@
         <w:rPr>
           <w:lang w:val="zh_TW" w:bidi="zh_TW"/>
         </w:rPr>
-        <w:t>聖經也顯示，生育並非女人單獨的責任。丈夫是她的夥伴，他參與生命的起始，在生產的時候與她同在，並在孩子成長的過程中一同承擔照顧的責任。</w:t>
+        <w:t>播種在雨季開始時進行，收割則在雨季結束時開始。收割通常至少持續七個星期。有些作物（如豆類）要連根拔起，另一些（如某些五穀）要用鋤頭挖掘。不過大部分作物都是用鐮刀割下。考古學家發現一些鐵製鐮刀，刀刃上鑲有燧石。收割後的五穀會捆成禾捆（</w:t>
+      </w:r>
+      <w:hyperlink r:id="rId38">
+        <w:r>
+          <w:rPr>
+            <w:lang w:val="zh_TW" w:bidi="zh_TW"/>
+          </w:rPr>
+          <w:rPr>
+            <w:color w:val="0000EE"/>
+            <w:u w:val="single"/>
+          </w:rPr>
+          <w:t>詩126:6</w:t>
+        </w:r>
+      </w:hyperlink>
+      <w:r>
+        <w:rPr>
+          <w:lang w:val="zh_TW" w:bidi="zh_TW"/>
+        </w:rPr>
+        <w:t>），再堆成一堆，搬到打穀場去處理。農夫首先收割大麥，然後收割小麥。</w:t>
       </w:r>
     </w:p>
     <w:p>
@@ -802,9 +1078,9 @@
         <w:rPr>
           <w:lang w:val="zh_TW" w:bidi="zh_TW"/>
         </w:rPr>
-        <w:t>聖經把女人與神特別的應許連結起來。在</w:t>
-      </w:r>
-      <w:hyperlink r:id="rId29">
+        <w:t>少量的五穀、小茴香、大茴香與其它細小作物會用甩棒敲打（</w:t>
+      </w:r>
+      <w:hyperlink r:id="rId39">
         <w:r>
           <w:rPr>
             <w:lang w:val="zh_TW" w:bidi="zh_TW"/>
@@ -813,14 +1089,152 @@
             <w:color w:val="0000EE"/>
             <w:u w:val="single"/>
           </w:rPr>
-          <w:t>創世記三章15節</w:t>
+          <w:t>士6:11</w:t>
         </w:r>
       </w:hyperlink>
       <w:r>
         <w:rPr>
           <w:lang w:val="zh_TW" w:bidi="zh_TW"/>
         </w:rPr>
-        <w:t>中，當人第一次犯罪後，神賜下一個盼望的信息。祂說，有一天，女人的後裔要勝過那惡者，就是撒但。這個應許為生育帶來了新的意義，使它成為盼望與祝福的記號。</w:t>
+        <w:t>；</w:t>
+      </w:r>
+      <w:hyperlink r:id="rId40">
+        <w:r>
+          <w:rPr>
+            <w:lang w:val="zh_TW" w:bidi="zh_TW"/>
+          </w:rPr>
+          <w:rPr>
+            <w:color w:val="0000EE"/>
+            <w:u w:val="single"/>
+          </w:rPr>
+          <w:t>得2:17</w:t>
+        </w:r>
+      </w:hyperlink>
+      <w:r>
+        <w:rPr>
+          <w:lang w:val="zh_TW" w:bidi="zh_TW"/>
+        </w:rPr>
+        <w:t>）。大部分五穀是在較高的打穀場上處理，好讓風把糠秕吹走。常見的方法是先把鬆散的禾稈攤開，再讓牛在上面走動，使穀粒脫落。有時會用加了石頭的重工具拖過禾稈（</w:t>
+      </w:r>
+      <w:hyperlink r:id="rId41">
+        <w:r>
+          <w:rPr>
+            <w:lang w:val="zh_TW" w:bidi="zh_TW"/>
+          </w:rPr>
+          <w:rPr>
+            <w:color w:val="0000EE"/>
+            <w:u w:val="single"/>
+          </w:rPr>
+          <w:t>賽28:27，</w:t>
+        </w:r>
+      </w:hyperlink>
+      <w:hyperlink r:id="rId42">
+        <w:r>
+          <w:rPr>
+            <w:lang w:val="zh_TW" w:bidi="zh_TW"/>
+          </w:rPr>
+          <w:rPr>
+            <w:color w:val="0000EE"/>
+            <w:u w:val="single"/>
+          </w:rPr>
+          <w:t>41:15</w:t>
+        </w:r>
+      </w:hyperlink>
+      <w:r>
+        <w:rPr>
+          <w:lang w:val="zh_TW" w:bidi="zh_TW"/>
+        </w:rPr>
+        <w:t>），操作者會站在那些工具上駕著它們。隨後，人們會用一種稱為「簸揚（winnowing）」的工序，把糠秕和穀粒分開，他們用叉子或木杴把混合物拋到空中（</w:t>
+      </w:r>
+      <w:hyperlink r:id="rId43">
+        <w:r>
+          <w:rPr>
+            <w:lang w:val="zh_TW" w:bidi="zh_TW"/>
+          </w:rPr>
+          <w:rPr>
+            <w:color w:val="0000EE"/>
+            <w:u w:val="single"/>
+          </w:rPr>
+          <w:t>賽30:24</w:t>
+        </w:r>
+      </w:hyperlink>
+      <w:r>
+        <w:rPr>
+          <w:lang w:val="zh_TW" w:bidi="zh_TW"/>
+        </w:rPr>
+        <w:t>；</w:t>
+      </w:r>
+      <w:hyperlink r:id="rId44">
+        <w:r>
+          <w:rPr>
+            <w:lang w:val="zh_TW" w:bidi="zh_TW"/>
+          </w:rPr>
+          <w:rPr>
+            <w:color w:val="0000EE"/>
+            <w:u w:val="single"/>
+          </w:rPr>
+          <w:t>耶15:7</w:t>
+        </w:r>
+      </w:hyperlink>
+      <w:r>
+        <w:rPr>
+          <w:lang w:val="zh_TW" w:bidi="zh_TW"/>
+        </w:rPr>
+        <w:t>）。較輕的糠秕被風吹走，而較重的穀粒落到地上。糠秕會被燒掉或用來餵牲畜。穀粒會再過篩（</w:t>
+      </w:r>
+      <w:hyperlink r:id="rId45">
+        <w:r>
+          <w:rPr>
+            <w:lang w:val="zh_TW" w:bidi="zh_TW"/>
+          </w:rPr>
+          <w:rPr>
+            <w:color w:val="0000EE"/>
+            <w:u w:val="single"/>
+          </w:rPr>
+          <w:t>摩9:9</w:t>
+        </w:r>
+      </w:hyperlink>
+      <w:r>
+        <w:rPr>
+          <w:lang w:val="zh_TW" w:bidi="zh_TW"/>
+        </w:rPr>
+        <w:t>），聚成堆，之後收藏在田裡的覆蓋地窖（</w:t>
+      </w:r>
+      <w:hyperlink r:id="rId46">
+        <w:r>
+          <w:rPr>
+            <w:lang w:val="zh_TW" w:bidi="zh_TW"/>
+          </w:rPr>
+          <w:rPr>
+            <w:color w:val="0000EE"/>
+            <w:u w:val="single"/>
+          </w:rPr>
+          <w:t>耶41:8</w:t>
+        </w:r>
+      </w:hyperlink>
+      <w:r>
+        <w:rPr>
+          <w:lang w:val="zh_TW" w:bidi="zh_TW"/>
+        </w:rPr>
+        <w:t>），有時則收藏在穀倉裡（</w:t>
+      </w:r>
+      <w:hyperlink r:id="rId47">
+        <w:r>
+          <w:rPr>
+            <w:lang w:val="zh_TW" w:bidi="zh_TW"/>
+          </w:rPr>
+          <w:rPr>
+            <w:color w:val="0000EE"/>
+            <w:u w:val="single"/>
+          </w:rPr>
+          <w:t>申28:8</w:t>
+        </w:r>
+      </w:hyperlink>
+      <w:r>
+        <w:rPr>
+          <w:lang w:val="zh_TW" w:bidi="zh_TW"/>
+        </w:rPr>
+        <w:t>）。</w:t>
       </w:r>
     </w:p>
     <w:p>
@@ -832,489 +1246,11 @@
       </w:r>
       <w:r>
         <w:rPr>
-          <w:lang w:val="zh_TW" w:bidi="zh_TW"/>
-        </w:rPr>
-        <w:t>這個應許最終指向耶穌的降生，祂由女人而生。神藉著祂把救恩帶到世界。此後每一個新生命的誕生，都可以看作是這故事的一部分，使人謹記神藉著人的家庭，帶來生命與醫治的應許。</w:t>
-      </w:r>
-    </w:p>
-    <w:p>
-      <w:pPr/>
-      <w:r>
-        <w:rPr>
-          <w:lang w:val="zh_TW" w:bidi="zh_TW"/>
-        </w:rPr>
-      </w:r>
-      <w:r>
-        <w:rPr>
-          <w:lang w:val="zh_TW" w:bidi="zh_TW"/>
-        </w:rPr>
-        <w:t>有些基督徒在</w:t>
-      </w:r>
-      <w:hyperlink r:id="rId30">
-        <w:r>
-          <w:rPr>
-            <w:lang w:val="zh_TW" w:bidi="zh_TW"/>
-          </w:rPr>
-          <w:rPr>
-            <w:color w:val="0000EE"/>
-            <w:u w:val="single"/>
-          </w:rPr>
-          <w:t>提摩太前書二章15節</w:t>
-        </w:r>
-      </w:hyperlink>
-      <w:r>
-        <w:rPr>
-          <w:lang w:val="zh_TW" w:bidi="zh_TW"/>
-        </w:rPr>
-        <w:t>看到這個觀念，經文說婦人必因生產得救。這並不是說生兒育女能帶來救恩，而可能是指神的應許，會藉基督降生這段漫長的故事得以應驗。</w:t>
-      </w:r>
-    </w:p>
-    <w:p>
-      <w:pPr/>
-      <w:r>
-        <w:rPr>
-          <w:lang w:val="zh_TW" w:bidi="zh_TW"/>
-        </w:rPr>
-      </w:r>
-      <w:r>
-        <w:rPr>
-          <w:lang w:val="zh_TW" w:bidi="zh_TW"/>
-        </w:rPr>
-        <w:t>在舊約聖經的世界裡，人常以為女人的價值主要在於生兒養女。但聖經指出，女人的真正價值並不單單取決於生產。正如男人一樣，女人最深的使命是藉著信心在神裡面找到。</w:t>
-      </w:r>
-    </w:p>
-    <w:p>
-      <w:pPr/>
-      <w:r>
-        <w:rPr>
-          <w:lang w:val="zh_TW" w:bidi="zh_TW"/>
-        </w:rPr>
-      </w:r>
-      <w:r>
-        <w:rPr>
-          <w:lang w:val="zh_TW" w:bidi="zh_TW"/>
-        </w:rPr>
-        <w:t>女人也許有許多孩子，並因撫養兒女而感到滿足。然而，照顧兒女並不等同於認識並尊榮神。她與神的關係才是最重要的。</w:t>
-      </w:r>
-    </w:p>
-    <w:p>
-      <w:pPr/>
-      <w:r>
-        <w:rPr>
-          <w:lang w:val="zh_TW" w:bidi="zh_TW"/>
-        </w:rPr>
-      </w:r>
-      <w:r>
-        <w:rPr>
-          <w:lang w:val="zh_TW" w:bidi="zh_TW"/>
-        </w:rPr>
-        <w:t>一個沒有孩子，甚至沒有丈夫的女人，仍然擁有完全的價值和身分。她是照著神的形像被造的，能以許多方式服事祂。她的生命有意義，是因為神，而不是因為她的家庭地位。</w:t>
-      </w:r>
-    </w:p>
-    <w:p>
-      <w:pPr/>
-      <w:r>
-        <w:rPr>
-          <w:lang w:val="zh_TW" w:bidi="zh_TW"/>
-        </w:rPr>
-      </w:r>
-      <w:r>
-        <w:rPr>
-          <w:lang w:val="zh_TW" w:bidi="zh_TW"/>
-        </w:rPr>
-        <w:t>神在女人生命中的恩賜，能引導她在群體中，找到表明自己對神忠誠的方法。例如，女人和男人一樣都有機會許拿細耳人願（</w:t>
-      </w:r>
-      <w:hyperlink r:id="rId31">
-        <w:r>
-          <w:rPr>
-            <w:lang w:val="zh_TW" w:bidi="zh_TW"/>
-          </w:rPr>
-          <w:rPr>
-            <w:color w:val="0000EE"/>
-            <w:u w:val="single"/>
-          </w:rPr>
-          <w:t>民6:2，</w:t>
-        </w:r>
-      </w:hyperlink>
-      <w:r>
-        <w:rPr>
+          <w:i/>
           <w:lang w:val="zh_TW" w:bidi="zh_TW"/>
         </w:rPr>
         <w:t>另見</w:t>
       </w:r>
-      <w:hyperlink r:id="rId32">
-        <w:r>
-          <w:rPr>
-            <w:lang w:val="zh_TW" w:bidi="zh_TW"/>
-          </w:rPr>
-          <w:rPr>
-            <w:color w:val="0000EE"/>
-            <w:u w:val="single"/>
-          </w:rPr>
-          <w:t>30</w:t>
-        </w:r>
-      </w:hyperlink>
-      <w:r>
-        <w:rPr>
-          <w:lang w:val="zh_TW" w:bidi="zh_TW"/>
-        </w:rPr>
-        <w:t>章）。</w:t>
-      </w:r>
-    </w:p>
-    <w:p>
-      <w:pPr/>
-      <w:r>
-        <w:rPr>
-          <w:lang w:val="zh_TW" w:bidi="zh_TW"/>
-        </w:rPr>
-      </w:r>
-      <w:r>
-        <w:rPr>
-          <w:lang w:val="zh_TW" w:bidi="zh_TW"/>
-        </w:rPr>
-        <w:t>聖經記載了許多在公開場合事奉神的女人。摩西和亞倫的姊姊米利暗是女先知，也是音樂家和百姓的領袖（</w:t>
-      </w:r>
-      <w:hyperlink r:id="rId33">
-        <w:r>
-          <w:rPr>
-            <w:lang w:val="zh_TW" w:bidi="zh_TW"/>
-          </w:rPr>
-          <w:rPr>
-            <w:color w:val="0000EE"/>
-            <w:u w:val="single"/>
-          </w:rPr>
-          <w:t>出15:20–21</w:t>
-        </w:r>
-      </w:hyperlink>
-      <w:r>
-        <w:rPr>
-          <w:lang w:val="zh_TW" w:bidi="zh_TW"/>
-        </w:rPr>
-        <w:t>；</w:t>
-      </w:r>
-      <w:hyperlink r:id="rId34">
-        <w:r>
-          <w:rPr>
-            <w:lang w:val="zh_TW" w:bidi="zh_TW"/>
-          </w:rPr>
-          <w:rPr>
-            <w:color w:val="0000EE"/>
-            <w:u w:val="single"/>
-          </w:rPr>
-          <w:t>民12章</w:t>
-        </w:r>
-      </w:hyperlink>
-      <w:r>
-        <w:rPr>
-          <w:lang w:val="zh_TW" w:bidi="zh_TW"/>
-        </w:rPr>
-        <w:t>）。在米利暗去世後多年，神仍提醒以色列人，祂曾把她賜給他們作領袖（</w:t>
-      </w:r>
-      <w:hyperlink r:id="rId35">
-        <w:r>
-          <w:rPr>
-            <w:lang w:val="zh_TW" w:bidi="zh_TW"/>
-          </w:rPr>
-          <w:rPr>
-            <w:color w:val="0000EE"/>
-            <w:u w:val="single"/>
-          </w:rPr>
-          <w:t>彌6:4</w:t>
-        </w:r>
-      </w:hyperlink>
-      <w:r>
-        <w:rPr>
-          <w:lang w:val="zh_TW" w:bidi="zh_TW"/>
-        </w:rPr>
-        <w:t>）。</w:t>
-      </w:r>
-    </w:p>
-    <w:p>
-      <w:pPr/>
-      <w:r>
-        <w:rPr>
-          <w:lang w:val="zh_TW" w:bidi="zh_TW"/>
-        </w:rPr>
-      </w:r>
-      <w:r>
-        <w:rPr>
-          <w:lang w:val="zh_TW" w:bidi="zh_TW"/>
-        </w:rPr>
-        <w:t>還有其他女人也過著忠心又勇敢的生活。底波拉是女先知，也是唯一被稱為以色列士師的女人（</w:t>
-      </w:r>
-      <w:hyperlink r:id="rId36">
-        <w:r>
-          <w:rPr>
-            <w:lang w:val="zh_TW" w:bidi="zh_TW"/>
-          </w:rPr>
-          <w:rPr>
-            <w:color w:val="0000EE"/>
-            <w:u w:val="single"/>
-          </w:rPr>
-          <w:t>士4–5章</w:t>
-        </w:r>
-      </w:hyperlink>
-      <w:r>
-        <w:rPr>
-          <w:lang w:val="zh_TW" w:bidi="zh_TW"/>
-        </w:rPr>
-        <w:t>）。以斯帖是一位希伯來女人，她成了波斯的王后，勇敢朝見亞哈隨魯王，使她的百姓得以脫離死亡。戶勒大是另一位女先知，當約西亞王開始帶領百姓歸向神時，戶勒大向王傳講神的信息（</w:t>
-      </w:r>
-      <w:hyperlink r:id="rId37">
-        <w:r>
-          <w:rPr>
-            <w:lang w:val="zh_TW" w:bidi="zh_TW"/>
-          </w:rPr>
-          <w:rPr>
-            <w:color w:val="0000EE"/>
-            <w:u w:val="single"/>
-          </w:rPr>
-          <w:t>代下34:22–28</w:t>
-        </w:r>
-      </w:hyperlink>
-      <w:r>
-        <w:rPr>
-          <w:lang w:val="zh_TW" w:bidi="zh_TW"/>
-        </w:rPr>
-        <w:t>）。這正是耶利米和西番雅的時代，雖然當時已有男先知，但神在那個時刻卻要藉著戶勒大說話。</w:t>
-      </w:r>
-    </w:p>
-    <w:p>
-      <w:pPr/>
-      <w:r>
-        <w:rPr>
-          <w:lang w:val="zh_TW" w:bidi="zh_TW"/>
-        </w:rPr>
-      </w:r>
-      <w:r>
-        <w:rPr>
-          <w:lang w:val="zh_TW" w:bidi="zh_TW"/>
-        </w:rPr>
-        <w:t>新約聖經也記載多位在公開事奉神的女人：</w:t>
-      </w:r>
-    </w:p>
-    <w:p>
-      <w:pPr>
-        <w:pStyle w:val="ListBullet"/>
-        <w:spacing w:line="240" w:lineRule="auto"/>
-        <w:ind w:left="720"/>
-      </w:pPr>
-      <w:r>
-        <w:rPr>
-          <w:lang w:val="zh_TW" w:bidi="zh_TW"/>
-        </w:rPr>
-      </w:r>
-      <w:r>
-        <w:rPr>
-          <w:lang w:val="zh_TW" w:bidi="zh_TW"/>
-        </w:rPr>
-        <w:t>腓利的女兒（她們是女先知）</w:t>
-      </w:r>
-    </w:p>
-    <w:p>
-      <w:pPr>
-        <w:pStyle w:val="ListBullet"/>
-        <w:spacing w:line="240" w:lineRule="auto"/>
-        <w:ind w:left="720"/>
-      </w:pPr>
-      <w:r>
-        <w:rPr>
-          <w:lang w:val="zh_TW" w:bidi="zh_TW"/>
-        </w:rPr>
-      </w:r>
-      <w:r>
-        <w:rPr>
-          <w:lang w:val="zh_TW" w:bidi="zh_TW"/>
-        </w:rPr>
-        <w:t>非比</w:t>
-      </w:r>
-    </w:p>
-    <w:p>
-      <w:pPr>
-        <w:pStyle w:val="ListBullet"/>
-        <w:spacing w:line="240" w:lineRule="auto"/>
-        <w:ind w:left="720"/>
-      </w:pPr>
-      <w:r>
-        <w:rPr>
-          <w:lang w:val="zh_TW" w:bidi="zh_TW"/>
-        </w:rPr>
-      </w:r>
-      <w:r>
-        <w:rPr>
-          <w:lang w:val="zh_TW" w:bidi="zh_TW"/>
-        </w:rPr>
-        <w:t>百基拉</w:t>
-      </w:r>
-    </w:p>
-    <w:p>
-      <w:pPr>
-        <w:pStyle w:val="ListBullet"/>
-        <w:spacing w:line="240" w:lineRule="auto"/>
-        <w:ind w:left="720"/>
-      </w:pPr>
-      <w:r>
-        <w:rPr>
-          <w:lang w:val="zh_TW" w:bidi="zh_TW"/>
-        </w:rPr>
-      </w:r>
-      <w:r>
-        <w:rPr>
-          <w:lang w:val="zh_TW" w:bidi="zh_TW"/>
-        </w:rPr>
-        <w:t>猶尼亞</w:t>
-      </w:r>
-    </w:p>
-    <w:p>
-      <w:pPr>
-        <w:pStyle w:val="ListBullet"/>
-        <w:spacing w:line="240" w:lineRule="auto"/>
-        <w:ind w:left="720"/>
-      </w:pPr>
-      <w:r>
-        <w:rPr>
-          <w:lang w:val="zh_TW" w:bidi="zh_TW"/>
-        </w:rPr>
-      </w:r>
-      <w:r>
-        <w:rPr>
-          <w:lang w:val="zh_TW" w:bidi="zh_TW"/>
-        </w:rPr>
-        <w:t>土非拿</w:t>
-      </w:r>
-    </w:p>
-    <w:p>
-      <w:pPr>
-        <w:pStyle w:val="ListBullet"/>
-        <w:spacing w:line="240" w:lineRule="auto"/>
-        <w:ind w:left="720"/>
-      </w:pPr>
-      <w:r>
-        <w:rPr>
-          <w:lang w:val="zh_TW" w:bidi="zh_TW"/>
-        </w:rPr>
-      </w:r>
-      <w:r>
-        <w:rPr>
-          <w:lang w:val="zh_TW" w:bidi="zh_TW"/>
-        </w:rPr>
-        <w:t>土富撒</w:t>
-      </w:r>
-    </w:p>
-    <w:p>
-      <w:pPr>
-        <w:pStyle w:val="ListBullet"/>
-        <w:spacing w:line="240" w:lineRule="auto"/>
-        <w:ind w:left="720"/>
-      </w:pPr>
-      <w:r>
-        <w:rPr>
-          <w:lang w:val="zh_TW" w:bidi="zh_TW"/>
-        </w:rPr>
-      </w:r>
-      <w:r>
-        <w:rPr>
-          <w:lang w:val="zh_TW" w:bidi="zh_TW"/>
-        </w:rPr>
-        <w:t>彼息</w:t>
-      </w:r>
-    </w:p>
-    <w:p>
-      <w:pPr>
-        <w:pStyle w:val="ListBullet"/>
-        <w:spacing w:line="240" w:lineRule="auto"/>
-        <w:ind w:left="720"/>
-      </w:pPr>
-      <w:r>
-        <w:rPr>
-          <w:lang w:val="zh_TW" w:bidi="zh_TW"/>
-        </w:rPr>
-      </w:r>
-      <w:r>
-        <w:rPr>
-          <w:lang w:val="zh_TW" w:bidi="zh_TW"/>
-        </w:rPr>
-        <w:t>友阿蝶</w:t>
-      </w:r>
-    </w:p>
-    <w:p>
-      <w:pPr>
-        <w:pStyle w:val="ListBullet"/>
-        <w:spacing w:line="240" w:lineRule="auto"/>
-        <w:ind w:left="720"/>
-      </w:pPr>
-      <w:r>
-        <w:rPr>
-          <w:lang w:val="zh_TW" w:bidi="zh_TW"/>
-        </w:rPr>
-      </w:r>
-      <w:r>
-        <w:rPr>
-          <w:lang w:val="zh_TW" w:bidi="zh_TW"/>
-        </w:rPr>
-        <w:t>循都基</w:t>
-      </w:r>
-    </w:p>
-    <w:p>
-      <w:pPr/>
-      <w:r>
-        <w:rPr>
-          <w:lang w:val="zh_TW" w:bidi="zh_TW"/>
-        </w:rPr>
-      </w:r>
-      <w:r>
-        <w:rPr>
-          <w:lang w:val="zh_TW" w:bidi="zh_TW"/>
-        </w:rPr>
-        <w:t>這些女人顯出先知約珥的預言，約珥曾說，有一天神的靈要澆灌在男女身上，他們都要說出神的話（</w:t>
-      </w:r>
-      <w:hyperlink r:id="rId38">
-        <w:r>
-          <w:rPr>
-            <w:lang w:val="zh_TW" w:bidi="zh_TW"/>
-          </w:rPr>
-          <w:rPr>
-            <w:color w:val="0000EE"/>
-            <w:u w:val="single"/>
-          </w:rPr>
-          <w:t>珥2:28–29</w:t>
-        </w:r>
-      </w:hyperlink>
-      <w:r>
-        <w:rPr>
-          <w:lang w:val="zh_TW" w:bidi="zh_TW"/>
-        </w:rPr>
-        <w:t>）。還有一些女人，如撒拉、路得和哈拿，她們在住處和家庭裡憑著信心事奉神。她們信靠神，並順服祂而生活。</w:t>
-      </w:r>
-    </w:p>
-    <w:p>
-      <w:pPr/>
-      <w:r>
-        <w:rPr>
-          <w:lang w:val="zh_TW" w:bidi="zh_TW"/>
-        </w:rPr>
-      </w:r>
-      <w:r>
-        <w:rPr>
-          <w:lang w:val="zh_TW" w:bidi="zh_TW"/>
-        </w:rPr>
-        <w:t>聖經中最受尊榮的女人，是耶穌的母親馬利亞。她信靠神，並生下救主。神讓夏娃的應許在馬利亞身上應驗；藉著她，那位戰勝人類仇敵的救主降生了。</w:t>
-      </w:r>
-    </w:p>
-    <w:p>
-      <w:pPr/>
-      <w:r>
-        <w:rPr>
-          <w:lang w:val="zh_TW" w:bidi="zh_TW"/>
-        </w:rPr>
-      </w:r>
-      <w:r>
-        <w:rPr>
-          <w:i/>
-          <w:lang w:val="zh_TW" w:bidi="zh_TW"/>
-        </w:rPr>
-        <w:t>另見</w:t>
-      </w:r>
       <w:r>
         <w:rPr>
           <w:lang w:val="zh_TW" w:bidi="zh_TW"/>
@@ -1325,13 +1261,31 @@
         <w:rPr>
           <w:lang w:val="zh_TW" w:bidi="zh_TW"/>
         </w:rPr>
-        <w:t>夏娃；</w:t>
-      </w:r>
-      <w:r>
-        <w:rPr>
-          <w:lang w:val="zh_TW" w:bidi="zh_TW"/>
-        </w:rPr>
-        <w:t>人</w:t>
+        <w:t>植物；</w:t>
+      </w:r>
+      <w:r>
+        <w:rPr>
+          <w:lang w:val="zh_TW" w:bidi="zh_TW"/>
+        </w:rPr>
+        <w:t>收割；</w:t>
+      </w:r>
+      <w:r>
+        <w:rPr>
+          <w:lang w:val="zh_TW" w:bidi="zh_TW"/>
+        </w:rPr>
+        <w:t>巴勒斯坦；</w:t>
+      </w:r>
+      <w:r>
+        <w:rPr>
+          <w:lang w:val="zh_TW" w:bidi="zh_TW"/>
+        </w:rPr>
+        <w:t>葡萄樹，葡萄園；</w:t>
+      </w:r>
+      <w:r>
+        <w:rPr>
+          <w:lang w:val="zh_TW" w:bidi="zh_TW"/>
+        </w:rPr>
+        <w:t>食物和食物準備</w:t>
       </w:r>
       <w:r>
         <w:rPr>

--- a/zht/docx/119.content.docx
+++ b/zht/docx/119.content.docx
@@ -364,36 +364,24 @@
         </w:rPr>
         <w:t>聖經最早提到的工作之一就是畜牧。亞伯（</w:t>
       </w:r>
-      <w:hyperlink r:id="rId13">
-        <w:r>
-          <w:rPr>
-            <w:lang w:val="zh_TW" w:bidi="zh_TW"/>
-          </w:rPr>
-          <w:rPr>
-            <w:color w:val="0000EE"/>
-            <w:u w:val="single"/>
-          </w:rPr>
-          <w:t>創4:2</w:t>
-        </w:r>
-      </w:hyperlink>
+      <w:r>
+        <w:rPr>
+          <w:lang w:val="zh_TW" w:bidi="zh_TW"/>
+        </w:rPr>
+        <w:t>創4:2</w:t>
+      </w:r>
       <w:r>
         <w:rPr>
           <w:lang w:val="zh_TW" w:bidi="zh_TW"/>
         </w:rPr>
         <w:t>）和雅八（</w:t>
       </w:r>
-      <w:hyperlink r:id="rId14">
-        <w:r>
-          <w:rPr>
-            <w:lang w:val="zh_TW" w:bidi="zh_TW"/>
-          </w:rPr>
-          <w:rPr>
-            <w:color w:val="0000EE"/>
-            <w:u w:val="single"/>
-          </w:rPr>
-          <w:t>創4:20</w:t>
-        </w:r>
-      </w:hyperlink>
+      <w:r>
+        <w:rPr>
+          <w:lang w:val="zh_TW" w:bidi="zh_TW"/>
+        </w:rPr>
+        <w:t>創4:20</w:t>
+      </w:r>
       <w:r>
         <w:rPr>
           <w:lang w:val="zh_TW" w:bidi="zh_TW"/>
@@ -414,54 +402,36 @@
         </w:rPr>
         <w:t>亞伯拉罕、以撒與雅各主要從事畜牧，讓他們的羊群與牛群在公有土地上吃草，他們通常不耕地。雅各與他的兒子們去到埃及時，仍以牧羊為生（</w:t>
       </w:r>
-      <w:hyperlink r:id="rId15">
-        <w:r>
-          <w:rPr>
-            <w:lang w:val="zh_TW" w:bidi="zh_TW"/>
-          </w:rPr>
-          <w:rPr>
-            <w:color w:val="0000EE"/>
-            <w:u w:val="single"/>
-          </w:rPr>
-          <w:t>創47:3</w:t>
-        </w:r>
-      </w:hyperlink>
+      <w:r>
+        <w:rPr>
+          <w:lang w:val="zh_TW" w:bidi="zh_TW"/>
+        </w:rPr>
+        <w:t>創47:3</w:t>
+      </w:r>
       <w:r>
         <w:rPr>
           <w:lang w:val="zh_TW" w:bidi="zh_TW"/>
         </w:rPr>
         <w:t>）。後來，呂便支派、迦得支派與瑪拿西半支派在約旦河東，仍然維持這種生活方式（</w:t>
       </w:r>
-      <w:hyperlink r:id="rId16">
-        <w:r>
-          <w:rPr>
-            <w:lang w:val="zh_TW" w:bidi="zh_TW"/>
-          </w:rPr>
-          <w:rPr>
-            <w:color w:val="0000EE"/>
-            <w:u w:val="single"/>
-          </w:rPr>
-          <w:t>民32:1</w:t>
-        </w:r>
-      </w:hyperlink>
+      <w:r>
+        <w:rPr>
+          <w:lang w:val="zh_TW" w:bidi="zh_TW"/>
+        </w:rPr>
+        <w:t>民32:1</w:t>
+      </w:r>
       <w:r>
         <w:rPr>
           <w:lang w:val="zh_TW" w:bidi="zh_TW"/>
         </w:rPr>
         <w:t>），而住在巴勒斯坦西部山地的某些支派亦同樣維持這種生活方式（</w:t>
       </w:r>
-      <w:hyperlink r:id="rId17">
-        <w:r>
-          <w:rPr>
-            <w:lang w:val="zh_TW" w:bidi="zh_TW"/>
-          </w:rPr>
-          <w:rPr>
-            <w:color w:val="0000EE"/>
-            <w:u w:val="single"/>
-          </w:rPr>
-          <w:t>撒上25:2</w:t>
-        </w:r>
-      </w:hyperlink>
+      <w:r>
+        <w:rPr>
+          <w:lang w:val="zh_TW" w:bidi="zh_TW"/>
+        </w:rPr>
+        <w:t>撒上25:2</w:t>
+      </w:r>
       <w:r>
         <w:rPr>
           <w:lang w:val="zh_TW" w:bidi="zh_TW"/>
@@ -493,72 +463,48 @@
         </w:rPr>
         <w:t>大多數專家認為，以色列人在進入應許之地並與迦南人接觸後，從迦南人那裡學會耕種。雖然在此之前已知有人種植五穀，例如該隱是農夫或「種地的」（</w:t>
       </w:r>
-      <w:hyperlink r:id="rId13">
-        <w:r>
-          <w:rPr>
-            <w:lang w:val="zh_TW" w:bidi="zh_TW"/>
-          </w:rPr>
-          <w:rPr>
-            <w:color w:val="0000EE"/>
-            <w:u w:val="single"/>
-          </w:rPr>
-          <w:t>創4:2</w:t>
-        </w:r>
-      </w:hyperlink>
+      <w:r>
+        <w:rPr>
+          <w:lang w:val="zh_TW" w:bidi="zh_TW"/>
+        </w:rPr>
+        <w:t>創4:2</w:t>
+      </w:r>
       <w:r>
         <w:rPr>
           <w:lang w:val="zh_TW" w:bidi="zh_TW"/>
         </w:rPr>
         <w:t>），但並不清楚他所種的具體是甚麼。考古學家在近東地區，發現大約公元前6800年已有五穀農耕的證據。以撒在基拉耳撒種五穀（</w:t>
       </w:r>
-      <w:hyperlink r:id="rId18">
-        <w:r>
-          <w:rPr>
-            <w:lang w:val="zh_TW" w:bidi="zh_TW"/>
-          </w:rPr>
-          <w:rPr>
-            <w:color w:val="0000EE"/>
-            <w:u w:val="single"/>
-          </w:rPr>
-          <w:t>創26:12</w:t>
-        </w:r>
-      </w:hyperlink>
+      <w:r>
+        <w:rPr>
+          <w:lang w:val="zh_TW" w:bidi="zh_TW"/>
+        </w:rPr>
+        <w:t>創26:12</w:t>
+      </w:r>
       <w:r>
         <w:rPr>
           <w:lang w:val="zh_TW" w:bidi="zh_TW"/>
         </w:rPr>
         <w:t>），而約瑟夢見禾捆（</w:t>
       </w:r>
-      <w:hyperlink r:id="rId19">
-        <w:r>
-          <w:rPr>
-            <w:lang w:val="zh_TW" w:bidi="zh_TW"/>
-          </w:rPr>
-          <w:rPr>
-            <w:color w:val="0000EE"/>
-            <w:u w:val="single"/>
-          </w:rPr>
-          <w:t>創37:6</w:t>
-        </w:r>
-      </w:hyperlink>
+      <w:r>
+        <w:rPr>
+          <w:lang w:val="zh_TW" w:bidi="zh_TW"/>
+        </w:rPr>
+        <w:t>創37:6</w:t>
+      </w:r>
       <w:r>
         <w:rPr>
           <w:lang w:val="zh_TW" w:bidi="zh_TW"/>
         </w:rPr>
         <w:t>–</w:t>
       </w:r>
-      <w:hyperlink r:id="rId19">
-        <w:r>
-          <w:rPr>
-            <w:lang w:val="zh_TW" w:bidi="zh_TW"/>
-          </w:rPr>
-          <w:rPr>
-            <w:color w:val="0000EE"/>
-            <w:u w:val="single"/>
-          </w:rPr>
-          <w:t>7</w:t>
-        </w:r>
-      </w:hyperlink>
+      <w:r>
+        <w:rPr>
+          <w:lang w:val="zh_TW" w:bidi="zh_TW"/>
+        </w:rPr>
+        <w:t>7</w:t>
+      </w:r>
       <w:r>
         <w:rPr>
           <w:lang w:val="zh_TW" w:bidi="zh_TW"/>
@@ -579,54 +525,36 @@
         </w:rPr>
         <w:t>然而，真正教導以色列人如何種植五穀的是迦南人。約書亞與迦勒在加低斯·巴尼亞向以色列人回報，說迦南地很豐饒（</w:t>
       </w:r>
-      <w:hyperlink r:id="rId20">
-        <w:r>
-          <w:rPr>
-            <w:lang w:val="zh_TW" w:bidi="zh_TW"/>
-          </w:rPr>
-          <w:rPr>
-            <w:color w:val="0000EE"/>
-            <w:u w:val="single"/>
-          </w:rPr>
-          <w:t>民13:26</w:t>
-        </w:r>
-      </w:hyperlink>
+      <w:r>
+        <w:rPr>
+          <w:lang w:val="zh_TW" w:bidi="zh_TW"/>
+        </w:rPr>
+        <w:t>民13:26</w:t>
+      </w:r>
       <w:r>
         <w:rPr>
           <w:lang w:val="zh_TW" w:bidi="zh_TW"/>
         </w:rPr>
         <w:t>），被征服的迦南人很可能協助以色列人學習農耕技術。以色列人與迦南人密切來往，也可能導致他們不斷拜偶像（</w:t>
       </w:r>
-      <w:hyperlink r:id="rId21">
-        <w:r>
-          <w:rPr>
-            <w:lang w:val="zh_TW" w:bidi="zh_TW"/>
-          </w:rPr>
-          <w:rPr>
-            <w:color w:val="0000EE"/>
-            <w:u w:val="single"/>
-          </w:rPr>
-          <w:t>士9:27</w:t>
-        </w:r>
-      </w:hyperlink>
+      <w:r>
+        <w:rPr>
+          <w:lang w:val="zh_TW" w:bidi="zh_TW"/>
+        </w:rPr>
+        <w:t>士9:27</w:t>
+      </w:r>
       <w:r>
         <w:rPr>
           <w:lang w:val="zh_TW" w:bidi="zh_TW"/>
         </w:rPr>
         <w:t>）。我們不清楚他們由遊牧生活變成定居生活的過程需時多久；有些支派一直保持遊牧，但到了列王時期，許多以色列人已經在耕作土地（</w:t>
       </w:r>
-      <w:hyperlink r:id="rId22">
-        <w:r>
-          <w:rPr>
-            <w:lang w:val="zh_TW" w:bidi="zh_TW"/>
-          </w:rPr>
-          <w:rPr>
-            <w:color w:val="0000EE"/>
-            <w:u w:val="single"/>
-          </w:rPr>
-          <w:t>撒下14:30</w:t>
-        </w:r>
-      </w:hyperlink>
+      <w:r>
+        <w:rPr>
+          <w:lang w:val="zh_TW" w:bidi="zh_TW"/>
+        </w:rPr>
+        <w:t>撒下14:30</w:t>
+      </w:r>
       <w:r>
         <w:rPr>
           <w:lang w:val="zh_TW" w:bidi="zh_TW"/>
@@ -647,72 +575,48 @@
         </w:rPr>
         <w:t>小麥是最重要的農作物之一。所羅門將大量的小麥、大麥與油送給希蘭（</w:t>
       </w:r>
-      <w:hyperlink r:id="rId23">
-        <w:r>
-          <w:rPr>
-            <w:lang w:val="zh_TW" w:bidi="zh_TW"/>
-          </w:rPr>
-          <w:rPr>
-            <w:color w:val="0000EE"/>
-            <w:u w:val="single"/>
-          </w:rPr>
-          <w:t>代下2:10</w:t>
-        </w:r>
-      </w:hyperlink>
+      <w:r>
+        <w:rPr>
+          <w:lang w:val="zh_TW" w:bidi="zh_TW"/>
+        </w:rPr>
+        <w:t>代下2:10</w:t>
+      </w:r>
       <w:r>
         <w:rPr>
           <w:lang w:val="zh_TW" w:bidi="zh_TW"/>
         </w:rPr>
         <w:t>），小麥亦持續成為主要出口產品（</w:t>
       </w:r>
-      <w:hyperlink r:id="rId24">
-        <w:r>
-          <w:rPr>
-            <w:lang w:val="zh_TW" w:bidi="zh_TW"/>
-          </w:rPr>
-          <w:rPr>
-            <w:color w:val="0000EE"/>
-            <w:u w:val="single"/>
-          </w:rPr>
-          <w:t>結27:17</w:t>
-        </w:r>
-      </w:hyperlink>
+      <w:r>
+        <w:rPr>
+          <w:lang w:val="zh_TW" w:bidi="zh_TW"/>
+        </w:rPr>
+        <w:t>結27:17</w:t>
+      </w:r>
       <w:r>
         <w:rPr>
           <w:lang w:val="zh_TW" w:bidi="zh_TW"/>
         </w:rPr>
         <w:t>）。大麥是第二重要的作物，早期是餅的主要原料（</w:t>
       </w:r>
-      <w:hyperlink r:id="rId25">
-        <w:r>
-          <w:rPr>
-            <w:lang w:val="zh_TW" w:bidi="zh_TW"/>
-          </w:rPr>
-          <w:rPr>
-            <w:color w:val="0000EE"/>
-            <w:u w:val="single"/>
-          </w:rPr>
-          <w:t>士7:13</w:t>
-        </w:r>
-      </w:hyperlink>
+      <w:r>
+        <w:rPr>
+          <w:lang w:val="zh_TW" w:bidi="zh_TW"/>
+        </w:rPr>
+        <w:t>士7:13</w:t>
+      </w:r>
       <w:r>
         <w:rPr>
           <w:lang w:val="zh_TW" w:bidi="zh_TW"/>
         </w:rPr>
         <w:t>），後來成為較貧窮者的重要食物（</w:t>
       </w:r>
-      <w:hyperlink r:id="rId26">
-        <w:r>
-          <w:rPr>
-            <w:lang w:val="zh_TW" w:bidi="zh_TW"/>
-          </w:rPr>
-          <w:rPr>
-            <w:color w:val="0000EE"/>
-            <w:u w:val="single"/>
-          </w:rPr>
-          <w:t>約6:9、13</w:t>
-        </w:r>
-      </w:hyperlink>
+      <w:r>
+        <w:rPr>
+          <w:lang w:val="zh_TW" w:bidi="zh_TW"/>
+        </w:rPr>
+        <w:t>約6:9、13</w:t>
+      </w:r>
       <w:r>
         <w:rPr>
           <w:lang w:val="zh_TW" w:bidi="zh_TW"/>
@@ -733,72 +637,48 @@
         </w:rPr>
         <w:t>其它田間作物包括豆子與紅豆（</w:t>
       </w:r>
-      <w:hyperlink r:id="rId27">
-        <w:r>
-          <w:rPr>
-            <w:lang w:val="zh_TW" w:bidi="zh_TW"/>
-          </w:rPr>
-          <w:rPr>
-            <w:color w:val="0000EE"/>
-            <w:u w:val="single"/>
-          </w:rPr>
-          <w:t>撒下17:28</w:t>
-        </w:r>
-      </w:hyperlink>
+      <w:r>
+        <w:rPr>
+          <w:lang w:val="zh_TW" w:bidi="zh_TW"/>
+        </w:rPr>
+        <w:t>撒下17:28</w:t>
+      </w:r>
       <w:r>
         <w:rPr>
           <w:lang w:val="zh_TW" w:bidi="zh_TW"/>
         </w:rPr>
         <w:t>），這些作物會磨成麵，有時用來做餅（</w:t>
       </w:r>
-      <w:hyperlink r:id="rId28">
-        <w:r>
-          <w:rPr>
-            <w:lang w:val="zh_TW" w:bidi="zh_TW"/>
-          </w:rPr>
-          <w:rPr>
-            <w:color w:val="0000EE"/>
-            <w:u w:val="single"/>
-          </w:rPr>
-          <w:t>結4:9</w:t>
-        </w:r>
-      </w:hyperlink>
+      <w:r>
+        <w:rPr>
+          <w:lang w:val="zh_TW" w:bidi="zh_TW"/>
+        </w:rPr>
+        <w:t>結4:9</w:t>
+      </w:r>
       <w:r>
         <w:rPr>
           <w:lang w:val="zh_TW" w:bidi="zh_TW"/>
         </w:rPr>
         <w:t>）。韭菜、蒜、蔥用作調味，而大茴香、芫荽、小茴香、薄荷、芸香與芥菜用作香料。麻十分重要（</w:t>
       </w:r>
-      <w:hyperlink r:id="rId29">
-        <w:r>
-          <w:rPr>
-            <w:lang w:val="zh_TW" w:bidi="zh_TW"/>
-          </w:rPr>
-          <w:rPr>
-            <w:color w:val="0000EE"/>
-            <w:u w:val="single"/>
-          </w:rPr>
-          <w:t>書2:6</w:t>
-        </w:r>
-      </w:hyperlink>
+      <w:r>
+        <w:rPr>
+          <w:lang w:val="zh_TW" w:bidi="zh_TW"/>
+        </w:rPr>
+        <w:t>書2:6</w:t>
+      </w:r>
       <w:r>
         <w:rPr>
           <w:lang w:val="zh_TW" w:bidi="zh_TW"/>
         </w:rPr>
         <w:t>）。當時亦有種植少量棉花（</w:t>
       </w:r>
-      <w:hyperlink r:id="rId30">
-        <w:r>
-          <w:rPr>
-            <w:lang w:val="zh_TW" w:bidi="zh_TW"/>
-          </w:rPr>
-          <w:rPr>
-            <w:color w:val="0000EE"/>
-            <w:u w:val="single"/>
-          </w:rPr>
-          <w:t>賽19:9</w:t>
-        </w:r>
-      </w:hyperlink>
+      <w:r>
+        <w:rPr>
+          <w:lang w:val="zh_TW" w:bidi="zh_TW"/>
+        </w:rPr>
+        <w:t>賽19:9</w:t>
+      </w:r>
       <w:r>
         <w:rPr>
           <w:lang w:val="zh_TW" w:bidi="zh_TW"/>
@@ -855,36 +735,24 @@
         </w:rPr>
         <w:t>整個聖經時代，大部分務農工作都由農夫自己完成。他們在開始種植前，要先清理土地上的樹林（</w:t>
       </w:r>
-      <w:hyperlink r:id="rId31">
-        <w:r>
-          <w:rPr>
-            <w:lang w:val="zh_TW" w:bidi="zh_TW"/>
-          </w:rPr>
-          <w:rPr>
-            <w:color w:val="0000EE"/>
-            <w:u w:val="single"/>
-          </w:rPr>
-          <w:t>書17:18</w:t>
-        </w:r>
-      </w:hyperlink>
+      <w:r>
+        <w:rPr>
+          <w:lang w:val="zh_TW" w:bidi="zh_TW"/>
+        </w:rPr>
+        <w:t>書17:18</w:t>
+      </w:r>
       <w:r>
         <w:rPr>
           <w:lang w:val="zh_TW" w:bidi="zh_TW"/>
         </w:rPr>
         <w:t>）、石頭（</w:t>
       </w:r>
-      <w:hyperlink r:id="rId32">
-        <w:r>
-          <w:rPr>
-            <w:lang w:val="zh_TW" w:bidi="zh_TW"/>
-          </w:rPr>
-          <w:rPr>
-            <w:color w:val="0000EE"/>
-            <w:u w:val="single"/>
-          </w:rPr>
-          <w:t>賽5:2</w:t>
-        </w:r>
-      </w:hyperlink>
+      <w:r>
+        <w:rPr>
+          <w:lang w:val="zh_TW" w:bidi="zh_TW"/>
+        </w:rPr>
+        <w:t>賽5:2</w:t>
+      </w:r>
       <w:r>
         <w:rPr>
           <w:lang w:val="zh_TW" w:bidi="zh_TW"/>
@@ -905,54 +773,36 @@
         </w:rPr>
         <w:t>農夫為了耕地，會用牛或母牛拉動非常簡單的犁（</w:t>
       </w:r>
-      <w:hyperlink r:id="rId33">
-        <w:r>
-          <w:rPr>
-            <w:lang w:val="zh_TW" w:bidi="zh_TW"/>
-          </w:rPr>
-          <w:rPr>
-            <w:color w:val="0000EE"/>
-            <w:u w:val="single"/>
-          </w:rPr>
-          <w:t>士14:18</w:t>
-        </w:r>
-      </w:hyperlink>
+      <w:r>
+        <w:rPr>
+          <w:lang w:val="zh_TW" w:bidi="zh_TW"/>
+        </w:rPr>
+        <w:t>士14:18</w:t>
+      </w:r>
       <w:r>
         <w:rPr>
           <w:lang w:val="zh_TW" w:bidi="zh_TW"/>
         </w:rPr>
         <w:t>；</w:t>
       </w:r>
-      <w:hyperlink r:id="rId34">
-        <w:r>
-          <w:rPr>
-            <w:lang w:val="zh_TW" w:bidi="zh_TW"/>
-          </w:rPr>
-          <w:rPr>
-            <w:color w:val="0000EE"/>
-            <w:u w:val="single"/>
-          </w:rPr>
-          <w:t>摩6:12</w:t>
-        </w:r>
-      </w:hyperlink>
+      <w:r>
+        <w:rPr>
+          <w:lang w:val="zh_TW" w:bidi="zh_TW"/>
+        </w:rPr>
+        <w:t>摩6:12</w:t>
+      </w:r>
       <w:r>
         <w:rPr>
           <w:lang w:val="zh_TW" w:bidi="zh_TW"/>
         </w:rPr>
         <w:t>），有時亦會用驢（</w:t>
       </w:r>
-      <w:hyperlink r:id="rId35">
-        <w:r>
-          <w:rPr>
-            <w:lang w:val="zh_TW" w:bidi="zh_TW"/>
-          </w:rPr>
-          <w:rPr>
-            <w:color w:val="0000EE"/>
-            <w:u w:val="single"/>
-          </w:rPr>
-          <w:t>申22:10</w:t>
-        </w:r>
-      </w:hyperlink>
+      <w:r>
+        <w:rPr>
+          <w:lang w:val="zh_TW" w:bidi="zh_TW"/>
+        </w:rPr>
+        <w:t>申22:10</w:t>
+      </w:r>
       <w:r>
         <w:rPr>
           <w:lang w:val="zh_TW" w:bidi="zh_TW"/>
@@ -973,18 +823,12 @@
         </w:rPr>
         <w:t>聖經時代的農具幾乎沒有甚麼改變。犁是一件簡單的J形硬木工具，一端繫在牛身上，另一端由操作者扶著。這件基本工具只能翻鬆四至五英吋（10到13公分）的土壤。以色列人出埃及後，犁頭開始用鐵來製作（</w:t>
       </w:r>
-      <w:hyperlink r:id="rId36">
-        <w:r>
-          <w:rPr>
-            <w:lang w:val="zh_TW" w:bidi="zh_TW"/>
-          </w:rPr>
-          <w:rPr>
-            <w:color w:val="0000EE"/>
-            <w:u w:val="single"/>
-          </w:rPr>
-          <w:t>撒上13:20</w:t>
-        </w:r>
-      </w:hyperlink>
+      <w:r>
+        <w:rPr>
+          <w:lang w:val="zh_TW" w:bidi="zh_TW"/>
+        </w:rPr>
+        <w:t>撒上13:20</w:t>
+      </w:r>
       <w:r>
         <w:rPr>
           <w:lang w:val="zh_TW" w:bidi="zh_TW"/>
@@ -1005,18 +849,12 @@
         </w:rPr>
         <w:t>巴勒斯坦的農地很少使用肥料。律法規定土地每逢第七年要休耕，好讓土壤的水分與養分得以恢復。由於糞便主要用作燃料，所以給田地施糞作為肥料的做法並不常見。然而，聖經提到有人在樹的周圍施糞（</w:t>
       </w:r>
-      <w:hyperlink r:id="rId37">
-        <w:r>
-          <w:rPr>
-            <w:lang w:val="zh_TW" w:bidi="zh_TW"/>
-          </w:rPr>
-          <w:rPr>
-            <w:color w:val="0000EE"/>
-            <w:u w:val="single"/>
-          </w:rPr>
-          <w:t>路13:8</w:t>
-        </w:r>
-      </w:hyperlink>
+      <w:r>
+        <w:rPr>
+          <w:lang w:val="zh_TW" w:bidi="zh_TW"/>
+        </w:rPr>
+        <w:t>路13:8</w:t>
+      </w:r>
       <w:r>
         <w:rPr>
           <w:lang w:val="zh_TW" w:bidi="zh_TW"/>
@@ -1048,18 +886,12 @@
         </w:rPr>
         <w:t>播種在雨季開始時進行，收割則在雨季結束時開始。收割通常至少持續七個星期。有些作物（如豆類）要連根拔起，另一些（如某些五穀）要用鋤頭挖掘。不過大部分作物都是用鐮刀割下。考古學家發現一些鐵製鐮刀，刀刃上鑲有燧石。收割後的五穀會捆成禾捆（</w:t>
       </w:r>
-      <w:hyperlink r:id="rId38">
-        <w:r>
-          <w:rPr>
-            <w:lang w:val="zh_TW" w:bidi="zh_TW"/>
-          </w:rPr>
-          <w:rPr>
-            <w:color w:val="0000EE"/>
-            <w:u w:val="single"/>
-          </w:rPr>
-          <w:t>詩126:6</w:t>
-        </w:r>
-      </w:hyperlink>
+      <w:r>
+        <w:rPr>
+          <w:lang w:val="zh_TW" w:bidi="zh_TW"/>
+        </w:rPr>
+        <w:t>詩126:6</w:t>
+      </w:r>
       <w:r>
         <w:rPr>
           <w:lang w:val="zh_TW" w:bidi="zh_TW"/>
@@ -1080,156 +912,102 @@
         </w:rPr>
         <w:t>少量的五穀、小茴香、大茴香與其它細小作物會用甩棒敲打（</w:t>
       </w:r>
-      <w:hyperlink r:id="rId39">
-        <w:r>
-          <w:rPr>
-            <w:lang w:val="zh_TW" w:bidi="zh_TW"/>
-          </w:rPr>
-          <w:rPr>
-            <w:color w:val="0000EE"/>
-            <w:u w:val="single"/>
-          </w:rPr>
-          <w:t>士6:11</w:t>
-        </w:r>
-      </w:hyperlink>
+      <w:r>
+        <w:rPr>
+          <w:lang w:val="zh_TW" w:bidi="zh_TW"/>
+        </w:rPr>
+        <w:t>士6:11</w:t>
+      </w:r>
       <w:r>
         <w:rPr>
           <w:lang w:val="zh_TW" w:bidi="zh_TW"/>
         </w:rPr>
         <w:t>；</w:t>
       </w:r>
-      <w:hyperlink r:id="rId40">
-        <w:r>
-          <w:rPr>
-            <w:lang w:val="zh_TW" w:bidi="zh_TW"/>
-          </w:rPr>
-          <w:rPr>
-            <w:color w:val="0000EE"/>
-            <w:u w:val="single"/>
-          </w:rPr>
-          <w:t>得2:17</w:t>
-        </w:r>
-      </w:hyperlink>
+      <w:r>
+        <w:rPr>
+          <w:lang w:val="zh_TW" w:bidi="zh_TW"/>
+        </w:rPr>
+        <w:t>得2:17</w:t>
+      </w:r>
       <w:r>
         <w:rPr>
           <w:lang w:val="zh_TW" w:bidi="zh_TW"/>
         </w:rPr>
         <w:t>）。大部分五穀是在較高的打穀場上處理，好讓風把糠秕吹走。常見的方法是先把鬆散的禾稈攤開，再讓牛在上面走動，使穀粒脫落。有時會用加了石頭的重工具拖過禾稈（</w:t>
       </w:r>
-      <w:hyperlink r:id="rId41">
-        <w:r>
-          <w:rPr>
-            <w:lang w:val="zh_TW" w:bidi="zh_TW"/>
-          </w:rPr>
-          <w:rPr>
-            <w:color w:val="0000EE"/>
-            <w:u w:val="single"/>
-          </w:rPr>
-          <w:t>賽28:27，</w:t>
-        </w:r>
-      </w:hyperlink>
-      <w:hyperlink r:id="rId42">
-        <w:r>
-          <w:rPr>
-            <w:lang w:val="zh_TW" w:bidi="zh_TW"/>
-          </w:rPr>
-          <w:rPr>
-            <w:color w:val="0000EE"/>
-            <w:u w:val="single"/>
-          </w:rPr>
-          <w:t>41:15</w:t>
-        </w:r>
-      </w:hyperlink>
+      <w:r>
+        <w:rPr>
+          <w:lang w:val="zh_TW" w:bidi="zh_TW"/>
+        </w:rPr>
+        <w:t>賽28:27，</w:t>
+      </w:r>
+      <w:r>
+        <w:rPr>
+          <w:lang w:val="zh_TW" w:bidi="zh_TW"/>
+        </w:rPr>
+        <w:t>41:15</w:t>
+      </w:r>
       <w:r>
         <w:rPr>
           <w:lang w:val="zh_TW" w:bidi="zh_TW"/>
         </w:rPr>
         <w:t>），操作者會站在那些工具上駕著它們。隨後，人們會用一種稱為「簸揚（winnowing）」的工序，把糠秕和穀粒分開，他們用叉子或木杴把混合物拋到空中（</w:t>
       </w:r>
-      <w:hyperlink r:id="rId43">
-        <w:r>
-          <w:rPr>
-            <w:lang w:val="zh_TW" w:bidi="zh_TW"/>
-          </w:rPr>
-          <w:rPr>
-            <w:color w:val="0000EE"/>
-            <w:u w:val="single"/>
-          </w:rPr>
-          <w:t>賽30:24</w:t>
-        </w:r>
-      </w:hyperlink>
+      <w:r>
+        <w:rPr>
+          <w:lang w:val="zh_TW" w:bidi="zh_TW"/>
+        </w:rPr>
+        <w:t>賽30:24</w:t>
+      </w:r>
       <w:r>
         <w:rPr>
           <w:lang w:val="zh_TW" w:bidi="zh_TW"/>
         </w:rPr>
         <w:t>；</w:t>
       </w:r>
-      <w:hyperlink r:id="rId44">
-        <w:r>
-          <w:rPr>
-            <w:lang w:val="zh_TW" w:bidi="zh_TW"/>
-          </w:rPr>
-          <w:rPr>
-            <w:color w:val="0000EE"/>
-            <w:u w:val="single"/>
-          </w:rPr>
-          <w:t>耶15:7</w:t>
-        </w:r>
-      </w:hyperlink>
+      <w:r>
+        <w:rPr>
+          <w:lang w:val="zh_TW" w:bidi="zh_TW"/>
+        </w:rPr>
+        <w:t>耶15:7</w:t>
+      </w:r>
       <w:r>
         <w:rPr>
           <w:lang w:val="zh_TW" w:bidi="zh_TW"/>
         </w:rPr>
         <w:t>）。較輕的糠秕被風吹走，而較重的穀粒落到地上。糠秕會被燒掉或用來餵牲畜。穀粒會再過篩（</w:t>
       </w:r>
-      <w:hyperlink r:id="rId45">
-        <w:r>
-          <w:rPr>
-            <w:lang w:val="zh_TW" w:bidi="zh_TW"/>
-          </w:rPr>
-          <w:rPr>
-            <w:color w:val="0000EE"/>
-            <w:u w:val="single"/>
-          </w:rPr>
-          <w:t>摩9:9</w:t>
-        </w:r>
-      </w:hyperlink>
+      <w:r>
+        <w:rPr>
+          <w:lang w:val="zh_TW" w:bidi="zh_TW"/>
+        </w:rPr>
+        <w:t>摩9:9</w:t>
+      </w:r>
       <w:r>
         <w:rPr>
           <w:lang w:val="zh_TW" w:bidi="zh_TW"/>
         </w:rPr>
         <w:t>），聚成堆，之後收藏在田裡的覆蓋地窖（</w:t>
       </w:r>
-      <w:hyperlink r:id="rId46">
-        <w:r>
-          <w:rPr>
-            <w:lang w:val="zh_TW" w:bidi="zh_TW"/>
-          </w:rPr>
-          <w:rPr>
-            <w:color w:val="0000EE"/>
-            <w:u w:val="single"/>
-          </w:rPr>
-          <w:t>耶41:8</w:t>
-        </w:r>
-      </w:hyperlink>
+      <w:r>
+        <w:rPr>
+          <w:lang w:val="zh_TW" w:bidi="zh_TW"/>
+        </w:rPr>
+        <w:t>耶41:8</w:t>
+      </w:r>
       <w:r>
         <w:rPr>
           <w:lang w:val="zh_TW" w:bidi="zh_TW"/>
         </w:rPr>
         <w:t>），有時則收藏在穀倉裡（</w:t>
       </w:r>
-      <w:hyperlink r:id="rId47">
-        <w:r>
-          <w:rPr>
-            <w:lang w:val="zh_TW" w:bidi="zh_TW"/>
-          </w:rPr>
-          <w:rPr>
-            <w:color w:val="0000EE"/>
-            <w:u w:val="single"/>
-          </w:rPr>
-          <w:t>申28:8</w:t>
-        </w:r>
-      </w:hyperlink>
+      <w:r>
+        <w:rPr>
+          <w:lang w:val="zh_TW" w:bidi="zh_TW"/>
+        </w:rPr>
+        <w:t>申28:8</w:t>
+      </w:r>
       <w:r>
         <w:rPr>
           <w:lang w:val="zh_TW" w:bidi="zh_TW"/>
